--- a/古文今讀111-120.docx
+++ b/古文今讀111-120.docx
@@ -6111,6 +6111,474 @@
         <w:t xml:space="preserve"/>
       </w:r>
     </w:p>
+    <w:p>
+      <w:pPr>
+        <w:pStyle w:val="Heading1"/>
+        <w:spacing w:after="80" w:before="240"/>
+      </w:pPr>
+      <w:r>
+        <w:rPr>
+          <w:rFonts w:ascii="Microsoft JhengHei" w:eastAsia="Microsoft JhengHei"/>
+          <w:b/>
+          <w:bCs/>
+          <w:color w:val="0B7285"/>
+          <w:sz w:val="30"/>
+          <w:szCs w:val="30"/>
+        </w:rPr>
+        <w:t xml:space="preserve">虛字測驗</w:t>
+      </w:r>
+    </w:p>
+    <w:p>
+      <w:pPr>
+        <w:spacing w:after="60"/>
+      </w:pPr>
+      <w:r>
+        <w:rPr>
+          <w:rFonts w:ascii="Microsoft JhengHei" w:eastAsia="Microsoft JhengHei"/>
+        </w:rPr>
+        <w:t xml:space="preserve">(   ) 1. 無「緣」無故 的「緣」,意思是?</w:t>
+      </w:r>
+    </w:p>
+    <w:p>
+      <w:pPr>
+        <w:spacing w:after="60"/>
+        <w:ind w:left="360"/>
+      </w:pPr>
+      <w:r>
+        <w:rPr>
+          <w:rFonts w:ascii="Microsoft JhengHei" w:eastAsia="Microsoft JhengHei"/>
+        </w:rPr>
+        <w:t xml:space="preserve">(A)(支架)垮落　(B)漲、漫出,為「溢」之本字　(C)(底部)脫落　(D)原因、理由</w:t>
+      </w:r>
+    </w:p>
+    <w:p>
+      <w:pPr>
+        <w:spacing w:after="60"/>
+      </w:pPr>
+      <w:r>
+        <w:rPr>
+          <w:rFonts w:ascii="Microsoft JhengHei" w:eastAsia="Microsoft JhengHei"/>
+        </w:rPr>
+        <w:t xml:space="preserve">(   ) 2. 「緣」份 的「緣」,意思是?</w:t>
+      </w:r>
+    </w:p>
+    <w:p>
+      <w:pPr>
+        <w:spacing w:after="60"/>
+        <w:ind w:left="360"/>
+      </w:pPr>
+      <w:r>
+        <w:rPr>
+          <w:rFonts w:ascii="Microsoft JhengHei" w:eastAsia="Microsoft JhengHei"/>
+        </w:rPr>
+        <w:t xml:space="preserve">(A)攀爬(比喻用錯方法,徒勞無功)　(B)凹陷　(C)幫助、補助　(D)人與人或事物之間遇合的機會</w:t>
+      </w:r>
+    </w:p>
+    <w:p>
+      <w:pPr>
+        <w:spacing w:after="60"/>
+      </w:pPr>
+      <w:r>
+        <w:rPr>
+          <w:rFonts w:ascii="Microsoft JhengHei" w:eastAsia="Microsoft JhengHei"/>
+        </w:rPr>
+        <w:t xml:space="preserve">(   ) 3. 「緣」木求魚 的「緣」,意思是?</w:t>
+      </w:r>
+    </w:p>
+    <w:p>
+      <w:pPr>
+        <w:spacing w:after="60"/>
+        <w:ind w:left="360"/>
+      </w:pPr>
+      <w:r>
+        <w:rPr>
+          <w:rFonts w:ascii="Microsoft JhengHei" w:eastAsia="Microsoft JhengHei"/>
+        </w:rPr>
+        <w:t xml:space="preserve">(A)好處　(B)不真的、虛偽的、人造的　(C)沿、循　(D)攀爬(比喻用錯方法,徒勞無功)</w:t>
+      </w:r>
+    </w:p>
+    <w:p>
+      <w:pPr>
+        <w:spacing w:after="60"/>
+      </w:pPr>
+      <w:r>
+        <w:rPr>
+          <w:rFonts w:ascii="Microsoft JhengHei" w:eastAsia="Microsoft JhengHei"/>
+        </w:rPr>
+        <w:t xml:space="preserve">(   ) 4. 「緣」溪行,忘路之遠近 的「緣」,意思是?</w:t>
+      </w:r>
+    </w:p>
+    <w:p>
+      <w:pPr>
+        <w:spacing w:after="60"/>
+        <w:ind w:left="360"/>
+      </w:pPr>
+      <w:r>
+        <w:rPr>
+          <w:rFonts w:ascii="Microsoft JhengHei" w:eastAsia="Microsoft JhengHei"/>
+        </w:rPr>
+        <w:t xml:space="preserve">(A)好處　(B)人與人或事物之間遇合的機會　(C)因為、由於　(D)沿、循</w:t>
+      </w:r>
+    </w:p>
+    <w:p>
+      <w:pPr>
+        <w:spacing w:after="60"/>
+      </w:pPr>
+      <w:r>
+        <w:rPr>
+          <w:rFonts w:ascii="Microsoft JhengHei" w:eastAsia="Microsoft JhengHei"/>
+        </w:rPr>
+        <w:t xml:space="preserve">(   ) 5. 花徑不曾「緣」客掃/只「緣」身在此山中 的「緣」,意思是?</w:t>
+      </w:r>
+    </w:p>
+    <w:p>
+      <w:pPr>
+        <w:spacing w:after="60"/>
+        <w:ind w:left="360"/>
+      </w:pPr>
+      <w:r>
+        <w:rPr>
+          <w:rFonts w:ascii="Microsoft JhengHei" w:eastAsia="Microsoft JhengHei"/>
+        </w:rPr>
+        <w:t xml:space="preserve">(A)因為、由於　(B)好處　(C)工作期間依規定或經申請獲准的休息時間　(D)人與人或事物之間遇合的機會</w:t>
+      </w:r>
+    </w:p>
+    <w:p>
+      <w:pPr>
+        <w:spacing w:after="60"/>
+      </w:pPr>
+      <w:r>
+        <w:rPr>
+          <w:rFonts w:ascii="Microsoft JhengHei" w:eastAsia="Microsoft JhengHei"/>
+        </w:rPr>
+        <w:t xml:space="preserve">(   ) 6. 澭水暴「益」,荊人弗知 的「益」,意思是?</w:t>
+      </w:r>
+    </w:p>
+    <w:p>
+      <w:pPr>
+        <w:spacing w:after="60"/>
+        <w:ind w:left="360"/>
+      </w:pPr>
+      <w:r>
+        <w:rPr>
+          <w:rFonts w:ascii="Microsoft JhengHei" w:eastAsia="Microsoft JhengHei"/>
+        </w:rPr>
+        <w:t xml:space="preserve">(A)更加(力求技能進步再進步)　(B)沿、循　(C)漲、漫出,為「溢」之本字　(D)因為、由於</w:t>
+      </w:r>
+    </w:p>
+    <w:p>
+      <w:pPr>
+        <w:spacing w:after="60"/>
+      </w:pPr>
+      <w:r>
+        <w:rPr>
+          <w:rFonts w:ascii="Microsoft JhengHei" w:eastAsia="Microsoft JhengHei"/>
+        </w:rPr>
+        <w:t xml:space="preserve">(   ) 7. 延年「益」壽 的「益」,意思是?</w:t>
+      </w:r>
+    </w:p>
+    <w:p>
+      <w:pPr>
+        <w:spacing w:after="60"/>
+        <w:ind w:left="360"/>
+      </w:pPr>
+      <w:r>
+        <w:rPr>
+          <w:rFonts w:ascii="Microsoft JhengHei" w:eastAsia="Microsoft JhengHei"/>
+        </w:rPr>
+        <w:t xml:space="preserve">(A)凹陷　(B)攀爬(比喻用錯方法,徒勞無功)　(C)沿、循　(D)增加(延長壽命,多為頌祝人長壽)</w:t>
+      </w:r>
+    </w:p>
+    <w:p>
+      <w:pPr>
+        <w:spacing w:after="60"/>
+      </w:pPr>
+      <w:r>
+        <w:rPr>
+          <w:rFonts w:ascii="Microsoft JhengHei" w:eastAsia="Microsoft JhengHei"/>
+        </w:rPr>
+        <w:t xml:space="preserve">(   ) 8. 助「益」 的「益」,意思是?</w:t>
+      </w:r>
+    </w:p>
+    <w:p>
+      <w:pPr>
+        <w:spacing w:after="60"/>
+        <w:ind w:left="360"/>
+      </w:pPr>
+      <w:r>
+        <w:rPr>
+          <w:rFonts w:ascii="Microsoft JhengHei" w:eastAsia="Microsoft JhengHei"/>
+        </w:rPr>
+        <w:t xml:space="preserve">(A)幫助、補助　(B)依傍　(C)不真的、虛偽的、人造的　(D)(支架)垮落</w:t>
+      </w:r>
+    </w:p>
+    <w:p>
+      <w:pPr>
+        <w:spacing w:after="60"/>
+      </w:pPr>
+      <w:r>
+        <w:rPr>
+          <w:rFonts w:ascii="Microsoft JhengHei" w:eastAsia="Microsoft JhengHei"/>
+        </w:rPr>
+        <w:t xml:space="preserve">(   ) 9. 利「益」、收「益」 的「益」,意思是?</w:t>
+      </w:r>
+    </w:p>
+    <w:p>
+      <w:pPr>
+        <w:spacing w:after="60"/>
+        <w:ind w:left="360"/>
+      </w:pPr>
+      <w:r>
+        <w:rPr>
+          <w:rFonts w:ascii="Microsoft JhengHei" w:eastAsia="Microsoft JhengHei"/>
+        </w:rPr>
+        <w:t xml:space="preserve">(A)幫助、補助　(B)好處　(C)更加(力求技能進步再進步)　(D)凹陷</w:t>
+      </w:r>
+    </w:p>
+    <w:p>
+      <w:pPr>
+        <w:spacing w:after="60"/>
+      </w:pPr>
+      <w:r>
+        <w:rPr>
+          <w:rFonts w:ascii="Microsoft JhengHei" w:eastAsia="Microsoft JhengHei"/>
+        </w:rPr>
+        <w:t xml:space="preserve">(   ) 10. 「益」友、「益」處 的「益」,意思是?</w:t>
+      </w:r>
+    </w:p>
+    <w:p>
+      <w:pPr>
+        <w:spacing w:after="60"/>
+        <w:ind w:left="360"/>
+      </w:pPr>
+      <w:r>
+        <w:rPr>
+          <w:rFonts w:ascii="Microsoft JhengHei" w:eastAsia="Microsoft JhengHei"/>
+        </w:rPr>
+        <w:t xml:space="preserve">(A)有好處的　(B)攀爬(比喻用錯方法,徒勞無功)　(C)依傍　(D)更加(力求技能進步再進步)</w:t>
+      </w:r>
+    </w:p>
+    <w:p>
+      <w:pPr>
+        <w:spacing w:after="60"/>
+      </w:pPr>
+      <w:r>
+        <w:rPr>
+          <w:rFonts w:ascii="Microsoft JhengHei" w:eastAsia="Microsoft JhengHei"/>
+        </w:rPr>
+        <w:t xml:space="preserve">(   ) 11. 精「益」求精 的「益」,意思是?</w:t>
+      </w:r>
+    </w:p>
+    <w:p>
+      <w:pPr>
+        <w:spacing w:after="60"/>
+        <w:ind w:left="360"/>
+      </w:pPr>
+      <w:r>
+        <w:rPr>
+          <w:rFonts w:ascii="Microsoft JhengHei" w:eastAsia="Microsoft JhengHei"/>
+        </w:rPr>
+        <w:t xml:space="preserve">(A)攀爬(比喻用錯方法,徒勞無功)　(B)有好處的　(C)更加(力求技能進步再進步)　(D)沿、循</w:t>
+      </w:r>
+    </w:p>
+    <w:p>
+      <w:pPr>
+        <w:spacing w:after="60"/>
+      </w:pPr>
+      <w:r>
+        <w:rPr>
+          <w:rFonts w:ascii="Microsoft JhengHei" w:eastAsia="Microsoft JhengHei"/>
+        </w:rPr>
+        <w:t xml:space="preserve">(   ) 12. 倒「塌」、坍「塌」 的「塌」,意思是?</w:t>
+      </w:r>
+    </w:p>
+    <w:p>
+      <w:pPr>
+        <w:spacing w:after="60"/>
+        <w:ind w:left="360"/>
+      </w:pPr>
+      <w:r>
+        <w:rPr>
+          <w:rFonts w:ascii="Microsoft JhengHei" w:eastAsia="Microsoft JhengHei"/>
+        </w:rPr>
+        <w:t xml:space="preserve">(A)因為、由於　(B)不真的、虛偽的、人造的　(C)依傍　(D)(支架)垮落</w:t>
+      </w:r>
+    </w:p>
+    <w:p>
+      <w:pPr>
+        <w:spacing w:after="60"/>
+      </w:pPr>
+      <w:r>
+        <w:rPr>
+          <w:rFonts w:ascii="Microsoft JhengHei" w:eastAsia="Microsoft JhengHei"/>
+        </w:rPr>
+        <w:t xml:space="preserve">(   ) 13. 瘦得兩眼都「塌」進去了、打「塌」鼻梁 的「塌」,意思是?</w:t>
+      </w:r>
+    </w:p>
+    <w:p>
+      <w:pPr>
+        <w:spacing w:after="60"/>
+        <w:ind w:left="360"/>
+      </w:pPr>
+      <w:r>
+        <w:rPr>
+          <w:rFonts w:ascii="Microsoft JhengHei" w:eastAsia="Microsoft JhengHei"/>
+        </w:rPr>
+        <w:t xml:space="preserve">(A)凹陷　(B)工作期間依規定或經申請獲准的休息時間　(C)如果　(D)更加(力求技能進步再進步)</w:t>
+      </w:r>
+    </w:p>
+    <w:p>
+      <w:pPr>
+        <w:spacing w:after="60"/>
+      </w:pPr>
+      <w:r>
+        <w:rPr>
+          <w:rFonts w:ascii="Microsoft JhengHei" w:eastAsia="Microsoft JhengHei"/>
+        </w:rPr>
+        <w:t xml:space="preserve">(   ) 14. 桶底都「塌」下來了 的「塌」,意思是?</w:t>
+      </w:r>
+    </w:p>
+    <w:p>
+      <w:pPr>
+        <w:spacing w:after="60"/>
+        <w:ind w:left="360"/>
+      </w:pPr>
+      <w:r>
+        <w:rPr>
+          <w:rFonts w:ascii="Microsoft JhengHei" w:eastAsia="Microsoft JhengHei"/>
+        </w:rPr>
+        <w:t xml:space="preserve">(A)如果　(B)(底部)脫落　(C)借(狐假虎威:比喻憑恃有權者的威勢恐嚇他人、作威作福)　(D)攀爬(比喻用錯方法,徒勞無功)</w:t>
+      </w:r>
+    </w:p>
+    <w:p>
+      <w:pPr>
+        <w:spacing w:after="60"/>
+      </w:pPr>
+      <w:r>
+        <w:rPr>
+          <w:rFonts w:ascii="Microsoft JhengHei" w:eastAsia="Microsoft JhengHei"/>
+        </w:rPr>
+        <w:t xml:space="preserve">(   ) 15. 虛情「假」意、「假」髮 的「假」,意思是?</w:t>
+      </w:r>
+    </w:p>
+    <w:p>
+      <w:pPr>
+        <w:spacing w:after="60"/>
+        <w:ind w:left="360"/>
+      </w:pPr>
+      <w:r>
+        <w:rPr>
+          <w:rFonts w:ascii="Microsoft JhengHei" w:eastAsia="Microsoft JhengHei"/>
+        </w:rPr>
+        <w:t xml:space="preserve">(A)不真的、虛偽的、人造的　(B)人與人或事物之間遇合的機會　(C)借(狐假虎威:比喻憑恃有權者的威勢恐嚇他人、作威作福)　(D)有好處的</w:t>
+      </w:r>
+    </w:p>
+    <w:p>
+      <w:pPr>
+        <w:spacing w:after="60"/>
+      </w:pPr>
+      <w:r>
+        <w:rPr>
+          <w:rFonts w:ascii="Microsoft JhengHei" w:eastAsia="Microsoft JhengHei"/>
+        </w:rPr>
+        <w:t xml:space="preserve">(   ) 16. 「假」手於人、狐「假」虎威 的「假」,意思是?</w:t>
+      </w:r>
+    </w:p>
+    <w:p>
+      <w:pPr>
+        <w:spacing w:after="60"/>
+        <w:ind w:left="360"/>
+      </w:pPr>
+      <w:r>
+        <w:rPr>
+          <w:rFonts w:ascii="Microsoft JhengHei" w:eastAsia="Microsoft JhengHei"/>
+        </w:rPr>
+        <w:t xml:space="preserve">(A)(支架)垮落　(B)不真的、虛偽的、人造的　(C)借(狐假虎威:比喻憑恃有權者的威勢恐嚇他人、作威作福)　(D)原因、理由</w:t>
+      </w:r>
+    </w:p>
+    <w:p>
+      <w:pPr>
+        <w:spacing w:after="60"/>
+      </w:pPr>
+      <w:r>
+        <w:rPr>
+          <w:rFonts w:ascii="Microsoft JhengHei" w:eastAsia="Microsoft JhengHei"/>
+        </w:rPr>
+        <w:t xml:space="preserve">(   ) 17. 於學無所遺,於辭無所「假」 的「假」,意思是?</w:t>
+      </w:r>
+    </w:p>
+    <w:p>
+      <w:pPr>
+        <w:spacing w:after="60"/>
+        <w:ind w:left="360"/>
+      </w:pPr>
+      <w:r>
+        <w:rPr>
+          <w:rFonts w:ascii="Microsoft JhengHei" w:eastAsia="Microsoft JhengHei"/>
+        </w:rPr>
+        <w:t xml:space="preserve">(A)借(狐假虎威:比喻憑恃有權者的威勢恐嚇他人、作威作福)　(B)增加(延長壽命,多為頌祝人長壽)　(C)依傍　(D)人與人或事物之間遇合的機會</w:t>
+      </w:r>
+    </w:p>
+    <w:p>
+      <w:pPr>
+        <w:spacing w:after="60"/>
+      </w:pPr>
+      <w:r>
+        <w:rPr>
+          <w:rFonts w:ascii="Microsoft JhengHei" w:eastAsia="Microsoft JhengHei"/>
+        </w:rPr>
+        <w:t xml:space="preserve">(   ) 18. 「假」若、「假」如 的「假」,意思是?</w:t>
+      </w:r>
+    </w:p>
+    <w:p>
+      <w:pPr>
+        <w:spacing w:after="60"/>
+        <w:ind w:left="360"/>
+      </w:pPr>
+      <w:r>
+        <w:rPr>
+          <w:rFonts w:ascii="Microsoft JhengHei" w:eastAsia="Microsoft JhengHei"/>
+        </w:rPr>
+        <w:t xml:space="preserve">(A)工作期間依規定或經申請獲准的休息時間　(B)凹陷　(C)借(狐假虎威:比喻憑恃有權者的威勢恐嚇他人、作威作福)　(D)如果</w:t>
+      </w:r>
+    </w:p>
+    <w:p>
+      <w:pPr>
+        <w:spacing w:after="60"/>
+      </w:pPr>
+      <w:r>
+        <w:rPr>
+          <w:rFonts w:ascii="Microsoft JhengHei" w:eastAsia="Microsoft JhengHei"/>
+        </w:rPr>
+        <w:t xml:space="preserve">(   ) 19. 銷「假」、春「假」(ㄐㄧㄚˋ) 的「假」,意思是?</w:t>
+      </w:r>
+    </w:p>
+    <w:p>
+      <w:pPr>
+        <w:spacing w:after="60"/>
+        <w:ind w:left="360"/>
+      </w:pPr>
+      <w:r>
+        <w:rPr>
+          <w:rFonts w:ascii="Microsoft JhengHei" w:eastAsia="Microsoft JhengHei"/>
+        </w:rPr>
+        <w:t xml:space="preserve">(A)工作期間依規定或經申請獲准的休息時間　(B)凹陷　(C)好處　(D)因為、由於</w:t>
+      </w:r>
+    </w:p>
+    <w:p>
+      <w:pPr>
+        <w:spacing w:after="60"/>
+      </w:pPr>
+      <w:r>
+        <w:rPr>
+          <w:rFonts w:ascii="Microsoft JhengHei" w:eastAsia="Microsoft JhengHei"/>
+          <w:b/>
+          <w:bCs/>
+          <w:color w:val="2F9E44"/>
+        </w:rPr>
+        <w:t xml:space="preserve">答案:1.(D)　2.(D)　3.(D)　4.(D)　5.(A)　6.(C)　7.(D)　8.(A)　9.(B)　10.(A)　11.(C)　12.(D)　13.(A)　14.(B)　15.(A)　16.(C)　17.(C)　18.(D)　19.(A)</w:t>
+      </w:r>
+    </w:p>
     <w:sectPr>
       <w:pgSz w:w="11906" w:h="16838" w:orient="portrait"/>
       <w:pgMar w:top="1000" w:right="1400" w:bottom="1000" w:left="1400" w:header="708" w:footer="708" w:gutter="0"/>

--- a/古文今讀111-120.docx
+++ b/古文今讀111-120.docx
@@ -56,6 +56,30 @@
           <w:b/>
           <w:bCs/>
         </w:rPr>
+        <w:t xml:space="preserve">【原文】</w:t>
+      </w:r>
+    </w:p>
+    <w:p>
+      <w:pPr>
+        <w:spacing w:after="60"/>
+      </w:pPr>
+      <w:r>
+        <w:rPr>
+          <w:rFonts w:ascii="Microsoft JhengHei" w:eastAsia="Microsoft JhengHei"/>
+        </w:rPr>
+        <w:t xml:space="preserve">有百姓乙普明兄弟,爭田,積年不斷,各相援據,乃至百人。瓊召普明兄弟,對眾人諭之曰:「天下難得者兄弟,易求者田地。假令得地失兄弟,心如何?」因而下淚,諸證人莫不瀆泣。普明兄弟叩頭,乞外更思,分異十年,遂還同住。</w:t>
+      </w:r>
+    </w:p>
+    <w:p>
+      <w:pPr>
+        <w:spacing w:after="60"/>
+      </w:pPr>
+      <w:r>
+        <w:rPr>
+          <w:rFonts w:ascii="Microsoft JhengHei" w:eastAsia="Microsoft JhengHei"/>
+          <w:b/>
+          <w:bCs/>
+        </w:rPr>
         <w:t xml:space="preserve">【注釋】</w:t>
       </w:r>
     </w:p>
@@ -169,6 +193,54 @@
           <w:rFonts w:ascii="Microsoft JhengHei" w:eastAsia="Microsoft JhengHei"/>
         </w:rPr>
         <w:t xml:space="preserve">異:分開</w:t>
+      </w:r>
+    </w:p>
+    <w:p>
+      <w:pPr>
+        <w:spacing w:after="60"/>
+      </w:pPr>
+      <w:r>
+        <w:rPr>
+          <w:rFonts w:ascii="Microsoft JhengHei" w:eastAsia="Microsoft JhengHei"/>
+          <w:b/>
+          <w:bCs/>
+        </w:rPr>
+        <w:t xml:space="preserve">【語譯】</w:t>
+      </w:r>
+    </w:p>
+    <w:p>
+      <w:pPr>
+        <w:spacing w:after="60"/>
+      </w:pPr>
+      <w:r>
+        <w:rPr>
+          <w:rFonts w:ascii="Microsoft JhengHei" w:eastAsia="Microsoft JhengHei"/>
+        </w:rPr>
+        <w:t xml:space="preserve">北齊的時候,清河地方有個人叫乙普明,和他的弟弟為了爭奪田產打官司,幾年來不曾間斷,各自援引依據找人作證,竟然達到上百人。清河太守蘇瓊召喚乙普明兄弟過來,對大家開導說:「天底下最難能可貴的就是兄弟情誼,最容易得到的就是田地。假使爭得了田產,卻失去了兄弟情誼,又怎麼樣呢?」普明兄弟為此而掉下眼淚,各個證人也無不流下眼淚。普明兄弟叩頭,請求到外面去重新想一想。分開了十年的兄弟,於是又返家同住了。</w:t>
+      </w:r>
+    </w:p>
+    <w:p>
+      <w:pPr>
+        <w:spacing w:after="60"/>
+      </w:pPr>
+      <w:r>
+        <w:rPr>
+          <w:rFonts w:ascii="Microsoft JhengHei" w:eastAsia="Microsoft JhengHei"/>
+          <w:b/>
+          <w:bCs/>
+        </w:rPr>
+        <w:t xml:space="preserve">【文學常識】</w:t>
+      </w:r>
+    </w:p>
+    <w:p>
+      <w:pPr>
+        <w:spacing w:after="60"/>
+      </w:pPr>
+      <w:r>
+        <w:rPr>
+          <w:rFonts w:ascii="Microsoft JhengHei" w:eastAsia="Microsoft JhengHei"/>
+        </w:rPr>
+        <w:t xml:space="preserve">《北史》:唐代李延壽撰,紀傳體史書,記述北魏、東魏、西魏、北齊、北周與隋的史事。</w:t>
       </w:r>
     </w:p>
     <w:p>
@@ -378,6 +450,30 @@
           <w:b/>
           <w:bCs/>
         </w:rPr>
+        <w:t xml:space="preserve">【原文】</w:t>
+      </w:r>
+    </w:p>
+    <w:p>
+      <w:pPr>
+        <w:spacing w:after="60"/>
+      </w:pPr>
+      <w:r>
+        <w:rPr>
+          <w:rFonts w:ascii="Microsoft JhengHei" w:eastAsia="Microsoft JhengHei"/>
+        </w:rPr>
+        <w:t xml:space="preserve">王恭從會稽還,王大看之,見其坐六尺簟,因語恭:「卿東來,故應有此物,可以一領及我。」恭無言。大既去,即舉所坐者送之,既無餘席,便坐薦上。後大聞之,甚驚,曰:「吾本謂卿多,故求耳。」對曰:「丈人不悉恭,恭作人無長物。」</w:t>
+      </w:r>
+    </w:p>
+    <w:p>
+      <w:pPr>
+        <w:spacing w:after="60"/>
+      </w:pPr>
+      <w:r>
+        <w:rPr>
+          <w:rFonts w:ascii="Microsoft JhengHei" w:eastAsia="Microsoft JhengHei"/>
+          <w:b/>
+          <w:bCs/>
+        </w:rPr>
         <w:t xml:space="preserve">【注釋】</w:t>
       </w:r>
     </w:p>
@@ -539,6 +635,54 @@
           <w:rFonts w:ascii="Microsoft JhengHei" w:eastAsia="Microsoft JhengHei"/>
         </w:rPr>
         <w:t xml:space="preserve">長物:多餘的東西</w:t>
+      </w:r>
+    </w:p>
+    <w:p>
+      <w:pPr>
+        <w:spacing w:after="60"/>
+      </w:pPr>
+      <w:r>
+        <w:rPr>
+          <w:rFonts w:ascii="Microsoft JhengHei" w:eastAsia="Microsoft JhengHei"/>
+          <w:b/>
+          <w:bCs/>
+        </w:rPr>
+        <w:t xml:space="preserve">【語譯】</w:t>
+      </w:r>
+    </w:p>
+    <w:p>
+      <w:pPr>
+        <w:spacing w:after="60"/>
+      </w:pPr>
+      <w:r>
+        <w:rPr>
+          <w:rFonts w:ascii="Microsoft JhengHei" w:eastAsia="Microsoft JhengHei"/>
+        </w:rPr>
+        <w:t xml:space="preserve">王恭從會稽回來,王大去看望他,見王恭坐在六尺長的竹蓆上,於是對王恭說:「你從特產竹蓆的東方歸來,所以應該有很多竹蓆,可以拿一張送給我嗎?」王恭沒有答話。王大離去後,王恭立刻把自己坐的那張竹蓆送去。已經沒有多餘的蓆子了,王恭就坐在草墊上。後來王大聽說了這件事,非常驚訝,對王恭說:「我原先認為你有很多竹蓆,所以才向你索取的。」王恭回答說:「您不了解我,我這個人從來沒有多餘的東西。」</w:t>
+      </w:r>
+    </w:p>
+    <w:p>
+      <w:pPr>
+        <w:spacing w:after="60"/>
+      </w:pPr>
+      <w:r>
+        <w:rPr>
+          <w:rFonts w:ascii="Microsoft JhengHei" w:eastAsia="Microsoft JhengHei"/>
+          <w:b/>
+          <w:bCs/>
+        </w:rPr>
+        <w:t xml:space="preserve">【文學常識】</w:t>
+      </w:r>
+    </w:p>
+    <w:p>
+      <w:pPr>
+        <w:spacing w:after="60"/>
+      </w:pPr>
+      <w:r>
+        <w:rPr>
+          <w:rFonts w:ascii="Microsoft JhengHei" w:eastAsia="Microsoft JhengHei"/>
+        </w:rPr>
+        <w:t xml:space="preserve">《世說新語》:南朝宋劉義慶編,筆記小說,記載漢末至東晉士人的言談、軼事,語言簡練傳神。</w:t>
       </w:r>
     </w:p>
     <w:p>
@@ -764,6 +908,30 @@
           <w:b/>
           <w:bCs/>
         </w:rPr>
+        <w:t xml:space="preserve">【原文】</w:t>
+      </w:r>
+    </w:p>
+    <w:p>
+      <w:pPr>
+        <w:spacing w:after="60"/>
+      </w:pPr>
+      <w:r>
+        <w:rPr>
+          <w:rFonts w:ascii="Microsoft JhengHei" w:eastAsia="Microsoft JhengHei"/>
+        </w:rPr>
+        <w:t xml:space="preserve">楊子之鄰人亡羊,既率其黨,又請楊子之豎追之。楊子曰:「嘻!亡一羊,何追者之眾?」鄰人曰:「多歧路。」既反,問:「獲羊乎?」曰:「亡之矣。」曰:「奚亡之?」曰:「歧路之中又有歧焉,吾不知所之,所以反也。」</w:t>
+      </w:r>
+    </w:p>
+    <w:p>
+      <w:pPr>
+        <w:spacing w:after="60"/>
+      </w:pPr>
+      <w:r>
+        <w:rPr>
+          <w:rFonts w:ascii="Microsoft JhengHei" w:eastAsia="Microsoft JhengHei"/>
+          <w:b/>
+          <w:bCs/>
+        </w:rPr>
         <w:t xml:space="preserve">【注釋】</w:t>
       </w:r>
     </w:p>
@@ -925,6 +1093,54 @@
           <w:rFonts w:ascii="Microsoft JhengHei" w:eastAsia="Microsoft JhengHei"/>
         </w:rPr>
         <w:t xml:space="preserve">之:往、到</w:t>
+      </w:r>
+    </w:p>
+    <w:p>
+      <w:pPr>
+        <w:spacing w:after="60"/>
+      </w:pPr>
+      <w:r>
+        <w:rPr>
+          <w:rFonts w:ascii="Microsoft JhengHei" w:eastAsia="Microsoft JhengHei"/>
+          <w:b/>
+          <w:bCs/>
+        </w:rPr>
+        <w:t xml:space="preserve">【語譯】</w:t>
+      </w:r>
+    </w:p>
+    <w:p>
+      <w:pPr>
+        <w:spacing w:after="60"/>
+      </w:pPr>
+      <w:r>
+        <w:rPr>
+          <w:rFonts w:ascii="Microsoft JhengHei" w:eastAsia="Microsoft JhengHei"/>
+        </w:rPr>
+        <w:t xml:space="preserve">楊朱的鄰居走失了一隻羊,帶領著鄉里親戚族人尋找,還請求楊朱家的小僮僕一起幫忙追趕。楊朱說:「奇怪!走失了一隻羊,為何要這麼多人去追呢?」鄰居說:「因為這一帶岔路太多。」大家回來後,楊朱問:「找到羊了嗎?」鄰居回答:「丟失了。」楊朱說:「怎麼會丟了呢?」鄰居回答:「岔路之中又有岔路,我們不知道往哪邊去追,所以就回來了。」</w:t>
+      </w:r>
+    </w:p>
+    <w:p>
+      <w:pPr>
+        <w:spacing w:after="60"/>
+      </w:pPr>
+      <w:r>
+        <w:rPr>
+          <w:rFonts w:ascii="Microsoft JhengHei" w:eastAsia="Microsoft JhengHei"/>
+          <w:b/>
+          <w:bCs/>
+        </w:rPr>
+        <w:t xml:space="preserve">【文學常識】</w:t>
+      </w:r>
+    </w:p>
+    <w:p>
+      <w:pPr>
+        <w:spacing w:after="60"/>
+      </w:pPr>
+      <w:r>
+        <w:rPr>
+          <w:rFonts w:ascii="Microsoft JhengHei" w:eastAsia="Microsoft JhengHei"/>
+        </w:rPr>
+        <w:t xml:space="preserve">《列子》:傳為戰國列禦寇所作,道家典籍,書中多寓言故事,如愚公移山、歧路亡羊。</w:t>
       </w:r>
     </w:p>
     <w:p>
@@ -1148,6 +1364,30 @@
           <w:b/>
           <w:bCs/>
         </w:rPr>
+        <w:t xml:space="preserve">【原文】</w:t>
+      </w:r>
+    </w:p>
+    <w:p>
+      <w:pPr>
+        <w:spacing w:after="60"/>
+      </w:pPr>
+      <w:r>
+        <w:rPr>
+          <w:rFonts w:ascii="Microsoft JhengHei" w:eastAsia="Microsoft JhengHei"/>
+        </w:rPr>
+        <w:t xml:space="preserve">歐陽公嘗得一古畫牡丹叢,其下有一貓,未知其精粗。丞相正肅吳公與歐公姻家,一見,曰:「此正午牡丹也。何以明之?其花披哆而色燥,此日中時花也。猫眼黑睛如線,此正午猫眼也。有帶露花,則房斂而色澤。猫眼早暮則睛圓,日漸中狹長,正午則如一線耳。」此亦善求古人筆意也。</w:t>
+      </w:r>
+    </w:p>
+    <w:p>
+      <w:pPr>
+        <w:spacing w:after="60"/>
+      </w:pPr>
+      <w:r>
+        <w:rPr>
+          <w:rFonts w:ascii="Microsoft JhengHei" w:eastAsia="Microsoft JhengHei"/>
+          <w:b/>
+          <w:bCs/>
+        </w:rPr>
         <w:t xml:space="preserve">【注釋】</w:t>
       </w:r>
     </w:p>
@@ -1277,6 +1517,54 @@
           <w:rFonts w:ascii="Microsoft JhengHei" w:eastAsia="Microsoft JhengHei"/>
         </w:rPr>
         <w:t xml:space="preserve">鑒:鑑別</w:t>
+      </w:r>
+    </w:p>
+    <w:p>
+      <w:pPr>
+        <w:spacing w:after="60"/>
+      </w:pPr>
+      <w:r>
+        <w:rPr>
+          <w:rFonts w:ascii="Microsoft JhengHei" w:eastAsia="Microsoft JhengHei"/>
+          <w:b/>
+          <w:bCs/>
+        </w:rPr>
+        <w:t xml:space="preserve">【語譯】</w:t>
+      </w:r>
+    </w:p>
+    <w:p>
+      <w:pPr>
+        <w:spacing w:after="60"/>
+      </w:pPr>
+      <w:r>
+        <w:rPr>
+          <w:rFonts w:ascii="Microsoft JhengHei" w:eastAsia="Microsoft JhengHei"/>
+        </w:rPr>
+        <w:t xml:space="preserve">歐陽脩曾經得到一幅古畫,畫的是一叢牡丹,牡丹叢下有一隻貓,不知道畫的精良還是粗劣。丞相吳育與歐陽脩是親家,一看到就說:「這是正午的牡丹。怎麼知道呢?畫中的花瓣綻放而顏色乾燥,這是正午時的花。貓的瞳孔像一條線,這是正午時的貓眼。如果是早晨帶著露水的花,花冠是收攏的,顏色鮮潤。貓的眼睛在早晨和傍晚瞳孔是圓的,太陽漸漸移到正中,瞳孔就變得狹長,到正午時就像一條線了。」吳育說的話,也是善於觀賞、體會古人畫中的深意。</w:t>
+      </w:r>
+    </w:p>
+    <w:p>
+      <w:pPr>
+        <w:spacing w:after="60"/>
+      </w:pPr>
+      <w:r>
+        <w:rPr>
+          <w:rFonts w:ascii="Microsoft JhengHei" w:eastAsia="Microsoft JhengHei"/>
+          <w:b/>
+          <w:bCs/>
+        </w:rPr>
+        <w:t xml:space="preserve">【文學常識】</w:t>
+      </w:r>
+    </w:p>
+    <w:p>
+      <w:pPr>
+        <w:spacing w:after="60"/>
+      </w:pPr>
+      <w:r>
+        <w:rPr>
+          <w:rFonts w:ascii="Microsoft JhengHei" w:eastAsia="Microsoft JhengHei"/>
+        </w:rPr>
+        <w:t xml:space="preserve">《夢溪筆談》:北宋沈括撰,筆記體著作,內容涵蓋天文、數學、地理、醫學、藝文等,保存豐富的科技與文化史料。</w:t>
       </w:r>
     </w:p>
     <w:p>
@@ -1486,6 +1774,30 @@
           <w:b/>
           <w:bCs/>
         </w:rPr>
+        <w:t xml:space="preserve">【原文】</w:t>
+      </w:r>
+    </w:p>
+    <w:p>
+      <w:pPr>
+        <w:spacing w:after="60"/>
+      </w:pPr>
+      <w:r>
+        <w:rPr>
+          <w:rFonts w:ascii="Microsoft JhengHei" w:eastAsia="Microsoft JhengHei"/>
+        </w:rPr>
+        <w:t xml:space="preserve">孟孫獵得麑,使秦西巴持歸烹之。麑母隨之而啼,秦西巴弗忍而與之。孟孫歸,至而求麑,答曰:「余弗忍,而與其母。」孟孫大怒,逐之。居三月,復召以為子傅。其御曰:「曩將罪之,今召以為子傅,何也?」孟孫曰:「夫不忍麑,又且忍吾子乎?」</w:t>
+      </w:r>
+    </w:p>
+    <w:p>
+      <w:pPr>
+        <w:spacing w:after="60"/>
+      </w:pPr>
+      <w:r>
+        <w:rPr>
+          <w:rFonts w:ascii="Microsoft JhengHei" w:eastAsia="Microsoft JhengHei"/>
+          <w:b/>
+          <w:bCs/>
+        </w:rPr>
         <w:t xml:space="preserve">【注釋】</w:t>
       </w:r>
     </w:p>
@@ -1663,6 +1975,54 @@
           <w:rFonts w:ascii="Microsoft JhengHei" w:eastAsia="Microsoft JhengHei"/>
         </w:rPr>
         <w:t xml:space="preserve">囊:從前、往日</w:t>
+      </w:r>
+    </w:p>
+    <w:p>
+      <w:pPr>
+        <w:spacing w:after="60"/>
+      </w:pPr>
+      <w:r>
+        <w:rPr>
+          <w:rFonts w:ascii="Microsoft JhengHei" w:eastAsia="Microsoft JhengHei"/>
+          <w:b/>
+          <w:bCs/>
+        </w:rPr>
+        <w:t xml:space="preserve">【語譯】</w:t>
+      </w:r>
+    </w:p>
+    <w:p>
+      <w:pPr>
+        <w:spacing w:after="60"/>
+      </w:pPr>
+      <w:r>
+        <w:rPr>
+          <w:rFonts w:ascii="Microsoft JhengHei" w:eastAsia="Microsoft JhengHei"/>
+        </w:rPr>
+        <w:t xml:space="preserve">孟孫打獵得到一隻小鹿,命令臣子秦西巴把牠帶回去烹煮。小鹿的母親一路跟隨在後面啼叫,秦西巴心中不忍,就把小鹿還給了母鹿。孟孫回來後,向秦西巴要那隻小鹿,秦西巴回答說:「我不忍心,把小鹿還給了牠的母親。」孟孫非常生氣,把他趕走。過了三個月,孟孫又召秦西巴回來做自己兒子的老師。孟孫的車夫說:「以前您要處罰他,現在又召他來做兒子的老師,為什麼呢?」孟孫說:「他對一隻小鹿都不忍心傷害,又怎麼忍心對我的兒子不好呢?」</w:t>
+      </w:r>
+    </w:p>
+    <w:p>
+      <w:pPr>
+        <w:spacing w:after="60"/>
+      </w:pPr>
+      <w:r>
+        <w:rPr>
+          <w:rFonts w:ascii="Microsoft JhengHei" w:eastAsia="Microsoft JhengHei"/>
+          <w:b/>
+          <w:bCs/>
+        </w:rPr>
+        <w:t xml:space="preserve">【文學常識】</w:t>
+      </w:r>
+    </w:p>
+    <w:p>
+      <w:pPr>
+        <w:spacing w:after="60"/>
+      </w:pPr>
+      <w:r>
+        <w:rPr>
+          <w:rFonts w:ascii="Microsoft JhengHei" w:eastAsia="Microsoft JhengHei"/>
+        </w:rPr>
+        <w:t xml:space="preserve">《韓非子》:戰國韓非著,法家集大成之作,善用寓言說理,如自相矛盾、守株待兔。</w:t>
       </w:r>
     </w:p>
     <w:p>
@@ -1870,6 +2230,30 @@
           <w:b/>
           <w:bCs/>
         </w:rPr>
+        <w:t xml:space="preserve">【原文】</w:t>
+      </w:r>
+    </w:p>
+    <w:p>
+      <w:pPr>
+        <w:spacing w:after="60"/>
+      </w:pPr>
+      <w:r>
+        <w:rPr>
+          <w:rFonts w:ascii="Microsoft JhengHei" w:eastAsia="Microsoft JhengHei"/>
+        </w:rPr>
+        <w:t xml:space="preserve">張乖崖為崇陽令,一吏自庫中出,視其鬢傍巾下有一錢,詰之,乃庫中錢也。乖崖命杖之,吏勃然曰:「一錢何足道,乃杖我耶?爾能杖我,不能斬我也。」乖崖援筆判曰:「一日一錢,千日千錢,繩鋸木斷,水滴石穿。」自仗劍下階斬其首。</w:t>
+      </w:r>
+    </w:p>
+    <w:p>
+      <w:pPr>
+        <w:spacing w:after="60"/>
+      </w:pPr>
+      <w:r>
+        <w:rPr>
+          <w:rFonts w:ascii="Microsoft JhengHei" w:eastAsia="Microsoft JhengHei"/>
+          <w:b/>
+          <w:bCs/>
+        </w:rPr>
         <w:t xml:space="preserve">【注釋】</w:t>
       </w:r>
     </w:p>
@@ -2015,6 +2399,54 @@
           <w:rFonts w:ascii="Microsoft JhengHei" w:eastAsia="Microsoft JhengHei"/>
         </w:rPr>
         <w:t xml:space="preserve">仗:握著、持</w:t>
+      </w:r>
+    </w:p>
+    <w:p>
+      <w:pPr>
+        <w:spacing w:after="60"/>
+      </w:pPr>
+      <w:r>
+        <w:rPr>
+          <w:rFonts w:ascii="Microsoft JhengHei" w:eastAsia="Microsoft JhengHei"/>
+          <w:b/>
+          <w:bCs/>
+        </w:rPr>
+        <w:t xml:space="preserve">【語譯】</w:t>
+      </w:r>
+    </w:p>
+    <w:p>
+      <w:pPr>
+        <w:spacing w:after="60"/>
+      </w:pPr>
+      <w:r>
+        <w:rPr>
+          <w:rFonts w:ascii="Microsoft JhengHei" w:eastAsia="Microsoft JhengHei"/>
+        </w:rPr>
+        <w:t xml:space="preserve">張乖崖擔任崇陽縣令時,有一個小吏從府庫中走出來,張乖崖看見他的鬢髮旁、頭巾下藏著一文錢,責問他,原來是府庫中的公款。張乖崖下令杖打小吏,小吏發怒說:「一文錢哪裡值得一提,竟然杖打我?你能杖打我,總不能殺我吧!」張乖崖提筆寫下判決書:「一天偷一文錢,一千天就偷了一千文錢;像用繩子當鋸子,久了也能鋸斷木頭;小水滴不停的滴,也能滴穿石頭。」於是親自提劍走下臺階,斬了那個小吏。</w:t>
+      </w:r>
+    </w:p>
+    <w:p>
+      <w:pPr>
+        <w:spacing w:after="60"/>
+      </w:pPr>
+      <w:r>
+        <w:rPr>
+          <w:rFonts w:ascii="Microsoft JhengHei" w:eastAsia="Microsoft JhengHei"/>
+          <w:b/>
+          <w:bCs/>
+        </w:rPr>
+        <w:t xml:space="preserve">【文學常識】</w:t>
+      </w:r>
+    </w:p>
+    <w:p>
+      <w:pPr>
+        <w:spacing w:after="60"/>
+      </w:pPr>
+      <w:r>
+        <w:rPr>
+          <w:rFonts w:ascii="Microsoft JhengHei" w:eastAsia="Microsoft JhengHei"/>
+        </w:rPr>
+        <w:t xml:space="preserve">《鶴林玉露》:南宋羅大經撰,筆記體著作,記載宋代人物軼事、詩文評論與議論。</w:t>
       </w:r>
     </w:p>
     <w:p>
@@ -2270,6 +2702,30 @@
           <w:b/>
           <w:bCs/>
         </w:rPr>
+        <w:t xml:space="preserve">【原文】</w:t>
+      </w:r>
+    </w:p>
+    <w:p>
+      <w:pPr>
+        <w:spacing w:after="60"/>
+      </w:pPr>
+      <w:r>
+        <w:rPr>
+          <w:rFonts w:ascii="Microsoft JhengHei" w:eastAsia="Microsoft JhengHei"/>
+        </w:rPr>
+        <w:t xml:space="preserve">景差相鄭,鄭人有冬涉水者,出而脛寒,後景差過之,下陪乘而載之,覆以上衽。晉叔向聞之曰:「景子為國相,豈不固哉!吾聞良吏居之,三月而溝渠修,十月而津梁成,六畜且不濡足,而況人乎?」</w:t>
+      </w:r>
+    </w:p>
+    <w:p>
+      <w:pPr>
+        <w:spacing w:after="60"/>
+      </w:pPr>
+      <w:r>
+        <w:rPr>
+          <w:rFonts w:ascii="Microsoft JhengHei" w:eastAsia="Microsoft JhengHei"/>
+          <w:b/>
+          <w:bCs/>
+        </w:rPr>
         <w:t xml:space="preserve">【注釋】</w:t>
       </w:r>
     </w:p>
@@ -2431,6 +2887,54 @@
           <w:rFonts w:ascii="Microsoft JhengHei" w:eastAsia="Microsoft JhengHei"/>
         </w:rPr>
         <w:t xml:space="preserve">濡:浸潤、沾濕</w:t>
+      </w:r>
+    </w:p>
+    <w:p>
+      <w:pPr>
+        <w:spacing w:after="60"/>
+      </w:pPr>
+      <w:r>
+        <w:rPr>
+          <w:rFonts w:ascii="Microsoft JhengHei" w:eastAsia="Microsoft JhengHei"/>
+          <w:b/>
+          <w:bCs/>
+        </w:rPr>
+        <w:t xml:space="preserve">【語譯】</w:t>
+      </w:r>
+    </w:p>
+    <w:p>
+      <w:pPr>
+        <w:spacing w:after="60"/>
+      </w:pPr>
+      <w:r>
+        <w:rPr>
+          <w:rFonts w:ascii="Microsoft JhengHei" w:eastAsia="Microsoft JhengHei"/>
+        </w:rPr>
+        <w:t xml:space="preserve">景差在鄭國擔任相國,一個鄭國人在嚴冬中赤著雙腳過河,走出水面後,兩條小腿都凍僵了。不久景差乘車經過,看見後趕快扶這個人搭上隨從的車子送他一程,又為他蓋上衣襟取暖。晉國的叔向聽說這件事後,說:「景差身為一國之相,見識真是淺陋啊!我聽說賢德的官吏所治理管轄的地方,天氣轉暖的三月就把溝渠修整通暢;秋涼的十月,橋梁渡口都已完成,這樣連六畜過河都不會沾濕腳,更何況是人呢?」</w:t>
+      </w:r>
+    </w:p>
+    <w:p>
+      <w:pPr>
+        <w:spacing w:after="60"/>
+      </w:pPr>
+      <w:r>
+        <w:rPr>
+          <w:rFonts w:ascii="Microsoft JhengHei" w:eastAsia="Microsoft JhengHei"/>
+          <w:b/>
+          <w:bCs/>
+        </w:rPr>
+        <w:t xml:space="preserve">【文學常識】</w:t>
+      </w:r>
+    </w:p>
+    <w:p>
+      <w:pPr>
+        <w:spacing w:after="60"/>
+      </w:pPr>
+      <w:r>
+        <w:rPr>
+          <w:rFonts w:ascii="Microsoft JhengHei" w:eastAsia="Microsoft JhengHei"/>
+        </w:rPr>
+        <w:t xml:space="preserve">《說苑》:西漢劉向編撰,分類輯錄先秦至漢代的君臣言行、史事與寓言,用以勸諫與說理。</w:t>
       </w:r>
     </w:p>
     <w:p>
@@ -2654,6 +3158,30 @@
           <w:b/>
           <w:bCs/>
         </w:rPr>
+        <w:t xml:space="preserve">【原文】</w:t>
+      </w:r>
+    </w:p>
+    <w:p>
+      <w:pPr>
+        <w:spacing w:after="60"/>
+      </w:pPr>
+      <w:r>
+        <w:rPr>
+          <w:rFonts w:ascii="Microsoft JhengHei" w:eastAsia="Microsoft JhengHei"/>
+        </w:rPr>
+        <w:t xml:space="preserve">高陽應將為室家,匠對曰:「未可也。木尚生,加塗其上,必將撓。以生為室,今雖善,後將必敗。」高陽應曰:「緣子之言,則室不敗也。木益枯則勁,塗益乾則輕,以益勁任益輕,則不敗。」匠人無辭而對,受令而為之。室之始成也善,其後果敗。</w:t>
+      </w:r>
+    </w:p>
+    <w:p>
+      <w:pPr>
+        <w:spacing w:after="60"/>
+      </w:pPr>
+      <w:r>
+        <w:rPr>
+          <w:rFonts w:ascii="Microsoft JhengHei" w:eastAsia="Microsoft JhengHei"/>
+          <w:b/>
+          <w:bCs/>
+        </w:rPr>
         <w:t xml:space="preserve">【注釋】</w:t>
       </w:r>
     </w:p>
@@ -2847,6 +3375,54 @@
           <w:rFonts w:ascii="Microsoft JhengHei" w:eastAsia="Microsoft JhengHei"/>
         </w:rPr>
         <w:t xml:space="preserve">對:應答</w:t>
+      </w:r>
+    </w:p>
+    <w:p>
+      <w:pPr>
+        <w:spacing w:after="60"/>
+      </w:pPr>
+      <w:r>
+        <w:rPr>
+          <w:rFonts w:ascii="Microsoft JhengHei" w:eastAsia="Microsoft JhengHei"/>
+          <w:b/>
+          <w:bCs/>
+        </w:rPr>
+        <w:t xml:space="preserve">【語譯】</w:t>
+      </w:r>
+    </w:p>
+    <w:p>
+      <w:pPr>
+        <w:spacing w:after="60"/>
+      </w:pPr>
+      <w:r>
+        <w:rPr>
+          <w:rFonts w:ascii="Microsoft JhengHei" w:eastAsia="Microsoft JhengHei"/>
+        </w:rPr>
+        <w:t xml:space="preserve">高陽應準備興建一棟新房屋。工匠對他說:「還不行啊!剛伐下的木材水分未乾,如果抹上溼泥,會把木料壓彎的。用生木蓋房子,剛蓋成時雖然很好,以後一定會倒塌。」高陽應說:「按照您的話說,這房子一定不會損壞。因為時間一久,木料越乾燥就越堅固有力,而溼泥越乾就越輕。用越來越硬的木料去承受越來越輕的泥土,房子就不會倒壞。」工匠聽了無話可答,只得依照高陽應的意思去蓋。房子剛落成時雖然很好,後來果然倒塌了。</w:t>
+      </w:r>
+    </w:p>
+    <w:p>
+      <w:pPr>
+        <w:spacing w:after="60"/>
+      </w:pPr>
+      <w:r>
+        <w:rPr>
+          <w:rFonts w:ascii="Microsoft JhengHei" w:eastAsia="Microsoft JhengHei"/>
+          <w:b/>
+          <w:bCs/>
+        </w:rPr>
+        <w:t xml:space="preserve">【文學常識】</w:t>
+      </w:r>
+    </w:p>
+    <w:p>
+      <w:pPr>
+        <w:spacing w:after="60"/>
+      </w:pPr>
+      <w:r>
+        <w:rPr>
+          <w:rFonts w:ascii="Microsoft JhengHei" w:eastAsia="Microsoft JhengHei"/>
+        </w:rPr>
+        <w:t xml:space="preserve">《呂氏春秋》:戰國末年秦相呂不韋集合門客編寫,屬雜家,兼採各家學說。</w:t>
       </w:r>
     </w:p>
     <w:p>
@@ -3072,6 +3648,30 @@
           <w:b/>
           <w:bCs/>
         </w:rPr>
+        <w:t xml:space="preserve">【原文】</w:t>
+      </w:r>
+    </w:p>
+    <w:p>
+      <w:pPr>
+        <w:spacing w:after="60"/>
+      </w:pPr>
+      <w:r>
+        <w:rPr>
+          <w:rFonts w:ascii="Microsoft JhengHei" w:eastAsia="Microsoft JhengHei"/>
+        </w:rPr>
+        <w:t xml:space="preserve">歐陽公在翰林日,與同院出遊,有奔馬斃犬於道。公曰:「試書其事。」同事曰:「有犬臥通衢,逸馬蹄而死之。」公曰:「使子修史,萬卷未已也。」曰:「內翰以為如何?」公曰:「逸馬殺犬於道。」</w:t>
+      </w:r>
+    </w:p>
+    <w:p>
+      <w:pPr>
+        <w:spacing w:after="60"/>
+      </w:pPr>
+      <w:r>
+        <w:rPr>
+          <w:rFonts w:ascii="Microsoft JhengHei" w:eastAsia="Microsoft JhengHei"/>
+          <w:b/>
+          <w:bCs/>
+        </w:rPr>
         <w:t xml:space="preserve">【注釋】</w:t>
       </w:r>
     </w:p>
@@ -3217,6 +3817,54 @@
           <w:rFonts w:ascii="Microsoft JhengHei" w:eastAsia="Microsoft JhengHei"/>
         </w:rPr>
         <w:t xml:space="preserve">內翰:翰林學士</w:t>
+      </w:r>
+    </w:p>
+    <w:p>
+      <w:pPr>
+        <w:spacing w:after="60"/>
+      </w:pPr>
+      <w:r>
+        <w:rPr>
+          <w:rFonts w:ascii="Microsoft JhengHei" w:eastAsia="Microsoft JhengHei"/>
+          <w:b/>
+          <w:bCs/>
+        </w:rPr>
+        <w:t xml:space="preserve">【語譯】</w:t>
+      </w:r>
+    </w:p>
+    <w:p>
+      <w:pPr>
+        <w:spacing w:after="60"/>
+      </w:pPr>
+      <w:r>
+        <w:rPr>
+          <w:rFonts w:ascii="Microsoft JhengHei" w:eastAsia="Microsoft JhengHei"/>
+        </w:rPr>
+        <w:t xml:space="preserve">歐陽脩在翰林院任職時,有一天和同事一起出遊,看到有一匹奔馳的馬在路上把一條狗踢死了。歐陽脩說:「試著把這件事記錄下來。」同事說:「有一條狗臥在四通八達的大路上,奔馳的馬踢死了牠。」歐陽脩說:「如果讓你來撰寫史書,一萬卷也寫不完。」同事問:「內翰認為該怎麼寫?」歐陽脩說:「逸馬殺犬於道。」</w:t>
+      </w:r>
+    </w:p>
+    <w:p>
+      <w:pPr>
+        <w:spacing w:after="60"/>
+      </w:pPr>
+      <w:r>
+        <w:rPr>
+          <w:rFonts w:ascii="Microsoft JhengHei" w:eastAsia="Microsoft JhengHei"/>
+          <w:b/>
+          <w:bCs/>
+        </w:rPr>
+        <w:t xml:space="preserve">【文學常識】</w:t>
+      </w:r>
+    </w:p>
+    <w:p>
+      <w:pPr>
+        <w:spacing w:after="60"/>
+      </w:pPr>
+      <w:r>
+        <w:rPr>
+          <w:rFonts w:ascii="Microsoft JhengHei" w:eastAsia="Microsoft JhengHei"/>
+        </w:rPr>
+        <w:t xml:space="preserve">《唐宋八大家叢話》:輯錄唐宋八大家的軼事與評論;歐陽脩為北宋文壇領袖,八大家之一,號醉翁、六一居士。</w:t>
       </w:r>
     </w:p>
     <w:p>
@@ -3442,6 +4090,30 @@
           <w:b/>
           <w:bCs/>
         </w:rPr>
+        <w:t xml:space="preserve">【原文】</w:t>
+      </w:r>
+    </w:p>
+    <w:p>
+      <w:pPr>
+        <w:spacing w:after="60"/>
+      </w:pPr>
+      <w:r>
+        <w:rPr>
+          <w:rFonts w:ascii="Microsoft JhengHei" w:eastAsia="Microsoft JhengHei"/>
+        </w:rPr>
+        <w:t xml:space="preserve">季札之初使,北過徐君。徐君好季札劍,口弗敢言。季札心知之,為使上國,未獻。還至徐,徐君已死,於是乃解其寶劍,繫之徐君塚樹而去。從者曰:「徐君已死,尚誰予乎?」季子曰:「不然。始吾心已許之,豈以死倍吾心哉!」</w:t>
+      </w:r>
+    </w:p>
+    <w:p>
+      <w:pPr>
+        <w:spacing w:after="60"/>
+      </w:pPr>
+      <w:r>
+        <w:rPr>
+          <w:rFonts w:ascii="Microsoft JhengHei" w:eastAsia="Microsoft JhengHei"/>
+          <w:b/>
+          <w:bCs/>
+        </w:rPr>
         <w:t xml:space="preserve">【注釋】</w:t>
       </w:r>
     </w:p>
@@ -3619,6 +4291,54 @@
           <w:rFonts w:ascii="Microsoft JhengHei" w:eastAsia="Microsoft JhengHei"/>
         </w:rPr>
         <w:t xml:space="preserve">倍:違背,通「背」</w:t>
+      </w:r>
+    </w:p>
+    <w:p>
+      <w:pPr>
+        <w:spacing w:after="60"/>
+      </w:pPr>
+      <w:r>
+        <w:rPr>
+          <w:rFonts w:ascii="Microsoft JhengHei" w:eastAsia="Microsoft JhengHei"/>
+          <w:b/>
+          <w:bCs/>
+        </w:rPr>
+        <w:t xml:space="preserve">【語譯】</w:t>
+      </w:r>
+    </w:p>
+    <w:p>
+      <w:pPr>
+        <w:spacing w:after="60"/>
+      </w:pPr>
+      <w:r>
+        <w:rPr>
+          <w:rFonts w:ascii="Microsoft JhengHei" w:eastAsia="Microsoft JhengHei"/>
+        </w:rPr>
+        <w:t xml:space="preserve">季札第一次出使,先去北方拜訪徐國的君主。徐君十分喜歡季札身上所佩的劍,口中卻不敢說。季札心裡也明白,但因為還要出使到中原各國,佩帶寶劍是一種禮節,所以沒有奉上。出使結束返回徐國時,徐君已經死了,於是解下寶劍,掛在徐君墳墓前的樹上,然後離去。隨從說:「徐君已經死了,你還要給誰呢?」季札說:「不是這樣的。當初我心裡已經答應要把劍送給他,怎麼能因為他死了就違背自己的心意呢!」</w:t>
+      </w:r>
+    </w:p>
+    <w:p>
+      <w:pPr>
+        <w:spacing w:after="60"/>
+      </w:pPr>
+      <w:r>
+        <w:rPr>
+          <w:rFonts w:ascii="Microsoft JhengHei" w:eastAsia="Microsoft JhengHei"/>
+          <w:b/>
+          <w:bCs/>
+        </w:rPr>
+        <w:t xml:space="preserve">【文學常識】</w:t>
+      </w:r>
+    </w:p>
+    <w:p>
+      <w:pPr>
+        <w:spacing w:after="60"/>
+      </w:pPr>
+      <w:r>
+        <w:rPr>
+          <w:rFonts w:ascii="Microsoft JhengHei" w:eastAsia="Microsoft JhengHei"/>
+        </w:rPr>
+        <w:t xml:space="preserve">《史記》:西漢司馬遷撰,第一部紀傳體通史,魯迅稱為「史家之絕唱,無韻之離騷」。</w:t>
       </w:r>
     </w:p>
     <w:p>

--- a/古文今讀111-120.docx
+++ b/古文今讀111-120.docx
@@ -416,11 +416,34 @@
       <w:r>
         <w:rPr>
           <w:rFonts w:ascii="Microsoft JhengHei" w:eastAsia="Microsoft JhengHei"/>
+        </w:rPr>
+        <w:t xml:space="preserve">(   ) 5. 「假令得地失兄弟,心如何?」的「假令」意思是</w:t>
+      </w:r>
+    </w:p>
+    <w:p>
+      <w:pPr>
+        <w:spacing w:after="60"/>
+        <w:ind w:left="360"/>
+      </w:pPr>
+      <w:r>
+        <w:rPr>
+          <w:rFonts w:ascii="Microsoft JhengHei" w:eastAsia="Microsoft JhengHei"/>
+        </w:rPr>
+        <w:t xml:space="preserve">(A)假裝命令　(B)如果、假使　(C)休假命令　(D)即使</w:t>
+      </w:r>
+    </w:p>
+    <w:p>
+      <w:pPr>
+        <w:spacing w:after="60"/>
+      </w:pPr>
+      <w:r>
+        <w:rPr>
+          <w:rFonts w:ascii="Microsoft JhengHei" w:eastAsia="Microsoft JhengHei"/>
           <w:b/>
           <w:bCs/>
           <w:color w:val="2F9E44"/>
         </w:rPr>
-        <w:t xml:space="preserve">答案:1.(C)　2.(B)　3.(A)　4.(C)</w:t>
+        <w:t xml:space="preserve">答案:1.(C)　2.(B)　3.(A)　4.(C)　5.(B)</w:t>
       </w:r>
     </w:p>
     <w:p>
@@ -874,11 +897,34 @@
       <w:r>
         <w:rPr>
           <w:rFonts w:ascii="Microsoft JhengHei" w:eastAsia="Microsoft JhengHei"/>
+        </w:rPr>
+        <w:t xml:space="preserve">(   ) 5. 「卿東來,故應有此物」的「卿」意思是</w:t>
+      </w:r>
+    </w:p>
+    <w:p>
+      <w:pPr>
+        <w:spacing w:after="60"/>
+        <w:ind w:left="360"/>
+      </w:pPr>
+      <w:r>
+        <w:rPr>
+          <w:rFonts w:ascii="Microsoft JhengHei" w:eastAsia="Microsoft JhengHei"/>
+        </w:rPr>
+        <w:t xml:space="preserve">(A)官員　(B)你　(C)我　(D)他</w:t>
+      </w:r>
+    </w:p>
+    <w:p>
+      <w:pPr>
+        <w:spacing w:after="60"/>
+      </w:pPr>
+      <w:r>
+        <w:rPr>
+          <w:rFonts w:ascii="Microsoft JhengHei" w:eastAsia="Microsoft JhengHei"/>
           <w:b/>
           <w:bCs/>
           <w:color w:val="2F9E44"/>
         </w:rPr>
-        <w:t xml:space="preserve">答案:1.(A)　2.(C)　3.(D)　4.(C)</w:t>
+        <w:t xml:space="preserve">答案:1.(A)　2.(C)　3.(D)　4.(C)　5.(B)</w:t>
       </w:r>
     </w:p>
     <w:p>
@@ -1316,6 +1362,29 @@
       <w:r>
         <w:rPr>
           <w:rFonts w:ascii="Microsoft JhengHei" w:eastAsia="Microsoft JhengHei"/>
+        </w:rPr>
+        <w:t xml:space="preserve">(   ) 5. 下列哪一句的「之」,與「楊子之鄰人」的「之」用法相同?</w:t>
+      </w:r>
+    </w:p>
+    <w:p>
+      <w:pPr>
+        <w:spacing w:after="60"/>
+        <w:ind w:left="360"/>
+      </w:pPr>
+      <w:r>
+        <w:rPr>
+          <w:rFonts w:ascii="Microsoft JhengHei" w:eastAsia="Microsoft JhengHei"/>
+        </w:rPr>
+        <w:t xml:space="preserve">(A)吾不知所之　(B)亡之矣　(C)歧路之中　(D)追之</w:t>
+      </w:r>
+    </w:p>
+    <w:p>
+      <w:pPr>
+        <w:spacing w:after="60"/>
+      </w:pPr>
+      <w:r>
+        <w:rPr>
+          <w:rFonts w:ascii="Microsoft JhengHei" w:eastAsia="Microsoft JhengHei"/>
           <w:color w:val="C92A2A"/>
           <w:sz w:val="18"/>
           <w:szCs w:val="18"/>
@@ -1334,7 +1403,7 @@
           <w:bCs/>
           <w:color w:val="2F9E44"/>
         </w:rPr>
-        <w:t xml:space="preserve">答案:1.(B)　2.(C)　3.(B)　4.(D)</w:t>
+        <w:t xml:space="preserve">答案:1.(B)　2.(C)　3.(B)　4.(D)　5.(C)</w:t>
       </w:r>
     </w:p>
     <w:p>
@@ -1740,11 +1809,34 @@
       <w:r>
         <w:rPr>
           <w:rFonts w:ascii="Microsoft JhengHei" w:eastAsia="Microsoft JhengHei"/>
+        </w:rPr>
+        <w:t xml:space="preserve">(   ) 5. 根據文中所說,貓的瞳孔在什麼時候最細?</w:t>
+      </w:r>
+    </w:p>
+    <w:p>
+      <w:pPr>
+        <w:spacing w:after="60"/>
+        <w:ind w:left="360"/>
+      </w:pPr>
+      <w:r>
+        <w:rPr>
+          <w:rFonts w:ascii="Microsoft JhengHei" w:eastAsia="Microsoft JhengHei"/>
+        </w:rPr>
+        <w:t xml:space="preserve">(A)清晨　(B)正午　(C)傍晚　(D)夜晚</w:t>
+      </w:r>
+    </w:p>
+    <w:p>
+      <w:pPr>
+        <w:spacing w:after="60"/>
+      </w:pPr>
+      <w:r>
+        <w:rPr>
+          <w:rFonts w:ascii="Microsoft JhengHei" w:eastAsia="Microsoft JhengHei"/>
           <w:b/>
           <w:bCs/>
           <w:color w:val="2F9E44"/>
         </w:rPr>
-        <w:t xml:space="preserve">答案:1.(D)　2.(B)　3.(D)　4.(A)</w:t>
+        <w:t xml:space="preserve">答案:1.(D)　2.(B)　3.(D)　4.(A)　5.(B)</w:t>
       </w:r>
     </w:p>
     <w:p>
@@ -2182,6 +2274,29 @@
       <w:r>
         <w:rPr>
           <w:rFonts w:ascii="Microsoft JhengHei" w:eastAsia="Microsoft JhengHei"/>
+        </w:rPr>
+        <w:t xml:space="preserve">(   ) 5. 「惻隱之心,人皆有之」的意思是</w:t>
+      </w:r>
+    </w:p>
+    <w:p>
+      <w:pPr>
+        <w:spacing w:after="60"/>
+        <w:ind w:left="360"/>
+      </w:pPr>
+      <w:r>
+        <w:rPr>
+          <w:rFonts w:ascii="Microsoft JhengHei" w:eastAsia="Microsoft JhengHei"/>
+        </w:rPr>
+        <w:t xml:space="preserve">(A)人人都有同情憐憫之心　(B)只有君子才有同情之心　(C)同情心要靠後天學習才有　(D)有同情心的人不多</w:t>
+      </w:r>
+    </w:p>
+    <w:p>
+      <w:pPr>
+        <w:spacing w:after="60"/>
+      </w:pPr>
+      <w:r>
+        <w:rPr>
+          <w:rFonts w:ascii="Microsoft JhengHei" w:eastAsia="Microsoft JhengHei"/>
           <w:color w:val="C92A2A"/>
           <w:sz w:val="18"/>
           <w:szCs w:val="18"/>
@@ -2200,7 +2315,7 @@
           <w:bCs/>
           <w:color w:val="2F9E44"/>
         </w:rPr>
-        <w:t xml:space="preserve">答案:1.(A)　2.(C)　3.(B)　4.(C)</w:t>
+        <w:t xml:space="preserve">答案:1.(A)　2.(C)　3.(B)　4.(C)　5.(A)</w:t>
       </w:r>
     </w:p>
     <w:p>
@@ -2654,6 +2769,29 @@
       <w:r>
         <w:rPr>
           <w:rFonts w:ascii="Microsoft JhengHei" w:eastAsia="Microsoft JhengHei"/>
+        </w:rPr>
+        <w:t xml:space="preserve">(   ) 5. 「一日一錢,千日千錢」表現張乖崖怎樣的看法?</w:t>
+      </w:r>
+    </w:p>
+    <w:p>
+      <w:pPr>
+        <w:spacing w:after="60"/>
+        <w:ind w:left="360"/>
+      </w:pPr>
+      <w:r>
+        <w:rPr>
+          <w:rFonts w:ascii="Microsoft JhengHei" w:eastAsia="Microsoft JhengHei"/>
+        </w:rPr>
+        <w:t xml:space="preserve">(A)小惡積累成大惡,不可輕忽　(B)公款可以適度挪用　(C)杖刑處罰太輕　(D)小吏出身貧困值得同情</w:t>
+      </w:r>
+    </w:p>
+    <w:p>
+      <w:pPr>
+        <w:spacing w:after="60"/>
+      </w:pPr>
+      <w:r>
+        <w:rPr>
+          <w:rFonts w:ascii="Microsoft JhengHei" w:eastAsia="Microsoft JhengHei"/>
           <w:color w:val="C92A2A"/>
           <w:sz w:val="18"/>
           <w:szCs w:val="18"/>
@@ -2672,7 +2810,7 @@
           <w:bCs/>
           <w:color w:val="2F9E44"/>
         </w:rPr>
-        <w:t xml:space="preserve">答案:1.(B)　2.(A)　3.(C)　4.(D)</w:t>
+        <w:t xml:space="preserve">答案:1.(B)　2.(A)　3.(C)　4.(D)　5.(A)</w:t>
       </w:r>
     </w:p>
     <w:p>
@@ -3110,6 +3248,29 @@
       <w:r>
         <w:rPr>
           <w:rFonts w:ascii="Microsoft JhengHei" w:eastAsia="Microsoft JhengHei"/>
+        </w:rPr>
+        <w:t xml:space="preserve">(   ) 5. 叔向認為賢德的官吏應該怎麼做?</w:t>
+      </w:r>
+    </w:p>
+    <w:p>
+      <w:pPr>
+        <w:spacing w:after="60"/>
+        <w:ind w:left="360"/>
+      </w:pPr>
+      <w:r>
+        <w:rPr>
+          <w:rFonts w:ascii="Microsoft JhengHei" w:eastAsia="Microsoft JhengHei"/>
+        </w:rPr>
+        <w:t xml:space="preserve">(A)親自載送涉水的百姓　(B)在適當的時節修好溝渠與橋梁,使百姓不必涉水　(C)減輕百姓賦稅　(D)多飼養六畜</w:t>
+      </w:r>
+    </w:p>
+    <w:p>
+      <w:pPr>
+        <w:spacing w:after="60"/>
+      </w:pPr>
+      <w:r>
+        <w:rPr>
+          <w:rFonts w:ascii="Microsoft JhengHei" w:eastAsia="Microsoft JhengHei"/>
           <w:color w:val="C92A2A"/>
           <w:sz w:val="18"/>
           <w:szCs w:val="18"/>
@@ -3128,7 +3289,7 @@
           <w:bCs/>
           <w:color w:val="2F9E44"/>
         </w:rPr>
-        <w:t xml:space="preserve">答案:1.(A)　2.(B)　3.(B)　4.(C)</w:t>
+        <w:t xml:space="preserve">答案:1.(A)　2.(B)　3.(B)　4.(C)　5.(B)</w:t>
       </w:r>
     </w:p>
     <w:p>
@@ -3614,11 +3775,34 @@
       <w:r>
         <w:rPr>
           <w:rFonts w:ascii="Microsoft JhengHei" w:eastAsia="Microsoft JhengHei"/>
+        </w:rPr>
+        <w:t xml:space="preserve">(   ) 5. 「緣子之言,則室不敗也」的「緣」意思是</w:t>
+      </w:r>
+    </w:p>
+    <w:p>
+      <w:pPr>
+        <w:spacing w:after="60"/>
+        <w:ind w:left="360"/>
+      </w:pPr>
+      <w:r>
+        <w:rPr>
+          <w:rFonts w:ascii="Microsoft JhengHei" w:eastAsia="Microsoft JhengHei"/>
+        </w:rPr>
+        <w:t xml:space="preserve">(A)緣分　(B)依照、按照　(C)攀爬　(D)邊緣</w:t>
+      </w:r>
+    </w:p>
+    <w:p>
+      <w:pPr>
+        <w:spacing w:after="60"/>
+      </w:pPr>
+      <w:r>
+        <w:rPr>
+          <w:rFonts w:ascii="Microsoft JhengHei" w:eastAsia="Microsoft JhengHei"/>
           <w:b/>
           <w:bCs/>
           <w:color w:val="2F9E44"/>
         </w:rPr>
-        <w:t xml:space="preserve">答案:1.(D)　2.(B)　3.(B)　4.(C)</w:t>
+        <w:t xml:space="preserve">答案:1.(D)　2.(B)　3.(B)　4.(C)　5.(B)</w:t>
       </w:r>
     </w:p>
     <w:p>
@@ -4056,11 +4240,34 @@
       <w:r>
         <w:rPr>
           <w:rFonts w:ascii="Microsoft JhengHei" w:eastAsia="Microsoft JhengHei"/>
+        </w:rPr>
+        <w:t xml:space="preserve">(   ) 5. 「使子修史,萬卷未已也」的「使」意思是</w:t>
+      </w:r>
+    </w:p>
+    <w:p>
+      <w:pPr>
+        <w:spacing w:after="60"/>
+        <w:ind w:left="360"/>
+      </w:pPr>
+      <w:r>
+        <w:rPr>
+          <w:rFonts w:ascii="Microsoft JhengHei" w:eastAsia="Microsoft JhengHei"/>
+        </w:rPr>
+        <w:t xml:space="preserve">(A)命令　(B)假使、如果　(C)派遣　(D)出使</w:t>
+      </w:r>
+    </w:p>
+    <w:p>
+      <w:pPr>
+        <w:spacing w:after="60"/>
+      </w:pPr>
+      <w:r>
+        <w:rPr>
+          <w:rFonts w:ascii="Microsoft JhengHei" w:eastAsia="Microsoft JhengHei"/>
           <w:b/>
           <w:bCs/>
           <w:color w:val="2F9E44"/>
         </w:rPr>
-        <w:t xml:space="preserve">答案:1.(B)　2.(D)　3.(B)　4.(C)</w:t>
+        <w:t xml:space="preserve">答案:1.(B)　2.(D)　3.(B)　4.(C)　5.(B)</w:t>
       </w:r>
     </w:p>
     <w:p>
@@ -4498,11 +4705,34 @@
       <w:r>
         <w:rPr>
           <w:rFonts w:ascii="Microsoft JhengHei" w:eastAsia="Microsoft JhengHei"/>
+        </w:rPr>
+        <w:t xml:space="preserve">(   ) 5. 「豈以死倍吾心哉」的「倍」意思是</w:t>
+      </w:r>
+    </w:p>
+    <w:p>
+      <w:pPr>
+        <w:spacing w:after="60"/>
+        <w:ind w:left="360"/>
+      </w:pPr>
+      <w:r>
+        <w:rPr>
+          <w:rFonts w:ascii="Microsoft JhengHei" w:eastAsia="Microsoft JhengHei"/>
+        </w:rPr>
+        <w:t xml:space="preserve">(A)加倍　(B)違背(通「背」)　(C)陪伴　(D)倍數</w:t>
+      </w:r>
+    </w:p>
+    <w:p>
+      <w:pPr>
+        <w:spacing w:after="60"/>
+      </w:pPr>
+      <w:r>
+        <w:rPr>
+          <w:rFonts w:ascii="Microsoft JhengHei" w:eastAsia="Microsoft JhengHei"/>
           <w:b/>
           <w:bCs/>
           <w:color w:val="2F9E44"/>
         </w:rPr>
-        <w:t xml:space="preserve">答案:1.(C)　2.(D)　3.(B)　4.(C)</w:t>
+        <w:t xml:space="preserve">答案:1.(C)　2.(D)　3.(B)　4.(C)　5.(B)</w:t>
       </w:r>
     </w:p>
     <w:p>
@@ -5049,7 +5279,99 @@
                 <w:b w:val="false"/>
                 <w:bCs w:val="false"/>
               </w:rPr>
-              <w:t xml:space="preserve">花徑不曾「緣」客掃/只「緣」身在此山中</w:t>
+              <w:t xml:space="preserve">花徑不曾「緣」客掃</w:t>
+            </w:r>
+          </w:p>
+        </w:tc>
+        <w:tc>
+          <w:tcPr>
+            <w:tcW w:type="dxa" w:w="4400"/>
+            <w:tcBorders>
+              <w:top w:val="single" w:color="BBBBBB" w:sz="4"/>
+              <w:left w:val="single" w:color="BBBBBB" w:sz="4"/>
+              <w:bottom w:val="single" w:color="BBBBBB" w:sz="4"/>
+              <w:right w:val="single" w:color="BBBBBB" w:sz="4"/>
+            </w:tcBorders>
+            <w:tcMar>
+              <w:top w:type="dxa" w:w="40"/>
+              <w:left w:type="dxa" w:w="80"/>
+              <w:bottom w:type="dxa" w:w="40"/>
+              <w:right w:type="dxa" w:w="80"/>
+            </w:tcMar>
+          </w:tcPr>
+          <w:p>
+            <w:pPr>
+              <w:spacing w:after="60"/>
+            </w:pPr>
+            <w:r>
+              <w:rPr>
+                <w:rFonts w:ascii="Microsoft JhengHei" w:eastAsia="Microsoft JhengHei"/>
+                <w:b w:val="false"/>
+                <w:bCs w:val="false"/>
+              </w:rPr>
+              <w:t xml:space="preserve">因為、由於</w:t>
+            </w:r>
+          </w:p>
+        </w:tc>
+        <w:tc>
+          <w:tcPr>
+            <w:tcW w:type="dxa" w:w="1000"/>
+            <w:tcBorders>
+              <w:top w:val="single" w:color="BBBBBB" w:sz="4"/>
+              <w:left w:val="single" w:color="BBBBBB" w:sz="4"/>
+              <w:bottom w:val="single" w:color="BBBBBB" w:sz="4"/>
+              <w:right w:val="single" w:color="BBBBBB" w:sz="4"/>
+            </w:tcBorders>
+            <w:tcMar>
+              <w:top w:type="dxa" w:w="40"/>
+              <w:left w:type="dxa" w:w="80"/>
+              <w:bottom w:type="dxa" w:w="40"/>
+              <w:right w:type="dxa" w:w="80"/>
+            </w:tcMar>
+          </w:tcPr>
+          <w:p>
+            <w:pPr>
+              <w:spacing w:after="60"/>
+            </w:pPr>
+            <w:r>
+              <w:rPr>
+                <w:rFonts w:ascii="Microsoft JhengHei" w:eastAsia="Microsoft JhengHei"/>
+                <w:b w:val="false"/>
+                <w:bCs w:val="false"/>
+              </w:rPr>
+              <w:t xml:space="preserve">介</w:t>
+            </w:r>
+          </w:p>
+        </w:tc>
+      </w:tr>
+      <w:tr>
+        <w:tc>
+          <w:tcPr>
+            <w:tcW w:type="dxa" w:w="3600"/>
+            <w:tcBorders>
+              <w:top w:val="single" w:color="BBBBBB" w:sz="4"/>
+              <w:left w:val="single" w:color="BBBBBB" w:sz="4"/>
+              <w:bottom w:val="single" w:color="BBBBBB" w:sz="4"/>
+              <w:right w:val="single" w:color="BBBBBB" w:sz="4"/>
+            </w:tcBorders>
+            <w:tcMar>
+              <w:top w:type="dxa" w:w="40"/>
+              <w:left w:type="dxa" w:w="80"/>
+              <w:bottom w:type="dxa" w:w="40"/>
+              <w:right w:type="dxa" w:w="80"/>
+            </w:tcMar>
+          </w:tcPr>
+          <w:p>
+            <w:pPr>
+              <w:spacing w:after="60"/>
+            </w:pPr>
+            <w:r>
+              <w:rPr>
+                <w:rFonts w:ascii="Microsoft JhengHei" w:eastAsia="Microsoft JhengHei"/>
+                <w:b w:val="false"/>
+                <w:bCs w:val="false"/>
+              </w:rPr>
+              <w:t xml:space="preserve">不識廬山真面目,只「緣」身在此山中</w:t>
             </w:r>
           </w:p>
         </w:tc>
@@ -6868,7 +7190,7 @@
         <w:rPr>
           <w:rFonts w:ascii="Microsoft JhengHei" w:eastAsia="Microsoft JhengHei"/>
         </w:rPr>
-        <w:t xml:space="preserve">(A)(支架)垮落　(B)漲、漫出,為「溢」之本字　(C)(底部)脫落　(D)原因、理由</w:t>
+        <w:t xml:space="preserve">(A)更加(力求技能進步再進步)　(B)因為、由於　(C)凹陷　(D)原因、理由</w:t>
       </w:r>
     </w:p>
     <w:p>
@@ -6891,7 +7213,7 @@
         <w:rPr>
           <w:rFonts w:ascii="Microsoft JhengHei" w:eastAsia="Microsoft JhengHei"/>
         </w:rPr>
-        <w:t xml:space="preserve">(A)攀爬(比喻用錯方法,徒勞無功)　(B)凹陷　(C)幫助、補助　(D)人與人或事物之間遇合的機會</w:t>
+        <w:t xml:space="preserve">(A)依傍　(B)攀爬(比喻用錯方法,徒勞無功)　(C)人與人或事物之間遇合的機會　(D)(支架)垮落</w:t>
       </w:r>
     </w:p>
     <w:p>
@@ -6914,7 +7236,7 @@
         <w:rPr>
           <w:rFonts w:ascii="Microsoft JhengHei" w:eastAsia="Microsoft JhengHei"/>
         </w:rPr>
-        <w:t xml:space="preserve">(A)好處　(B)不真的、虛偽的、人造的　(C)沿、循　(D)攀爬(比喻用錯方法,徒勞無功)</w:t>
+        <w:t xml:space="preserve">(A)工作期間依規定或經申請獲准的休息時間　(B)沿、循　(C)攀爬(比喻用錯方法,徒勞無功)　(D)(底部)脫落</w:t>
       </w:r>
     </w:p>
     <w:p>
@@ -6937,18 +7259,18 @@
         <w:rPr>
           <w:rFonts w:ascii="Microsoft JhengHei" w:eastAsia="Microsoft JhengHei"/>
         </w:rPr>
-        <w:t xml:space="preserve">(A)好處　(B)人與人或事物之間遇合的機會　(C)因為、由於　(D)沿、循</w:t>
-      </w:r>
-    </w:p>
-    <w:p>
-      <w:pPr>
-        <w:spacing w:after="60"/>
-      </w:pPr>
-      <w:r>
-        <w:rPr>
-          <w:rFonts w:ascii="Microsoft JhengHei" w:eastAsia="Microsoft JhengHei"/>
-        </w:rPr>
-        <w:t xml:space="preserve">(   ) 5. 花徑不曾「緣」客掃/只「緣」身在此山中 的「緣」,意思是?</w:t>
+        <w:t xml:space="preserve">(A)幫助、補助　(B)人與人或事物之間遇合的機會　(C)因為、由於　(D)沿、循</w:t>
+      </w:r>
+    </w:p>
+    <w:p>
+      <w:pPr>
+        <w:spacing w:after="60"/>
+      </w:pPr>
+      <w:r>
+        <w:rPr>
+          <w:rFonts w:ascii="Microsoft JhengHei" w:eastAsia="Microsoft JhengHei"/>
+        </w:rPr>
+        <w:t xml:space="preserve">(   ) 5. 花徑不曾「緣」客掃 的「緣」,意思是?</w:t>
       </w:r>
     </w:p>
     <w:p>
@@ -6971,7 +7293,7 @@
         <w:rPr>
           <w:rFonts w:ascii="Microsoft JhengHei" w:eastAsia="Microsoft JhengHei"/>
         </w:rPr>
-        <w:t xml:space="preserve">(   ) 6. 澭水暴「益」,荊人弗知 的「益」,意思是?</w:t>
+        <w:t xml:space="preserve">(   ) 6. 不識廬山真面目,只「緣」身在此山中 的「緣」,意思是?</w:t>
       </w:r>
     </w:p>
     <w:p>
@@ -6983,18 +7305,18 @@
         <w:rPr>
           <w:rFonts w:ascii="Microsoft JhengHei" w:eastAsia="Microsoft JhengHei"/>
         </w:rPr>
-        <w:t xml:space="preserve">(A)更加(力求技能進步再進步)　(B)沿、循　(C)漲、漫出,為「溢」之本字　(D)因為、由於</w:t>
-      </w:r>
-    </w:p>
-    <w:p>
-      <w:pPr>
-        <w:spacing w:after="60"/>
-      </w:pPr>
-      <w:r>
-        <w:rPr>
-          <w:rFonts w:ascii="Microsoft JhengHei" w:eastAsia="Microsoft JhengHei"/>
-        </w:rPr>
-        <w:t xml:space="preserve">(   ) 7. 延年「益」壽 的「益」,意思是?</w:t>
+        <w:t xml:space="preserve">(A)更加(力求技能進步再進步)　(B)沿、循　(C)因為、由於　(D)漲、漫出,為「溢」之本字</w:t>
+      </w:r>
+    </w:p>
+    <w:p>
+      <w:pPr>
+        <w:spacing w:after="60"/>
+      </w:pPr>
+      <w:r>
+        <w:rPr>
+          <w:rFonts w:ascii="Microsoft JhengHei" w:eastAsia="Microsoft JhengHei"/>
+        </w:rPr>
+        <w:t xml:space="preserve">(   ) 7. 澭水暴「益」,荊人弗知 的「益」,意思是?</w:t>
       </w:r>
     </w:p>
     <w:p>
@@ -7006,18 +7328,18 @@
         <w:rPr>
           <w:rFonts w:ascii="Microsoft JhengHei" w:eastAsia="Microsoft JhengHei"/>
         </w:rPr>
-        <w:t xml:space="preserve">(A)凹陷　(B)攀爬(比喻用錯方法,徒勞無功)　(C)沿、循　(D)增加(延長壽命,多為頌祝人長壽)</w:t>
-      </w:r>
-    </w:p>
-    <w:p>
-      <w:pPr>
-        <w:spacing w:after="60"/>
-      </w:pPr>
-      <w:r>
-        <w:rPr>
-          <w:rFonts w:ascii="Microsoft JhengHei" w:eastAsia="Microsoft JhengHei"/>
-        </w:rPr>
-        <w:t xml:space="preserve">(   ) 8. 助「益」 的「益」,意思是?</w:t>
+        <w:t xml:space="preserve">(A)(支架)垮落　(B)攀爬(比喻用錯方法,徒勞無功)　(C)沿、循　(D)漲、漫出,為「溢」之本字</w:t>
+      </w:r>
+    </w:p>
+    <w:p>
+      <w:pPr>
+        <w:spacing w:after="60"/>
+      </w:pPr>
+      <w:r>
+        <w:rPr>
+          <w:rFonts w:ascii="Microsoft JhengHei" w:eastAsia="Microsoft JhengHei"/>
+        </w:rPr>
+        <w:t xml:space="preserve">(   ) 8. 延年「益」壽 的「益」,意思是?</w:t>
       </w:r>
     </w:p>
     <w:p>
@@ -7029,18 +7351,18 @@
         <w:rPr>
           <w:rFonts w:ascii="Microsoft JhengHei" w:eastAsia="Microsoft JhengHei"/>
         </w:rPr>
-        <w:t xml:space="preserve">(A)幫助、補助　(B)依傍　(C)不真的、虛偽的、人造的　(D)(支架)垮落</w:t>
-      </w:r>
-    </w:p>
-    <w:p>
-      <w:pPr>
-        <w:spacing w:after="60"/>
-      </w:pPr>
-      <w:r>
-        <w:rPr>
-          <w:rFonts w:ascii="Microsoft JhengHei" w:eastAsia="Microsoft JhengHei"/>
-        </w:rPr>
-        <w:t xml:space="preserve">(   ) 9. 利「益」、收「益」 的「益」,意思是?</w:t>
+        <w:t xml:space="preserve">(A)增加(延長壽命,多為頌祝人長壽)　(B)(底部)脫落　(C)借(狐假虎威:比喻憑恃有權者的威勢恐嚇他人、作威作福)　(D)如果</w:t>
+      </w:r>
+    </w:p>
+    <w:p>
+      <w:pPr>
+        <w:spacing w:after="60"/>
+      </w:pPr>
+      <w:r>
+        <w:rPr>
+          <w:rFonts w:ascii="Microsoft JhengHei" w:eastAsia="Microsoft JhengHei"/>
+        </w:rPr>
+        <w:t xml:space="preserve">(   ) 9. 助「益」 的「益」,意思是?</w:t>
       </w:r>
     </w:p>
     <w:p>
@@ -7052,18 +7374,18 @@
         <w:rPr>
           <w:rFonts w:ascii="Microsoft JhengHei" w:eastAsia="Microsoft JhengHei"/>
         </w:rPr>
-        <w:t xml:space="preserve">(A)幫助、補助　(B)好處　(C)更加(力求技能進步再進步)　(D)凹陷</w:t>
-      </w:r>
-    </w:p>
-    <w:p>
-      <w:pPr>
-        <w:spacing w:after="60"/>
-      </w:pPr>
-      <w:r>
-        <w:rPr>
-          <w:rFonts w:ascii="Microsoft JhengHei" w:eastAsia="Microsoft JhengHei"/>
-        </w:rPr>
-        <w:t xml:space="preserve">(   ) 10. 「益」友、「益」處 的「益」,意思是?</w:t>
+        <w:t xml:space="preserve">(A)增加(延長壽命,多為頌祝人長壽)　(B)幫助、補助　(C)有好處的　(D)(支架)垮落</w:t>
+      </w:r>
+    </w:p>
+    <w:p>
+      <w:pPr>
+        <w:spacing w:after="60"/>
+      </w:pPr>
+      <w:r>
+        <w:rPr>
+          <w:rFonts w:ascii="Microsoft JhengHei" w:eastAsia="Microsoft JhengHei"/>
+        </w:rPr>
+        <w:t xml:space="preserve">(   ) 10. 利「益」、收「益」 的「益」,意思是?</w:t>
       </w:r>
     </w:p>
     <w:p>
@@ -7075,18 +7397,18 @@
         <w:rPr>
           <w:rFonts w:ascii="Microsoft JhengHei" w:eastAsia="Microsoft JhengHei"/>
         </w:rPr>
-        <w:t xml:space="preserve">(A)有好處的　(B)攀爬(比喻用錯方法,徒勞無功)　(C)依傍　(D)更加(力求技能進步再進步)</w:t>
-      </w:r>
-    </w:p>
-    <w:p>
-      <w:pPr>
-        <w:spacing w:after="60"/>
-      </w:pPr>
-      <w:r>
-        <w:rPr>
-          <w:rFonts w:ascii="Microsoft JhengHei" w:eastAsia="Microsoft JhengHei"/>
-        </w:rPr>
-        <w:t xml:space="preserve">(   ) 11. 精「益」求精 的「益」,意思是?</w:t>
+        <w:t xml:space="preserve">(A)好處　(B)有好處的　(C)攀爬(比喻用錯方法,徒勞無功)　(D)依傍</w:t>
+      </w:r>
+    </w:p>
+    <w:p>
+      <w:pPr>
+        <w:spacing w:after="60"/>
+      </w:pPr>
+      <w:r>
+        <w:rPr>
+          <w:rFonts w:ascii="Microsoft JhengHei" w:eastAsia="Microsoft JhengHei"/>
+        </w:rPr>
+        <w:t xml:space="preserve">(   ) 11. 「益」友、「益」處 的「益」,意思是?</w:t>
       </w:r>
     </w:p>
     <w:p>
@@ -7098,18 +7420,18 @@
         <w:rPr>
           <w:rFonts w:ascii="Microsoft JhengHei" w:eastAsia="Microsoft JhengHei"/>
         </w:rPr>
-        <w:t xml:space="preserve">(A)攀爬(比喻用錯方法,徒勞無功)　(B)有好處的　(C)更加(力求技能進步再進步)　(D)沿、循</w:t>
-      </w:r>
-    </w:p>
-    <w:p>
-      <w:pPr>
-        <w:spacing w:after="60"/>
-      </w:pPr>
-      <w:r>
-        <w:rPr>
-          <w:rFonts w:ascii="Microsoft JhengHei" w:eastAsia="Microsoft JhengHei"/>
-        </w:rPr>
-        <w:t xml:space="preserve">(   ) 12. 倒「塌」、坍「塌」 的「塌」,意思是?</w:t>
+        <w:t xml:space="preserve">(A)攀爬(比喻用錯方法,徒勞無功)　(B)好處　(C)有好處的　(D)沿、循</w:t>
+      </w:r>
+    </w:p>
+    <w:p>
+      <w:pPr>
+        <w:spacing w:after="60"/>
+      </w:pPr>
+      <w:r>
+        <w:rPr>
+          <w:rFonts w:ascii="Microsoft JhengHei" w:eastAsia="Microsoft JhengHei"/>
+        </w:rPr>
+        <w:t xml:space="preserve">(   ) 12. 精「益」求精 的「益」,意思是?</w:t>
       </w:r>
     </w:p>
     <w:p>
@@ -7121,18 +7443,18 @@
         <w:rPr>
           <w:rFonts w:ascii="Microsoft JhengHei" w:eastAsia="Microsoft JhengHei"/>
         </w:rPr>
-        <w:t xml:space="preserve">(A)因為、由於　(B)不真的、虛偽的、人造的　(C)依傍　(D)(支架)垮落</w:t>
-      </w:r>
-    </w:p>
-    <w:p>
-      <w:pPr>
-        <w:spacing w:after="60"/>
-      </w:pPr>
-      <w:r>
-        <w:rPr>
-          <w:rFonts w:ascii="Microsoft JhengHei" w:eastAsia="Microsoft JhengHei"/>
-        </w:rPr>
-        <w:t xml:space="preserve">(   ) 13. 瘦得兩眼都「塌」進去了、打「塌」鼻梁 的「塌」,意思是?</w:t>
+        <w:t xml:space="preserve">(A)因為、由於　(B)(底部)脫落　(C)借(狐假虎威:比喻憑恃有權者的威勢恐嚇他人、作威作福)　(D)更加(力求技能進步再進步)</w:t>
+      </w:r>
+    </w:p>
+    <w:p>
+      <w:pPr>
+        <w:spacing w:after="60"/>
+      </w:pPr>
+      <w:r>
+        <w:rPr>
+          <w:rFonts w:ascii="Microsoft JhengHei" w:eastAsia="Microsoft JhengHei"/>
+        </w:rPr>
+        <w:t xml:space="preserve">(   ) 13. 倒「塌」、坍「塌」 的「塌」,意思是?</w:t>
       </w:r>
     </w:p>
     <w:p>
@@ -7144,18 +7466,18 @@
         <w:rPr>
           <w:rFonts w:ascii="Microsoft JhengHei" w:eastAsia="Microsoft JhengHei"/>
         </w:rPr>
-        <w:t xml:space="preserve">(A)凹陷　(B)工作期間依規定或經申請獲准的休息時間　(C)如果　(D)更加(力求技能進步再進步)</w:t>
-      </w:r>
-    </w:p>
-    <w:p>
-      <w:pPr>
-        <w:spacing w:after="60"/>
-      </w:pPr>
-      <w:r>
-        <w:rPr>
-          <w:rFonts w:ascii="Microsoft JhengHei" w:eastAsia="Microsoft JhengHei"/>
-        </w:rPr>
-        <w:t xml:space="preserve">(   ) 14. 桶底都「塌」下來了 的「塌」,意思是?</w:t>
+        <w:t xml:space="preserve">(A)(支架)垮落　(B)如果　(C)工作期間依規定或經申請獲准的休息時間　(D)有好處的</w:t>
+      </w:r>
+    </w:p>
+    <w:p>
+      <w:pPr>
+        <w:spacing w:after="60"/>
+      </w:pPr>
+      <w:r>
+        <w:rPr>
+          <w:rFonts w:ascii="Microsoft JhengHei" w:eastAsia="Microsoft JhengHei"/>
+        </w:rPr>
+        <w:t xml:space="preserve">(   ) 14. 瘦得兩眼都「塌」進去了、打「塌」鼻梁 的「塌」,意思是?</w:t>
       </w:r>
     </w:p>
     <w:p>
@@ -7167,18 +7489,18 @@
         <w:rPr>
           <w:rFonts w:ascii="Microsoft JhengHei" w:eastAsia="Microsoft JhengHei"/>
         </w:rPr>
-        <w:t xml:space="preserve">(A)如果　(B)(底部)脫落　(C)借(狐假虎威:比喻憑恃有權者的威勢恐嚇他人、作威作福)　(D)攀爬(比喻用錯方法,徒勞無功)</w:t>
-      </w:r>
-    </w:p>
-    <w:p>
-      <w:pPr>
-        <w:spacing w:after="60"/>
-      </w:pPr>
-      <w:r>
-        <w:rPr>
-          <w:rFonts w:ascii="Microsoft JhengHei" w:eastAsia="Microsoft JhengHei"/>
-        </w:rPr>
-        <w:t xml:space="preserve">(   ) 15. 虛情「假」意、「假」髮 的「假」,意思是?</w:t>
+        <w:t xml:space="preserve">(A)攀爬(比喻用錯方法,徒勞無功)　(B)不真的、虛偽的、人造的　(C)工作期間依規定或經申請獲准的休息時間　(D)凹陷</w:t>
+      </w:r>
+    </w:p>
+    <w:p>
+      <w:pPr>
+        <w:spacing w:after="60"/>
+      </w:pPr>
+      <w:r>
+        <w:rPr>
+          <w:rFonts w:ascii="Microsoft JhengHei" w:eastAsia="Microsoft JhengHei"/>
+        </w:rPr>
+        <w:t xml:space="preserve">(   ) 15. 桶底都「塌」下來了 的「塌」,意思是?</w:t>
       </w:r>
     </w:p>
     <w:p>
@@ -7190,18 +7512,18 @@
         <w:rPr>
           <w:rFonts w:ascii="Microsoft JhengHei" w:eastAsia="Microsoft JhengHei"/>
         </w:rPr>
-        <w:t xml:space="preserve">(A)不真的、虛偽的、人造的　(B)人與人或事物之間遇合的機會　(C)借(狐假虎威:比喻憑恃有權者的威勢恐嚇他人、作威作福)　(D)有好處的</w:t>
-      </w:r>
-    </w:p>
-    <w:p>
-      <w:pPr>
-        <w:spacing w:after="60"/>
-      </w:pPr>
-      <w:r>
-        <w:rPr>
-          <w:rFonts w:ascii="Microsoft JhengHei" w:eastAsia="Microsoft JhengHei"/>
-        </w:rPr>
-        <w:t xml:space="preserve">(   ) 16. 「假」手於人、狐「假」虎威 的「假」,意思是?</w:t>
+        <w:t xml:space="preserve">(A)(底部)脫落　(B)人與人或事物之間遇合的機會　(C)攀爬(比喻用錯方法,徒勞無功)　(D)好處</w:t>
+      </w:r>
+    </w:p>
+    <w:p>
+      <w:pPr>
+        <w:spacing w:after="60"/>
+      </w:pPr>
+      <w:r>
+        <w:rPr>
+          <w:rFonts w:ascii="Microsoft JhengHei" w:eastAsia="Microsoft JhengHei"/>
+        </w:rPr>
+        <w:t xml:space="preserve">(   ) 16. 虛情「假」意、「假」髮 的「假」,意思是?</w:t>
       </w:r>
     </w:p>
     <w:p>
@@ -7213,18 +7535,18 @@
         <w:rPr>
           <w:rFonts w:ascii="Microsoft JhengHei" w:eastAsia="Microsoft JhengHei"/>
         </w:rPr>
-        <w:t xml:space="preserve">(A)(支架)垮落　(B)不真的、虛偽的、人造的　(C)借(狐假虎威:比喻憑恃有權者的威勢恐嚇他人、作威作福)　(D)原因、理由</w:t>
-      </w:r>
-    </w:p>
-    <w:p>
-      <w:pPr>
-        <w:spacing w:after="60"/>
-      </w:pPr>
-      <w:r>
-        <w:rPr>
-          <w:rFonts w:ascii="Microsoft JhengHei" w:eastAsia="Microsoft JhengHei"/>
-        </w:rPr>
-        <w:t xml:space="preserve">(   ) 17. 於學無所遺,於辭無所「假」 的「假」,意思是?</w:t>
+        <w:t xml:space="preserve">(A)更加(力求技能進步再進步)　(B)(底部)脫落　(C)不真的、虛偽的、人造的　(D)原因、理由</w:t>
+      </w:r>
+    </w:p>
+    <w:p>
+      <w:pPr>
+        <w:spacing w:after="60"/>
+      </w:pPr>
+      <w:r>
+        <w:rPr>
+          <w:rFonts w:ascii="Microsoft JhengHei" w:eastAsia="Microsoft JhengHei"/>
+        </w:rPr>
+        <w:t xml:space="preserve">(   ) 17. 「假」手於人、狐「假」虎威 的「假」,意思是?</w:t>
       </w:r>
     </w:p>
     <w:p>
@@ -7236,18 +7558,18 @@
         <w:rPr>
           <w:rFonts w:ascii="Microsoft JhengHei" w:eastAsia="Microsoft JhengHei"/>
         </w:rPr>
-        <w:t xml:space="preserve">(A)借(狐假虎威:比喻憑恃有權者的威勢恐嚇他人、作威作福)　(B)增加(延長壽命,多為頌祝人長壽)　(C)依傍　(D)人與人或事物之間遇合的機會</w:t>
-      </w:r>
-    </w:p>
-    <w:p>
-      <w:pPr>
-        <w:spacing w:after="60"/>
-      </w:pPr>
-      <w:r>
-        <w:rPr>
-          <w:rFonts w:ascii="Microsoft JhengHei" w:eastAsia="Microsoft JhengHei"/>
-        </w:rPr>
-        <w:t xml:space="preserve">(   ) 18. 「假」若、「假」如 的「假」,意思是?</w:t>
+        <w:t xml:space="preserve">(A)不真的、虛偽的、人造的　(B)漲、漫出,為「溢」之本字　(C)借(狐假虎威:比喻憑恃有權者的威勢恐嚇他人、作威作福)　(D)人與人或事物之間遇合的機會</w:t>
+      </w:r>
+    </w:p>
+    <w:p>
+      <w:pPr>
+        <w:spacing w:after="60"/>
+      </w:pPr>
+      <w:r>
+        <w:rPr>
+          <w:rFonts w:ascii="Microsoft JhengHei" w:eastAsia="Microsoft JhengHei"/>
+        </w:rPr>
+        <w:t xml:space="preserve">(   ) 18. 於學無所遺,於辭無所「假」 的「假」,意思是?</w:t>
       </w:r>
     </w:p>
     <w:p>
@@ -7259,18 +7581,18 @@
         <w:rPr>
           <w:rFonts w:ascii="Microsoft JhengHei" w:eastAsia="Microsoft JhengHei"/>
         </w:rPr>
-        <w:t xml:space="preserve">(A)工作期間依規定或經申請獲准的休息時間　(B)凹陷　(C)借(狐假虎威:比喻憑恃有權者的威勢恐嚇他人、作威作福)　(D)如果</w:t>
-      </w:r>
-    </w:p>
-    <w:p>
-      <w:pPr>
-        <w:spacing w:after="60"/>
-      </w:pPr>
-      <w:r>
-        <w:rPr>
-          <w:rFonts w:ascii="Microsoft JhengHei" w:eastAsia="Microsoft JhengHei"/>
-        </w:rPr>
-        <w:t xml:space="preserve">(   ) 19. 銷「假」、春「假」(ㄐㄧㄚˋ) 的「假」,意思是?</w:t>
+        <w:t xml:space="preserve">(A)工作期間依規定或經申請獲准的休息時間　(B)(支架)垮落　(C)不真的、虛偽的、人造的　(D)依傍</w:t>
+      </w:r>
+    </w:p>
+    <w:p>
+      <w:pPr>
+        <w:spacing w:after="60"/>
+      </w:pPr>
+      <w:r>
+        <w:rPr>
+          <w:rFonts w:ascii="Microsoft JhengHei" w:eastAsia="Microsoft JhengHei"/>
+        </w:rPr>
+        <w:t xml:space="preserve">(   ) 19. 「假」若、「假」如 的「假」,意思是?</w:t>
       </w:r>
     </w:p>
     <w:p>
@@ -7282,7 +7604,30 @@
         <w:rPr>
           <w:rFonts w:ascii="Microsoft JhengHei" w:eastAsia="Microsoft JhengHei"/>
         </w:rPr>
-        <w:t xml:space="preserve">(A)工作期間依規定或經申請獲准的休息時間　(B)凹陷　(C)好處　(D)因為、由於</w:t>
+        <w:t xml:space="preserve">(A)如果　(B)依傍　(C)幫助、補助　(D)(支架)垮落</w:t>
+      </w:r>
+    </w:p>
+    <w:p>
+      <w:pPr>
+        <w:spacing w:after="60"/>
+      </w:pPr>
+      <w:r>
+        <w:rPr>
+          <w:rFonts w:ascii="Microsoft JhengHei" w:eastAsia="Microsoft JhengHei"/>
+        </w:rPr>
+        <w:t xml:space="preserve">(   ) 20. 銷「假」、春「假」(ㄐㄧㄚˋ) 的「假」,意思是?</w:t>
+      </w:r>
+    </w:p>
+    <w:p>
+      <w:pPr>
+        <w:spacing w:after="60"/>
+        <w:ind w:left="360"/>
+      </w:pPr>
+      <w:r>
+        <w:rPr>
+          <w:rFonts w:ascii="Microsoft JhengHei" w:eastAsia="Microsoft JhengHei"/>
+        </w:rPr>
+        <w:t xml:space="preserve">(A)(支架)垮落　(B)更加(力求技能進步再進步)　(C)工作期間依規定或經申請獲准的休息時間　(D)凹陷</w:t>
       </w:r>
     </w:p>
     <w:p>
@@ -7296,7 +7641,1012 @@
           <w:bCs/>
           <w:color w:val="2F9E44"/>
         </w:rPr>
-        <w:t xml:space="preserve">答案:1.(D)　2.(D)　3.(D)　4.(D)　5.(A)　6.(C)　7.(D)　8.(A)　9.(B)　10.(A)　11.(C)　12.(D)　13.(A)　14.(B)　15.(A)　16.(C)　17.(C)　18.(D)　19.(A)</w:t>
+        <w:t xml:space="preserve">答案:1.(D)　2.(C)　3.(C)　4.(D)　5.(A)　6.(C)　7.(D)　8.(A)　9.(B)　10.(A)　11.(C)　12.(D)　13.(A)　14.(D)　15.(A)　16.(C)　17.(C)　18.(D)　19.(A)　20.(C)</w:t>
+      </w:r>
+    </w:p>
+    <w:p>
+      <w:r>
+        <w:br w:type="page"/>
+      </w:r>
+    </w:p>
+    <w:p>
+      <w:pPr>
+        <w:pStyle w:val="Heading1"/>
+        <w:spacing w:after="80" w:before="240"/>
+      </w:pPr>
+      <w:r>
+        <w:rPr>
+          <w:rFonts w:ascii="Microsoft JhengHei" w:eastAsia="Microsoft JhengHei"/>
+          <w:b/>
+          <w:bCs/>
+          <w:color w:val="495057"/>
+          <w:sz w:val="30"/>
+          <w:szCs w:val="30"/>
+        </w:rPr>
+        <w:t xml:space="preserve">參考答案與解析</w:t>
+      </w:r>
+    </w:p>
+    <w:p>
+      <w:pPr>
+        <w:spacing w:after="60"/>
+      </w:pPr>
+      <w:r>
+        <w:rPr>
+          <w:rFonts w:ascii="Microsoft JhengHei" w:eastAsia="Microsoft JhengHei"/>
+          <w:b/>
+          <w:bCs/>
+        </w:rPr>
+        <w:t xml:space="preserve">第111課 兄弟爭田</w:t>
+      </w:r>
+    </w:p>
+    <w:p>
+      <w:pPr>
+        <w:spacing w:after="60"/>
+        <w:ind w:left="300"/>
+      </w:pPr>
+      <w:r>
+        <w:rPr>
+          <w:rFonts w:ascii="Microsoft JhengHei" w:eastAsia="Microsoft JhengHei"/>
+        </w:rPr>
+        <w:t xml:space="preserve">1.(C) 蘇瓊先以「天下難得者兄弟,易求者田地」說理,再使眾人落淚,是曉之以理、動之以情。</w:t>
+      </w:r>
+    </w:p>
+    <w:p>
+      <w:pPr>
+        <w:spacing w:after="60"/>
+        <w:ind w:left="300"/>
+      </w:pPr>
+      <w:r>
+        <w:rPr>
+          <w:rFonts w:ascii="Microsoft JhengHei" w:eastAsia="Microsoft JhengHei"/>
+        </w:rPr>
+        <w:t xml:space="preserve">2.(B) 蘇瓊說「天下難得者兄弟」,可見手足之情最可貴。</w:t>
+      </w:r>
+    </w:p>
+    <w:p>
+      <w:pPr>
+        <w:spacing w:after="60"/>
+        <w:ind w:left="300"/>
+      </w:pPr>
+      <w:r>
+        <w:rPr>
+          <w:rFonts w:ascii="Microsoft JhengHei" w:eastAsia="Microsoft JhengHei"/>
+        </w:rPr>
+        <w:t xml:space="preserve">3.(A) 蘇瓊一番話使眾人感動,因而「瀆泣」(流淚)。</w:t>
+      </w:r>
+    </w:p>
+    <w:p>
+      <w:pPr>
+        <w:spacing w:after="60"/>
+        <w:ind w:left="300"/>
+      </w:pPr>
+      <w:r>
+        <w:rPr>
+          <w:rFonts w:ascii="Microsoft JhengHei" w:eastAsia="Microsoft JhengHei"/>
+        </w:rPr>
+        <w:t xml:space="preserve">4.(C) 「分異」是分開,「遂還同住」是又同住,可見和好如初;沆瀣一氣是氣味相投,多含貶義。</w:t>
+      </w:r>
+    </w:p>
+    <w:p>
+      <w:pPr>
+        <w:spacing w:after="60"/>
+        <w:ind w:left="300"/>
+      </w:pPr>
+      <w:r>
+        <w:rPr>
+          <w:rFonts w:ascii="Microsoft JhengHei" w:eastAsia="Microsoft JhengHei"/>
+        </w:rPr>
+        <w:t xml:space="preserve">5.(B) 「假令」是假設語氣,相當於「如果」;假、如、苟、若皆可表假設。</w:t>
+      </w:r>
+    </w:p>
+    <w:p>
+      <w:pPr>
+        <w:spacing w:after="60"/>
+      </w:pPr>
+      <w:r>
+        <w:rPr>
+          <w:rFonts w:ascii="Microsoft JhengHei" w:eastAsia="Microsoft JhengHei"/>
+          <w:b/>
+          <w:bCs/>
+        </w:rPr>
+        <w:t xml:space="preserve">第112課 身無長物</w:t>
+      </w:r>
+    </w:p>
+    <w:p>
+      <w:pPr>
+        <w:spacing w:after="60"/>
+        <w:ind w:left="300"/>
+      </w:pPr>
+      <w:r>
+        <w:rPr>
+          <w:rFonts w:ascii="Microsoft JhengHei" w:eastAsia="Microsoft JhengHei"/>
+        </w:rPr>
+        <w:t xml:space="preserve">1.(A) 王恭連唯一的竹蓆都送人,自己坐草墊,可見節儉清廉。</w:t>
+      </w:r>
+    </w:p>
+    <w:p>
+      <w:pPr>
+        <w:spacing w:after="60"/>
+        <w:ind w:left="300"/>
+      </w:pPr>
+      <w:r>
+        <w:rPr>
+          <w:rFonts w:ascii="Microsoft JhengHei" w:eastAsia="Microsoft JhengHei"/>
+        </w:rPr>
+        <w:t xml:space="preserve">2.(C) 「一領」是一張;王恭家中只有一張竹簟,送人後只能坐草墊。A 是王恭從會稽回來、王大去看他;B 是「送我一張」;D 是「驚訝」不是懼怕。</w:t>
+      </w:r>
+    </w:p>
+    <w:p>
+      <w:pPr>
+        <w:spacing w:after="60"/>
+        <w:ind w:left="300"/>
+      </w:pPr>
+      <w:r>
+        <w:rPr>
+          <w:rFonts w:ascii="Microsoft JhengHei" w:eastAsia="Microsoft JhengHei"/>
+        </w:rPr>
+        <w:t xml:space="preserve">3.(D) 王大說「吾本謂卿多,故求耳」,是以為王恭從產竹蓆的東方回來,應有很多竹蓆。</w:t>
+      </w:r>
+    </w:p>
+    <w:p>
+      <w:pPr>
+        <w:spacing w:after="60"/>
+        <w:ind w:left="300"/>
+      </w:pPr>
+      <w:r>
+        <w:rPr>
+          <w:rFonts w:ascii="Microsoft JhengHei" w:eastAsia="Microsoft JhengHei"/>
+        </w:rPr>
+        <w:t xml:space="preserve">4.(C) 「長物」是多餘的東西,身無長物即身上沒有多餘的東西,比喻節儉或貧困。</w:t>
+      </w:r>
+    </w:p>
+    <w:p>
+      <w:pPr>
+        <w:spacing w:after="60"/>
+        <w:ind w:left="300"/>
+      </w:pPr>
+      <w:r>
+        <w:rPr>
+          <w:rFonts w:ascii="Microsoft JhengHei" w:eastAsia="Microsoft JhengHei"/>
+        </w:rPr>
+        <w:t xml:space="preserve">5.(B) 「卿」是第二人稱「你」;汝=爾=子=若=君=卿。</w:t>
+      </w:r>
+    </w:p>
+    <w:p>
+      <w:pPr>
+        <w:spacing w:after="60"/>
+      </w:pPr>
+      <w:r>
+        <w:rPr>
+          <w:rFonts w:ascii="Microsoft JhengHei" w:eastAsia="Microsoft JhengHei"/>
+          <w:b/>
+          <w:bCs/>
+        </w:rPr>
+        <w:t xml:space="preserve">第113課 歧路亡羊</w:t>
+      </w:r>
+    </w:p>
+    <w:p>
+      <w:pPr>
+        <w:spacing w:after="60"/>
+        <w:ind w:left="300"/>
+      </w:pPr>
+      <w:r>
+        <w:rPr>
+          <w:rFonts w:ascii="Microsoft JhengHei" w:eastAsia="Microsoft JhengHei"/>
+        </w:rPr>
+        <w:t xml:space="preserve">1.(B) 文中說「楊子之鄰人亡羊」,丟羊的是楊朱的鄰居。</w:t>
+      </w:r>
+    </w:p>
+    <w:p>
+      <w:pPr>
+        <w:spacing w:after="60"/>
+        <w:ind w:left="300"/>
+      </w:pPr>
+      <w:r>
+        <w:rPr>
+          <w:rFonts w:ascii="Microsoft JhengHei" w:eastAsia="Microsoft JhengHei"/>
+        </w:rPr>
+        <w:t xml:space="preserve">2.(C) 鄰人回答「多歧路」,岔路太多,難以找尋。</w:t>
+      </w:r>
+    </w:p>
+    <w:p>
+      <w:pPr>
+        <w:spacing w:after="60"/>
+        <w:ind w:left="300"/>
+      </w:pPr>
+      <w:r>
+        <w:rPr>
+          <w:rFonts w:ascii="Microsoft JhengHei" w:eastAsia="Microsoft JhengHei"/>
+        </w:rPr>
+        <w:t xml:space="preserve">3.(B) 「奚」是怎麼、為什麼;「奚亡之」是問羊怎麼會丟失。</w:t>
+      </w:r>
+    </w:p>
+    <w:p>
+      <w:pPr>
+        <w:spacing w:after="60"/>
+        <w:ind w:left="300"/>
+      </w:pPr>
+      <w:r>
+        <w:rPr>
+          <w:rFonts w:ascii="Microsoft JhengHei" w:eastAsia="Microsoft JhengHei"/>
+        </w:rPr>
+        <w:t xml:space="preserve">4.(D) 歧路亡羊比喻事理複雜多變,使人誤入歧途而終無所成。</w:t>
+      </w:r>
+    </w:p>
+    <w:p>
+      <w:pPr>
+        <w:spacing w:after="60"/>
+        <w:ind w:left="300"/>
+      </w:pPr>
+      <w:r>
+        <w:rPr>
+          <w:rFonts w:ascii="Microsoft JhengHei" w:eastAsia="Microsoft JhengHei"/>
+        </w:rPr>
+        <w:t xml:space="preserve">5.(C) 「歧路之中」「楊子之鄰人」的「之」皆是助詞「的」;「所之」的「之」是動詞「往」,「亡之」「追之」的「之」是代詞。</w:t>
+      </w:r>
+    </w:p>
+    <w:p>
+      <w:pPr>
+        <w:spacing w:after="60"/>
+      </w:pPr>
+      <w:r>
+        <w:rPr>
+          <w:rFonts w:ascii="Microsoft JhengHei" w:eastAsia="Microsoft JhengHei"/>
+          <w:b/>
+          <w:bCs/>
+        </w:rPr>
+        <w:t xml:space="preserve">第114課 正午牡丹</w:t>
+      </w:r>
+    </w:p>
+    <w:p>
+      <w:pPr>
+        <w:spacing w:after="60"/>
+        <w:ind w:left="300"/>
+      </w:pPr>
+      <w:r>
+        <w:rPr>
+          <w:rFonts w:ascii="Microsoft JhengHei" w:eastAsia="Microsoft JhengHei"/>
+        </w:rPr>
+        <w:t xml:space="preserve">1.(D) 原文:「古畫牡丹叢,其下有一貓」,即牡丹叢下有一隻貓。</w:t>
+      </w:r>
+    </w:p>
+    <w:p>
+      <w:pPr>
+        <w:spacing w:after="60"/>
+        <w:ind w:left="300"/>
+      </w:pPr>
+      <w:r>
+        <w:rPr>
+          <w:rFonts w:ascii="Microsoft JhengHei" w:eastAsia="Microsoft JhengHei"/>
+        </w:rPr>
+        <w:t xml:space="preserve">2.(B) 「房斂而色澤」是早晨帶露花的特徵,不是正午;正午花瓣綻放、顏色乾燥、貓瞳如線。</w:t>
+      </w:r>
+    </w:p>
+    <w:p>
+      <w:pPr>
+        <w:spacing w:after="60"/>
+        <w:ind w:left="300"/>
+      </w:pPr>
+      <w:r>
+        <w:rPr>
+          <w:rFonts w:ascii="Microsoft JhengHei" w:eastAsia="Microsoft JhengHei"/>
+        </w:rPr>
+        <w:t xml:space="preserve">3.(D) 吳育「善求古人筆意」,靠的是對生活深切的觀察與體驗。</w:t>
+      </w:r>
+    </w:p>
+    <w:p>
+      <w:pPr>
+        <w:spacing w:after="60"/>
+        <w:ind w:left="300"/>
+      </w:pPr>
+      <w:r>
+        <w:rPr>
+          <w:rFonts w:ascii="Microsoft JhengHei" w:eastAsia="Microsoft JhengHei"/>
+        </w:rPr>
+        <w:t xml:space="preserve">4.(A) 吳育從花與貓眼的細節判斷時間,可見此畫精確寫實。</w:t>
+      </w:r>
+    </w:p>
+    <w:p>
+      <w:pPr>
+        <w:spacing w:after="60"/>
+        <w:ind w:left="300"/>
+      </w:pPr>
+      <w:r>
+        <w:rPr>
+          <w:rFonts w:ascii="Microsoft JhengHei" w:eastAsia="Microsoft JhengHei"/>
+        </w:rPr>
+        <w:t xml:space="preserve">5.(B) 原文:「正午則如一線耳」,正午貓的瞳孔最細。</w:t>
+      </w:r>
+    </w:p>
+    <w:p>
+      <w:pPr>
+        <w:spacing w:after="60"/>
+      </w:pPr>
+      <w:r>
+        <w:rPr>
+          <w:rFonts w:ascii="Microsoft JhengHei" w:eastAsia="Microsoft JhengHei"/>
+          <w:b/>
+          <w:bCs/>
+        </w:rPr>
+        <w:t xml:space="preserve">第115課 不忍之心</w:t>
+      </w:r>
+    </w:p>
+    <w:p>
+      <w:pPr>
+        <w:spacing w:after="60"/>
+        <w:ind w:left="300"/>
+      </w:pPr>
+      <w:r>
+        <w:rPr>
+          <w:rFonts w:ascii="Microsoft JhengHei" w:eastAsia="Microsoft JhengHei"/>
+        </w:rPr>
+        <w:t xml:space="preserve">1.(A) 「麑母隨之而啼,秦西巴弗忍而與之」,「與之」是把小鹿還給母鹿,「之」指母鹿。</w:t>
+      </w:r>
+    </w:p>
+    <w:p>
+      <w:pPr>
+        <w:spacing w:after="60"/>
+        <w:ind w:left="300"/>
+      </w:pPr>
+      <w:r>
+        <w:rPr>
+          <w:rFonts w:ascii="Microsoft JhengHei" w:eastAsia="Microsoft JhengHei"/>
+        </w:rPr>
+        <w:t xml:space="preserve">2.(C) 秦西巴不忍見母鹿哀啼,是憐憫小鹿、同情母鹿。</w:t>
+      </w:r>
+    </w:p>
+    <w:p>
+      <w:pPr>
+        <w:spacing w:after="60"/>
+        <w:ind w:left="300"/>
+      </w:pPr>
+      <w:r>
+        <w:rPr>
+          <w:rFonts w:ascii="Microsoft JhengHei" w:eastAsia="Microsoft JhengHei"/>
+        </w:rPr>
+        <w:t xml:space="preserve">3.(B) 「罪」在此是「處罰」,詞性為動詞。</w:t>
+      </w:r>
+    </w:p>
+    <w:p>
+      <w:pPr>
+        <w:spacing w:after="60"/>
+        <w:ind w:left="300"/>
+      </w:pPr>
+      <w:r>
+        <w:rPr>
+          <w:rFonts w:ascii="Microsoft JhengHei" w:eastAsia="Microsoft JhengHei"/>
+        </w:rPr>
+        <w:t xml:space="preserve">4.(C) 孟孫認為連小鹿都不忍心傷害的人,對自己的兒子也必定仁慈。</w:t>
+      </w:r>
+    </w:p>
+    <w:p>
+      <w:pPr>
+        <w:spacing w:after="60"/>
+        <w:ind w:left="300"/>
+      </w:pPr>
+      <w:r>
+        <w:rPr>
+          <w:rFonts w:ascii="Microsoft JhengHei" w:eastAsia="Microsoft JhengHei"/>
+        </w:rPr>
+        <w:t xml:space="preserve">5.(A) 《孟子》此句意指:人皆有同情憐憫之心。</w:t>
+      </w:r>
+    </w:p>
+    <w:p>
+      <w:pPr>
+        <w:spacing w:after="60"/>
+      </w:pPr>
+      <w:r>
+        <w:rPr>
+          <w:rFonts w:ascii="Microsoft JhengHei" w:eastAsia="Microsoft JhengHei"/>
+          <w:b/>
+          <w:bCs/>
+        </w:rPr>
+        <w:t xml:space="preserve">第116課 水滴石穿</w:t>
+      </w:r>
+    </w:p>
+    <w:p>
+      <w:pPr>
+        <w:spacing w:after="60"/>
+        <w:ind w:left="300"/>
+      </w:pPr>
+      <w:r>
+        <w:rPr>
+          <w:rFonts w:ascii="Microsoft JhengHei" w:eastAsia="Microsoft JhengHei"/>
+        </w:rPr>
+        <w:t xml:space="preserve">1.(B) 「吏勃然曰」,小吏被發現後惱羞成怒,出言不遜。</w:t>
+      </w:r>
+    </w:p>
+    <w:p>
+      <w:pPr>
+        <w:spacing w:after="60"/>
+        <w:ind w:left="300"/>
+      </w:pPr>
+      <w:r>
+        <w:rPr>
+          <w:rFonts w:ascii="Microsoft JhengHei" w:eastAsia="Microsoft JhengHei"/>
+        </w:rPr>
+        <w:t xml:space="preserve">2.(A) 小吏以為一文錢不值得一提,可用「勿以惡小而為之」勸諫(依掃描還原,請對照原書)。</w:t>
+      </w:r>
+    </w:p>
+    <w:p>
+      <w:pPr>
+        <w:spacing w:after="60"/>
+        <w:ind w:left="300"/>
+      </w:pPr>
+      <w:r>
+        <w:rPr>
+          <w:rFonts w:ascii="Microsoft JhengHei" w:eastAsia="Microsoft JhengHei"/>
+        </w:rPr>
+        <w:t xml:space="preserve">3.(C) 「爾能杖我」是小吏對張乖崖說的,「爾」指張乖崖;A、B、D 的「其」「之」皆指小吏。</w:t>
+      </w:r>
+    </w:p>
+    <w:p>
+      <w:pPr>
+        <w:spacing w:after="60"/>
+        <w:ind w:left="300"/>
+      </w:pPr>
+      <w:r>
+        <w:rPr>
+          <w:rFonts w:ascii="Microsoft JhengHei" w:eastAsia="Microsoft JhengHei"/>
+        </w:rPr>
+        <w:t xml:space="preserve">4.(D) 「繩鋸木斷,水滴石穿」比喻只要持之以恆,微小的力量也能完成艱鉅的事。</w:t>
+      </w:r>
+    </w:p>
+    <w:p>
+      <w:pPr>
+        <w:spacing w:after="60"/>
+        <w:ind w:left="300"/>
+      </w:pPr>
+      <w:r>
+        <w:rPr>
+          <w:rFonts w:ascii="Microsoft JhengHei" w:eastAsia="Microsoft JhengHei"/>
+        </w:rPr>
+        <w:t xml:space="preserve">5.(A) 張乖崖以「日積月累」說明小惡不斷累積,終成大過,不可輕忽。</w:t>
+      </w:r>
+    </w:p>
+    <w:p>
+      <w:pPr>
+        <w:spacing w:after="60"/>
+      </w:pPr>
+      <w:r>
+        <w:rPr>
+          <w:rFonts w:ascii="Microsoft JhengHei" w:eastAsia="Microsoft JhengHei"/>
+          <w:b/>
+          <w:bCs/>
+        </w:rPr>
+        <w:t xml:space="preserve">第117課 景差為相</w:t>
+      </w:r>
+    </w:p>
+    <w:p>
+      <w:pPr>
+        <w:spacing w:after="60"/>
+        <w:ind w:left="300"/>
+      </w:pPr>
+      <w:r>
+        <w:rPr>
+          <w:rFonts w:ascii="Microsoft JhengHei" w:eastAsia="Microsoft JhengHei"/>
+        </w:rPr>
+        <w:t xml:space="preserve">1.(A) 景差讓涉水者搭車並蓋上衣襟,是愛護百姓的表現。</w:t>
+      </w:r>
+    </w:p>
+    <w:p>
+      <w:pPr>
+        <w:spacing w:after="60"/>
+        <w:ind w:left="300"/>
+      </w:pPr>
+      <w:r>
+        <w:rPr>
+          <w:rFonts w:ascii="Microsoft JhengHei" w:eastAsia="Microsoft JhengHei"/>
+        </w:rPr>
+        <w:t xml:space="preserve">2.(B) 叔向說「豈不固哉」,「固」是鄙陋,認為景差不稱職。</w:t>
+      </w:r>
+    </w:p>
+    <w:p>
+      <w:pPr>
+        <w:spacing w:after="60"/>
+        <w:ind w:left="300"/>
+      </w:pPr>
+      <w:r>
+        <w:rPr>
+          <w:rFonts w:ascii="Microsoft JhengHei" w:eastAsia="Microsoft JhengHei"/>
+        </w:rPr>
+        <w:t xml:space="preserve">3.(B) 冬天沒有橋梁,鄭人只好涉水而過。</w:t>
+      </w:r>
+    </w:p>
+    <w:p>
+      <w:pPr>
+        <w:spacing w:after="60"/>
+        <w:ind w:left="300"/>
+      </w:pPr>
+      <w:r>
+        <w:rPr>
+          <w:rFonts w:ascii="Microsoft JhengHei" w:eastAsia="Microsoft JhengHei"/>
+        </w:rPr>
+        <w:t xml:space="preserve">4.(C) 景差只顧一時救濟,卻不修橋鋪路,叔向主張施政要深謀遠慮、未雨綢繆。</w:t>
+      </w:r>
+    </w:p>
+    <w:p>
+      <w:pPr>
+        <w:spacing w:after="60"/>
+        <w:ind w:left="300"/>
+      </w:pPr>
+      <w:r>
+        <w:rPr>
+          <w:rFonts w:ascii="Microsoft JhengHei" w:eastAsia="Microsoft JhengHei"/>
+        </w:rPr>
+        <w:t xml:space="preserve">5.(B) 叔向說良吏「三月而溝渠修,十月而津梁成」,即及時整治水利交通。</w:t>
+      </w:r>
+    </w:p>
+    <w:p>
+      <w:pPr>
+        <w:spacing w:after="60"/>
+      </w:pPr>
+      <w:r>
+        <w:rPr>
+          <w:rFonts w:ascii="Microsoft JhengHei" w:eastAsia="Microsoft JhengHei"/>
+          <w:b/>
+          <w:bCs/>
+        </w:rPr>
+        <w:t xml:space="preserve">第118課 生木造屋</w:t>
+      </w:r>
+    </w:p>
+    <w:p>
+      <w:pPr>
+        <w:spacing w:after="60"/>
+        <w:ind w:left="300"/>
+      </w:pPr>
+      <w:r>
+        <w:rPr>
+          <w:rFonts w:ascii="Microsoft JhengHei" w:eastAsia="Microsoft JhengHei"/>
+        </w:rPr>
+        <w:t xml:space="preserve">1.(D) 工匠說「木尚生,加塗其上,必將撓」,所以不可立刻蓋。</w:t>
+      </w:r>
+    </w:p>
+    <w:p>
+      <w:pPr>
+        <w:spacing w:after="60"/>
+        <w:ind w:left="300"/>
+      </w:pPr>
+      <w:r>
+        <w:rPr>
+          <w:rFonts w:ascii="Microsoft JhengHei" w:eastAsia="Microsoft JhengHei"/>
+        </w:rPr>
+        <w:t xml:space="preserve">2.(B) 高陽應以「木益枯則勁」硬辯,是強詞奪理。</w:t>
+      </w:r>
+    </w:p>
+    <w:p>
+      <w:pPr>
+        <w:spacing w:after="60"/>
+        <w:ind w:left="300"/>
+      </w:pPr>
+      <w:r>
+        <w:rPr>
+          <w:rFonts w:ascii="Microsoft JhengHei" w:eastAsia="Microsoft JhengHei"/>
+        </w:rPr>
+        <w:t xml:space="preserve">3.(B) 「木益枯則勁」的「益」是更加(副詞),與「精益求精」相同;A 好處、C 有益的、D 增加。</w:t>
+      </w:r>
+    </w:p>
+    <w:p>
+      <w:pPr>
+        <w:spacing w:after="60"/>
+        <w:ind w:left="300"/>
+      </w:pPr>
+      <w:r>
+        <w:rPr>
+          <w:rFonts w:ascii="Microsoft JhengHei" w:eastAsia="Microsoft JhengHei"/>
+        </w:rPr>
+        <w:t xml:space="preserve">4.(C) 房子倒塌,是因為高陽應不聽忠告、一意孤行。</w:t>
+      </w:r>
+    </w:p>
+    <w:p>
+      <w:pPr>
+        <w:spacing w:after="60"/>
+        <w:ind w:left="300"/>
+      </w:pPr>
+      <w:r>
+        <w:rPr>
+          <w:rFonts w:ascii="Microsoft JhengHei" w:eastAsia="Microsoft JhengHei"/>
+        </w:rPr>
+        <w:t xml:space="preserve">5.(B) 「緣」在此是依照、按照。</w:t>
+      </w:r>
+    </w:p>
+    <w:p>
+      <w:pPr>
+        <w:spacing w:after="60"/>
+      </w:pPr>
+      <w:r>
+        <w:rPr>
+          <w:rFonts w:ascii="Microsoft JhengHei" w:eastAsia="Microsoft JhengHei"/>
+          <w:b/>
+          <w:bCs/>
+        </w:rPr>
+        <w:t xml:space="preserve">第119課 逸馬殺犬</w:t>
+      </w:r>
+    </w:p>
+    <w:p>
+      <w:pPr>
+        <w:spacing w:after="60"/>
+        <w:ind w:left="300"/>
+      </w:pPr>
+      <w:r>
+        <w:rPr>
+          <w:rFonts w:ascii="Microsoft JhengHei" w:eastAsia="Microsoft JhengHei"/>
+        </w:rPr>
+        <w:t xml:space="preserve">1.(B) 歐陽脩要同事把事寫得精練,主旨是作文應求精練。</w:t>
+      </w:r>
+    </w:p>
+    <w:p>
+      <w:pPr>
+        <w:spacing w:after="60"/>
+        <w:ind w:left="300"/>
+      </w:pPr>
+      <w:r>
+        <w:rPr>
+          <w:rFonts w:ascii="Microsoft JhengHei" w:eastAsia="Microsoft JhengHei"/>
+        </w:rPr>
+        <w:t xml:space="preserve">2.(D) 「其事」指剛剛看見的奔馬斃犬一事。</w:t>
+      </w:r>
+    </w:p>
+    <w:p>
+      <w:pPr>
+        <w:spacing w:after="60"/>
+        <w:ind w:left="300"/>
+      </w:pPr>
+      <w:r>
+        <w:rPr>
+          <w:rFonts w:ascii="Microsoft JhengHei" w:eastAsia="Microsoft JhengHei"/>
+        </w:rPr>
+        <w:t xml:space="preserve">3.(B) 「萬卷未已」是調侃同事寫得太囉嗦。</w:t>
+      </w:r>
+    </w:p>
+    <w:p>
+      <w:pPr>
+        <w:spacing w:after="60"/>
+        <w:ind w:left="300"/>
+      </w:pPr>
+      <w:r>
+        <w:rPr>
+          <w:rFonts w:ascii="Microsoft JhengHei" w:eastAsia="Microsoft JhengHei"/>
+        </w:rPr>
+        <w:t xml:space="preserve">4.(C) 「逸馬殺犬於道」一句交代完整,是言簡意賅。</w:t>
+      </w:r>
+    </w:p>
+    <w:p>
+      <w:pPr>
+        <w:spacing w:after="60"/>
+        <w:ind w:left="300"/>
+      </w:pPr>
+      <w:r>
+        <w:rPr>
+          <w:rFonts w:ascii="Microsoft JhengHei" w:eastAsia="Microsoft JhengHei"/>
+        </w:rPr>
+        <w:t xml:space="preserve">5.(B) 此「使」是假設連詞,相當於「如果」。</w:t>
+      </w:r>
+    </w:p>
+    <w:p>
+      <w:pPr>
+        <w:spacing w:after="60"/>
+      </w:pPr>
+      <w:r>
+        <w:rPr>
+          <w:rFonts w:ascii="Microsoft JhengHei" w:eastAsia="Microsoft JhengHei"/>
+          <w:b/>
+          <w:bCs/>
+        </w:rPr>
+        <w:t xml:space="preserve">第120課 季札掛劍</w:t>
+      </w:r>
+    </w:p>
+    <w:p>
+      <w:pPr>
+        <w:spacing w:after="60"/>
+        <w:ind w:left="300"/>
+      </w:pPr>
+      <w:r>
+        <w:rPr>
+          <w:rFonts w:ascii="Microsoft JhengHei" w:eastAsia="Microsoft JhengHei"/>
+        </w:rPr>
+        <w:t xml:space="preserve">1.(C) 「季札掛劍」後來比喻講誠信、重然諾。</w:t>
+      </w:r>
+    </w:p>
+    <w:p>
+      <w:pPr>
+        <w:spacing w:after="60"/>
+        <w:ind w:left="300"/>
+      </w:pPr>
+      <w:r>
+        <w:rPr>
+          <w:rFonts w:ascii="Microsoft JhengHei" w:eastAsia="Microsoft JhengHei"/>
+        </w:rPr>
+        <w:t xml:space="preserve">2.(D) 季札將出使中原各國,佩劍是禮節,故當時不能贈與。</w:t>
+      </w:r>
+    </w:p>
+    <w:p>
+      <w:pPr>
+        <w:spacing w:after="60"/>
+        <w:ind w:left="300"/>
+      </w:pPr>
+      <w:r>
+        <w:rPr>
+          <w:rFonts w:ascii="Microsoft JhengHei" w:eastAsia="Microsoft JhengHei"/>
+        </w:rPr>
+        <w:t xml:space="preserve">3.(B) 「始吾心已許之」,心中既已答應,就不因徐君已死而違背。</w:t>
+      </w:r>
+    </w:p>
+    <w:p>
+      <w:pPr>
+        <w:spacing w:after="60"/>
+        <w:ind w:left="300"/>
+      </w:pPr>
+      <w:r>
+        <w:rPr>
+          <w:rFonts w:ascii="Microsoft JhengHei" w:eastAsia="Microsoft JhengHei"/>
+        </w:rPr>
+        <w:t xml:space="preserve">4.(C) 季札「解其寶劍,繫之徐君塚樹而去」。</w:t>
+      </w:r>
+    </w:p>
+    <w:p>
+      <w:pPr>
+        <w:spacing w:after="60"/>
+        <w:ind w:left="300"/>
+      </w:pPr>
+      <w:r>
+        <w:rPr>
+          <w:rFonts w:ascii="Microsoft JhengHei" w:eastAsia="Microsoft JhengHei"/>
+        </w:rPr>
+        <w:t xml:space="preserve">5.(B) 「倍」通「背」,違背。</w:t>
+      </w:r>
+    </w:p>
+    <w:p>
+      <w:pPr>
+        <w:spacing w:after="60"/>
+      </w:pPr>
+      <w:r>
+        <w:rPr>
+          <w:rFonts w:ascii="Microsoft JhengHei" w:eastAsia="Microsoft JhengHei"/>
+          <w:b/>
+          <w:bCs/>
+        </w:rPr>
+        <w:t xml:space="preserve">虛字測驗</w:t>
+      </w:r>
+    </w:p>
+    <w:p>
+      <w:pPr>
+        <w:spacing w:after="60"/>
+        <w:ind w:left="300"/>
+      </w:pPr>
+      <w:r>
+        <w:rPr>
+          <w:rFonts w:ascii="Microsoft JhengHei" w:eastAsia="Microsoft JhengHei"/>
+        </w:rPr>
+        <w:t xml:space="preserve">1.(D) 「緣」在此指「原因、理由」(名)。</w:t>
+      </w:r>
+    </w:p>
+    <w:p>
+      <w:pPr>
+        <w:spacing w:after="60"/>
+        <w:ind w:left="300"/>
+      </w:pPr>
+      <w:r>
+        <w:rPr>
+          <w:rFonts w:ascii="Microsoft JhengHei" w:eastAsia="Microsoft JhengHei"/>
+        </w:rPr>
+        <w:t xml:space="preserve">2.(C) 「緣」在此指「人與人或事物之間遇合的機會」(名)。</w:t>
+      </w:r>
+    </w:p>
+    <w:p>
+      <w:pPr>
+        <w:spacing w:after="60"/>
+        <w:ind w:left="300"/>
+      </w:pPr>
+      <w:r>
+        <w:rPr>
+          <w:rFonts w:ascii="Microsoft JhengHei" w:eastAsia="Microsoft JhengHei"/>
+        </w:rPr>
+        <w:t xml:space="preserve">3.(C) 「緣」在此指「攀爬(比喻用錯方法,徒勞無功)」(動)。</w:t>
+      </w:r>
+    </w:p>
+    <w:p>
+      <w:pPr>
+        <w:spacing w:after="60"/>
+        <w:ind w:left="300"/>
+      </w:pPr>
+      <w:r>
+        <w:rPr>
+          <w:rFonts w:ascii="Microsoft JhengHei" w:eastAsia="Microsoft JhengHei"/>
+        </w:rPr>
+        <w:t xml:space="preserve">4.(D) 「緣」在此指「沿、循」(動)。</w:t>
+      </w:r>
+    </w:p>
+    <w:p>
+      <w:pPr>
+        <w:spacing w:after="60"/>
+        <w:ind w:left="300"/>
+      </w:pPr>
+      <w:r>
+        <w:rPr>
+          <w:rFonts w:ascii="Microsoft JhengHei" w:eastAsia="Microsoft JhengHei"/>
+        </w:rPr>
+        <w:t xml:space="preserve">5.(A) 「緣」在此指「因為、由於」(介)。</w:t>
+      </w:r>
+    </w:p>
+    <w:p>
+      <w:pPr>
+        <w:spacing w:after="60"/>
+        <w:ind w:left="300"/>
+      </w:pPr>
+      <w:r>
+        <w:rPr>
+          <w:rFonts w:ascii="Microsoft JhengHei" w:eastAsia="Microsoft JhengHei"/>
+        </w:rPr>
+        <w:t xml:space="preserve">6.(C) 「緣」在此指「因為、由於」(介)。</w:t>
+      </w:r>
+    </w:p>
+    <w:p>
+      <w:pPr>
+        <w:spacing w:after="60"/>
+        <w:ind w:left="300"/>
+      </w:pPr>
+      <w:r>
+        <w:rPr>
+          <w:rFonts w:ascii="Microsoft JhengHei" w:eastAsia="Microsoft JhengHei"/>
+        </w:rPr>
+        <w:t xml:space="preserve">7.(D) 「益」在此指「漲、漫出,為「溢」之本字」(動)。</w:t>
+      </w:r>
+    </w:p>
+    <w:p>
+      <w:pPr>
+        <w:spacing w:after="60"/>
+        <w:ind w:left="300"/>
+      </w:pPr>
+      <w:r>
+        <w:rPr>
+          <w:rFonts w:ascii="Microsoft JhengHei" w:eastAsia="Microsoft JhengHei"/>
+        </w:rPr>
+        <w:t xml:space="preserve">8.(A) 「益」在此指「增加(延長壽命,多為頌祝人長壽)」(動)。</w:t>
+      </w:r>
+    </w:p>
+    <w:p>
+      <w:pPr>
+        <w:spacing w:after="60"/>
+        <w:ind w:left="300"/>
+      </w:pPr>
+      <w:r>
+        <w:rPr>
+          <w:rFonts w:ascii="Microsoft JhengHei" w:eastAsia="Microsoft JhengHei"/>
+        </w:rPr>
+        <w:t xml:space="preserve">9.(B) 「益」在此指「幫助、補助」(動)。</w:t>
+      </w:r>
+    </w:p>
+    <w:p>
+      <w:pPr>
+        <w:spacing w:after="60"/>
+        <w:ind w:left="300"/>
+      </w:pPr>
+      <w:r>
+        <w:rPr>
+          <w:rFonts w:ascii="Microsoft JhengHei" w:eastAsia="Microsoft JhengHei"/>
+        </w:rPr>
+        <w:t xml:space="preserve">10.(A) 「益」在此指「好處」(名)。</w:t>
+      </w:r>
+    </w:p>
+    <w:p>
+      <w:pPr>
+        <w:spacing w:after="60"/>
+        <w:ind w:left="300"/>
+      </w:pPr>
+      <w:r>
+        <w:rPr>
+          <w:rFonts w:ascii="Microsoft JhengHei" w:eastAsia="Microsoft JhengHei"/>
+        </w:rPr>
+        <w:t xml:space="preserve">11.(C) 「益」在此指「有好處的」(形)。</w:t>
+      </w:r>
+    </w:p>
+    <w:p>
+      <w:pPr>
+        <w:spacing w:after="60"/>
+        <w:ind w:left="300"/>
+      </w:pPr>
+      <w:r>
+        <w:rPr>
+          <w:rFonts w:ascii="Microsoft JhengHei" w:eastAsia="Microsoft JhengHei"/>
+        </w:rPr>
+        <w:t xml:space="preserve">12.(D) 「益」在此指「更加(力求技能進步再進步)」(副)。</w:t>
+      </w:r>
+    </w:p>
+    <w:p>
+      <w:pPr>
+        <w:spacing w:after="60"/>
+        <w:ind w:left="300"/>
+      </w:pPr>
+      <w:r>
+        <w:rPr>
+          <w:rFonts w:ascii="Microsoft JhengHei" w:eastAsia="Microsoft JhengHei"/>
+        </w:rPr>
+        <w:t xml:space="preserve">13.(A) 「塌」在此指「(支架)垮落」(動)。</w:t>
+      </w:r>
+    </w:p>
+    <w:p>
+      <w:pPr>
+        <w:spacing w:after="60"/>
+        <w:ind w:left="300"/>
+      </w:pPr>
+      <w:r>
+        <w:rPr>
+          <w:rFonts w:ascii="Microsoft JhengHei" w:eastAsia="Microsoft JhengHei"/>
+        </w:rPr>
+        <w:t xml:space="preserve">14.(D) 「塌」在此指「凹陷」(動)。</w:t>
+      </w:r>
+    </w:p>
+    <w:p>
+      <w:pPr>
+        <w:spacing w:after="60"/>
+        <w:ind w:left="300"/>
+      </w:pPr>
+      <w:r>
+        <w:rPr>
+          <w:rFonts w:ascii="Microsoft JhengHei" w:eastAsia="Microsoft JhengHei"/>
+        </w:rPr>
+        <w:t xml:space="preserve">15.(A) 「塌」在此指「(底部)脫落」(動)。</w:t>
+      </w:r>
+    </w:p>
+    <w:p>
+      <w:pPr>
+        <w:spacing w:after="60"/>
+        <w:ind w:left="300"/>
+      </w:pPr>
+      <w:r>
+        <w:rPr>
+          <w:rFonts w:ascii="Microsoft JhengHei" w:eastAsia="Microsoft JhengHei"/>
+        </w:rPr>
+        <w:t xml:space="preserve">16.(C) 「假」在此指「不真的、虛偽的、人造的」(形)。</w:t>
+      </w:r>
+    </w:p>
+    <w:p>
+      <w:pPr>
+        <w:spacing w:after="60"/>
+        <w:ind w:left="300"/>
+      </w:pPr>
+      <w:r>
+        <w:rPr>
+          <w:rFonts w:ascii="Microsoft JhengHei" w:eastAsia="Microsoft JhengHei"/>
+        </w:rPr>
+        <w:t xml:space="preserve">17.(C) 「假」在此指「借(狐假虎威:比喻憑恃有權者的威勢恐嚇他人、作威作福)」(動)。</w:t>
+      </w:r>
+    </w:p>
+    <w:p>
+      <w:pPr>
+        <w:spacing w:after="60"/>
+        <w:ind w:left="300"/>
+      </w:pPr>
+      <w:r>
+        <w:rPr>
+          <w:rFonts w:ascii="Microsoft JhengHei" w:eastAsia="Microsoft JhengHei"/>
+        </w:rPr>
+        <w:t xml:space="preserve">18.(D) 「假」在此指「依傍」(動)。</w:t>
+      </w:r>
+    </w:p>
+    <w:p>
+      <w:pPr>
+        <w:spacing w:after="60"/>
+        <w:ind w:left="300"/>
+      </w:pPr>
+      <w:r>
+        <w:rPr>
+          <w:rFonts w:ascii="Microsoft JhengHei" w:eastAsia="Microsoft JhengHei"/>
+        </w:rPr>
+        <w:t xml:space="preserve">19.(A) 「假」在此指「如果」(連)。</w:t>
+      </w:r>
+    </w:p>
+    <w:p>
+      <w:pPr>
+        <w:spacing w:after="60"/>
+        <w:ind w:left="300"/>
+      </w:pPr>
+      <w:r>
+        <w:rPr>
+          <w:rFonts w:ascii="Microsoft JhengHei" w:eastAsia="Microsoft JhengHei"/>
+        </w:rPr>
+        <w:t xml:space="preserve">20.(C) 「假」在此指「工作期間依規定或經申請獲准的休息時間」(名)。</w:t>
       </w:r>
     </w:p>
     <w:sectPr>

--- a/古文今讀111-120.docx
+++ b/古文今讀111-120.docx
@@ -416,34 +416,11 @@
       <w:r>
         <w:rPr>
           <w:rFonts w:ascii="Microsoft JhengHei" w:eastAsia="Microsoft JhengHei"/>
-        </w:rPr>
-        <w:t xml:space="preserve">(   ) 5. 「假令得地失兄弟,心如何?」的「假令」意思是</w:t>
-      </w:r>
-    </w:p>
-    <w:p>
-      <w:pPr>
-        <w:spacing w:after="60"/>
-        <w:ind w:left="360"/>
-      </w:pPr>
-      <w:r>
-        <w:rPr>
-          <w:rFonts w:ascii="Microsoft JhengHei" w:eastAsia="Microsoft JhengHei"/>
-        </w:rPr>
-        <w:t xml:space="preserve">(A)假裝命令　(B)如果、假使　(C)休假命令　(D)即使</w:t>
-      </w:r>
-    </w:p>
-    <w:p>
-      <w:pPr>
-        <w:spacing w:after="60"/>
-      </w:pPr>
-      <w:r>
-        <w:rPr>
-          <w:rFonts w:ascii="Microsoft JhengHei" w:eastAsia="Microsoft JhengHei"/>
           <w:b/>
           <w:bCs/>
           <w:color w:val="2F9E44"/>
         </w:rPr>
-        <w:t xml:space="preserve">答案:1.(C)　2.(B)　3.(A)　4.(C)　5.(B)</w:t>
+        <w:t xml:space="preserve">答案:1.(C)　2.(B)　3.(A)　4.(C)</w:t>
       </w:r>
     </w:p>
     <w:p>
@@ -897,34 +874,11 @@
       <w:r>
         <w:rPr>
           <w:rFonts w:ascii="Microsoft JhengHei" w:eastAsia="Microsoft JhengHei"/>
-        </w:rPr>
-        <w:t xml:space="preserve">(   ) 5. 「卿東來,故應有此物」的「卿」意思是</w:t>
-      </w:r>
-    </w:p>
-    <w:p>
-      <w:pPr>
-        <w:spacing w:after="60"/>
-        <w:ind w:left="360"/>
-      </w:pPr>
-      <w:r>
-        <w:rPr>
-          <w:rFonts w:ascii="Microsoft JhengHei" w:eastAsia="Microsoft JhengHei"/>
-        </w:rPr>
-        <w:t xml:space="preserve">(A)官員　(B)你　(C)我　(D)他</w:t>
-      </w:r>
-    </w:p>
-    <w:p>
-      <w:pPr>
-        <w:spacing w:after="60"/>
-      </w:pPr>
-      <w:r>
-        <w:rPr>
-          <w:rFonts w:ascii="Microsoft JhengHei" w:eastAsia="Microsoft JhengHei"/>
           <w:b/>
           <w:bCs/>
           <w:color w:val="2F9E44"/>
         </w:rPr>
-        <w:t xml:space="preserve">答案:1.(A)　2.(C)　3.(D)　4.(C)　5.(B)</w:t>
+        <w:t xml:space="preserve">答案:1.(A)　2.(C)　3.(D)　4.(C)</w:t>
       </w:r>
     </w:p>
     <w:p>
@@ -1362,29 +1316,6 @@
       <w:r>
         <w:rPr>
           <w:rFonts w:ascii="Microsoft JhengHei" w:eastAsia="Microsoft JhengHei"/>
-        </w:rPr>
-        <w:t xml:space="preserve">(   ) 5. 下列哪一句的「之」,與「楊子之鄰人」的「之」用法相同?</w:t>
-      </w:r>
-    </w:p>
-    <w:p>
-      <w:pPr>
-        <w:spacing w:after="60"/>
-        <w:ind w:left="360"/>
-      </w:pPr>
-      <w:r>
-        <w:rPr>
-          <w:rFonts w:ascii="Microsoft JhengHei" w:eastAsia="Microsoft JhengHei"/>
-        </w:rPr>
-        <w:t xml:space="preserve">(A)吾不知所之　(B)亡之矣　(C)歧路之中　(D)追之</w:t>
-      </w:r>
-    </w:p>
-    <w:p>
-      <w:pPr>
-        <w:spacing w:after="60"/>
-      </w:pPr>
-      <w:r>
-        <w:rPr>
-          <w:rFonts w:ascii="Microsoft JhengHei" w:eastAsia="Microsoft JhengHei"/>
           <w:color w:val="C92A2A"/>
           <w:sz w:val="18"/>
           <w:szCs w:val="18"/>
@@ -1403,7 +1334,7 @@
           <w:bCs/>
           <w:color w:val="2F9E44"/>
         </w:rPr>
-        <w:t xml:space="preserve">答案:1.(B)　2.(C)　3.(B)　4.(D)　5.(C)</w:t>
+        <w:t xml:space="preserve">答案:1.(B)　2.(C)　3.(B)　4.(D)</w:t>
       </w:r>
     </w:p>
     <w:p>
@@ -1809,34 +1740,11 @@
       <w:r>
         <w:rPr>
           <w:rFonts w:ascii="Microsoft JhengHei" w:eastAsia="Microsoft JhengHei"/>
-        </w:rPr>
-        <w:t xml:space="preserve">(   ) 5. 根據文中所說,貓的瞳孔在什麼時候最細?</w:t>
-      </w:r>
-    </w:p>
-    <w:p>
-      <w:pPr>
-        <w:spacing w:after="60"/>
-        <w:ind w:left="360"/>
-      </w:pPr>
-      <w:r>
-        <w:rPr>
-          <w:rFonts w:ascii="Microsoft JhengHei" w:eastAsia="Microsoft JhengHei"/>
-        </w:rPr>
-        <w:t xml:space="preserve">(A)清晨　(B)正午　(C)傍晚　(D)夜晚</w:t>
-      </w:r>
-    </w:p>
-    <w:p>
-      <w:pPr>
-        <w:spacing w:after="60"/>
-      </w:pPr>
-      <w:r>
-        <w:rPr>
-          <w:rFonts w:ascii="Microsoft JhengHei" w:eastAsia="Microsoft JhengHei"/>
           <w:b/>
           <w:bCs/>
           <w:color w:val="2F9E44"/>
         </w:rPr>
-        <w:t xml:space="preserve">答案:1.(D)　2.(B)　3.(D)　4.(A)　5.(B)</w:t>
+        <w:t xml:space="preserve">答案:1.(D)　2.(B)　3.(D)　4.(A)</w:t>
       </w:r>
     </w:p>
     <w:p>
@@ -2274,29 +2182,6 @@
       <w:r>
         <w:rPr>
           <w:rFonts w:ascii="Microsoft JhengHei" w:eastAsia="Microsoft JhengHei"/>
-        </w:rPr>
-        <w:t xml:space="preserve">(   ) 5. 「惻隱之心,人皆有之」的意思是</w:t>
-      </w:r>
-    </w:p>
-    <w:p>
-      <w:pPr>
-        <w:spacing w:after="60"/>
-        <w:ind w:left="360"/>
-      </w:pPr>
-      <w:r>
-        <w:rPr>
-          <w:rFonts w:ascii="Microsoft JhengHei" w:eastAsia="Microsoft JhengHei"/>
-        </w:rPr>
-        <w:t xml:space="preserve">(A)人人都有同情憐憫之心　(B)只有君子才有同情之心　(C)同情心要靠後天學習才有　(D)有同情心的人不多</w:t>
-      </w:r>
-    </w:p>
-    <w:p>
-      <w:pPr>
-        <w:spacing w:after="60"/>
-      </w:pPr>
-      <w:r>
-        <w:rPr>
-          <w:rFonts w:ascii="Microsoft JhengHei" w:eastAsia="Microsoft JhengHei"/>
           <w:color w:val="C92A2A"/>
           <w:sz w:val="18"/>
           <w:szCs w:val="18"/>
@@ -2315,7 +2200,7 @@
           <w:bCs/>
           <w:color w:val="2F9E44"/>
         </w:rPr>
-        <w:t xml:space="preserve">答案:1.(A)　2.(C)　3.(B)　4.(C)　5.(A)</w:t>
+        <w:t xml:space="preserve">答案:1.(A)　2.(C)　3.(B)　4.(C)</w:t>
       </w:r>
     </w:p>
     <w:p>
@@ -2769,29 +2654,6 @@
       <w:r>
         <w:rPr>
           <w:rFonts w:ascii="Microsoft JhengHei" w:eastAsia="Microsoft JhengHei"/>
-        </w:rPr>
-        <w:t xml:space="preserve">(   ) 5. 「一日一錢,千日千錢」表現張乖崖怎樣的看法?</w:t>
-      </w:r>
-    </w:p>
-    <w:p>
-      <w:pPr>
-        <w:spacing w:after="60"/>
-        <w:ind w:left="360"/>
-      </w:pPr>
-      <w:r>
-        <w:rPr>
-          <w:rFonts w:ascii="Microsoft JhengHei" w:eastAsia="Microsoft JhengHei"/>
-        </w:rPr>
-        <w:t xml:space="preserve">(A)小惡積累成大惡,不可輕忽　(B)公款可以適度挪用　(C)杖刑處罰太輕　(D)小吏出身貧困值得同情</w:t>
-      </w:r>
-    </w:p>
-    <w:p>
-      <w:pPr>
-        <w:spacing w:after="60"/>
-      </w:pPr>
-      <w:r>
-        <w:rPr>
-          <w:rFonts w:ascii="Microsoft JhengHei" w:eastAsia="Microsoft JhengHei"/>
           <w:color w:val="C92A2A"/>
           <w:sz w:val="18"/>
           <w:szCs w:val="18"/>
@@ -2810,7 +2672,7 @@
           <w:bCs/>
           <w:color w:val="2F9E44"/>
         </w:rPr>
-        <w:t xml:space="preserve">答案:1.(B)　2.(A)　3.(C)　4.(D)　5.(A)</w:t>
+        <w:t xml:space="preserve">答案:1.(B)　2.(A)　3.(C)　4.(D)</w:t>
       </w:r>
     </w:p>
     <w:p>
@@ -3248,29 +3110,6 @@
       <w:r>
         <w:rPr>
           <w:rFonts w:ascii="Microsoft JhengHei" w:eastAsia="Microsoft JhengHei"/>
-        </w:rPr>
-        <w:t xml:space="preserve">(   ) 5. 叔向認為賢德的官吏應該怎麼做?</w:t>
-      </w:r>
-    </w:p>
-    <w:p>
-      <w:pPr>
-        <w:spacing w:after="60"/>
-        <w:ind w:left="360"/>
-      </w:pPr>
-      <w:r>
-        <w:rPr>
-          <w:rFonts w:ascii="Microsoft JhengHei" w:eastAsia="Microsoft JhengHei"/>
-        </w:rPr>
-        <w:t xml:space="preserve">(A)親自載送涉水的百姓　(B)在適當的時節修好溝渠與橋梁,使百姓不必涉水　(C)減輕百姓賦稅　(D)多飼養六畜</w:t>
-      </w:r>
-    </w:p>
-    <w:p>
-      <w:pPr>
-        <w:spacing w:after="60"/>
-      </w:pPr>
-      <w:r>
-        <w:rPr>
-          <w:rFonts w:ascii="Microsoft JhengHei" w:eastAsia="Microsoft JhengHei"/>
           <w:color w:val="C92A2A"/>
           <w:sz w:val="18"/>
           <w:szCs w:val="18"/>
@@ -3289,7 +3128,7 @@
           <w:bCs/>
           <w:color w:val="2F9E44"/>
         </w:rPr>
-        <w:t xml:space="preserve">答案:1.(A)　2.(B)　3.(B)　4.(C)　5.(B)</w:t>
+        <w:t xml:space="preserve">答案:1.(A)　2.(B)　3.(B)　4.(C)</w:t>
       </w:r>
     </w:p>
     <w:p>
@@ -3775,34 +3614,11 @@
       <w:r>
         <w:rPr>
           <w:rFonts w:ascii="Microsoft JhengHei" w:eastAsia="Microsoft JhengHei"/>
-        </w:rPr>
-        <w:t xml:space="preserve">(   ) 5. 「緣子之言,則室不敗也」的「緣」意思是</w:t>
-      </w:r>
-    </w:p>
-    <w:p>
-      <w:pPr>
-        <w:spacing w:after="60"/>
-        <w:ind w:left="360"/>
-      </w:pPr>
-      <w:r>
-        <w:rPr>
-          <w:rFonts w:ascii="Microsoft JhengHei" w:eastAsia="Microsoft JhengHei"/>
-        </w:rPr>
-        <w:t xml:space="preserve">(A)緣分　(B)依照、按照　(C)攀爬　(D)邊緣</w:t>
-      </w:r>
-    </w:p>
-    <w:p>
-      <w:pPr>
-        <w:spacing w:after="60"/>
-      </w:pPr>
-      <w:r>
-        <w:rPr>
-          <w:rFonts w:ascii="Microsoft JhengHei" w:eastAsia="Microsoft JhengHei"/>
           <w:b/>
           <w:bCs/>
           <w:color w:val="2F9E44"/>
         </w:rPr>
-        <w:t xml:space="preserve">答案:1.(D)　2.(B)　3.(B)　4.(C)　5.(B)</w:t>
+        <w:t xml:space="preserve">答案:1.(D)　2.(B)　3.(B)　4.(C)</w:t>
       </w:r>
     </w:p>
     <w:p>
@@ -4240,34 +4056,11 @@
       <w:r>
         <w:rPr>
           <w:rFonts w:ascii="Microsoft JhengHei" w:eastAsia="Microsoft JhengHei"/>
-        </w:rPr>
-        <w:t xml:space="preserve">(   ) 5. 「使子修史,萬卷未已也」的「使」意思是</w:t>
-      </w:r>
-    </w:p>
-    <w:p>
-      <w:pPr>
-        <w:spacing w:after="60"/>
-        <w:ind w:left="360"/>
-      </w:pPr>
-      <w:r>
-        <w:rPr>
-          <w:rFonts w:ascii="Microsoft JhengHei" w:eastAsia="Microsoft JhengHei"/>
-        </w:rPr>
-        <w:t xml:space="preserve">(A)命令　(B)假使、如果　(C)派遣　(D)出使</w:t>
-      </w:r>
-    </w:p>
-    <w:p>
-      <w:pPr>
-        <w:spacing w:after="60"/>
-      </w:pPr>
-      <w:r>
-        <w:rPr>
-          <w:rFonts w:ascii="Microsoft JhengHei" w:eastAsia="Microsoft JhengHei"/>
           <w:b/>
           <w:bCs/>
           <w:color w:val="2F9E44"/>
         </w:rPr>
-        <w:t xml:space="preserve">答案:1.(B)　2.(D)　3.(B)　4.(C)　5.(B)</w:t>
+        <w:t xml:space="preserve">答案:1.(B)　2.(D)　3.(B)　4.(C)</w:t>
       </w:r>
     </w:p>
     <w:p>
@@ -4705,34 +4498,11 @@
       <w:r>
         <w:rPr>
           <w:rFonts w:ascii="Microsoft JhengHei" w:eastAsia="Microsoft JhengHei"/>
-        </w:rPr>
-        <w:t xml:space="preserve">(   ) 5. 「豈以死倍吾心哉」的「倍」意思是</w:t>
-      </w:r>
-    </w:p>
-    <w:p>
-      <w:pPr>
-        <w:spacing w:after="60"/>
-        <w:ind w:left="360"/>
-      </w:pPr>
-      <w:r>
-        <w:rPr>
-          <w:rFonts w:ascii="Microsoft JhengHei" w:eastAsia="Microsoft JhengHei"/>
-        </w:rPr>
-        <w:t xml:space="preserve">(A)加倍　(B)違背(通「背」)　(C)陪伴　(D)倍數</w:t>
-      </w:r>
-    </w:p>
-    <w:p>
-      <w:pPr>
-        <w:spacing w:after="60"/>
-      </w:pPr>
-      <w:r>
-        <w:rPr>
-          <w:rFonts w:ascii="Microsoft JhengHei" w:eastAsia="Microsoft JhengHei"/>
           <w:b/>
           <w:bCs/>
           <w:color w:val="2F9E44"/>
         </w:rPr>
-        <w:t xml:space="preserve">答案:1.(C)　2.(D)　3.(B)　4.(C)　5.(B)</w:t>
+        <w:t xml:space="preserve">答案:1.(C)　2.(D)　3.(B)　4.(C)</w:t>
       </w:r>
     </w:p>
     <w:p>
@@ -5279,99 +5049,7 @@
                 <w:b w:val="false"/>
                 <w:bCs w:val="false"/>
               </w:rPr>
-              <w:t xml:space="preserve">花徑不曾「緣」客掃</w:t>
-            </w:r>
-          </w:p>
-        </w:tc>
-        <w:tc>
-          <w:tcPr>
-            <w:tcW w:type="dxa" w:w="4400"/>
-            <w:tcBorders>
-              <w:top w:val="single" w:color="BBBBBB" w:sz="4"/>
-              <w:left w:val="single" w:color="BBBBBB" w:sz="4"/>
-              <w:bottom w:val="single" w:color="BBBBBB" w:sz="4"/>
-              <w:right w:val="single" w:color="BBBBBB" w:sz="4"/>
-            </w:tcBorders>
-            <w:tcMar>
-              <w:top w:type="dxa" w:w="40"/>
-              <w:left w:type="dxa" w:w="80"/>
-              <w:bottom w:type="dxa" w:w="40"/>
-              <w:right w:type="dxa" w:w="80"/>
-            </w:tcMar>
-          </w:tcPr>
-          <w:p>
-            <w:pPr>
-              <w:spacing w:after="60"/>
-            </w:pPr>
-            <w:r>
-              <w:rPr>
-                <w:rFonts w:ascii="Microsoft JhengHei" w:eastAsia="Microsoft JhengHei"/>
-                <w:b w:val="false"/>
-                <w:bCs w:val="false"/>
-              </w:rPr>
-              <w:t xml:space="preserve">因為、由於</w:t>
-            </w:r>
-          </w:p>
-        </w:tc>
-        <w:tc>
-          <w:tcPr>
-            <w:tcW w:type="dxa" w:w="1000"/>
-            <w:tcBorders>
-              <w:top w:val="single" w:color="BBBBBB" w:sz="4"/>
-              <w:left w:val="single" w:color="BBBBBB" w:sz="4"/>
-              <w:bottom w:val="single" w:color="BBBBBB" w:sz="4"/>
-              <w:right w:val="single" w:color="BBBBBB" w:sz="4"/>
-            </w:tcBorders>
-            <w:tcMar>
-              <w:top w:type="dxa" w:w="40"/>
-              <w:left w:type="dxa" w:w="80"/>
-              <w:bottom w:type="dxa" w:w="40"/>
-              <w:right w:type="dxa" w:w="80"/>
-            </w:tcMar>
-          </w:tcPr>
-          <w:p>
-            <w:pPr>
-              <w:spacing w:after="60"/>
-            </w:pPr>
-            <w:r>
-              <w:rPr>
-                <w:rFonts w:ascii="Microsoft JhengHei" w:eastAsia="Microsoft JhengHei"/>
-                <w:b w:val="false"/>
-                <w:bCs w:val="false"/>
-              </w:rPr>
-              <w:t xml:space="preserve">介</w:t>
-            </w:r>
-          </w:p>
-        </w:tc>
-      </w:tr>
-      <w:tr>
-        <w:tc>
-          <w:tcPr>
-            <w:tcW w:type="dxa" w:w="3600"/>
-            <w:tcBorders>
-              <w:top w:val="single" w:color="BBBBBB" w:sz="4"/>
-              <w:left w:val="single" w:color="BBBBBB" w:sz="4"/>
-              <w:bottom w:val="single" w:color="BBBBBB" w:sz="4"/>
-              <w:right w:val="single" w:color="BBBBBB" w:sz="4"/>
-            </w:tcBorders>
-            <w:tcMar>
-              <w:top w:type="dxa" w:w="40"/>
-              <w:left w:type="dxa" w:w="80"/>
-              <w:bottom w:type="dxa" w:w="40"/>
-              <w:right w:type="dxa" w:w="80"/>
-            </w:tcMar>
-          </w:tcPr>
-          <w:p>
-            <w:pPr>
-              <w:spacing w:after="60"/>
-            </w:pPr>
-            <w:r>
-              <w:rPr>
-                <w:rFonts w:ascii="Microsoft JhengHei" w:eastAsia="Microsoft JhengHei"/>
-                <w:b w:val="false"/>
-                <w:bCs w:val="false"/>
-              </w:rPr>
-              <w:t xml:space="preserve">不識廬山真面目,只「緣」身在此山中</w:t>
+              <w:t xml:space="preserve">花徑不曾「緣」客掃/只「緣」身在此山中</w:t>
             </w:r>
           </w:p>
         </w:tc>
@@ -7190,7 +6868,7 @@
         <w:rPr>
           <w:rFonts w:ascii="Microsoft JhengHei" w:eastAsia="Microsoft JhengHei"/>
         </w:rPr>
-        <w:t xml:space="preserve">(A)更加(力求技能進步再進步)　(B)因為、由於　(C)凹陷　(D)原因、理由</w:t>
+        <w:t xml:space="preserve">(A)(支架)垮落　(B)漲、漫出,為「溢」之本字　(C)(底部)脫落　(D)原因、理由</w:t>
       </w:r>
     </w:p>
     <w:p>
@@ -7213,7 +6891,7 @@
         <w:rPr>
           <w:rFonts w:ascii="Microsoft JhengHei" w:eastAsia="Microsoft JhengHei"/>
         </w:rPr>
-        <w:t xml:space="preserve">(A)依傍　(B)攀爬(比喻用錯方法,徒勞無功)　(C)人與人或事物之間遇合的機會　(D)(支架)垮落</w:t>
+        <w:t xml:space="preserve">(A)攀爬(比喻用錯方法,徒勞無功)　(B)凹陷　(C)幫助、補助　(D)人與人或事物之間遇合的機會</w:t>
       </w:r>
     </w:p>
     <w:p>
@@ -7236,7 +6914,7 @@
         <w:rPr>
           <w:rFonts w:ascii="Microsoft JhengHei" w:eastAsia="Microsoft JhengHei"/>
         </w:rPr>
-        <w:t xml:space="preserve">(A)工作期間依規定或經申請獲准的休息時間　(B)沿、循　(C)攀爬(比喻用錯方法,徒勞無功)　(D)(底部)脫落</w:t>
+        <w:t xml:space="preserve">(A)好處　(B)不真的、虛偽的、人造的　(C)沿、循　(D)攀爬(比喻用錯方法,徒勞無功)</w:t>
       </w:r>
     </w:p>
     <w:p>
@@ -7259,18 +6937,18 @@
         <w:rPr>
           <w:rFonts w:ascii="Microsoft JhengHei" w:eastAsia="Microsoft JhengHei"/>
         </w:rPr>
-        <w:t xml:space="preserve">(A)幫助、補助　(B)人與人或事物之間遇合的機會　(C)因為、由於　(D)沿、循</w:t>
-      </w:r>
-    </w:p>
-    <w:p>
-      <w:pPr>
-        <w:spacing w:after="60"/>
-      </w:pPr>
-      <w:r>
-        <w:rPr>
-          <w:rFonts w:ascii="Microsoft JhengHei" w:eastAsia="Microsoft JhengHei"/>
-        </w:rPr>
-        <w:t xml:space="preserve">(   ) 5. 花徑不曾「緣」客掃 的「緣」,意思是?</w:t>
+        <w:t xml:space="preserve">(A)好處　(B)人與人或事物之間遇合的機會　(C)因為、由於　(D)沿、循</w:t>
+      </w:r>
+    </w:p>
+    <w:p>
+      <w:pPr>
+        <w:spacing w:after="60"/>
+      </w:pPr>
+      <w:r>
+        <w:rPr>
+          <w:rFonts w:ascii="Microsoft JhengHei" w:eastAsia="Microsoft JhengHei"/>
+        </w:rPr>
+        <w:t xml:space="preserve">(   ) 5. 花徑不曾「緣」客掃/只「緣」身在此山中 的「緣」,意思是?</w:t>
       </w:r>
     </w:p>
     <w:p>
@@ -7293,7 +6971,7 @@
         <w:rPr>
           <w:rFonts w:ascii="Microsoft JhengHei" w:eastAsia="Microsoft JhengHei"/>
         </w:rPr>
-        <w:t xml:space="preserve">(   ) 6. 不識廬山真面目,只「緣」身在此山中 的「緣」,意思是?</w:t>
+        <w:t xml:space="preserve">(   ) 6. 澭水暴「益」,荊人弗知 的「益」,意思是?</w:t>
       </w:r>
     </w:p>
     <w:p>
@@ -7305,18 +6983,18 @@
         <w:rPr>
           <w:rFonts w:ascii="Microsoft JhengHei" w:eastAsia="Microsoft JhengHei"/>
         </w:rPr>
-        <w:t xml:space="preserve">(A)更加(力求技能進步再進步)　(B)沿、循　(C)因為、由於　(D)漲、漫出,為「溢」之本字</w:t>
-      </w:r>
-    </w:p>
-    <w:p>
-      <w:pPr>
-        <w:spacing w:after="60"/>
-      </w:pPr>
-      <w:r>
-        <w:rPr>
-          <w:rFonts w:ascii="Microsoft JhengHei" w:eastAsia="Microsoft JhengHei"/>
-        </w:rPr>
-        <w:t xml:space="preserve">(   ) 7. 澭水暴「益」,荊人弗知 的「益」,意思是?</w:t>
+        <w:t xml:space="preserve">(A)更加(力求技能進步再進步)　(B)沿、循　(C)漲、漫出,為「溢」之本字　(D)因為、由於</w:t>
+      </w:r>
+    </w:p>
+    <w:p>
+      <w:pPr>
+        <w:spacing w:after="60"/>
+      </w:pPr>
+      <w:r>
+        <w:rPr>
+          <w:rFonts w:ascii="Microsoft JhengHei" w:eastAsia="Microsoft JhengHei"/>
+        </w:rPr>
+        <w:t xml:space="preserve">(   ) 7. 延年「益」壽 的「益」,意思是?</w:t>
       </w:r>
     </w:p>
     <w:p>
@@ -7328,18 +7006,18 @@
         <w:rPr>
           <w:rFonts w:ascii="Microsoft JhengHei" w:eastAsia="Microsoft JhengHei"/>
         </w:rPr>
-        <w:t xml:space="preserve">(A)(支架)垮落　(B)攀爬(比喻用錯方法,徒勞無功)　(C)沿、循　(D)漲、漫出,為「溢」之本字</w:t>
-      </w:r>
-    </w:p>
-    <w:p>
-      <w:pPr>
-        <w:spacing w:after="60"/>
-      </w:pPr>
-      <w:r>
-        <w:rPr>
-          <w:rFonts w:ascii="Microsoft JhengHei" w:eastAsia="Microsoft JhengHei"/>
-        </w:rPr>
-        <w:t xml:space="preserve">(   ) 8. 延年「益」壽 的「益」,意思是?</w:t>
+        <w:t xml:space="preserve">(A)凹陷　(B)攀爬(比喻用錯方法,徒勞無功)　(C)沿、循　(D)增加(延長壽命,多為頌祝人長壽)</w:t>
+      </w:r>
+    </w:p>
+    <w:p>
+      <w:pPr>
+        <w:spacing w:after="60"/>
+      </w:pPr>
+      <w:r>
+        <w:rPr>
+          <w:rFonts w:ascii="Microsoft JhengHei" w:eastAsia="Microsoft JhengHei"/>
+        </w:rPr>
+        <w:t xml:space="preserve">(   ) 8. 助「益」 的「益」,意思是?</w:t>
       </w:r>
     </w:p>
     <w:p>
@@ -7351,18 +7029,18 @@
         <w:rPr>
           <w:rFonts w:ascii="Microsoft JhengHei" w:eastAsia="Microsoft JhengHei"/>
         </w:rPr>
-        <w:t xml:space="preserve">(A)增加(延長壽命,多為頌祝人長壽)　(B)(底部)脫落　(C)借(狐假虎威:比喻憑恃有權者的威勢恐嚇他人、作威作福)　(D)如果</w:t>
-      </w:r>
-    </w:p>
-    <w:p>
-      <w:pPr>
-        <w:spacing w:after="60"/>
-      </w:pPr>
-      <w:r>
-        <w:rPr>
-          <w:rFonts w:ascii="Microsoft JhengHei" w:eastAsia="Microsoft JhengHei"/>
-        </w:rPr>
-        <w:t xml:space="preserve">(   ) 9. 助「益」 的「益」,意思是?</w:t>
+        <w:t xml:space="preserve">(A)幫助、補助　(B)依傍　(C)不真的、虛偽的、人造的　(D)(支架)垮落</w:t>
+      </w:r>
+    </w:p>
+    <w:p>
+      <w:pPr>
+        <w:spacing w:after="60"/>
+      </w:pPr>
+      <w:r>
+        <w:rPr>
+          <w:rFonts w:ascii="Microsoft JhengHei" w:eastAsia="Microsoft JhengHei"/>
+        </w:rPr>
+        <w:t xml:space="preserve">(   ) 9. 利「益」、收「益」 的「益」,意思是?</w:t>
       </w:r>
     </w:p>
     <w:p>
@@ -7374,18 +7052,18 @@
         <w:rPr>
           <w:rFonts w:ascii="Microsoft JhengHei" w:eastAsia="Microsoft JhengHei"/>
         </w:rPr>
-        <w:t xml:space="preserve">(A)增加(延長壽命,多為頌祝人長壽)　(B)幫助、補助　(C)有好處的　(D)(支架)垮落</w:t>
-      </w:r>
-    </w:p>
-    <w:p>
-      <w:pPr>
-        <w:spacing w:after="60"/>
-      </w:pPr>
-      <w:r>
-        <w:rPr>
-          <w:rFonts w:ascii="Microsoft JhengHei" w:eastAsia="Microsoft JhengHei"/>
-        </w:rPr>
-        <w:t xml:space="preserve">(   ) 10. 利「益」、收「益」 的「益」,意思是?</w:t>
+        <w:t xml:space="preserve">(A)幫助、補助　(B)好處　(C)更加(力求技能進步再進步)　(D)凹陷</w:t>
+      </w:r>
+    </w:p>
+    <w:p>
+      <w:pPr>
+        <w:spacing w:after="60"/>
+      </w:pPr>
+      <w:r>
+        <w:rPr>
+          <w:rFonts w:ascii="Microsoft JhengHei" w:eastAsia="Microsoft JhengHei"/>
+        </w:rPr>
+        <w:t xml:space="preserve">(   ) 10. 「益」友、「益」處 的「益」,意思是?</w:t>
       </w:r>
     </w:p>
     <w:p>
@@ -7397,18 +7075,18 @@
         <w:rPr>
           <w:rFonts w:ascii="Microsoft JhengHei" w:eastAsia="Microsoft JhengHei"/>
         </w:rPr>
-        <w:t xml:space="preserve">(A)好處　(B)有好處的　(C)攀爬(比喻用錯方法,徒勞無功)　(D)依傍</w:t>
-      </w:r>
-    </w:p>
-    <w:p>
-      <w:pPr>
-        <w:spacing w:after="60"/>
-      </w:pPr>
-      <w:r>
-        <w:rPr>
-          <w:rFonts w:ascii="Microsoft JhengHei" w:eastAsia="Microsoft JhengHei"/>
-        </w:rPr>
-        <w:t xml:space="preserve">(   ) 11. 「益」友、「益」處 的「益」,意思是?</w:t>
+        <w:t xml:space="preserve">(A)有好處的　(B)攀爬(比喻用錯方法,徒勞無功)　(C)依傍　(D)更加(力求技能進步再進步)</w:t>
+      </w:r>
+    </w:p>
+    <w:p>
+      <w:pPr>
+        <w:spacing w:after="60"/>
+      </w:pPr>
+      <w:r>
+        <w:rPr>
+          <w:rFonts w:ascii="Microsoft JhengHei" w:eastAsia="Microsoft JhengHei"/>
+        </w:rPr>
+        <w:t xml:space="preserve">(   ) 11. 精「益」求精 的「益」,意思是?</w:t>
       </w:r>
     </w:p>
     <w:p>
@@ -7420,18 +7098,18 @@
         <w:rPr>
           <w:rFonts w:ascii="Microsoft JhengHei" w:eastAsia="Microsoft JhengHei"/>
         </w:rPr>
-        <w:t xml:space="preserve">(A)攀爬(比喻用錯方法,徒勞無功)　(B)好處　(C)有好處的　(D)沿、循</w:t>
-      </w:r>
-    </w:p>
-    <w:p>
-      <w:pPr>
-        <w:spacing w:after="60"/>
-      </w:pPr>
-      <w:r>
-        <w:rPr>
-          <w:rFonts w:ascii="Microsoft JhengHei" w:eastAsia="Microsoft JhengHei"/>
-        </w:rPr>
-        <w:t xml:space="preserve">(   ) 12. 精「益」求精 的「益」,意思是?</w:t>
+        <w:t xml:space="preserve">(A)攀爬(比喻用錯方法,徒勞無功)　(B)有好處的　(C)更加(力求技能進步再進步)　(D)沿、循</w:t>
+      </w:r>
+    </w:p>
+    <w:p>
+      <w:pPr>
+        <w:spacing w:after="60"/>
+      </w:pPr>
+      <w:r>
+        <w:rPr>
+          <w:rFonts w:ascii="Microsoft JhengHei" w:eastAsia="Microsoft JhengHei"/>
+        </w:rPr>
+        <w:t xml:space="preserve">(   ) 12. 倒「塌」、坍「塌」 的「塌」,意思是?</w:t>
       </w:r>
     </w:p>
     <w:p>
@@ -7443,18 +7121,18 @@
         <w:rPr>
           <w:rFonts w:ascii="Microsoft JhengHei" w:eastAsia="Microsoft JhengHei"/>
         </w:rPr>
-        <w:t xml:space="preserve">(A)因為、由於　(B)(底部)脫落　(C)借(狐假虎威:比喻憑恃有權者的威勢恐嚇他人、作威作福)　(D)更加(力求技能進步再進步)</w:t>
-      </w:r>
-    </w:p>
-    <w:p>
-      <w:pPr>
-        <w:spacing w:after="60"/>
-      </w:pPr>
-      <w:r>
-        <w:rPr>
-          <w:rFonts w:ascii="Microsoft JhengHei" w:eastAsia="Microsoft JhengHei"/>
-        </w:rPr>
-        <w:t xml:space="preserve">(   ) 13. 倒「塌」、坍「塌」 的「塌」,意思是?</w:t>
+        <w:t xml:space="preserve">(A)因為、由於　(B)不真的、虛偽的、人造的　(C)依傍　(D)(支架)垮落</w:t>
+      </w:r>
+    </w:p>
+    <w:p>
+      <w:pPr>
+        <w:spacing w:after="60"/>
+      </w:pPr>
+      <w:r>
+        <w:rPr>
+          <w:rFonts w:ascii="Microsoft JhengHei" w:eastAsia="Microsoft JhengHei"/>
+        </w:rPr>
+        <w:t xml:space="preserve">(   ) 13. 瘦得兩眼都「塌」進去了、打「塌」鼻梁 的「塌」,意思是?</w:t>
       </w:r>
     </w:p>
     <w:p>
@@ -7466,18 +7144,18 @@
         <w:rPr>
           <w:rFonts w:ascii="Microsoft JhengHei" w:eastAsia="Microsoft JhengHei"/>
         </w:rPr>
-        <w:t xml:space="preserve">(A)(支架)垮落　(B)如果　(C)工作期間依規定或經申請獲准的休息時間　(D)有好處的</w:t>
-      </w:r>
-    </w:p>
-    <w:p>
-      <w:pPr>
-        <w:spacing w:after="60"/>
-      </w:pPr>
-      <w:r>
-        <w:rPr>
-          <w:rFonts w:ascii="Microsoft JhengHei" w:eastAsia="Microsoft JhengHei"/>
-        </w:rPr>
-        <w:t xml:space="preserve">(   ) 14. 瘦得兩眼都「塌」進去了、打「塌」鼻梁 的「塌」,意思是?</w:t>
+        <w:t xml:space="preserve">(A)凹陷　(B)工作期間依規定或經申請獲准的休息時間　(C)如果　(D)更加(力求技能進步再進步)</w:t>
+      </w:r>
+    </w:p>
+    <w:p>
+      <w:pPr>
+        <w:spacing w:after="60"/>
+      </w:pPr>
+      <w:r>
+        <w:rPr>
+          <w:rFonts w:ascii="Microsoft JhengHei" w:eastAsia="Microsoft JhengHei"/>
+        </w:rPr>
+        <w:t xml:space="preserve">(   ) 14. 桶底都「塌」下來了 的「塌」,意思是?</w:t>
       </w:r>
     </w:p>
     <w:p>
@@ -7489,18 +7167,18 @@
         <w:rPr>
           <w:rFonts w:ascii="Microsoft JhengHei" w:eastAsia="Microsoft JhengHei"/>
         </w:rPr>
-        <w:t xml:space="preserve">(A)攀爬(比喻用錯方法,徒勞無功)　(B)不真的、虛偽的、人造的　(C)工作期間依規定或經申請獲准的休息時間　(D)凹陷</w:t>
-      </w:r>
-    </w:p>
-    <w:p>
-      <w:pPr>
-        <w:spacing w:after="60"/>
-      </w:pPr>
-      <w:r>
-        <w:rPr>
-          <w:rFonts w:ascii="Microsoft JhengHei" w:eastAsia="Microsoft JhengHei"/>
-        </w:rPr>
-        <w:t xml:space="preserve">(   ) 15. 桶底都「塌」下來了 的「塌」,意思是?</w:t>
+        <w:t xml:space="preserve">(A)如果　(B)(底部)脫落　(C)借(狐假虎威:比喻憑恃有權者的威勢恐嚇他人、作威作福)　(D)攀爬(比喻用錯方法,徒勞無功)</w:t>
+      </w:r>
+    </w:p>
+    <w:p>
+      <w:pPr>
+        <w:spacing w:after="60"/>
+      </w:pPr>
+      <w:r>
+        <w:rPr>
+          <w:rFonts w:ascii="Microsoft JhengHei" w:eastAsia="Microsoft JhengHei"/>
+        </w:rPr>
+        <w:t xml:space="preserve">(   ) 15. 虛情「假」意、「假」髮 的「假」,意思是?</w:t>
       </w:r>
     </w:p>
     <w:p>
@@ -7512,18 +7190,18 @@
         <w:rPr>
           <w:rFonts w:ascii="Microsoft JhengHei" w:eastAsia="Microsoft JhengHei"/>
         </w:rPr>
-        <w:t xml:space="preserve">(A)(底部)脫落　(B)人與人或事物之間遇合的機會　(C)攀爬(比喻用錯方法,徒勞無功)　(D)好處</w:t>
-      </w:r>
-    </w:p>
-    <w:p>
-      <w:pPr>
-        <w:spacing w:after="60"/>
-      </w:pPr>
-      <w:r>
-        <w:rPr>
-          <w:rFonts w:ascii="Microsoft JhengHei" w:eastAsia="Microsoft JhengHei"/>
-        </w:rPr>
-        <w:t xml:space="preserve">(   ) 16. 虛情「假」意、「假」髮 的「假」,意思是?</w:t>
+        <w:t xml:space="preserve">(A)不真的、虛偽的、人造的　(B)人與人或事物之間遇合的機會　(C)借(狐假虎威:比喻憑恃有權者的威勢恐嚇他人、作威作福)　(D)有好處的</w:t>
+      </w:r>
+    </w:p>
+    <w:p>
+      <w:pPr>
+        <w:spacing w:after="60"/>
+      </w:pPr>
+      <w:r>
+        <w:rPr>
+          <w:rFonts w:ascii="Microsoft JhengHei" w:eastAsia="Microsoft JhengHei"/>
+        </w:rPr>
+        <w:t xml:space="preserve">(   ) 16. 「假」手於人、狐「假」虎威 的「假」,意思是?</w:t>
       </w:r>
     </w:p>
     <w:p>
@@ -7535,18 +7213,18 @@
         <w:rPr>
           <w:rFonts w:ascii="Microsoft JhengHei" w:eastAsia="Microsoft JhengHei"/>
         </w:rPr>
-        <w:t xml:space="preserve">(A)更加(力求技能進步再進步)　(B)(底部)脫落　(C)不真的、虛偽的、人造的　(D)原因、理由</w:t>
-      </w:r>
-    </w:p>
-    <w:p>
-      <w:pPr>
-        <w:spacing w:after="60"/>
-      </w:pPr>
-      <w:r>
-        <w:rPr>
-          <w:rFonts w:ascii="Microsoft JhengHei" w:eastAsia="Microsoft JhengHei"/>
-        </w:rPr>
-        <w:t xml:space="preserve">(   ) 17. 「假」手於人、狐「假」虎威 的「假」,意思是?</w:t>
+        <w:t xml:space="preserve">(A)(支架)垮落　(B)不真的、虛偽的、人造的　(C)借(狐假虎威:比喻憑恃有權者的威勢恐嚇他人、作威作福)　(D)原因、理由</w:t>
+      </w:r>
+    </w:p>
+    <w:p>
+      <w:pPr>
+        <w:spacing w:after="60"/>
+      </w:pPr>
+      <w:r>
+        <w:rPr>
+          <w:rFonts w:ascii="Microsoft JhengHei" w:eastAsia="Microsoft JhengHei"/>
+        </w:rPr>
+        <w:t xml:space="preserve">(   ) 17. 於學無所遺,於辭無所「假」 的「假」,意思是?</w:t>
       </w:r>
     </w:p>
     <w:p>
@@ -7558,18 +7236,18 @@
         <w:rPr>
           <w:rFonts w:ascii="Microsoft JhengHei" w:eastAsia="Microsoft JhengHei"/>
         </w:rPr>
-        <w:t xml:space="preserve">(A)不真的、虛偽的、人造的　(B)漲、漫出,為「溢」之本字　(C)借(狐假虎威:比喻憑恃有權者的威勢恐嚇他人、作威作福)　(D)人與人或事物之間遇合的機會</w:t>
-      </w:r>
-    </w:p>
-    <w:p>
-      <w:pPr>
-        <w:spacing w:after="60"/>
-      </w:pPr>
-      <w:r>
-        <w:rPr>
-          <w:rFonts w:ascii="Microsoft JhengHei" w:eastAsia="Microsoft JhengHei"/>
-        </w:rPr>
-        <w:t xml:space="preserve">(   ) 18. 於學無所遺,於辭無所「假」 的「假」,意思是?</w:t>
+        <w:t xml:space="preserve">(A)借(狐假虎威:比喻憑恃有權者的威勢恐嚇他人、作威作福)　(B)增加(延長壽命,多為頌祝人長壽)　(C)依傍　(D)人與人或事物之間遇合的機會</w:t>
+      </w:r>
+    </w:p>
+    <w:p>
+      <w:pPr>
+        <w:spacing w:after="60"/>
+      </w:pPr>
+      <w:r>
+        <w:rPr>
+          <w:rFonts w:ascii="Microsoft JhengHei" w:eastAsia="Microsoft JhengHei"/>
+        </w:rPr>
+        <w:t xml:space="preserve">(   ) 18. 「假」若、「假」如 的「假」,意思是?</w:t>
       </w:r>
     </w:p>
     <w:p>
@@ -7581,18 +7259,18 @@
         <w:rPr>
           <w:rFonts w:ascii="Microsoft JhengHei" w:eastAsia="Microsoft JhengHei"/>
         </w:rPr>
-        <w:t xml:space="preserve">(A)工作期間依規定或經申請獲准的休息時間　(B)(支架)垮落　(C)不真的、虛偽的、人造的　(D)依傍</w:t>
-      </w:r>
-    </w:p>
-    <w:p>
-      <w:pPr>
-        <w:spacing w:after="60"/>
-      </w:pPr>
-      <w:r>
-        <w:rPr>
-          <w:rFonts w:ascii="Microsoft JhengHei" w:eastAsia="Microsoft JhengHei"/>
-        </w:rPr>
-        <w:t xml:space="preserve">(   ) 19. 「假」若、「假」如 的「假」,意思是?</w:t>
+        <w:t xml:space="preserve">(A)工作期間依規定或經申請獲准的休息時間　(B)凹陷　(C)借(狐假虎威:比喻憑恃有權者的威勢恐嚇他人、作威作福)　(D)如果</w:t>
+      </w:r>
+    </w:p>
+    <w:p>
+      <w:pPr>
+        <w:spacing w:after="60"/>
+      </w:pPr>
+      <w:r>
+        <w:rPr>
+          <w:rFonts w:ascii="Microsoft JhengHei" w:eastAsia="Microsoft JhengHei"/>
+        </w:rPr>
+        <w:t xml:space="preserve">(   ) 19. 銷「假」、春「假」(ㄐㄧㄚˋ) 的「假」,意思是?</w:t>
       </w:r>
     </w:p>
     <w:p>
@@ -7604,30 +7282,7 @@
         <w:rPr>
           <w:rFonts w:ascii="Microsoft JhengHei" w:eastAsia="Microsoft JhengHei"/>
         </w:rPr>
-        <w:t xml:space="preserve">(A)如果　(B)依傍　(C)幫助、補助　(D)(支架)垮落</w:t>
-      </w:r>
-    </w:p>
-    <w:p>
-      <w:pPr>
-        <w:spacing w:after="60"/>
-      </w:pPr>
-      <w:r>
-        <w:rPr>
-          <w:rFonts w:ascii="Microsoft JhengHei" w:eastAsia="Microsoft JhengHei"/>
-        </w:rPr>
-        <w:t xml:space="preserve">(   ) 20. 銷「假」、春「假」(ㄐㄧㄚˋ) 的「假」,意思是?</w:t>
-      </w:r>
-    </w:p>
-    <w:p>
-      <w:pPr>
-        <w:spacing w:after="60"/>
-        <w:ind w:left="360"/>
-      </w:pPr>
-      <w:r>
-        <w:rPr>
-          <w:rFonts w:ascii="Microsoft JhengHei" w:eastAsia="Microsoft JhengHei"/>
-        </w:rPr>
-        <w:t xml:space="preserve">(A)(支架)垮落　(B)更加(力求技能進步再進步)　(C)工作期間依規定或經申請獲准的休息時間　(D)凹陷</w:t>
+        <w:t xml:space="preserve">(A)工作期間依規定或經申請獲准的休息時間　(B)凹陷　(C)好處　(D)因為、由於</w:t>
       </w:r>
     </w:p>
     <w:p>
@@ -7641,1012 +7296,7 @@
           <w:bCs/>
           <w:color w:val="2F9E44"/>
         </w:rPr>
-        <w:t xml:space="preserve">答案:1.(D)　2.(C)　3.(C)　4.(D)　5.(A)　6.(C)　7.(D)　8.(A)　9.(B)　10.(A)　11.(C)　12.(D)　13.(A)　14.(D)　15.(A)　16.(C)　17.(C)　18.(D)　19.(A)　20.(C)</w:t>
-      </w:r>
-    </w:p>
-    <w:p>
-      <w:r>
-        <w:br w:type="page"/>
-      </w:r>
-    </w:p>
-    <w:p>
-      <w:pPr>
-        <w:pStyle w:val="Heading1"/>
-        <w:spacing w:after="80" w:before="240"/>
-      </w:pPr>
-      <w:r>
-        <w:rPr>
-          <w:rFonts w:ascii="Microsoft JhengHei" w:eastAsia="Microsoft JhengHei"/>
-          <w:b/>
-          <w:bCs/>
-          <w:color w:val="495057"/>
-          <w:sz w:val="30"/>
-          <w:szCs w:val="30"/>
-        </w:rPr>
-        <w:t xml:space="preserve">參考答案與解析</w:t>
-      </w:r>
-    </w:p>
-    <w:p>
-      <w:pPr>
-        <w:spacing w:after="60"/>
-      </w:pPr>
-      <w:r>
-        <w:rPr>
-          <w:rFonts w:ascii="Microsoft JhengHei" w:eastAsia="Microsoft JhengHei"/>
-          <w:b/>
-          <w:bCs/>
-        </w:rPr>
-        <w:t xml:space="preserve">第111課 兄弟爭田</w:t>
-      </w:r>
-    </w:p>
-    <w:p>
-      <w:pPr>
-        <w:spacing w:after="60"/>
-        <w:ind w:left="300"/>
-      </w:pPr>
-      <w:r>
-        <w:rPr>
-          <w:rFonts w:ascii="Microsoft JhengHei" w:eastAsia="Microsoft JhengHei"/>
-        </w:rPr>
-        <w:t xml:space="preserve">1.(C) 蘇瓊先以「天下難得者兄弟,易求者田地」說理,再使眾人落淚,是曉之以理、動之以情。</w:t>
-      </w:r>
-    </w:p>
-    <w:p>
-      <w:pPr>
-        <w:spacing w:after="60"/>
-        <w:ind w:left="300"/>
-      </w:pPr>
-      <w:r>
-        <w:rPr>
-          <w:rFonts w:ascii="Microsoft JhengHei" w:eastAsia="Microsoft JhengHei"/>
-        </w:rPr>
-        <w:t xml:space="preserve">2.(B) 蘇瓊說「天下難得者兄弟」,可見手足之情最可貴。</w:t>
-      </w:r>
-    </w:p>
-    <w:p>
-      <w:pPr>
-        <w:spacing w:after="60"/>
-        <w:ind w:left="300"/>
-      </w:pPr>
-      <w:r>
-        <w:rPr>
-          <w:rFonts w:ascii="Microsoft JhengHei" w:eastAsia="Microsoft JhengHei"/>
-        </w:rPr>
-        <w:t xml:space="preserve">3.(A) 蘇瓊一番話使眾人感動,因而「瀆泣」(流淚)。</w:t>
-      </w:r>
-    </w:p>
-    <w:p>
-      <w:pPr>
-        <w:spacing w:after="60"/>
-        <w:ind w:left="300"/>
-      </w:pPr>
-      <w:r>
-        <w:rPr>
-          <w:rFonts w:ascii="Microsoft JhengHei" w:eastAsia="Microsoft JhengHei"/>
-        </w:rPr>
-        <w:t xml:space="preserve">4.(C) 「分異」是分開,「遂還同住」是又同住,可見和好如初;沆瀣一氣是氣味相投,多含貶義。</w:t>
-      </w:r>
-    </w:p>
-    <w:p>
-      <w:pPr>
-        <w:spacing w:after="60"/>
-        <w:ind w:left="300"/>
-      </w:pPr>
-      <w:r>
-        <w:rPr>
-          <w:rFonts w:ascii="Microsoft JhengHei" w:eastAsia="Microsoft JhengHei"/>
-        </w:rPr>
-        <w:t xml:space="preserve">5.(B) 「假令」是假設語氣,相當於「如果」;假、如、苟、若皆可表假設。</w:t>
-      </w:r>
-    </w:p>
-    <w:p>
-      <w:pPr>
-        <w:spacing w:after="60"/>
-      </w:pPr>
-      <w:r>
-        <w:rPr>
-          <w:rFonts w:ascii="Microsoft JhengHei" w:eastAsia="Microsoft JhengHei"/>
-          <w:b/>
-          <w:bCs/>
-        </w:rPr>
-        <w:t xml:space="preserve">第112課 身無長物</w:t>
-      </w:r>
-    </w:p>
-    <w:p>
-      <w:pPr>
-        <w:spacing w:after="60"/>
-        <w:ind w:left="300"/>
-      </w:pPr>
-      <w:r>
-        <w:rPr>
-          <w:rFonts w:ascii="Microsoft JhengHei" w:eastAsia="Microsoft JhengHei"/>
-        </w:rPr>
-        <w:t xml:space="preserve">1.(A) 王恭連唯一的竹蓆都送人,自己坐草墊,可見節儉清廉。</w:t>
-      </w:r>
-    </w:p>
-    <w:p>
-      <w:pPr>
-        <w:spacing w:after="60"/>
-        <w:ind w:left="300"/>
-      </w:pPr>
-      <w:r>
-        <w:rPr>
-          <w:rFonts w:ascii="Microsoft JhengHei" w:eastAsia="Microsoft JhengHei"/>
-        </w:rPr>
-        <w:t xml:space="preserve">2.(C) 「一領」是一張;王恭家中只有一張竹簟,送人後只能坐草墊。A 是王恭從會稽回來、王大去看他;B 是「送我一張」;D 是「驚訝」不是懼怕。</w:t>
-      </w:r>
-    </w:p>
-    <w:p>
-      <w:pPr>
-        <w:spacing w:after="60"/>
-        <w:ind w:left="300"/>
-      </w:pPr>
-      <w:r>
-        <w:rPr>
-          <w:rFonts w:ascii="Microsoft JhengHei" w:eastAsia="Microsoft JhengHei"/>
-        </w:rPr>
-        <w:t xml:space="preserve">3.(D) 王大說「吾本謂卿多,故求耳」,是以為王恭從產竹蓆的東方回來,應有很多竹蓆。</w:t>
-      </w:r>
-    </w:p>
-    <w:p>
-      <w:pPr>
-        <w:spacing w:after="60"/>
-        <w:ind w:left="300"/>
-      </w:pPr>
-      <w:r>
-        <w:rPr>
-          <w:rFonts w:ascii="Microsoft JhengHei" w:eastAsia="Microsoft JhengHei"/>
-        </w:rPr>
-        <w:t xml:space="preserve">4.(C) 「長物」是多餘的東西,身無長物即身上沒有多餘的東西,比喻節儉或貧困。</w:t>
-      </w:r>
-    </w:p>
-    <w:p>
-      <w:pPr>
-        <w:spacing w:after="60"/>
-        <w:ind w:left="300"/>
-      </w:pPr>
-      <w:r>
-        <w:rPr>
-          <w:rFonts w:ascii="Microsoft JhengHei" w:eastAsia="Microsoft JhengHei"/>
-        </w:rPr>
-        <w:t xml:space="preserve">5.(B) 「卿」是第二人稱「你」;汝=爾=子=若=君=卿。</w:t>
-      </w:r>
-    </w:p>
-    <w:p>
-      <w:pPr>
-        <w:spacing w:after="60"/>
-      </w:pPr>
-      <w:r>
-        <w:rPr>
-          <w:rFonts w:ascii="Microsoft JhengHei" w:eastAsia="Microsoft JhengHei"/>
-          <w:b/>
-          <w:bCs/>
-        </w:rPr>
-        <w:t xml:space="preserve">第113課 歧路亡羊</w:t>
-      </w:r>
-    </w:p>
-    <w:p>
-      <w:pPr>
-        <w:spacing w:after="60"/>
-        <w:ind w:left="300"/>
-      </w:pPr>
-      <w:r>
-        <w:rPr>
-          <w:rFonts w:ascii="Microsoft JhengHei" w:eastAsia="Microsoft JhengHei"/>
-        </w:rPr>
-        <w:t xml:space="preserve">1.(B) 文中說「楊子之鄰人亡羊」,丟羊的是楊朱的鄰居。</w:t>
-      </w:r>
-    </w:p>
-    <w:p>
-      <w:pPr>
-        <w:spacing w:after="60"/>
-        <w:ind w:left="300"/>
-      </w:pPr>
-      <w:r>
-        <w:rPr>
-          <w:rFonts w:ascii="Microsoft JhengHei" w:eastAsia="Microsoft JhengHei"/>
-        </w:rPr>
-        <w:t xml:space="preserve">2.(C) 鄰人回答「多歧路」,岔路太多,難以找尋。</w:t>
-      </w:r>
-    </w:p>
-    <w:p>
-      <w:pPr>
-        <w:spacing w:after="60"/>
-        <w:ind w:left="300"/>
-      </w:pPr>
-      <w:r>
-        <w:rPr>
-          <w:rFonts w:ascii="Microsoft JhengHei" w:eastAsia="Microsoft JhengHei"/>
-        </w:rPr>
-        <w:t xml:space="preserve">3.(B) 「奚」是怎麼、為什麼;「奚亡之」是問羊怎麼會丟失。</w:t>
-      </w:r>
-    </w:p>
-    <w:p>
-      <w:pPr>
-        <w:spacing w:after="60"/>
-        <w:ind w:left="300"/>
-      </w:pPr>
-      <w:r>
-        <w:rPr>
-          <w:rFonts w:ascii="Microsoft JhengHei" w:eastAsia="Microsoft JhengHei"/>
-        </w:rPr>
-        <w:t xml:space="preserve">4.(D) 歧路亡羊比喻事理複雜多變,使人誤入歧途而終無所成。</w:t>
-      </w:r>
-    </w:p>
-    <w:p>
-      <w:pPr>
-        <w:spacing w:after="60"/>
-        <w:ind w:left="300"/>
-      </w:pPr>
-      <w:r>
-        <w:rPr>
-          <w:rFonts w:ascii="Microsoft JhengHei" w:eastAsia="Microsoft JhengHei"/>
-        </w:rPr>
-        <w:t xml:space="preserve">5.(C) 「歧路之中」「楊子之鄰人」的「之」皆是助詞「的」;「所之」的「之」是動詞「往」,「亡之」「追之」的「之」是代詞。</w:t>
-      </w:r>
-    </w:p>
-    <w:p>
-      <w:pPr>
-        <w:spacing w:after="60"/>
-      </w:pPr>
-      <w:r>
-        <w:rPr>
-          <w:rFonts w:ascii="Microsoft JhengHei" w:eastAsia="Microsoft JhengHei"/>
-          <w:b/>
-          <w:bCs/>
-        </w:rPr>
-        <w:t xml:space="preserve">第114課 正午牡丹</w:t>
-      </w:r>
-    </w:p>
-    <w:p>
-      <w:pPr>
-        <w:spacing w:after="60"/>
-        <w:ind w:left="300"/>
-      </w:pPr>
-      <w:r>
-        <w:rPr>
-          <w:rFonts w:ascii="Microsoft JhengHei" w:eastAsia="Microsoft JhengHei"/>
-        </w:rPr>
-        <w:t xml:space="preserve">1.(D) 原文:「古畫牡丹叢,其下有一貓」,即牡丹叢下有一隻貓。</w:t>
-      </w:r>
-    </w:p>
-    <w:p>
-      <w:pPr>
-        <w:spacing w:after="60"/>
-        <w:ind w:left="300"/>
-      </w:pPr>
-      <w:r>
-        <w:rPr>
-          <w:rFonts w:ascii="Microsoft JhengHei" w:eastAsia="Microsoft JhengHei"/>
-        </w:rPr>
-        <w:t xml:space="preserve">2.(B) 「房斂而色澤」是早晨帶露花的特徵,不是正午;正午花瓣綻放、顏色乾燥、貓瞳如線。</w:t>
-      </w:r>
-    </w:p>
-    <w:p>
-      <w:pPr>
-        <w:spacing w:after="60"/>
-        <w:ind w:left="300"/>
-      </w:pPr>
-      <w:r>
-        <w:rPr>
-          <w:rFonts w:ascii="Microsoft JhengHei" w:eastAsia="Microsoft JhengHei"/>
-        </w:rPr>
-        <w:t xml:space="preserve">3.(D) 吳育「善求古人筆意」,靠的是對生活深切的觀察與體驗。</w:t>
-      </w:r>
-    </w:p>
-    <w:p>
-      <w:pPr>
-        <w:spacing w:after="60"/>
-        <w:ind w:left="300"/>
-      </w:pPr>
-      <w:r>
-        <w:rPr>
-          <w:rFonts w:ascii="Microsoft JhengHei" w:eastAsia="Microsoft JhengHei"/>
-        </w:rPr>
-        <w:t xml:space="preserve">4.(A) 吳育從花與貓眼的細節判斷時間,可見此畫精確寫實。</w:t>
-      </w:r>
-    </w:p>
-    <w:p>
-      <w:pPr>
-        <w:spacing w:after="60"/>
-        <w:ind w:left="300"/>
-      </w:pPr>
-      <w:r>
-        <w:rPr>
-          <w:rFonts w:ascii="Microsoft JhengHei" w:eastAsia="Microsoft JhengHei"/>
-        </w:rPr>
-        <w:t xml:space="preserve">5.(B) 原文:「正午則如一線耳」,正午貓的瞳孔最細。</w:t>
-      </w:r>
-    </w:p>
-    <w:p>
-      <w:pPr>
-        <w:spacing w:after="60"/>
-      </w:pPr>
-      <w:r>
-        <w:rPr>
-          <w:rFonts w:ascii="Microsoft JhengHei" w:eastAsia="Microsoft JhengHei"/>
-          <w:b/>
-          <w:bCs/>
-        </w:rPr>
-        <w:t xml:space="preserve">第115課 不忍之心</w:t>
-      </w:r>
-    </w:p>
-    <w:p>
-      <w:pPr>
-        <w:spacing w:after="60"/>
-        <w:ind w:left="300"/>
-      </w:pPr>
-      <w:r>
-        <w:rPr>
-          <w:rFonts w:ascii="Microsoft JhengHei" w:eastAsia="Microsoft JhengHei"/>
-        </w:rPr>
-        <w:t xml:space="preserve">1.(A) 「麑母隨之而啼,秦西巴弗忍而與之」,「與之」是把小鹿還給母鹿,「之」指母鹿。</w:t>
-      </w:r>
-    </w:p>
-    <w:p>
-      <w:pPr>
-        <w:spacing w:after="60"/>
-        <w:ind w:left="300"/>
-      </w:pPr>
-      <w:r>
-        <w:rPr>
-          <w:rFonts w:ascii="Microsoft JhengHei" w:eastAsia="Microsoft JhengHei"/>
-        </w:rPr>
-        <w:t xml:space="preserve">2.(C) 秦西巴不忍見母鹿哀啼,是憐憫小鹿、同情母鹿。</w:t>
-      </w:r>
-    </w:p>
-    <w:p>
-      <w:pPr>
-        <w:spacing w:after="60"/>
-        <w:ind w:left="300"/>
-      </w:pPr>
-      <w:r>
-        <w:rPr>
-          <w:rFonts w:ascii="Microsoft JhengHei" w:eastAsia="Microsoft JhengHei"/>
-        </w:rPr>
-        <w:t xml:space="preserve">3.(B) 「罪」在此是「處罰」,詞性為動詞。</w:t>
-      </w:r>
-    </w:p>
-    <w:p>
-      <w:pPr>
-        <w:spacing w:after="60"/>
-        <w:ind w:left="300"/>
-      </w:pPr>
-      <w:r>
-        <w:rPr>
-          <w:rFonts w:ascii="Microsoft JhengHei" w:eastAsia="Microsoft JhengHei"/>
-        </w:rPr>
-        <w:t xml:space="preserve">4.(C) 孟孫認為連小鹿都不忍心傷害的人,對自己的兒子也必定仁慈。</w:t>
-      </w:r>
-    </w:p>
-    <w:p>
-      <w:pPr>
-        <w:spacing w:after="60"/>
-        <w:ind w:left="300"/>
-      </w:pPr>
-      <w:r>
-        <w:rPr>
-          <w:rFonts w:ascii="Microsoft JhengHei" w:eastAsia="Microsoft JhengHei"/>
-        </w:rPr>
-        <w:t xml:space="preserve">5.(A) 《孟子》此句意指:人皆有同情憐憫之心。</w:t>
-      </w:r>
-    </w:p>
-    <w:p>
-      <w:pPr>
-        <w:spacing w:after="60"/>
-      </w:pPr>
-      <w:r>
-        <w:rPr>
-          <w:rFonts w:ascii="Microsoft JhengHei" w:eastAsia="Microsoft JhengHei"/>
-          <w:b/>
-          <w:bCs/>
-        </w:rPr>
-        <w:t xml:space="preserve">第116課 水滴石穿</w:t>
-      </w:r>
-    </w:p>
-    <w:p>
-      <w:pPr>
-        <w:spacing w:after="60"/>
-        <w:ind w:left="300"/>
-      </w:pPr>
-      <w:r>
-        <w:rPr>
-          <w:rFonts w:ascii="Microsoft JhengHei" w:eastAsia="Microsoft JhengHei"/>
-        </w:rPr>
-        <w:t xml:space="preserve">1.(B) 「吏勃然曰」,小吏被發現後惱羞成怒,出言不遜。</w:t>
-      </w:r>
-    </w:p>
-    <w:p>
-      <w:pPr>
-        <w:spacing w:after="60"/>
-        <w:ind w:left="300"/>
-      </w:pPr>
-      <w:r>
-        <w:rPr>
-          <w:rFonts w:ascii="Microsoft JhengHei" w:eastAsia="Microsoft JhengHei"/>
-        </w:rPr>
-        <w:t xml:space="preserve">2.(A) 小吏以為一文錢不值得一提,可用「勿以惡小而為之」勸諫(依掃描還原,請對照原書)。</w:t>
-      </w:r>
-    </w:p>
-    <w:p>
-      <w:pPr>
-        <w:spacing w:after="60"/>
-        <w:ind w:left="300"/>
-      </w:pPr>
-      <w:r>
-        <w:rPr>
-          <w:rFonts w:ascii="Microsoft JhengHei" w:eastAsia="Microsoft JhengHei"/>
-        </w:rPr>
-        <w:t xml:space="preserve">3.(C) 「爾能杖我」是小吏對張乖崖說的,「爾」指張乖崖;A、B、D 的「其」「之」皆指小吏。</w:t>
-      </w:r>
-    </w:p>
-    <w:p>
-      <w:pPr>
-        <w:spacing w:after="60"/>
-        <w:ind w:left="300"/>
-      </w:pPr>
-      <w:r>
-        <w:rPr>
-          <w:rFonts w:ascii="Microsoft JhengHei" w:eastAsia="Microsoft JhengHei"/>
-        </w:rPr>
-        <w:t xml:space="preserve">4.(D) 「繩鋸木斷,水滴石穿」比喻只要持之以恆,微小的力量也能完成艱鉅的事。</w:t>
-      </w:r>
-    </w:p>
-    <w:p>
-      <w:pPr>
-        <w:spacing w:after="60"/>
-        <w:ind w:left="300"/>
-      </w:pPr>
-      <w:r>
-        <w:rPr>
-          <w:rFonts w:ascii="Microsoft JhengHei" w:eastAsia="Microsoft JhengHei"/>
-        </w:rPr>
-        <w:t xml:space="preserve">5.(A) 張乖崖以「日積月累」說明小惡不斷累積,終成大過,不可輕忽。</w:t>
-      </w:r>
-    </w:p>
-    <w:p>
-      <w:pPr>
-        <w:spacing w:after="60"/>
-      </w:pPr>
-      <w:r>
-        <w:rPr>
-          <w:rFonts w:ascii="Microsoft JhengHei" w:eastAsia="Microsoft JhengHei"/>
-          <w:b/>
-          <w:bCs/>
-        </w:rPr>
-        <w:t xml:space="preserve">第117課 景差為相</w:t>
-      </w:r>
-    </w:p>
-    <w:p>
-      <w:pPr>
-        <w:spacing w:after="60"/>
-        <w:ind w:left="300"/>
-      </w:pPr>
-      <w:r>
-        <w:rPr>
-          <w:rFonts w:ascii="Microsoft JhengHei" w:eastAsia="Microsoft JhengHei"/>
-        </w:rPr>
-        <w:t xml:space="preserve">1.(A) 景差讓涉水者搭車並蓋上衣襟,是愛護百姓的表現。</w:t>
-      </w:r>
-    </w:p>
-    <w:p>
-      <w:pPr>
-        <w:spacing w:after="60"/>
-        <w:ind w:left="300"/>
-      </w:pPr>
-      <w:r>
-        <w:rPr>
-          <w:rFonts w:ascii="Microsoft JhengHei" w:eastAsia="Microsoft JhengHei"/>
-        </w:rPr>
-        <w:t xml:space="preserve">2.(B) 叔向說「豈不固哉」,「固」是鄙陋,認為景差不稱職。</w:t>
-      </w:r>
-    </w:p>
-    <w:p>
-      <w:pPr>
-        <w:spacing w:after="60"/>
-        <w:ind w:left="300"/>
-      </w:pPr>
-      <w:r>
-        <w:rPr>
-          <w:rFonts w:ascii="Microsoft JhengHei" w:eastAsia="Microsoft JhengHei"/>
-        </w:rPr>
-        <w:t xml:space="preserve">3.(B) 冬天沒有橋梁,鄭人只好涉水而過。</w:t>
-      </w:r>
-    </w:p>
-    <w:p>
-      <w:pPr>
-        <w:spacing w:after="60"/>
-        <w:ind w:left="300"/>
-      </w:pPr>
-      <w:r>
-        <w:rPr>
-          <w:rFonts w:ascii="Microsoft JhengHei" w:eastAsia="Microsoft JhengHei"/>
-        </w:rPr>
-        <w:t xml:space="preserve">4.(C) 景差只顧一時救濟,卻不修橋鋪路,叔向主張施政要深謀遠慮、未雨綢繆。</w:t>
-      </w:r>
-    </w:p>
-    <w:p>
-      <w:pPr>
-        <w:spacing w:after="60"/>
-        <w:ind w:left="300"/>
-      </w:pPr>
-      <w:r>
-        <w:rPr>
-          <w:rFonts w:ascii="Microsoft JhengHei" w:eastAsia="Microsoft JhengHei"/>
-        </w:rPr>
-        <w:t xml:space="preserve">5.(B) 叔向說良吏「三月而溝渠修,十月而津梁成」,即及時整治水利交通。</w:t>
-      </w:r>
-    </w:p>
-    <w:p>
-      <w:pPr>
-        <w:spacing w:after="60"/>
-      </w:pPr>
-      <w:r>
-        <w:rPr>
-          <w:rFonts w:ascii="Microsoft JhengHei" w:eastAsia="Microsoft JhengHei"/>
-          <w:b/>
-          <w:bCs/>
-        </w:rPr>
-        <w:t xml:space="preserve">第118課 生木造屋</w:t>
-      </w:r>
-    </w:p>
-    <w:p>
-      <w:pPr>
-        <w:spacing w:after="60"/>
-        <w:ind w:left="300"/>
-      </w:pPr>
-      <w:r>
-        <w:rPr>
-          <w:rFonts w:ascii="Microsoft JhengHei" w:eastAsia="Microsoft JhengHei"/>
-        </w:rPr>
-        <w:t xml:space="preserve">1.(D) 工匠說「木尚生,加塗其上,必將撓」,所以不可立刻蓋。</w:t>
-      </w:r>
-    </w:p>
-    <w:p>
-      <w:pPr>
-        <w:spacing w:after="60"/>
-        <w:ind w:left="300"/>
-      </w:pPr>
-      <w:r>
-        <w:rPr>
-          <w:rFonts w:ascii="Microsoft JhengHei" w:eastAsia="Microsoft JhengHei"/>
-        </w:rPr>
-        <w:t xml:space="preserve">2.(B) 高陽應以「木益枯則勁」硬辯,是強詞奪理。</w:t>
-      </w:r>
-    </w:p>
-    <w:p>
-      <w:pPr>
-        <w:spacing w:after="60"/>
-        <w:ind w:left="300"/>
-      </w:pPr>
-      <w:r>
-        <w:rPr>
-          <w:rFonts w:ascii="Microsoft JhengHei" w:eastAsia="Microsoft JhengHei"/>
-        </w:rPr>
-        <w:t xml:space="preserve">3.(B) 「木益枯則勁」的「益」是更加(副詞),與「精益求精」相同;A 好處、C 有益的、D 增加。</w:t>
-      </w:r>
-    </w:p>
-    <w:p>
-      <w:pPr>
-        <w:spacing w:after="60"/>
-        <w:ind w:left="300"/>
-      </w:pPr>
-      <w:r>
-        <w:rPr>
-          <w:rFonts w:ascii="Microsoft JhengHei" w:eastAsia="Microsoft JhengHei"/>
-        </w:rPr>
-        <w:t xml:space="preserve">4.(C) 房子倒塌,是因為高陽應不聽忠告、一意孤行。</w:t>
-      </w:r>
-    </w:p>
-    <w:p>
-      <w:pPr>
-        <w:spacing w:after="60"/>
-        <w:ind w:left="300"/>
-      </w:pPr>
-      <w:r>
-        <w:rPr>
-          <w:rFonts w:ascii="Microsoft JhengHei" w:eastAsia="Microsoft JhengHei"/>
-        </w:rPr>
-        <w:t xml:space="preserve">5.(B) 「緣」在此是依照、按照。</w:t>
-      </w:r>
-    </w:p>
-    <w:p>
-      <w:pPr>
-        <w:spacing w:after="60"/>
-      </w:pPr>
-      <w:r>
-        <w:rPr>
-          <w:rFonts w:ascii="Microsoft JhengHei" w:eastAsia="Microsoft JhengHei"/>
-          <w:b/>
-          <w:bCs/>
-        </w:rPr>
-        <w:t xml:space="preserve">第119課 逸馬殺犬</w:t>
-      </w:r>
-    </w:p>
-    <w:p>
-      <w:pPr>
-        <w:spacing w:after="60"/>
-        <w:ind w:left="300"/>
-      </w:pPr>
-      <w:r>
-        <w:rPr>
-          <w:rFonts w:ascii="Microsoft JhengHei" w:eastAsia="Microsoft JhengHei"/>
-        </w:rPr>
-        <w:t xml:space="preserve">1.(B) 歐陽脩要同事把事寫得精練,主旨是作文應求精練。</w:t>
-      </w:r>
-    </w:p>
-    <w:p>
-      <w:pPr>
-        <w:spacing w:after="60"/>
-        <w:ind w:left="300"/>
-      </w:pPr>
-      <w:r>
-        <w:rPr>
-          <w:rFonts w:ascii="Microsoft JhengHei" w:eastAsia="Microsoft JhengHei"/>
-        </w:rPr>
-        <w:t xml:space="preserve">2.(D) 「其事」指剛剛看見的奔馬斃犬一事。</w:t>
-      </w:r>
-    </w:p>
-    <w:p>
-      <w:pPr>
-        <w:spacing w:after="60"/>
-        <w:ind w:left="300"/>
-      </w:pPr>
-      <w:r>
-        <w:rPr>
-          <w:rFonts w:ascii="Microsoft JhengHei" w:eastAsia="Microsoft JhengHei"/>
-        </w:rPr>
-        <w:t xml:space="preserve">3.(B) 「萬卷未已」是調侃同事寫得太囉嗦。</w:t>
-      </w:r>
-    </w:p>
-    <w:p>
-      <w:pPr>
-        <w:spacing w:after="60"/>
-        <w:ind w:left="300"/>
-      </w:pPr>
-      <w:r>
-        <w:rPr>
-          <w:rFonts w:ascii="Microsoft JhengHei" w:eastAsia="Microsoft JhengHei"/>
-        </w:rPr>
-        <w:t xml:space="preserve">4.(C) 「逸馬殺犬於道」一句交代完整,是言簡意賅。</w:t>
-      </w:r>
-    </w:p>
-    <w:p>
-      <w:pPr>
-        <w:spacing w:after="60"/>
-        <w:ind w:left="300"/>
-      </w:pPr>
-      <w:r>
-        <w:rPr>
-          <w:rFonts w:ascii="Microsoft JhengHei" w:eastAsia="Microsoft JhengHei"/>
-        </w:rPr>
-        <w:t xml:space="preserve">5.(B) 此「使」是假設連詞,相當於「如果」。</w:t>
-      </w:r>
-    </w:p>
-    <w:p>
-      <w:pPr>
-        <w:spacing w:after="60"/>
-      </w:pPr>
-      <w:r>
-        <w:rPr>
-          <w:rFonts w:ascii="Microsoft JhengHei" w:eastAsia="Microsoft JhengHei"/>
-          <w:b/>
-          <w:bCs/>
-        </w:rPr>
-        <w:t xml:space="preserve">第120課 季札掛劍</w:t>
-      </w:r>
-    </w:p>
-    <w:p>
-      <w:pPr>
-        <w:spacing w:after="60"/>
-        <w:ind w:left="300"/>
-      </w:pPr>
-      <w:r>
-        <w:rPr>
-          <w:rFonts w:ascii="Microsoft JhengHei" w:eastAsia="Microsoft JhengHei"/>
-        </w:rPr>
-        <w:t xml:space="preserve">1.(C) 「季札掛劍」後來比喻講誠信、重然諾。</w:t>
-      </w:r>
-    </w:p>
-    <w:p>
-      <w:pPr>
-        <w:spacing w:after="60"/>
-        <w:ind w:left="300"/>
-      </w:pPr>
-      <w:r>
-        <w:rPr>
-          <w:rFonts w:ascii="Microsoft JhengHei" w:eastAsia="Microsoft JhengHei"/>
-        </w:rPr>
-        <w:t xml:space="preserve">2.(D) 季札將出使中原各國,佩劍是禮節,故當時不能贈與。</w:t>
-      </w:r>
-    </w:p>
-    <w:p>
-      <w:pPr>
-        <w:spacing w:after="60"/>
-        <w:ind w:left="300"/>
-      </w:pPr>
-      <w:r>
-        <w:rPr>
-          <w:rFonts w:ascii="Microsoft JhengHei" w:eastAsia="Microsoft JhengHei"/>
-        </w:rPr>
-        <w:t xml:space="preserve">3.(B) 「始吾心已許之」,心中既已答應,就不因徐君已死而違背。</w:t>
-      </w:r>
-    </w:p>
-    <w:p>
-      <w:pPr>
-        <w:spacing w:after="60"/>
-        <w:ind w:left="300"/>
-      </w:pPr>
-      <w:r>
-        <w:rPr>
-          <w:rFonts w:ascii="Microsoft JhengHei" w:eastAsia="Microsoft JhengHei"/>
-        </w:rPr>
-        <w:t xml:space="preserve">4.(C) 季札「解其寶劍,繫之徐君塚樹而去」。</w:t>
-      </w:r>
-    </w:p>
-    <w:p>
-      <w:pPr>
-        <w:spacing w:after="60"/>
-        <w:ind w:left="300"/>
-      </w:pPr>
-      <w:r>
-        <w:rPr>
-          <w:rFonts w:ascii="Microsoft JhengHei" w:eastAsia="Microsoft JhengHei"/>
-        </w:rPr>
-        <w:t xml:space="preserve">5.(B) 「倍」通「背」,違背。</w:t>
-      </w:r>
-    </w:p>
-    <w:p>
-      <w:pPr>
-        <w:spacing w:after="60"/>
-      </w:pPr>
-      <w:r>
-        <w:rPr>
-          <w:rFonts w:ascii="Microsoft JhengHei" w:eastAsia="Microsoft JhengHei"/>
-          <w:b/>
-          <w:bCs/>
-        </w:rPr>
-        <w:t xml:space="preserve">虛字測驗</w:t>
-      </w:r>
-    </w:p>
-    <w:p>
-      <w:pPr>
-        <w:spacing w:after="60"/>
-        <w:ind w:left="300"/>
-      </w:pPr>
-      <w:r>
-        <w:rPr>
-          <w:rFonts w:ascii="Microsoft JhengHei" w:eastAsia="Microsoft JhengHei"/>
-        </w:rPr>
-        <w:t xml:space="preserve">1.(D) 「緣」在此指「原因、理由」(名)。</w:t>
-      </w:r>
-    </w:p>
-    <w:p>
-      <w:pPr>
-        <w:spacing w:after="60"/>
-        <w:ind w:left="300"/>
-      </w:pPr>
-      <w:r>
-        <w:rPr>
-          <w:rFonts w:ascii="Microsoft JhengHei" w:eastAsia="Microsoft JhengHei"/>
-        </w:rPr>
-        <w:t xml:space="preserve">2.(C) 「緣」在此指「人與人或事物之間遇合的機會」(名)。</w:t>
-      </w:r>
-    </w:p>
-    <w:p>
-      <w:pPr>
-        <w:spacing w:after="60"/>
-        <w:ind w:left="300"/>
-      </w:pPr>
-      <w:r>
-        <w:rPr>
-          <w:rFonts w:ascii="Microsoft JhengHei" w:eastAsia="Microsoft JhengHei"/>
-        </w:rPr>
-        <w:t xml:space="preserve">3.(C) 「緣」在此指「攀爬(比喻用錯方法,徒勞無功)」(動)。</w:t>
-      </w:r>
-    </w:p>
-    <w:p>
-      <w:pPr>
-        <w:spacing w:after="60"/>
-        <w:ind w:left="300"/>
-      </w:pPr>
-      <w:r>
-        <w:rPr>
-          <w:rFonts w:ascii="Microsoft JhengHei" w:eastAsia="Microsoft JhengHei"/>
-        </w:rPr>
-        <w:t xml:space="preserve">4.(D) 「緣」在此指「沿、循」(動)。</w:t>
-      </w:r>
-    </w:p>
-    <w:p>
-      <w:pPr>
-        <w:spacing w:after="60"/>
-        <w:ind w:left="300"/>
-      </w:pPr>
-      <w:r>
-        <w:rPr>
-          <w:rFonts w:ascii="Microsoft JhengHei" w:eastAsia="Microsoft JhengHei"/>
-        </w:rPr>
-        <w:t xml:space="preserve">5.(A) 「緣」在此指「因為、由於」(介)。</w:t>
-      </w:r>
-    </w:p>
-    <w:p>
-      <w:pPr>
-        <w:spacing w:after="60"/>
-        <w:ind w:left="300"/>
-      </w:pPr>
-      <w:r>
-        <w:rPr>
-          <w:rFonts w:ascii="Microsoft JhengHei" w:eastAsia="Microsoft JhengHei"/>
-        </w:rPr>
-        <w:t xml:space="preserve">6.(C) 「緣」在此指「因為、由於」(介)。</w:t>
-      </w:r>
-    </w:p>
-    <w:p>
-      <w:pPr>
-        <w:spacing w:after="60"/>
-        <w:ind w:left="300"/>
-      </w:pPr>
-      <w:r>
-        <w:rPr>
-          <w:rFonts w:ascii="Microsoft JhengHei" w:eastAsia="Microsoft JhengHei"/>
-        </w:rPr>
-        <w:t xml:space="preserve">7.(D) 「益」在此指「漲、漫出,為「溢」之本字」(動)。</w:t>
-      </w:r>
-    </w:p>
-    <w:p>
-      <w:pPr>
-        <w:spacing w:after="60"/>
-        <w:ind w:left="300"/>
-      </w:pPr>
-      <w:r>
-        <w:rPr>
-          <w:rFonts w:ascii="Microsoft JhengHei" w:eastAsia="Microsoft JhengHei"/>
-        </w:rPr>
-        <w:t xml:space="preserve">8.(A) 「益」在此指「增加(延長壽命,多為頌祝人長壽)」(動)。</w:t>
-      </w:r>
-    </w:p>
-    <w:p>
-      <w:pPr>
-        <w:spacing w:after="60"/>
-        <w:ind w:left="300"/>
-      </w:pPr>
-      <w:r>
-        <w:rPr>
-          <w:rFonts w:ascii="Microsoft JhengHei" w:eastAsia="Microsoft JhengHei"/>
-        </w:rPr>
-        <w:t xml:space="preserve">9.(B) 「益」在此指「幫助、補助」(動)。</w:t>
-      </w:r>
-    </w:p>
-    <w:p>
-      <w:pPr>
-        <w:spacing w:after="60"/>
-        <w:ind w:left="300"/>
-      </w:pPr>
-      <w:r>
-        <w:rPr>
-          <w:rFonts w:ascii="Microsoft JhengHei" w:eastAsia="Microsoft JhengHei"/>
-        </w:rPr>
-        <w:t xml:space="preserve">10.(A) 「益」在此指「好處」(名)。</w:t>
-      </w:r>
-    </w:p>
-    <w:p>
-      <w:pPr>
-        <w:spacing w:after="60"/>
-        <w:ind w:left="300"/>
-      </w:pPr>
-      <w:r>
-        <w:rPr>
-          <w:rFonts w:ascii="Microsoft JhengHei" w:eastAsia="Microsoft JhengHei"/>
-        </w:rPr>
-        <w:t xml:space="preserve">11.(C) 「益」在此指「有好處的」(形)。</w:t>
-      </w:r>
-    </w:p>
-    <w:p>
-      <w:pPr>
-        <w:spacing w:after="60"/>
-        <w:ind w:left="300"/>
-      </w:pPr>
-      <w:r>
-        <w:rPr>
-          <w:rFonts w:ascii="Microsoft JhengHei" w:eastAsia="Microsoft JhengHei"/>
-        </w:rPr>
-        <w:t xml:space="preserve">12.(D) 「益」在此指「更加(力求技能進步再進步)」(副)。</w:t>
-      </w:r>
-    </w:p>
-    <w:p>
-      <w:pPr>
-        <w:spacing w:after="60"/>
-        <w:ind w:left="300"/>
-      </w:pPr>
-      <w:r>
-        <w:rPr>
-          <w:rFonts w:ascii="Microsoft JhengHei" w:eastAsia="Microsoft JhengHei"/>
-        </w:rPr>
-        <w:t xml:space="preserve">13.(A) 「塌」在此指「(支架)垮落」(動)。</w:t>
-      </w:r>
-    </w:p>
-    <w:p>
-      <w:pPr>
-        <w:spacing w:after="60"/>
-        <w:ind w:left="300"/>
-      </w:pPr>
-      <w:r>
-        <w:rPr>
-          <w:rFonts w:ascii="Microsoft JhengHei" w:eastAsia="Microsoft JhengHei"/>
-        </w:rPr>
-        <w:t xml:space="preserve">14.(D) 「塌」在此指「凹陷」(動)。</w:t>
-      </w:r>
-    </w:p>
-    <w:p>
-      <w:pPr>
-        <w:spacing w:after="60"/>
-        <w:ind w:left="300"/>
-      </w:pPr>
-      <w:r>
-        <w:rPr>
-          <w:rFonts w:ascii="Microsoft JhengHei" w:eastAsia="Microsoft JhengHei"/>
-        </w:rPr>
-        <w:t xml:space="preserve">15.(A) 「塌」在此指「(底部)脫落」(動)。</w:t>
-      </w:r>
-    </w:p>
-    <w:p>
-      <w:pPr>
-        <w:spacing w:after="60"/>
-        <w:ind w:left="300"/>
-      </w:pPr>
-      <w:r>
-        <w:rPr>
-          <w:rFonts w:ascii="Microsoft JhengHei" w:eastAsia="Microsoft JhengHei"/>
-        </w:rPr>
-        <w:t xml:space="preserve">16.(C) 「假」在此指「不真的、虛偽的、人造的」(形)。</w:t>
-      </w:r>
-    </w:p>
-    <w:p>
-      <w:pPr>
-        <w:spacing w:after="60"/>
-        <w:ind w:left="300"/>
-      </w:pPr>
-      <w:r>
-        <w:rPr>
-          <w:rFonts w:ascii="Microsoft JhengHei" w:eastAsia="Microsoft JhengHei"/>
-        </w:rPr>
-        <w:t xml:space="preserve">17.(C) 「假」在此指「借(狐假虎威:比喻憑恃有權者的威勢恐嚇他人、作威作福)」(動)。</w:t>
-      </w:r>
-    </w:p>
-    <w:p>
-      <w:pPr>
-        <w:spacing w:after="60"/>
-        <w:ind w:left="300"/>
-      </w:pPr>
-      <w:r>
-        <w:rPr>
-          <w:rFonts w:ascii="Microsoft JhengHei" w:eastAsia="Microsoft JhengHei"/>
-        </w:rPr>
-        <w:t xml:space="preserve">18.(D) 「假」在此指「依傍」(動)。</w:t>
-      </w:r>
-    </w:p>
-    <w:p>
-      <w:pPr>
-        <w:spacing w:after="60"/>
-        <w:ind w:left="300"/>
-      </w:pPr>
-      <w:r>
-        <w:rPr>
-          <w:rFonts w:ascii="Microsoft JhengHei" w:eastAsia="Microsoft JhengHei"/>
-        </w:rPr>
-        <w:t xml:space="preserve">19.(A) 「假」在此指「如果」(連)。</w:t>
-      </w:r>
-    </w:p>
-    <w:p>
-      <w:pPr>
-        <w:spacing w:after="60"/>
-        <w:ind w:left="300"/>
-      </w:pPr>
-      <w:r>
-        <w:rPr>
-          <w:rFonts w:ascii="Microsoft JhengHei" w:eastAsia="Microsoft JhengHei"/>
-        </w:rPr>
-        <w:t xml:space="preserve">20.(C) 「假」在此指「工作期間依規定或經申請獲准的休息時間」(名)。</w:t>
+        <w:t xml:space="preserve">答案:1.(D)　2.(D)　3.(D)　4.(D)　5.(A)　6.(C)　7.(D)　8.(A)　9.(B)　10.(A)　11.(C)　12.(D)　13.(A)　14.(B)　15.(A)　16.(C)　17.(C)　18.(D)　19.(A)</w:t>
       </w:r>
     </w:p>
     <w:sectPr>

--- a/古文今讀111-120.docx
+++ b/古文今讀111-120.docx
@@ -39,6 +39,23 @@
           <w:rFonts w:ascii="Microsoft JhengHei" w:eastAsia="Microsoft JhengHei"/>
           <w:b/>
           <w:bCs/>
+          <w:color w:val="000000"/>
+          <w:sz w:val="30"/>
+          <w:szCs w:val="30"/>
+        </w:rPr>
+        <w:t xml:space="preserve">壹、講義</w:t>
+      </w:r>
+    </w:p>
+    <w:p>
+      <w:pPr>
+        <w:pStyle w:val="Heading1"/>
+        <w:spacing w:after="80" w:before="240"/>
+      </w:pPr>
+      <w:r>
+        <w:rPr>
+          <w:rFonts w:ascii="Microsoft JhengHei" w:eastAsia="Microsoft JhengHei"/>
+          <w:b/>
+          <w:bCs/>
           <w:color w:val="E8590C"/>
           <w:sz w:val="30"/>
           <w:szCs w:val="30"/>
@@ -306,125 +323,6 @@
     </w:p>
     <w:p>
       <w:pPr>
-        <w:spacing w:after="60"/>
-      </w:pPr>
-      <w:r>
-        <w:rPr>
-          <w:rFonts w:ascii="Microsoft JhengHei" w:eastAsia="Microsoft JhengHei"/>
-          <w:b/>
-          <w:bCs/>
-        </w:rPr>
-        <w:t xml:space="preserve">【隨堂練習】</w:t>
-      </w:r>
-    </w:p>
-    <w:p>
-      <w:pPr>
-        <w:spacing w:after="60"/>
-      </w:pPr>
-      <w:r>
-        <w:rPr>
-          <w:rFonts w:ascii="Microsoft JhengHei" w:eastAsia="Microsoft JhengHei"/>
-        </w:rPr>
-        <w:t xml:space="preserve">(   ) 1. 蘇瓊如何化解兄弟之間的紛爭?</w:t>
-      </w:r>
-    </w:p>
-    <w:p>
-      <w:pPr>
-        <w:spacing w:after="60"/>
-        <w:ind w:left="360"/>
-      </w:pPr>
-      <w:r>
-        <w:rPr>
-          <w:rFonts w:ascii="Microsoft JhengHei" w:eastAsia="Microsoft JhengHei"/>
-        </w:rPr>
-        <w:t xml:space="preserve">(A)用激將法　(B)各自懲戒　(C)曉之以理,動之以情　(D)請證人們流淚勸說兩兄弟</w:t>
-      </w:r>
-    </w:p>
-    <w:p>
-      <w:pPr>
-        <w:spacing w:after="60"/>
-      </w:pPr>
-      <w:r>
-        <w:rPr>
-          <w:rFonts w:ascii="Microsoft JhengHei" w:eastAsia="Microsoft JhengHei"/>
-        </w:rPr>
-        <w:t xml:space="preserve">(   ) 2. 蘇瓊認為,天底下最難能可貴的是</w:t>
-      </w:r>
-    </w:p>
-    <w:p>
-      <w:pPr>
-        <w:spacing w:after="60"/>
-        <w:ind w:left="360"/>
-      </w:pPr>
-      <w:r>
-        <w:rPr>
-          <w:rFonts w:ascii="Microsoft JhengHei" w:eastAsia="Microsoft JhengHei"/>
-        </w:rPr>
-        <w:t xml:space="preserve">(A)知心友人　(B)手足之情　(C)土地財富　(D)赤子之心</w:t>
-      </w:r>
-    </w:p>
-    <w:p>
-      <w:pPr>
-        <w:spacing w:after="60"/>
-      </w:pPr>
-      <w:r>
-        <w:rPr>
-          <w:rFonts w:ascii="Microsoft JhengHei" w:eastAsia="Microsoft JhengHei"/>
-        </w:rPr>
-        <w:t xml:space="preserve">(   ) 3. 「諸證人莫不瀆泣」,是因為</w:t>
-      </w:r>
-    </w:p>
-    <w:p>
-      <w:pPr>
-        <w:spacing w:after="60"/>
-        <w:ind w:left="360"/>
-      </w:pPr>
-      <w:r>
-        <w:rPr>
-          <w:rFonts w:ascii="Microsoft JhengHei" w:eastAsia="Microsoft JhengHei"/>
-        </w:rPr>
-        <w:t xml:space="preserve">(A)感動　(B)憤慨　(C)悲傷　(D)害怕</w:t>
-      </w:r>
-    </w:p>
-    <w:p>
-      <w:pPr>
-        <w:spacing w:after="60"/>
-      </w:pPr>
-      <w:r>
-        <w:rPr>
-          <w:rFonts w:ascii="Microsoft JhengHei" w:eastAsia="Microsoft JhengHei"/>
-        </w:rPr>
-        <w:t xml:space="preserve">(   ) 4. 「分異十年,遂還同住。」表示兄弟之間</w:t>
-      </w:r>
-    </w:p>
-    <w:p>
-      <w:pPr>
-        <w:spacing w:after="60"/>
-        <w:ind w:left="360"/>
-      </w:pPr>
-      <w:r>
-        <w:rPr>
-          <w:rFonts w:ascii="Microsoft JhengHei" w:eastAsia="Microsoft JhengHei"/>
-        </w:rPr>
-        <w:t xml:space="preserve">(A)息事寧人　(B)貌合神離　(C)和好如初　(D)沆瀣一氣</w:t>
-      </w:r>
-    </w:p>
-    <w:p>
-      <w:pPr>
-        <w:spacing w:after="60"/>
-      </w:pPr>
-      <w:r>
-        <w:rPr>
-          <w:rFonts w:ascii="Microsoft JhengHei" w:eastAsia="Microsoft JhengHei"/>
-          <w:b/>
-          <w:bCs/>
-          <w:color w:val="2F9E44"/>
-        </w:rPr>
-        <w:t xml:space="preserve">答案:1.(C)　2.(B)　3.(A)　4.(C)</w:t>
-      </w:r>
-    </w:p>
-    <w:p>
-      <w:pPr>
         <w:pStyle w:val="Heading1"/>
         <w:spacing w:after="80" w:before="240"/>
       </w:pPr>
@@ -764,125 +662,6 @@
     </w:p>
     <w:p>
       <w:pPr>
-        <w:spacing w:after="60"/>
-      </w:pPr>
-      <w:r>
-        <w:rPr>
-          <w:rFonts w:ascii="Microsoft JhengHei" w:eastAsia="Microsoft JhengHei"/>
-          <w:b/>
-          <w:bCs/>
-        </w:rPr>
-        <w:t xml:space="preserve">【隨堂練習】</w:t>
-      </w:r>
-    </w:p>
-    <w:p>
-      <w:pPr>
-        <w:spacing w:after="60"/>
-      </w:pPr>
-      <w:r>
-        <w:rPr>
-          <w:rFonts w:ascii="Microsoft JhengHei" w:eastAsia="Microsoft JhengHei"/>
-        </w:rPr>
-        <w:t xml:space="preserve">(   ) 1. 根據本文,王恭的個性是</w:t>
-      </w:r>
-    </w:p>
-    <w:p>
-      <w:pPr>
-        <w:spacing w:after="60"/>
-        <w:ind w:left="360"/>
-      </w:pPr>
-      <w:r>
-        <w:rPr>
-          <w:rFonts w:ascii="Microsoft JhengHei" w:eastAsia="Microsoft JhengHei"/>
-        </w:rPr>
-        <w:t xml:space="preserve">(A)節儉清廉　(B)吝嗇小氣　(C)樂善好施　(D)不拘小節</w:t>
-      </w:r>
-    </w:p>
-    <w:p>
-      <w:pPr>
-        <w:spacing w:after="60"/>
-      </w:pPr>
-      <w:r>
-        <w:rPr>
-          <w:rFonts w:ascii="Microsoft JhengHei" w:eastAsia="Microsoft JhengHei"/>
-        </w:rPr>
-        <w:t xml:space="preserve">(   ) 2. 下列關於本文的敘述,哪一個正確?</w:t>
-      </w:r>
-    </w:p>
-    <w:p>
-      <w:pPr>
-        <w:spacing w:after="60"/>
-        <w:ind w:left="360"/>
-      </w:pPr>
-      <w:r>
-        <w:rPr>
-          <w:rFonts w:ascii="Microsoft JhengHei" w:eastAsia="Microsoft JhengHei"/>
-        </w:rPr>
-        <w:t xml:space="preserve">(A)王大去會稽拜訪王恭　(B)「一領及我」意思是接受你的禮物　(C)王恭家中只有一張竹簟　(D)王大後來知道真相後,感到非常懼怕</w:t>
-      </w:r>
-    </w:p>
-    <w:p>
-      <w:pPr>
-        <w:spacing w:after="60"/>
-      </w:pPr>
-      <w:r>
-        <w:rPr>
-          <w:rFonts w:ascii="Microsoft JhengHei" w:eastAsia="Microsoft JhengHei"/>
-        </w:rPr>
-        <w:t xml:space="preserve">(   ) 3. 王大向王恭要竹蓆,是因為</w:t>
-      </w:r>
-    </w:p>
-    <w:p>
-      <w:pPr>
-        <w:spacing w:after="60"/>
-        <w:ind w:left="360"/>
-      </w:pPr>
-      <w:r>
-        <w:rPr>
-          <w:rFonts w:ascii="Microsoft JhengHei" w:eastAsia="Microsoft JhengHei"/>
-        </w:rPr>
-        <w:t xml:space="preserve">(A)覺得竹蓆很珍貴　(B)倚老賣老,強自索取　(C)想要測試王恭為官是否清廉　(D)認為王恭應該有很多張竹蓆</w:t>
-      </w:r>
-    </w:p>
-    <w:p>
-      <w:pPr>
-        <w:spacing w:after="60"/>
-      </w:pPr>
-      <w:r>
-        <w:rPr>
-          <w:rFonts w:ascii="Microsoft JhengHei" w:eastAsia="Microsoft JhengHei"/>
-        </w:rPr>
-        <w:t xml:space="preserve">(   ) 4. 「身無長物」的意思是</w:t>
-      </w:r>
-    </w:p>
-    <w:p>
-      <w:pPr>
-        <w:spacing w:after="60"/>
-        <w:ind w:left="360"/>
-      </w:pPr>
-      <w:r>
-        <w:rPr>
-          <w:rFonts w:ascii="Microsoft JhengHei" w:eastAsia="Microsoft JhengHei"/>
-        </w:rPr>
-        <w:t xml:space="preserve">(A)為人沒什麼優點　(B)處事能深思熟慮　(C)身上沒有多餘的東西　(D)身邊沒有什麼值得珍惜的東西</w:t>
-      </w:r>
-    </w:p>
-    <w:p>
-      <w:pPr>
-        <w:spacing w:after="60"/>
-      </w:pPr>
-      <w:r>
-        <w:rPr>
-          <w:rFonts w:ascii="Microsoft JhengHei" w:eastAsia="Microsoft JhengHei"/>
-          <w:b/>
-          <w:bCs/>
-          <w:color w:val="2F9E44"/>
-        </w:rPr>
-        <w:t xml:space="preserve">答案:1.(A)　2.(C)　3.(D)　4.(C)</w:t>
-      </w:r>
-    </w:p>
-    <w:p>
-      <w:pPr>
         <w:pStyle w:val="Heading1"/>
         <w:spacing w:after="80" w:before="240"/>
       </w:pPr>
@@ -1206,139 +985,6 @@
     </w:p>
     <w:p>
       <w:pPr>
-        <w:spacing w:after="60"/>
-      </w:pPr>
-      <w:r>
-        <w:rPr>
-          <w:rFonts w:ascii="Microsoft JhengHei" w:eastAsia="Microsoft JhengHei"/>
-          <w:b/>
-          <w:bCs/>
-        </w:rPr>
-        <w:t xml:space="preserve">【隨堂練習】</w:t>
-      </w:r>
-    </w:p>
-    <w:p>
-      <w:pPr>
-        <w:spacing w:after="60"/>
-      </w:pPr>
-      <w:r>
-        <w:rPr>
-          <w:rFonts w:ascii="Microsoft JhengHei" w:eastAsia="Microsoft JhengHei"/>
-        </w:rPr>
-        <w:t xml:space="preserve">(   ) 1. 丟失羊的人是</w:t>
-      </w:r>
-    </w:p>
-    <w:p>
-      <w:pPr>
-        <w:spacing w:after="60"/>
-        <w:ind w:left="360"/>
-      </w:pPr>
-      <w:r>
-        <w:rPr>
-          <w:rFonts w:ascii="Microsoft JhengHei" w:eastAsia="Microsoft JhengHei"/>
-        </w:rPr>
-        <w:t xml:space="preserve">(A)楊朱　(B)楊朱的鄰居　(C)楊朱的親戚　(D)楊朱的僮僕</w:t>
-      </w:r>
-    </w:p>
-    <w:p>
-      <w:pPr>
-        <w:spacing w:after="60"/>
-      </w:pPr>
-      <w:r>
-        <w:rPr>
-          <w:rFonts w:ascii="Microsoft JhengHei" w:eastAsia="Microsoft JhengHei"/>
-        </w:rPr>
-        <w:t xml:space="preserve">(   ) 2. 羊找不回來的原因是</w:t>
-      </w:r>
-    </w:p>
-    <w:p>
-      <w:pPr>
-        <w:spacing w:after="60"/>
-        <w:ind w:left="360"/>
-      </w:pPr>
-      <w:r>
-        <w:rPr>
-          <w:rFonts w:ascii="Microsoft JhengHei" w:eastAsia="Microsoft JhengHei"/>
-        </w:rPr>
-        <w:t xml:space="preserve">(A)找尋的人手不足　(B)走失的羊數量太多　(C)岔路太多,難以找尋　(D)大家各行其是,不能同心協力</w:t>
-      </w:r>
-    </w:p>
-    <w:p>
-      <w:pPr>
-        <w:spacing w:after="60"/>
-      </w:pPr>
-      <w:r>
-        <w:rPr>
-          <w:rFonts w:ascii="Microsoft JhengHei" w:eastAsia="Microsoft JhengHei"/>
-        </w:rPr>
-        <w:t xml:space="preserve">(   ) 3. 「奚亡之?」意思是</w:t>
-      </w:r>
-    </w:p>
-    <w:p>
-      <w:pPr>
-        <w:spacing w:after="60"/>
-        <w:ind w:left="360"/>
-      </w:pPr>
-      <w:r>
-        <w:rPr>
-          <w:rFonts w:ascii="Microsoft JhengHei" w:eastAsia="Microsoft JhengHei"/>
-        </w:rPr>
-        <w:t xml:space="preserve">(A)羊怎麼死掉了　(B)羊怎麼會丟失呢　(C)大家怎麼會迷路呢　(D)為什麼沒人幫忙找</w:t>
-      </w:r>
-    </w:p>
-    <w:p>
-      <w:pPr>
-        <w:spacing w:after="60"/>
-      </w:pPr>
-      <w:r>
-        <w:rPr>
-          <w:rFonts w:ascii="Microsoft JhengHei" w:eastAsia="Microsoft JhengHei"/>
-        </w:rPr>
-        <w:t xml:space="preserve">(   ) 4. 根據這個故事,後人便用「歧路亡羊」來比喻</w:t>
-      </w:r>
-    </w:p>
-    <w:p>
-      <w:pPr>
-        <w:spacing w:after="60"/>
-        <w:ind w:left="360"/>
-      </w:pPr>
-      <w:r>
-        <w:rPr>
-          <w:rFonts w:ascii="Microsoft JhengHei" w:eastAsia="Microsoft JhengHei"/>
-        </w:rPr>
-        <w:t xml:space="preserve">(A)失去了重要的東西　(B)因一時迷惑而走入錯誤的道路　(C)處理事情捨本逐末,主次顛倒　(D)事理複雜多變,誤入歧途,而終無所成</w:t>
-      </w:r>
-    </w:p>
-    <w:p>
-      <w:pPr>
-        <w:spacing w:after="60"/>
-      </w:pPr>
-      <w:r>
-        <w:rPr>
-          <w:rFonts w:ascii="Microsoft JhengHei" w:eastAsia="Microsoft JhengHei"/>
-          <w:color w:val="C92A2A"/>
-          <w:sz w:val="18"/>
-          <w:szCs w:val="18"/>
-        </w:rPr>
-        <w:t xml:space="preserve">※ 選項2、3、4的部分字句因掃描模糊,已依文意還原,請對照原書。</w:t>
-      </w:r>
-    </w:p>
-    <w:p>
-      <w:pPr>
-        <w:spacing w:after="60"/>
-      </w:pPr>
-      <w:r>
-        <w:rPr>
-          <w:rFonts w:ascii="Microsoft JhengHei" w:eastAsia="Microsoft JhengHei"/>
-          <w:b/>
-          <w:bCs/>
-          <w:color w:val="2F9E44"/>
-        </w:rPr>
-        <w:t xml:space="preserve">答案:1.(B)　2.(C)　3.(B)　4.(D)</w:t>
-      </w:r>
-    </w:p>
-    <w:p>
-      <w:pPr>
         <w:pStyle w:val="Heading1"/>
         <w:spacing w:after="80" w:before="240"/>
       </w:pPr>
@@ -1630,125 +1276,6 @@
     </w:p>
     <w:p>
       <w:pPr>
-        <w:spacing w:after="60"/>
-      </w:pPr>
-      <w:r>
-        <w:rPr>
-          <w:rFonts w:ascii="Microsoft JhengHei" w:eastAsia="Microsoft JhengHei"/>
-          <w:b/>
-          <w:bCs/>
-        </w:rPr>
-        <w:t xml:space="preserve">【隨堂練習】</w:t>
-      </w:r>
-    </w:p>
-    <w:p>
-      <w:pPr>
-        <w:spacing w:after="60"/>
-      </w:pPr>
-      <w:r>
-        <w:rPr>
-          <w:rFonts w:ascii="Microsoft JhengHei" w:eastAsia="Microsoft JhengHei"/>
-        </w:rPr>
-        <w:t xml:space="preserve">(   ) 1. 歐陽脩得到的古畫,畫的是</w:t>
-      </w:r>
-    </w:p>
-    <w:p>
-      <w:pPr>
-        <w:spacing w:after="60"/>
-        <w:ind w:left="360"/>
-      </w:pPr>
-      <w:r>
-        <w:rPr>
-          <w:rFonts w:ascii="Microsoft JhengHei" w:eastAsia="Microsoft JhengHei"/>
-        </w:rPr>
-        <w:t xml:space="preserve">(A)一朵牡丹和一隻貓　(B)一叢牡丹和數隻貓　(C)牡丹叢上有一隻貓　(D)牡丹叢下有一隻貓</w:t>
-      </w:r>
-    </w:p>
-    <w:p>
-      <w:pPr>
-        <w:spacing w:after="60"/>
-      </w:pPr>
-      <w:r>
-        <w:rPr>
-          <w:rFonts w:ascii="Microsoft JhengHei" w:eastAsia="Microsoft JhengHei"/>
-        </w:rPr>
-        <w:t xml:space="preserve">(   ) 2. 下列哪一個不是判斷畫中的時間是「正午」的原因?</w:t>
-      </w:r>
-    </w:p>
-    <w:p>
-      <w:pPr>
-        <w:spacing w:after="60"/>
-        <w:ind w:left="360"/>
-      </w:pPr>
-      <w:r>
-        <w:rPr>
-          <w:rFonts w:ascii="Microsoft JhengHei" w:eastAsia="Microsoft JhengHei"/>
-        </w:rPr>
-        <w:t xml:space="preserve">(A)牡丹花花瓣綻放　(B)牡丹花花冠是收攏的　(C)牡丹花顏色不潤澤　(D)貓的瞳孔縮成一條線</w:t>
-      </w:r>
-    </w:p>
-    <w:p>
-      <w:pPr>
-        <w:spacing w:after="60"/>
-      </w:pPr>
-      <w:r>
-        <w:rPr>
-          <w:rFonts w:ascii="Microsoft JhengHei" w:eastAsia="Microsoft JhengHei"/>
-        </w:rPr>
-        <w:t xml:space="preserve">(   ) 3. 吳育「善求古人筆意也」是建立在什麼基礎上?</w:t>
-      </w:r>
-    </w:p>
-    <w:p>
-      <w:pPr>
-        <w:spacing w:after="60"/>
-        <w:ind w:left="360"/>
-      </w:pPr>
-      <w:r>
-        <w:rPr>
-          <w:rFonts w:ascii="Microsoft JhengHei" w:eastAsia="Microsoft JhengHei"/>
-        </w:rPr>
-        <w:t xml:space="preserve">(A)多讀書　(B)自己也要會畫畫　(C)多收藏名家畫作　(D)生活中深切的觀察與體驗</w:t>
-      </w:r>
-    </w:p>
-    <w:p>
-      <w:pPr>
-        <w:spacing w:after="60"/>
-      </w:pPr>
-      <w:r>
-        <w:rPr>
-          <w:rFonts w:ascii="Microsoft JhengHei" w:eastAsia="Microsoft JhengHei"/>
-        </w:rPr>
-        <w:t xml:space="preserve">(   ) 4. 由吳育的話中可以看出,下列哪一句適合用來形容這幅牡丹圖?</w:t>
-      </w:r>
-    </w:p>
-    <w:p>
-      <w:pPr>
-        <w:spacing w:after="60"/>
-        <w:ind w:left="360"/>
-      </w:pPr>
-      <w:r>
-        <w:rPr>
-          <w:rFonts w:ascii="Microsoft JhengHei" w:eastAsia="Microsoft JhengHei"/>
-        </w:rPr>
-        <w:t xml:space="preserve">(A)精確寫實　(B)別出心裁　(C)色彩鮮豔　(D)抽象有創意</w:t>
-      </w:r>
-    </w:p>
-    <w:p>
-      <w:pPr>
-        <w:spacing w:after="60"/>
-      </w:pPr>
-      <w:r>
-        <w:rPr>
-          <w:rFonts w:ascii="Microsoft JhengHei" w:eastAsia="Microsoft JhengHei"/>
-          <w:b/>
-          <w:bCs/>
-          <w:color w:val="2F9E44"/>
-        </w:rPr>
-        <w:t xml:space="preserve">答案:1.(D)　2.(B)　3.(D)　4.(A)</w:t>
-      </w:r>
-    </w:p>
-    <w:p>
-      <w:pPr>
         <w:pStyle w:val="Heading1"/>
         <w:spacing w:after="80" w:before="240"/>
       </w:pPr>
@@ -2072,139 +1599,6 @@
     </w:p>
     <w:p>
       <w:pPr>
-        <w:spacing w:after="60"/>
-      </w:pPr>
-      <w:r>
-        <w:rPr>
-          <w:rFonts w:ascii="Microsoft JhengHei" w:eastAsia="Microsoft JhengHei"/>
-          <w:b/>
-          <w:bCs/>
-        </w:rPr>
-        <w:t xml:space="preserve">【隨堂練習】</w:t>
-      </w:r>
-    </w:p>
-    <w:p>
-      <w:pPr>
-        <w:spacing w:after="60"/>
-      </w:pPr>
-      <w:r>
-        <w:rPr>
-          <w:rFonts w:ascii="Microsoft JhengHei" w:eastAsia="Microsoft JhengHei"/>
-        </w:rPr>
-        <w:t xml:space="preserve">(   ) 1. 「秦西巴弗忍而與之」的「之」,指的是</w:t>
-      </w:r>
-    </w:p>
-    <w:p>
-      <w:pPr>
-        <w:spacing w:after="60"/>
-        <w:ind w:left="360"/>
-      </w:pPr>
-      <w:r>
-        <w:rPr>
-          <w:rFonts w:ascii="Microsoft JhengHei" w:eastAsia="Microsoft JhengHei"/>
-        </w:rPr>
-        <w:t xml:space="preserve">(A)母鹿　(B)小鹿　(C)孟孫　(D)孟孫之子</w:t>
-      </w:r>
-    </w:p>
-    <w:p>
-      <w:pPr>
-        <w:spacing w:after="60"/>
-      </w:pPr>
-      <w:r>
-        <w:rPr>
-          <w:rFonts w:ascii="Microsoft JhengHei" w:eastAsia="Microsoft JhengHei"/>
-        </w:rPr>
-        <w:t xml:space="preserve">(   ) 2. 秦西巴為何放了小鹿?</w:t>
-      </w:r>
-    </w:p>
-    <w:p>
-      <w:pPr>
-        <w:spacing w:after="60"/>
-        <w:ind w:left="360"/>
-      </w:pPr>
-      <w:r>
-        <w:rPr>
-          <w:rFonts w:ascii="Microsoft JhengHei" w:eastAsia="Microsoft JhengHei"/>
-        </w:rPr>
-        <w:t xml:space="preserve">(A)不小心　(B)想捉大鹿　(C)憐憫小鹿,同情母鹿　(D)向孟孫抗議打獵這種殘忍的活動</w:t>
-      </w:r>
-    </w:p>
-    <w:p>
-      <w:pPr>
-        <w:spacing w:after="60"/>
-      </w:pPr>
-      <w:r>
-        <w:rPr>
-          <w:rFonts w:ascii="Microsoft JhengHei" w:eastAsia="Microsoft JhengHei"/>
-        </w:rPr>
-        <w:t xml:space="preserve">(   ) 3. 「囊將罪之」的「罪」,詞性是</w:t>
-      </w:r>
-    </w:p>
-    <w:p>
-      <w:pPr>
-        <w:spacing w:after="60"/>
-        <w:ind w:left="360"/>
-      </w:pPr>
-      <w:r>
-        <w:rPr>
-          <w:rFonts w:ascii="Microsoft JhengHei" w:eastAsia="Microsoft JhengHei"/>
-        </w:rPr>
-        <w:t xml:space="preserve">(A)名詞　(B)動詞　(C)副詞　(D)形容詞</w:t>
-      </w:r>
-    </w:p>
-    <w:p>
-      <w:pPr>
-        <w:spacing w:after="60"/>
-      </w:pPr>
-      <w:r>
-        <w:rPr>
-          <w:rFonts w:ascii="Microsoft JhengHei" w:eastAsia="Microsoft JhengHei"/>
-        </w:rPr>
-        <w:t xml:space="preserve">(   ) 4. 孟孫為什麼召秦西巴做自己兒子的老師?</w:t>
-      </w:r>
-    </w:p>
-    <w:p>
-      <w:pPr>
-        <w:spacing w:after="60"/>
-        <w:ind w:left="360"/>
-      </w:pPr>
-      <w:r>
-        <w:rPr>
-          <w:rFonts w:ascii="Microsoft JhengHei" w:eastAsia="Microsoft JhengHei"/>
-        </w:rPr>
-        <w:t xml:space="preserve">(A)希望他將功贖罪　(B)秦西巴學問淵博　(C)秦西巴具有仁愛之心　(D)秦西巴不畏強權、膽識過人</w:t>
-      </w:r>
-    </w:p>
-    <w:p>
-      <w:pPr>
-        <w:spacing w:after="60"/>
-      </w:pPr>
-      <w:r>
-        <w:rPr>
-          <w:rFonts w:ascii="Microsoft JhengHei" w:eastAsia="Microsoft JhengHei"/>
-          <w:color w:val="C92A2A"/>
-          <w:sz w:val="18"/>
-          <w:szCs w:val="18"/>
-        </w:rPr>
-        <w:t xml:space="preserve">※ 選項1、2的部分字句因掃描模糊,已依文意還原,請對照原書。</w:t>
-      </w:r>
-    </w:p>
-    <w:p>
-      <w:pPr>
-        <w:spacing w:after="60"/>
-      </w:pPr>
-      <w:r>
-        <w:rPr>
-          <w:rFonts w:ascii="Microsoft JhengHei" w:eastAsia="Microsoft JhengHei"/>
-          <w:b/>
-          <w:bCs/>
-          <w:color w:val="2F9E44"/>
-        </w:rPr>
-        <w:t xml:space="preserve">答案:1.(A)　2.(C)　3.(B)　4.(C)</w:t>
-      </w:r>
-    </w:p>
-    <w:p>
-      <w:pPr>
         <w:pStyle w:val="Heading1"/>
         <w:spacing w:after="80" w:before="240"/>
       </w:pPr>
@@ -2544,139 +1938,6 @@
     </w:p>
     <w:p>
       <w:pPr>
-        <w:spacing w:after="60"/>
-      </w:pPr>
-      <w:r>
-        <w:rPr>
-          <w:rFonts w:ascii="Microsoft JhengHei" w:eastAsia="Microsoft JhengHei"/>
-          <w:b/>
-          <w:bCs/>
-        </w:rPr>
-        <w:t xml:space="preserve">【隨堂練習】</w:t>
-      </w:r>
-    </w:p>
-    <w:p>
-      <w:pPr>
-        <w:spacing w:after="60"/>
-      </w:pPr>
-      <w:r>
-        <w:rPr>
-          <w:rFonts w:ascii="Microsoft JhengHei" w:eastAsia="Microsoft JhengHei"/>
-        </w:rPr>
-        <w:t xml:space="preserve">(   ) 1. 小吏偷錢被張乖崖發現後,反應是</w:t>
-      </w:r>
-    </w:p>
-    <w:p>
-      <w:pPr>
-        <w:spacing w:after="60"/>
-        <w:ind w:left="360"/>
-      </w:pPr>
-      <w:r>
-        <w:rPr>
-          <w:rFonts w:ascii="Microsoft JhengHei" w:eastAsia="Microsoft JhengHei"/>
-        </w:rPr>
-        <w:t xml:space="preserve">(A)否認自己有偷錢　(B)惱羞成怒,出言不遜　(C)羞愧得無地自容　(D)恐懼害怕被判死刑</w:t>
-      </w:r>
-    </w:p>
-    <w:p>
-      <w:pPr>
-        <w:spacing w:after="60"/>
-      </w:pPr>
-      <w:r>
-        <w:rPr>
-          <w:rFonts w:ascii="Microsoft JhengHei" w:eastAsia="Microsoft JhengHei"/>
-        </w:rPr>
-        <w:t xml:space="preserve">(   ) 2. 小吏「一日偷一文錢」的行為,可以用哪一句話來勸諫?</w:t>
-      </w:r>
-    </w:p>
-    <w:p>
-      <w:pPr>
-        <w:spacing w:after="60"/>
-        <w:ind w:left="360"/>
-      </w:pPr>
-      <w:r>
-        <w:rPr>
-          <w:rFonts w:ascii="Microsoft JhengHei" w:eastAsia="Microsoft JhengHei"/>
-        </w:rPr>
-        <w:t xml:space="preserve">(A)勿以惡小而為之　(B)星星之火,可以燎原　(C)前事不忘,後事之師　(D)人無遠慮,必有近憂</w:t>
-      </w:r>
-    </w:p>
-    <w:p>
-      <w:pPr>
-        <w:spacing w:after="60"/>
-      </w:pPr>
-      <w:r>
-        <w:rPr>
-          <w:rFonts w:ascii="Microsoft JhengHei" w:eastAsia="Microsoft JhengHei"/>
-        </w:rPr>
-        <w:t xml:space="preserve">(   ) 3. 下列「 」中哪一個不是代指偷錢的小吏?</w:t>
-      </w:r>
-    </w:p>
-    <w:p>
-      <w:pPr>
-        <w:spacing w:after="60"/>
-        <w:ind w:left="360"/>
-      </w:pPr>
-      <w:r>
-        <w:rPr>
-          <w:rFonts w:ascii="Microsoft JhengHei" w:eastAsia="Microsoft JhengHei"/>
-        </w:rPr>
-        <w:t xml:space="preserve">(A)視「其」鬢旁巾下有一錢　(B)乖崖命杖「之」　(C)「爾」能杖我,不能斬我也　(D)自仗劍下階斬「其」首</w:t>
-      </w:r>
-    </w:p>
-    <w:p>
-      <w:pPr>
-        <w:spacing w:after="60"/>
-      </w:pPr>
-      <w:r>
-        <w:rPr>
-          <w:rFonts w:ascii="Microsoft JhengHei" w:eastAsia="Microsoft JhengHei"/>
-        </w:rPr>
-        <w:t xml:space="preserve">(   ) 4. 「繩鋸木斷,水滴石穿」,意思是</w:t>
-      </w:r>
-    </w:p>
-    <w:p>
-      <w:pPr>
-        <w:spacing w:after="60"/>
-        <w:ind w:left="360"/>
-      </w:pPr>
-      <w:r>
-        <w:rPr>
-          <w:rFonts w:ascii="Microsoft JhengHei" w:eastAsia="Microsoft JhengHei"/>
-        </w:rPr>
-        <w:t xml:space="preserve">(A)做事的方法不對,終將一事無成　(B)不切實際,異想天開　(C)時機成熟,條件完備,事情自然會成功,不需強求　(D)只要持之以恆,微小的力量也能完成艱巨的事情</w:t>
-      </w:r>
-    </w:p>
-    <w:p>
-      <w:pPr>
-        <w:spacing w:after="60"/>
-      </w:pPr>
-      <w:r>
-        <w:rPr>
-          <w:rFonts w:ascii="Microsoft JhengHei" w:eastAsia="Microsoft JhengHei"/>
-          <w:color w:val="C92A2A"/>
-          <w:sz w:val="18"/>
-          <w:szCs w:val="18"/>
-        </w:rPr>
-        <w:t xml:space="preserve">※ 第2題選項(A)掃描字跡不清,依答案與文意還原為「勿以惡小而為之」,請對照原書。</w:t>
-      </w:r>
-    </w:p>
-    <w:p>
-      <w:pPr>
-        <w:spacing w:after="60"/>
-      </w:pPr>
-      <w:r>
-        <w:rPr>
-          <w:rFonts w:ascii="Microsoft JhengHei" w:eastAsia="Microsoft JhengHei"/>
-          <w:b/>
-          <w:bCs/>
-          <w:color w:val="2F9E44"/>
-        </w:rPr>
-        <w:t xml:space="preserve">答案:1.(B)　2.(A)　3.(C)　4.(D)</w:t>
-      </w:r>
-    </w:p>
-    <w:p>
-      <w:pPr>
         <w:pStyle w:val="Heading1"/>
         <w:spacing w:after="80" w:before="240"/>
       </w:pPr>
@@ -3000,139 +2261,6 @@
     </w:p>
     <w:p>
       <w:pPr>
-        <w:spacing w:after="60"/>
-      </w:pPr>
-      <w:r>
-        <w:rPr>
-          <w:rFonts w:ascii="Microsoft JhengHei" w:eastAsia="Microsoft JhengHei"/>
-          <w:b/>
-          <w:bCs/>
-        </w:rPr>
-        <w:t xml:space="preserve">【隨堂練習】</w:t>
-      </w:r>
-    </w:p>
-    <w:p>
-      <w:pPr>
-        <w:spacing w:after="60"/>
-      </w:pPr>
-      <w:r>
-        <w:rPr>
-          <w:rFonts w:ascii="Microsoft JhengHei" w:eastAsia="Microsoft JhengHei"/>
-        </w:rPr>
-        <w:t xml:space="preserve">(   ) 1. 景差「下陪乘而載之,覆以上衽」是一種什麼樣的表現?</w:t>
-      </w:r>
-    </w:p>
-    <w:p>
-      <w:pPr>
-        <w:spacing w:after="60"/>
-        <w:ind w:left="360"/>
-      </w:pPr>
-      <w:r>
-        <w:rPr>
-          <w:rFonts w:ascii="Microsoft JhengHei" w:eastAsia="Microsoft JhengHei"/>
-        </w:rPr>
-        <w:t xml:space="preserve">(A)愛護百姓　(B)無動於衷　(C)休戚與共　(D)鞠躬盡瘁</w:t>
-      </w:r>
-    </w:p>
-    <w:p>
-      <w:pPr>
-        <w:spacing w:after="60"/>
-      </w:pPr>
-      <w:r>
-        <w:rPr>
-          <w:rFonts w:ascii="Microsoft JhengHei" w:eastAsia="Microsoft JhengHei"/>
-        </w:rPr>
-        <w:t xml:space="preserve">(   ) 2. 晉國大夫叔向如何評論景差?</w:t>
-      </w:r>
-    </w:p>
-    <w:p>
-      <w:pPr>
-        <w:spacing w:after="60"/>
-        <w:ind w:left="360"/>
-      </w:pPr>
-      <w:r>
-        <w:rPr>
-          <w:rFonts w:ascii="Microsoft JhengHei" w:eastAsia="Microsoft JhengHei"/>
-        </w:rPr>
-        <w:t xml:space="preserve">(A)認為他是一個好的相國　(B)認為他擔任相國並不稱職　(C)認為他愛護百姓,荒廢了政事　(D)認為他忙著造橋修路,反而忽略了百姓的生活</w:t>
-      </w:r>
-    </w:p>
-    <w:p>
-      <w:pPr>
-        <w:spacing w:after="60"/>
-      </w:pPr>
-      <w:r>
-        <w:rPr>
-          <w:rFonts w:ascii="Microsoft JhengHei" w:eastAsia="Microsoft JhengHei"/>
-        </w:rPr>
-        <w:t xml:space="preserve">(   ) 3. 鄭人為什麼冬日涉水而過?</w:t>
-      </w:r>
-    </w:p>
-    <w:p>
-      <w:pPr>
-        <w:spacing w:after="60"/>
-        <w:ind w:left="360"/>
-      </w:pPr>
-      <w:r>
-        <w:rPr>
-          <w:rFonts w:ascii="Microsoft JhengHei" w:eastAsia="Microsoft JhengHei"/>
-        </w:rPr>
-        <w:t xml:space="preserve">(A)生活困苦,以捕魚維生　(B)沒有橋可走,只好涉水而過　(C)讓路給景差的車馬通過　(D)想要考驗景差是否能愛民如子</w:t>
-      </w:r>
-    </w:p>
-    <w:p>
-      <w:pPr>
-        <w:spacing w:after="60"/>
-      </w:pPr>
-      <w:r>
-        <w:rPr>
-          <w:rFonts w:ascii="Microsoft JhengHei" w:eastAsia="Microsoft JhengHei"/>
-        </w:rPr>
-        <w:t xml:space="preserve">(   ) 4. 本文的主旨是</w:t>
-      </w:r>
-    </w:p>
-    <w:p>
-      <w:pPr>
-        <w:spacing w:after="60"/>
-        <w:ind w:left="360"/>
-      </w:pPr>
-      <w:r>
-        <w:rPr>
-          <w:rFonts w:ascii="Microsoft JhengHei" w:eastAsia="Microsoft JhengHei"/>
-        </w:rPr>
-        <w:t xml:space="preserve">(A)施政者應以仁德教化人民　(B)政治腐敗將導致民怨沸騰　(C)施政者應深謀遠慮,未雨綢繆　(D)施政者應從善如流,接受好的意見</w:t>
-      </w:r>
-    </w:p>
-    <w:p>
-      <w:pPr>
-        <w:spacing w:after="60"/>
-      </w:pPr>
-      <w:r>
-        <w:rPr>
-          <w:rFonts w:ascii="Microsoft JhengHei" w:eastAsia="Microsoft JhengHei"/>
-          <w:color w:val="C92A2A"/>
-          <w:sz w:val="18"/>
-          <w:szCs w:val="18"/>
-        </w:rPr>
-        <w:t xml:space="preserve">※ 第2題選項(C)(D)部分字句因掃描模糊,已依文意還原,請對照原書。</w:t>
-      </w:r>
-    </w:p>
-    <w:p>
-      <w:pPr>
-        <w:spacing w:after="60"/>
-      </w:pPr>
-      <w:r>
-        <w:rPr>
-          <w:rFonts w:ascii="Microsoft JhengHei" w:eastAsia="Microsoft JhengHei"/>
-          <w:b/>
-          <w:bCs/>
-          <w:color w:val="2F9E44"/>
-        </w:rPr>
-        <w:t xml:space="preserve">答案:1.(A)　2.(B)　3.(B)　4.(C)</w:t>
-      </w:r>
-    </w:p>
-    <w:p>
-      <w:pPr>
         <w:pStyle w:val="Heading1"/>
         <w:spacing w:after="80" w:before="240"/>
       </w:pPr>
@@ -3504,125 +2632,6 @@
     </w:p>
     <w:p>
       <w:pPr>
-        <w:spacing w:after="60"/>
-      </w:pPr>
-      <w:r>
-        <w:rPr>
-          <w:rFonts w:ascii="Microsoft JhengHei" w:eastAsia="Microsoft JhengHei"/>
-          <w:b/>
-          <w:bCs/>
-        </w:rPr>
-        <w:t xml:space="preserve">【隨堂練習】</w:t>
-      </w:r>
-    </w:p>
-    <w:p>
-      <w:pPr>
-        <w:spacing w:after="60"/>
-      </w:pPr>
-      <w:r>
-        <w:rPr>
-          <w:rFonts w:ascii="Microsoft JhengHei" w:eastAsia="Microsoft JhengHei"/>
-        </w:rPr>
-        <w:t xml:space="preserve">(   ) 1. 工匠認為現在還不可以動工蓋房子的原因是</w:t>
-      </w:r>
-    </w:p>
-    <w:p>
-      <w:pPr>
-        <w:spacing w:after="60"/>
-        <w:ind w:left="360"/>
-      </w:pPr>
-      <w:r>
-        <w:rPr>
-          <w:rFonts w:ascii="Microsoft JhengHei" w:eastAsia="Microsoft JhengHei"/>
-        </w:rPr>
-        <w:t xml:space="preserve">(A)季節不對　(B)設計圖不好　(C)準備的木材不足　(D)剛伐下的木材水分未乾,立刻蓋房子,房子將來會倒塌</w:t>
-      </w:r>
-    </w:p>
-    <w:p>
-      <w:pPr>
-        <w:spacing w:after="60"/>
-      </w:pPr>
-      <w:r>
-        <w:rPr>
-          <w:rFonts w:ascii="Microsoft JhengHei" w:eastAsia="Microsoft JhengHei"/>
-        </w:rPr>
-        <w:t xml:space="preserve">(   ) 2. 高陽應回應工匠的話,可以說是</w:t>
-      </w:r>
-    </w:p>
-    <w:p>
-      <w:pPr>
-        <w:spacing w:after="60"/>
-        <w:ind w:left="360"/>
-      </w:pPr>
-      <w:r>
-        <w:rPr>
-          <w:rFonts w:ascii="Microsoft JhengHei" w:eastAsia="Microsoft JhengHei"/>
-        </w:rPr>
-        <w:t xml:space="preserve">(A)苦口婆心　(B)強詞奪理　(C)言不由衷　(D)一針見血</w:t>
-      </w:r>
-    </w:p>
-    <w:p>
-      <w:pPr>
-        <w:spacing w:after="60"/>
-      </w:pPr>
-      <w:r>
-        <w:rPr>
-          <w:rFonts w:ascii="Microsoft JhengHei" w:eastAsia="Microsoft JhengHei"/>
-        </w:rPr>
-        <w:t xml:space="preserve">(   ) 3. 下列哪一個「益」字,意近於「木益枯則勁」的「益」?</w:t>
-      </w:r>
-    </w:p>
-    <w:p>
-      <w:pPr>
-        <w:spacing w:after="60"/>
-        <w:ind w:left="360"/>
-      </w:pPr>
-      <w:r>
-        <w:rPr>
-          <w:rFonts w:ascii="Microsoft JhengHei" w:eastAsia="Microsoft JhengHei"/>
-        </w:rPr>
-        <w:t xml:space="preserve">(A)獲「益」匪淺　(B)精「益」求精　(C)良師「益」友　(D)延年「益」壽</w:t>
-      </w:r>
-    </w:p>
-    <w:p>
-      <w:pPr>
-        <w:spacing w:after="60"/>
-      </w:pPr>
-      <w:r>
-        <w:rPr>
-          <w:rFonts w:ascii="Microsoft JhengHei" w:eastAsia="Microsoft JhengHei"/>
-        </w:rPr>
-        <w:t xml:space="preserve">(   ) 4. 高陽應蓋的房子最後果然倒塌了,要歸咎於</w:t>
-      </w:r>
-    </w:p>
-    <w:p>
-      <w:pPr>
-        <w:spacing w:after="60"/>
-        <w:ind w:left="360"/>
-      </w:pPr>
-      <w:r>
-        <w:rPr>
-          <w:rFonts w:ascii="Microsoft JhengHei" w:eastAsia="Microsoft JhengHei"/>
-        </w:rPr>
-        <w:t xml:space="preserve">(A)工匠的技術不精　(B)房子的地基不夠穩固　(C)高陽應的不聽忠告,一意孤行　(D)高陽應貪小便宜,反而吃虧上當</w:t>
-      </w:r>
-    </w:p>
-    <w:p>
-      <w:pPr>
-        <w:spacing w:after="60"/>
-      </w:pPr>
-      <w:r>
-        <w:rPr>
-          <w:rFonts w:ascii="Microsoft JhengHei" w:eastAsia="Microsoft JhengHei"/>
-          <w:b/>
-          <w:bCs/>
-          <w:color w:val="2F9E44"/>
-        </w:rPr>
-        <w:t xml:space="preserve">答案:1.(D)　2.(B)　3.(B)　4.(C)</w:t>
-      </w:r>
-    </w:p>
-    <w:p>
-      <w:pPr>
         <w:pStyle w:val="Heading1"/>
         <w:spacing w:after="80" w:before="240"/>
       </w:pPr>
@@ -3946,125 +2955,6 @@
     </w:p>
     <w:p>
       <w:pPr>
-        <w:spacing w:after="60"/>
-      </w:pPr>
-      <w:r>
-        <w:rPr>
-          <w:rFonts w:ascii="Microsoft JhengHei" w:eastAsia="Microsoft JhengHei"/>
-          <w:b/>
-          <w:bCs/>
-        </w:rPr>
-        <w:t xml:space="preserve">【隨堂練習】</w:t>
-      </w:r>
-    </w:p>
-    <w:p>
-      <w:pPr>
-        <w:spacing w:after="60"/>
-      </w:pPr>
-      <w:r>
-        <w:rPr>
-          <w:rFonts w:ascii="Microsoft JhengHei" w:eastAsia="Microsoft JhengHei"/>
-        </w:rPr>
-        <w:t xml:space="preserve">(   ) 1. 本文的主旨是</w:t>
-      </w:r>
-    </w:p>
-    <w:p>
-      <w:pPr>
-        <w:spacing w:after="60"/>
-        <w:ind w:left="360"/>
-      </w:pPr>
-      <w:r>
-        <w:rPr>
-          <w:rFonts w:ascii="Microsoft JhengHei" w:eastAsia="Microsoft JhengHei"/>
-        </w:rPr>
-        <w:t xml:space="preserve">(A)意外無所不在　(B)作文應求精練　(C)好的作家要有想像力　(D)同一件事情,每個人看法不見得一樣</w:t>
-      </w:r>
-    </w:p>
-    <w:p>
-      <w:pPr>
-        <w:spacing w:after="60"/>
-      </w:pPr>
-      <w:r>
-        <w:rPr>
-          <w:rFonts w:ascii="Microsoft JhengHei" w:eastAsia="Microsoft JhengHei"/>
-        </w:rPr>
-        <w:t xml:space="preserve">(   ) 2. 「試書其事」的「其事」是指</w:t>
-      </w:r>
-    </w:p>
-    <w:p>
-      <w:pPr>
-        <w:spacing w:after="60"/>
-        <w:ind w:left="360"/>
-      </w:pPr>
-      <w:r>
-        <w:rPr>
-          <w:rFonts w:ascii="Microsoft JhengHei" w:eastAsia="Microsoft JhengHei"/>
-        </w:rPr>
-        <w:t xml:space="preserve">(A)奇怪的事　(B)修史的事　(C)寫作的技巧　(D)剛剛看見的事</w:t>
-      </w:r>
-    </w:p>
-    <w:p>
-      <w:pPr>
-        <w:spacing w:after="60"/>
-      </w:pPr>
-      <w:r>
-        <w:rPr>
-          <w:rFonts w:ascii="Microsoft JhengHei" w:eastAsia="Microsoft JhengHei"/>
-        </w:rPr>
-        <w:t xml:space="preserve">(   ) 3. 公曰:「使子修史,萬卷未已也。」這句話的語氣是</w:t>
-      </w:r>
-    </w:p>
-    <w:p>
-      <w:pPr>
-        <w:spacing w:after="60"/>
-        <w:ind w:left="360"/>
-      </w:pPr>
-      <w:r>
-        <w:rPr>
-          <w:rFonts w:ascii="Microsoft JhengHei" w:eastAsia="Microsoft JhengHei"/>
-        </w:rPr>
-        <w:t xml:space="preserve">(A)讚美　(B)調侃　(C)感激　(D)懷疑</w:t>
-      </w:r>
-    </w:p>
-    <w:p>
-      <w:pPr>
-        <w:spacing w:after="60"/>
-      </w:pPr>
-      <w:r>
-        <w:rPr>
-          <w:rFonts w:ascii="Microsoft JhengHei" w:eastAsia="Microsoft JhengHei"/>
-        </w:rPr>
-        <w:t xml:space="preserve">(   ) 4. 歐陽脩「逸馬殺犬於道」一句,將事情敘述得</w:t>
-      </w:r>
-    </w:p>
-    <w:p>
-      <w:pPr>
-        <w:spacing w:after="60"/>
-        <w:ind w:left="360"/>
-      </w:pPr>
-      <w:r>
-        <w:rPr>
-          <w:rFonts w:ascii="Microsoft JhengHei" w:eastAsia="Microsoft JhengHei"/>
-        </w:rPr>
-        <w:t xml:space="preserve">(A)語焉不詳　(B)絲絲入扣　(C)言簡意賅　(D)天花亂墜</w:t>
-      </w:r>
-    </w:p>
-    <w:p>
-      <w:pPr>
-        <w:spacing w:after="60"/>
-      </w:pPr>
-      <w:r>
-        <w:rPr>
-          <w:rFonts w:ascii="Microsoft JhengHei" w:eastAsia="Microsoft JhengHei"/>
-          <w:b/>
-          <w:bCs/>
-          <w:color w:val="2F9E44"/>
-        </w:rPr>
-        <w:t xml:space="preserve">答案:1.(B)　2.(D)　3.(B)　4.(C)</w:t>
-      </w:r>
-    </w:p>
-    <w:p>
-      <w:pPr>
         <w:pStyle w:val="Heading1"/>
         <w:spacing w:after="80" w:before="240"/>
       </w:pPr>
@@ -4384,125 +3274,6 @@
           <w:rFonts w:ascii="Microsoft JhengHei" w:eastAsia="Microsoft JhengHei"/>
         </w:rPr>
         <w:t xml:space="preserve">季札掛劍:比喻講誠信、重然諾;心已許之,不因徐君已死而背棄承諾</w:t>
-      </w:r>
-    </w:p>
-    <w:p>
-      <w:pPr>
-        <w:spacing w:after="60"/>
-      </w:pPr>
-      <w:r>
-        <w:rPr>
-          <w:rFonts w:ascii="Microsoft JhengHei" w:eastAsia="Microsoft JhengHei"/>
-          <w:b/>
-          <w:bCs/>
-        </w:rPr>
-        <w:t xml:space="preserve">【隨堂練習】</w:t>
-      </w:r>
-    </w:p>
-    <w:p>
-      <w:pPr>
-        <w:spacing w:after="60"/>
-      </w:pPr>
-      <w:r>
-        <w:rPr>
-          <w:rFonts w:ascii="Microsoft JhengHei" w:eastAsia="Microsoft JhengHei"/>
-        </w:rPr>
-        <w:t xml:space="preserve">(   ) 1. 根據本文,「季札掛劍」後來成為什麼的象徵?</w:t>
-      </w:r>
-    </w:p>
-    <w:p>
-      <w:pPr>
-        <w:spacing w:after="60"/>
-        <w:ind w:left="360"/>
-      </w:pPr>
-      <w:r>
-        <w:rPr>
-          <w:rFonts w:ascii="Microsoft JhengHei" w:eastAsia="Microsoft JhengHei"/>
-        </w:rPr>
-        <w:t xml:space="preserve">(A)友誼深厚　(B)君子之交　(C)講誠信、重然諾　(D)禮尚往來,禮輕情義重</w:t>
-      </w:r>
-    </w:p>
-    <w:p>
-      <w:pPr>
-        <w:spacing w:after="60"/>
-      </w:pPr>
-      <w:r>
-        <w:rPr>
-          <w:rFonts w:ascii="Microsoft JhengHei" w:eastAsia="Microsoft JhengHei"/>
-        </w:rPr>
-        <w:t xml:space="preserve">(   ) 2. 季札一開始未將寶劍送給徐君的原因是</w:t>
-      </w:r>
-    </w:p>
-    <w:p>
-      <w:pPr>
-        <w:spacing w:after="60"/>
-        <w:ind w:left="360"/>
-      </w:pPr>
-      <w:r>
-        <w:rPr>
-          <w:rFonts w:ascii="Microsoft JhengHei" w:eastAsia="Microsoft JhengHei"/>
-        </w:rPr>
-        <w:t xml:space="preserve">(A)寶劍很名貴,捨不得　(B)初次和徐君見面,交情不深　(C)徐君不是使者,不需佩劍　(D)將代表國家出訪別國,佩帶寶劍是一種禮節</w:t>
-      </w:r>
-    </w:p>
-    <w:p>
-      <w:pPr>
-        <w:spacing w:after="60"/>
-      </w:pPr>
-      <w:r>
-        <w:rPr>
-          <w:rFonts w:ascii="Microsoft JhengHei" w:eastAsia="Microsoft JhengHei"/>
-        </w:rPr>
-        <w:t xml:space="preserve">(   ) 3. 季札後來仍將寶劍送給徐君的原因是</w:t>
-      </w:r>
-    </w:p>
-    <w:p>
-      <w:pPr>
-        <w:spacing w:after="60"/>
-        <w:ind w:left="360"/>
-      </w:pPr>
-      <w:r>
-        <w:rPr>
-          <w:rFonts w:ascii="Microsoft JhengHei" w:eastAsia="Microsoft JhengHei"/>
-        </w:rPr>
-        <w:t xml:space="preserve">(A)徐君跟他要　(B)當初已在心裡允諾要把劍送給他　(C)希望加強兩國間的友好關係　(D)發現徐君已死,感到很難過</w:t>
-      </w:r>
-    </w:p>
-    <w:p>
-      <w:pPr>
-        <w:spacing w:after="60"/>
-      </w:pPr>
-      <w:r>
-        <w:rPr>
-          <w:rFonts w:ascii="Microsoft JhengHei" w:eastAsia="Microsoft JhengHei"/>
-        </w:rPr>
-        <w:t xml:space="preserve">(   ) 4. 季札的寶劍最後的下落是</w:t>
-      </w:r>
-    </w:p>
-    <w:p>
-      <w:pPr>
-        <w:spacing w:after="60"/>
-        <w:ind w:left="360"/>
-      </w:pPr>
-      <w:r>
-        <w:rPr>
-          <w:rFonts w:ascii="Microsoft JhengHei" w:eastAsia="Microsoft JhengHei"/>
-        </w:rPr>
-        <w:t xml:space="preserve">(A)親自送到徐君手中　(B)陪葬在徐君墓中　(C)掛在徐君墓前的樹上　(D)因徐君已死,所以又帶回來了</w:t>
-      </w:r>
-    </w:p>
-    <w:p>
-      <w:pPr>
-        <w:spacing w:after="60"/>
-      </w:pPr>
-      <w:r>
-        <w:rPr>
-          <w:rFonts w:ascii="Microsoft JhengHei" w:eastAsia="Microsoft JhengHei"/>
-          <w:b/>
-          <w:bCs/>
-          <w:color w:val="2F9E44"/>
-        </w:rPr>
-        <w:t xml:space="preserve">答案:1.(C)　2.(D)　3.(B)　4.(C)</w:t>
       </w:r>
     </w:p>
     <w:p>
@@ -6832,6 +5603,1314 @@
       </w:r>
     </w:p>
     <w:p>
+      <w:r>
+        <w:br w:type="page"/>
+      </w:r>
+    </w:p>
+    <w:p>
+      <w:pPr>
+        <w:pStyle w:val="Heading1"/>
+        <w:spacing w:after="80" w:before="240"/>
+      </w:pPr>
+      <w:r>
+        <w:rPr>
+          <w:rFonts w:ascii="Microsoft JhengHei" w:eastAsia="Microsoft JhengHei"/>
+          <w:b/>
+          <w:bCs/>
+          <w:color w:val="000000"/>
+          <w:sz w:val="30"/>
+          <w:szCs w:val="30"/>
+        </w:rPr>
+        <w:t xml:space="preserve">貳、作答</w:t>
+      </w:r>
+    </w:p>
+    <w:p>
+      <w:pPr>
+        <w:pStyle w:val="Heading1"/>
+        <w:spacing w:after="80" w:before="240"/>
+      </w:pPr>
+      <w:r>
+        <w:rPr>
+          <w:rFonts w:ascii="Microsoft JhengHei" w:eastAsia="Microsoft JhengHei"/>
+          <w:b/>
+          <w:bCs/>
+          <w:color w:val="E8590C"/>
+          <w:sz w:val="30"/>
+          <w:szCs w:val="30"/>
+        </w:rPr>
+        <w:t xml:space="preserve">第111課 兄弟爭田・隨堂練習</w:t>
+      </w:r>
+    </w:p>
+    <w:p>
+      <w:pPr>
+        <w:spacing w:after="60"/>
+      </w:pPr>
+      <w:r>
+        <w:rPr>
+          <w:rFonts w:ascii="Microsoft JhengHei" w:eastAsia="Microsoft JhengHei"/>
+        </w:rPr>
+        <w:t xml:space="preserve">(   ) 1. 蘇瓊如何化解兄弟之間的紛爭?</w:t>
+      </w:r>
+    </w:p>
+    <w:p>
+      <w:pPr>
+        <w:spacing w:after="60"/>
+        <w:ind w:left="360"/>
+      </w:pPr>
+      <w:r>
+        <w:rPr>
+          <w:rFonts w:ascii="Microsoft JhengHei" w:eastAsia="Microsoft JhengHei"/>
+        </w:rPr>
+        <w:t xml:space="preserve">(A)用激將法　(B)各自懲戒　(C)曉之以理,動之以情　(D)請證人們流淚勸說兩兄弟</w:t>
+      </w:r>
+    </w:p>
+    <w:p>
+      <w:pPr>
+        <w:spacing w:after="60"/>
+      </w:pPr>
+      <w:r>
+        <w:rPr>
+          <w:rFonts w:ascii="Microsoft JhengHei" w:eastAsia="Microsoft JhengHei"/>
+        </w:rPr>
+        <w:t xml:space="preserve">(   ) 2. 蘇瓊認為,天底下最難能可貴的是</w:t>
+      </w:r>
+    </w:p>
+    <w:p>
+      <w:pPr>
+        <w:spacing w:after="60"/>
+        <w:ind w:left="360"/>
+      </w:pPr>
+      <w:r>
+        <w:rPr>
+          <w:rFonts w:ascii="Microsoft JhengHei" w:eastAsia="Microsoft JhengHei"/>
+        </w:rPr>
+        <w:t xml:space="preserve">(A)知心友人　(B)手足之情　(C)土地財富　(D)赤子之心</w:t>
+      </w:r>
+    </w:p>
+    <w:p>
+      <w:pPr>
+        <w:spacing w:after="60"/>
+      </w:pPr>
+      <w:r>
+        <w:rPr>
+          <w:rFonts w:ascii="Microsoft JhengHei" w:eastAsia="Microsoft JhengHei"/>
+        </w:rPr>
+        <w:t xml:space="preserve">(   ) 3. 「諸證人莫不瀆泣」,是因為</w:t>
+      </w:r>
+    </w:p>
+    <w:p>
+      <w:pPr>
+        <w:spacing w:after="60"/>
+        <w:ind w:left="360"/>
+      </w:pPr>
+      <w:r>
+        <w:rPr>
+          <w:rFonts w:ascii="Microsoft JhengHei" w:eastAsia="Microsoft JhengHei"/>
+        </w:rPr>
+        <w:t xml:space="preserve">(A)感動　(B)憤慨　(C)悲傷　(D)害怕</w:t>
+      </w:r>
+    </w:p>
+    <w:p>
+      <w:pPr>
+        <w:spacing w:after="60"/>
+      </w:pPr>
+      <w:r>
+        <w:rPr>
+          <w:rFonts w:ascii="Microsoft JhengHei" w:eastAsia="Microsoft JhengHei"/>
+        </w:rPr>
+        <w:t xml:space="preserve">(   ) 4. 「分異十年,遂還同住。」表示兄弟之間</w:t>
+      </w:r>
+    </w:p>
+    <w:p>
+      <w:pPr>
+        <w:spacing w:after="60"/>
+        <w:ind w:left="360"/>
+      </w:pPr>
+      <w:r>
+        <w:rPr>
+          <w:rFonts w:ascii="Microsoft JhengHei" w:eastAsia="Microsoft JhengHei"/>
+        </w:rPr>
+        <w:t xml:space="preserve">(A)息事寧人　(B)貌合神離　(C)和好如初　(D)沆瀣一氣</w:t>
+      </w:r>
+    </w:p>
+    <w:p>
+      <w:pPr>
+        <w:spacing w:after="60"/>
+      </w:pPr>
+      <w:r>
+        <w:rPr>
+          <w:rFonts w:ascii="Microsoft JhengHei" w:eastAsia="Microsoft JhengHei"/>
+          <w:b/>
+          <w:bCs/>
+          <w:color w:val="2F9E44"/>
+        </w:rPr>
+        <w:t xml:space="preserve">答案:1.(C)　2.(B)　3.(A)　4.(C)</w:t>
+      </w:r>
+    </w:p>
+    <w:p>
+      <w:pPr>
+        <w:pStyle w:val="Heading1"/>
+        <w:spacing w:after="80" w:before="240"/>
+      </w:pPr>
+      <w:r>
+        <w:rPr>
+          <w:rFonts w:ascii="Microsoft JhengHei" w:eastAsia="Microsoft JhengHei"/>
+          <w:b/>
+          <w:bCs/>
+          <w:color w:val="2F9E44"/>
+          <w:sz w:val="30"/>
+          <w:szCs w:val="30"/>
+        </w:rPr>
+        <w:t xml:space="preserve">第112課 身無長物・隨堂練習</w:t>
+      </w:r>
+    </w:p>
+    <w:p>
+      <w:pPr>
+        <w:spacing w:after="60"/>
+      </w:pPr>
+      <w:r>
+        <w:rPr>
+          <w:rFonts w:ascii="Microsoft JhengHei" w:eastAsia="Microsoft JhengHei"/>
+        </w:rPr>
+        <w:t xml:space="preserve">(   ) 1. 根據本文,王恭的個性是</w:t>
+      </w:r>
+    </w:p>
+    <w:p>
+      <w:pPr>
+        <w:spacing w:after="60"/>
+        <w:ind w:left="360"/>
+      </w:pPr>
+      <w:r>
+        <w:rPr>
+          <w:rFonts w:ascii="Microsoft JhengHei" w:eastAsia="Microsoft JhengHei"/>
+        </w:rPr>
+        <w:t xml:space="preserve">(A)節儉清廉　(B)吝嗇小氣　(C)樂善好施　(D)不拘小節</w:t>
+      </w:r>
+    </w:p>
+    <w:p>
+      <w:pPr>
+        <w:spacing w:after="60"/>
+      </w:pPr>
+      <w:r>
+        <w:rPr>
+          <w:rFonts w:ascii="Microsoft JhengHei" w:eastAsia="Microsoft JhengHei"/>
+        </w:rPr>
+        <w:t xml:space="preserve">(   ) 2. 下列關於本文的敘述,哪一個正確?</w:t>
+      </w:r>
+    </w:p>
+    <w:p>
+      <w:pPr>
+        <w:spacing w:after="60"/>
+        <w:ind w:left="360"/>
+      </w:pPr>
+      <w:r>
+        <w:rPr>
+          <w:rFonts w:ascii="Microsoft JhengHei" w:eastAsia="Microsoft JhengHei"/>
+        </w:rPr>
+        <w:t xml:space="preserve">(A)王大去會稽拜訪王恭　(B)「一領及我」意思是接受你的禮物　(C)王恭家中只有一張竹簟　(D)王大後來知道真相後,感到非常懼怕</w:t>
+      </w:r>
+    </w:p>
+    <w:p>
+      <w:pPr>
+        <w:spacing w:after="60"/>
+      </w:pPr>
+      <w:r>
+        <w:rPr>
+          <w:rFonts w:ascii="Microsoft JhengHei" w:eastAsia="Microsoft JhengHei"/>
+        </w:rPr>
+        <w:t xml:space="preserve">(   ) 3. 王大向王恭要竹蓆,是因為</w:t>
+      </w:r>
+    </w:p>
+    <w:p>
+      <w:pPr>
+        <w:spacing w:after="60"/>
+        <w:ind w:left="360"/>
+      </w:pPr>
+      <w:r>
+        <w:rPr>
+          <w:rFonts w:ascii="Microsoft JhengHei" w:eastAsia="Microsoft JhengHei"/>
+        </w:rPr>
+        <w:t xml:space="preserve">(A)覺得竹蓆很珍貴　(B)倚老賣老,強自索取　(C)想要測試王恭為官是否清廉　(D)認為王恭應該有很多張竹蓆</w:t>
+      </w:r>
+    </w:p>
+    <w:p>
+      <w:pPr>
+        <w:spacing w:after="60"/>
+      </w:pPr>
+      <w:r>
+        <w:rPr>
+          <w:rFonts w:ascii="Microsoft JhengHei" w:eastAsia="Microsoft JhengHei"/>
+        </w:rPr>
+        <w:t xml:space="preserve">(   ) 4. 「身無長物」的意思是</w:t>
+      </w:r>
+    </w:p>
+    <w:p>
+      <w:pPr>
+        <w:spacing w:after="60"/>
+        <w:ind w:left="360"/>
+      </w:pPr>
+      <w:r>
+        <w:rPr>
+          <w:rFonts w:ascii="Microsoft JhengHei" w:eastAsia="Microsoft JhengHei"/>
+        </w:rPr>
+        <w:t xml:space="preserve">(A)為人沒什麼優點　(B)處事能深思熟慮　(C)身上沒有多餘的東西　(D)身邊沒有什麼值得珍惜的東西</w:t>
+      </w:r>
+    </w:p>
+    <w:p>
+      <w:pPr>
+        <w:spacing w:after="60"/>
+      </w:pPr>
+      <w:r>
+        <w:rPr>
+          <w:rFonts w:ascii="Microsoft JhengHei" w:eastAsia="Microsoft JhengHei"/>
+          <w:b/>
+          <w:bCs/>
+          <w:color w:val="2F9E44"/>
+        </w:rPr>
+        <w:t xml:space="preserve">答案:1.(A)　2.(C)　3.(D)　4.(C)</w:t>
+      </w:r>
+    </w:p>
+    <w:p>
+      <w:pPr>
+        <w:pStyle w:val="Heading1"/>
+        <w:spacing w:after="80" w:before="240"/>
+      </w:pPr>
+      <w:r>
+        <w:rPr>
+          <w:rFonts w:ascii="Microsoft JhengHei" w:eastAsia="Microsoft JhengHei"/>
+          <w:b/>
+          <w:bCs/>
+          <w:color w:val="1C7ED6"/>
+          <w:sz w:val="30"/>
+          <w:szCs w:val="30"/>
+        </w:rPr>
+        <w:t xml:space="preserve">第113課 歧路亡羊・隨堂練習</w:t>
+      </w:r>
+    </w:p>
+    <w:p>
+      <w:pPr>
+        <w:spacing w:after="60"/>
+      </w:pPr>
+      <w:r>
+        <w:rPr>
+          <w:rFonts w:ascii="Microsoft JhengHei" w:eastAsia="Microsoft JhengHei"/>
+        </w:rPr>
+        <w:t xml:space="preserve">(   ) 1. 丟失羊的人是</w:t>
+      </w:r>
+    </w:p>
+    <w:p>
+      <w:pPr>
+        <w:spacing w:after="60"/>
+        <w:ind w:left="360"/>
+      </w:pPr>
+      <w:r>
+        <w:rPr>
+          <w:rFonts w:ascii="Microsoft JhengHei" w:eastAsia="Microsoft JhengHei"/>
+        </w:rPr>
+        <w:t xml:space="preserve">(A)楊朱　(B)楊朱的鄰居　(C)楊朱的親戚　(D)楊朱的僮僕</w:t>
+      </w:r>
+    </w:p>
+    <w:p>
+      <w:pPr>
+        <w:spacing w:after="60"/>
+      </w:pPr>
+      <w:r>
+        <w:rPr>
+          <w:rFonts w:ascii="Microsoft JhengHei" w:eastAsia="Microsoft JhengHei"/>
+        </w:rPr>
+        <w:t xml:space="preserve">(   ) 2. 羊找不回來的原因是</w:t>
+      </w:r>
+    </w:p>
+    <w:p>
+      <w:pPr>
+        <w:spacing w:after="60"/>
+        <w:ind w:left="360"/>
+      </w:pPr>
+      <w:r>
+        <w:rPr>
+          <w:rFonts w:ascii="Microsoft JhengHei" w:eastAsia="Microsoft JhengHei"/>
+        </w:rPr>
+        <w:t xml:space="preserve">(A)找尋的人手不足　(B)走失的羊數量太多　(C)岔路太多,難以找尋　(D)大家各行其是,不能同心協力</w:t>
+      </w:r>
+    </w:p>
+    <w:p>
+      <w:pPr>
+        <w:spacing w:after="60"/>
+      </w:pPr>
+      <w:r>
+        <w:rPr>
+          <w:rFonts w:ascii="Microsoft JhengHei" w:eastAsia="Microsoft JhengHei"/>
+        </w:rPr>
+        <w:t xml:space="preserve">(   ) 3. 「奚亡之?」意思是</w:t>
+      </w:r>
+    </w:p>
+    <w:p>
+      <w:pPr>
+        <w:spacing w:after="60"/>
+        <w:ind w:left="360"/>
+      </w:pPr>
+      <w:r>
+        <w:rPr>
+          <w:rFonts w:ascii="Microsoft JhengHei" w:eastAsia="Microsoft JhengHei"/>
+        </w:rPr>
+        <w:t xml:space="preserve">(A)羊怎麼死掉了　(B)羊怎麼會丟失呢　(C)大家怎麼會迷路呢　(D)為什麼沒人幫忙找</w:t>
+      </w:r>
+    </w:p>
+    <w:p>
+      <w:pPr>
+        <w:spacing w:after="60"/>
+      </w:pPr>
+      <w:r>
+        <w:rPr>
+          <w:rFonts w:ascii="Microsoft JhengHei" w:eastAsia="Microsoft JhengHei"/>
+        </w:rPr>
+        <w:t xml:space="preserve">(   ) 4. 根據這個故事,後人便用「歧路亡羊」來比喻</w:t>
+      </w:r>
+    </w:p>
+    <w:p>
+      <w:pPr>
+        <w:spacing w:after="60"/>
+        <w:ind w:left="360"/>
+      </w:pPr>
+      <w:r>
+        <w:rPr>
+          <w:rFonts w:ascii="Microsoft JhengHei" w:eastAsia="Microsoft JhengHei"/>
+        </w:rPr>
+        <w:t xml:space="preserve">(A)失去了重要的東西　(B)因一時迷惑而走入錯誤的道路　(C)處理事情捨本逐末,主次顛倒　(D)事理複雜多變,誤入歧途,而終無所成</w:t>
+      </w:r>
+    </w:p>
+    <w:p>
+      <w:pPr>
+        <w:spacing w:after="60"/>
+      </w:pPr>
+      <w:r>
+        <w:rPr>
+          <w:rFonts w:ascii="Microsoft JhengHei" w:eastAsia="Microsoft JhengHei"/>
+          <w:color w:val="C92A2A"/>
+          <w:sz w:val="18"/>
+          <w:szCs w:val="18"/>
+        </w:rPr>
+        <w:t xml:space="preserve">※ 選項2、3、4的部分字句因掃描模糊,已依文意還原,請對照原書。</w:t>
+      </w:r>
+    </w:p>
+    <w:p>
+      <w:pPr>
+        <w:spacing w:after="60"/>
+      </w:pPr>
+      <w:r>
+        <w:rPr>
+          <w:rFonts w:ascii="Microsoft JhengHei" w:eastAsia="Microsoft JhengHei"/>
+          <w:b/>
+          <w:bCs/>
+          <w:color w:val="2F9E44"/>
+        </w:rPr>
+        <w:t xml:space="preserve">答案:1.(B)　2.(C)　3.(B)　4.(D)</w:t>
+      </w:r>
+    </w:p>
+    <w:p>
+      <w:pPr>
+        <w:pStyle w:val="Heading1"/>
+        <w:spacing w:after="80" w:before="240"/>
+      </w:pPr>
+      <w:r>
+        <w:rPr>
+          <w:rFonts w:ascii="Microsoft JhengHei" w:eastAsia="Microsoft JhengHei"/>
+          <w:b/>
+          <w:bCs/>
+          <w:color w:val="AE3EC9"/>
+          <w:sz w:val="30"/>
+          <w:szCs w:val="30"/>
+        </w:rPr>
+        <w:t xml:space="preserve">第114課 正午牡丹・隨堂練習</w:t>
+      </w:r>
+    </w:p>
+    <w:p>
+      <w:pPr>
+        <w:spacing w:after="60"/>
+      </w:pPr>
+      <w:r>
+        <w:rPr>
+          <w:rFonts w:ascii="Microsoft JhengHei" w:eastAsia="Microsoft JhengHei"/>
+        </w:rPr>
+        <w:t xml:space="preserve">(   ) 1. 歐陽脩得到的古畫,畫的是</w:t>
+      </w:r>
+    </w:p>
+    <w:p>
+      <w:pPr>
+        <w:spacing w:after="60"/>
+        <w:ind w:left="360"/>
+      </w:pPr>
+      <w:r>
+        <w:rPr>
+          <w:rFonts w:ascii="Microsoft JhengHei" w:eastAsia="Microsoft JhengHei"/>
+        </w:rPr>
+        <w:t xml:space="preserve">(A)一朵牡丹和一隻貓　(B)一叢牡丹和數隻貓　(C)牡丹叢上有一隻貓　(D)牡丹叢下有一隻貓</w:t>
+      </w:r>
+    </w:p>
+    <w:p>
+      <w:pPr>
+        <w:spacing w:after="60"/>
+      </w:pPr>
+      <w:r>
+        <w:rPr>
+          <w:rFonts w:ascii="Microsoft JhengHei" w:eastAsia="Microsoft JhengHei"/>
+        </w:rPr>
+        <w:t xml:space="preserve">(   ) 2. 下列哪一個不是判斷畫中的時間是「正午」的原因?</w:t>
+      </w:r>
+    </w:p>
+    <w:p>
+      <w:pPr>
+        <w:spacing w:after="60"/>
+        <w:ind w:left="360"/>
+      </w:pPr>
+      <w:r>
+        <w:rPr>
+          <w:rFonts w:ascii="Microsoft JhengHei" w:eastAsia="Microsoft JhengHei"/>
+        </w:rPr>
+        <w:t xml:space="preserve">(A)牡丹花花瓣綻放　(B)牡丹花花冠是收攏的　(C)牡丹花顏色不潤澤　(D)貓的瞳孔縮成一條線</w:t>
+      </w:r>
+    </w:p>
+    <w:p>
+      <w:pPr>
+        <w:spacing w:after="60"/>
+      </w:pPr>
+      <w:r>
+        <w:rPr>
+          <w:rFonts w:ascii="Microsoft JhengHei" w:eastAsia="Microsoft JhengHei"/>
+        </w:rPr>
+        <w:t xml:space="preserve">(   ) 3. 吳育「善求古人筆意也」是建立在什麼基礎上?</w:t>
+      </w:r>
+    </w:p>
+    <w:p>
+      <w:pPr>
+        <w:spacing w:after="60"/>
+        <w:ind w:left="360"/>
+      </w:pPr>
+      <w:r>
+        <w:rPr>
+          <w:rFonts w:ascii="Microsoft JhengHei" w:eastAsia="Microsoft JhengHei"/>
+        </w:rPr>
+        <w:t xml:space="preserve">(A)多讀書　(B)自己也要會畫畫　(C)多收藏名家畫作　(D)生活中深切的觀察與體驗</w:t>
+      </w:r>
+    </w:p>
+    <w:p>
+      <w:pPr>
+        <w:spacing w:after="60"/>
+      </w:pPr>
+      <w:r>
+        <w:rPr>
+          <w:rFonts w:ascii="Microsoft JhengHei" w:eastAsia="Microsoft JhengHei"/>
+        </w:rPr>
+        <w:t xml:space="preserve">(   ) 4. 由吳育的話中可以看出,下列哪一句適合用來形容這幅牡丹圖?</w:t>
+      </w:r>
+    </w:p>
+    <w:p>
+      <w:pPr>
+        <w:spacing w:after="60"/>
+        <w:ind w:left="360"/>
+      </w:pPr>
+      <w:r>
+        <w:rPr>
+          <w:rFonts w:ascii="Microsoft JhengHei" w:eastAsia="Microsoft JhengHei"/>
+        </w:rPr>
+        <w:t xml:space="preserve">(A)精確寫實　(B)別出心裁　(C)色彩鮮豔　(D)抽象有創意</w:t>
+      </w:r>
+    </w:p>
+    <w:p>
+      <w:pPr>
+        <w:spacing w:after="60"/>
+      </w:pPr>
+      <w:r>
+        <w:rPr>
+          <w:rFonts w:ascii="Microsoft JhengHei" w:eastAsia="Microsoft JhengHei"/>
+          <w:b/>
+          <w:bCs/>
+          <w:color w:val="2F9E44"/>
+        </w:rPr>
+        <w:t xml:space="preserve">答案:1.(D)　2.(B)　3.(D)　4.(A)</w:t>
+      </w:r>
+    </w:p>
+    <w:p>
+      <w:pPr>
+        <w:pStyle w:val="Heading1"/>
+        <w:spacing w:after="80" w:before="240"/>
+      </w:pPr>
+      <w:r>
+        <w:rPr>
+          <w:rFonts w:ascii="Microsoft JhengHei" w:eastAsia="Microsoft JhengHei"/>
+          <w:b/>
+          <w:bCs/>
+          <w:color w:val="D6336C"/>
+          <w:sz w:val="30"/>
+          <w:szCs w:val="30"/>
+        </w:rPr>
+        <w:t xml:space="preserve">第115課 不忍之心・隨堂練習</w:t>
+      </w:r>
+    </w:p>
+    <w:p>
+      <w:pPr>
+        <w:spacing w:after="60"/>
+      </w:pPr>
+      <w:r>
+        <w:rPr>
+          <w:rFonts w:ascii="Microsoft JhengHei" w:eastAsia="Microsoft JhengHei"/>
+        </w:rPr>
+        <w:t xml:space="preserve">(   ) 1. 「秦西巴弗忍而與之」的「之」,指的是</w:t>
+      </w:r>
+    </w:p>
+    <w:p>
+      <w:pPr>
+        <w:spacing w:after="60"/>
+        <w:ind w:left="360"/>
+      </w:pPr>
+      <w:r>
+        <w:rPr>
+          <w:rFonts w:ascii="Microsoft JhengHei" w:eastAsia="Microsoft JhengHei"/>
+        </w:rPr>
+        <w:t xml:space="preserve">(A)母鹿　(B)小鹿　(C)孟孫　(D)孟孫之子</w:t>
+      </w:r>
+    </w:p>
+    <w:p>
+      <w:pPr>
+        <w:spacing w:after="60"/>
+      </w:pPr>
+      <w:r>
+        <w:rPr>
+          <w:rFonts w:ascii="Microsoft JhengHei" w:eastAsia="Microsoft JhengHei"/>
+        </w:rPr>
+        <w:t xml:space="preserve">(   ) 2. 秦西巴為何放了小鹿?</w:t>
+      </w:r>
+    </w:p>
+    <w:p>
+      <w:pPr>
+        <w:spacing w:after="60"/>
+        <w:ind w:left="360"/>
+      </w:pPr>
+      <w:r>
+        <w:rPr>
+          <w:rFonts w:ascii="Microsoft JhengHei" w:eastAsia="Microsoft JhengHei"/>
+        </w:rPr>
+        <w:t xml:space="preserve">(A)不小心　(B)想捉大鹿　(C)憐憫小鹿,同情母鹿　(D)向孟孫抗議打獵這種殘忍的活動</w:t>
+      </w:r>
+    </w:p>
+    <w:p>
+      <w:pPr>
+        <w:spacing w:after="60"/>
+      </w:pPr>
+      <w:r>
+        <w:rPr>
+          <w:rFonts w:ascii="Microsoft JhengHei" w:eastAsia="Microsoft JhengHei"/>
+        </w:rPr>
+        <w:t xml:space="preserve">(   ) 3. 「囊將罪之」的「罪」,詞性是</w:t>
+      </w:r>
+    </w:p>
+    <w:p>
+      <w:pPr>
+        <w:spacing w:after="60"/>
+        <w:ind w:left="360"/>
+      </w:pPr>
+      <w:r>
+        <w:rPr>
+          <w:rFonts w:ascii="Microsoft JhengHei" w:eastAsia="Microsoft JhengHei"/>
+        </w:rPr>
+        <w:t xml:space="preserve">(A)名詞　(B)動詞　(C)副詞　(D)形容詞</w:t>
+      </w:r>
+    </w:p>
+    <w:p>
+      <w:pPr>
+        <w:spacing w:after="60"/>
+      </w:pPr>
+      <w:r>
+        <w:rPr>
+          <w:rFonts w:ascii="Microsoft JhengHei" w:eastAsia="Microsoft JhengHei"/>
+        </w:rPr>
+        <w:t xml:space="preserve">(   ) 4. 孟孫為什麼召秦西巴做自己兒子的老師?</w:t>
+      </w:r>
+    </w:p>
+    <w:p>
+      <w:pPr>
+        <w:spacing w:after="60"/>
+        <w:ind w:left="360"/>
+      </w:pPr>
+      <w:r>
+        <w:rPr>
+          <w:rFonts w:ascii="Microsoft JhengHei" w:eastAsia="Microsoft JhengHei"/>
+        </w:rPr>
+        <w:t xml:space="preserve">(A)希望他將功贖罪　(B)秦西巴學問淵博　(C)秦西巴具有仁愛之心　(D)秦西巴不畏強權、膽識過人</w:t>
+      </w:r>
+    </w:p>
+    <w:p>
+      <w:pPr>
+        <w:spacing w:after="60"/>
+      </w:pPr>
+      <w:r>
+        <w:rPr>
+          <w:rFonts w:ascii="Microsoft JhengHei" w:eastAsia="Microsoft JhengHei"/>
+          <w:color w:val="C92A2A"/>
+          <w:sz w:val="18"/>
+          <w:szCs w:val="18"/>
+        </w:rPr>
+        <w:t xml:space="preserve">※ 選項1、2的部分字句因掃描模糊,已依文意還原,請對照原書。</w:t>
+      </w:r>
+    </w:p>
+    <w:p>
+      <w:pPr>
+        <w:spacing w:after="60"/>
+      </w:pPr>
+      <w:r>
+        <w:rPr>
+          <w:rFonts w:ascii="Microsoft JhengHei" w:eastAsia="Microsoft JhengHei"/>
+          <w:b/>
+          <w:bCs/>
+          <w:color w:val="2F9E44"/>
+        </w:rPr>
+        <w:t xml:space="preserve">答案:1.(A)　2.(C)　3.(B)　4.(C)</w:t>
+      </w:r>
+    </w:p>
+    <w:p>
+      <w:pPr>
+        <w:pStyle w:val="Heading1"/>
+        <w:spacing w:after="80" w:before="240"/>
+      </w:pPr>
+      <w:r>
+        <w:rPr>
+          <w:rFonts w:ascii="Microsoft JhengHei" w:eastAsia="Microsoft JhengHei"/>
+          <w:b/>
+          <w:bCs/>
+          <w:color w:val="E8590C"/>
+          <w:sz w:val="30"/>
+          <w:szCs w:val="30"/>
+        </w:rPr>
+        <w:t xml:space="preserve">第116課 水滴石穿・隨堂練習</w:t>
+      </w:r>
+    </w:p>
+    <w:p>
+      <w:pPr>
+        <w:spacing w:after="60"/>
+      </w:pPr>
+      <w:r>
+        <w:rPr>
+          <w:rFonts w:ascii="Microsoft JhengHei" w:eastAsia="Microsoft JhengHei"/>
+        </w:rPr>
+        <w:t xml:space="preserve">(   ) 1. 小吏偷錢被張乖崖發現後,反應是</w:t>
+      </w:r>
+    </w:p>
+    <w:p>
+      <w:pPr>
+        <w:spacing w:after="60"/>
+        <w:ind w:left="360"/>
+      </w:pPr>
+      <w:r>
+        <w:rPr>
+          <w:rFonts w:ascii="Microsoft JhengHei" w:eastAsia="Microsoft JhengHei"/>
+        </w:rPr>
+        <w:t xml:space="preserve">(A)否認自己有偷錢　(B)惱羞成怒,出言不遜　(C)羞愧得無地自容　(D)恐懼害怕被判死刑</w:t>
+      </w:r>
+    </w:p>
+    <w:p>
+      <w:pPr>
+        <w:spacing w:after="60"/>
+      </w:pPr>
+      <w:r>
+        <w:rPr>
+          <w:rFonts w:ascii="Microsoft JhengHei" w:eastAsia="Microsoft JhengHei"/>
+        </w:rPr>
+        <w:t xml:space="preserve">(   ) 2. 小吏「一日偷一文錢」的行為,可以用哪一句話來勸諫?</w:t>
+      </w:r>
+    </w:p>
+    <w:p>
+      <w:pPr>
+        <w:spacing w:after="60"/>
+        <w:ind w:left="360"/>
+      </w:pPr>
+      <w:r>
+        <w:rPr>
+          <w:rFonts w:ascii="Microsoft JhengHei" w:eastAsia="Microsoft JhengHei"/>
+        </w:rPr>
+        <w:t xml:space="preserve">(A)勿以惡小而為之　(B)星星之火,可以燎原　(C)前事不忘,後事之師　(D)人無遠慮,必有近憂</w:t>
+      </w:r>
+    </w:p>
+    <w:p>
+      <w:pPr>
+        <w:spacing w:after="60"/>
+      </w:pPr>
+      <w:r>
+        <w:rPr>
+          <w:rFonts w:ascii="Microsoft JhengHei" w:eastAsia="Microsoft JhengHei"/>
+        </w:rPr>
+        <w:t xml:space="preserve">(   ) 3. 下列「 」中哪一個不是代指偷錢的小吏?</w:t>
+      </w:r>
+    </w:p>
+    <w:p>
+      <w:pPr>
+        <w:spacing w:after="60"/>
+        <w:ind w:left="360"/>
+      </w:pPr>
+      <w:r>
+        <w:rPr>
+          <w:rFonts w:ascii="Microsoft JhengHei" w:eastAsia="Microsoft JhengHei"/>
+        </w:rPr>
+        <w:t xml:space="preserve">(A)視「其」鬢旁巾下有一錢　(B)乖崖命杖「之」　(C)「爾」能杖我,不能斬我也　(D)自仗劍下階斬「其」首</w:t>
+      </w:r>
+    </w:p>
+    <w:p>
+      <w:pPr>
+        <w:spacing w:after="60"/>
+      </w:pPr>
+      <w:r>
+        <w:rPr>
+          <w:rFonts w:ascii="Microsoft JhengHei" w:eastAsia="Microsoft JhengHei"/>
+        </w:rPr>
+        <w:t xml:space="preserve">(   ) 4. 「繩鋸木斷,水滴石穿」,意思是</w:t>
+      </w:r>
+    </w:p>
+    <w:p>
+      <w:pPr>
+        <w:spacing w:after="60"/>
+        <w:ind w:left="360"/>
+      </w:pPr>
+      <w:r>
+        <w:rPr>
+          <w:rFonts w:ascii="Microsoft JhengHei" w:eastAsia="Microsoft JhengHei"/>
+        </w:rPr>
+        <w:t xml:space="preserve">(A)做事的方法不對,終將一事無成　(B)不切實際,異想天開　(C)時機成熟,條件完備,事情自然會成功,不需強求　(D)只要持之以恆,微小的力量也能完成艱巨的事情</w:t>
+      </w:r>
+    </w:p>
+    <w:p>
+      <w:pPr>
+        <w:spacing w:after="60"/>
+      </w:pPr>
+      <w:r>
+        <w:rPr>
+          <w:rFonts w:ascii="Microsoft JhengHei" w:eastAsia="Microsoft JhengHei"/>
+          <w:color w:val="C92A2A"/>
+          <w:sz w:val="18"/>
+          <w:szCs w:val="18"/>
+        </w:rPr>
+        <w:t xml:space="preserve">※ 第2題選項(A)掃描字跡不清,依答案與文意還原為「勿以惡小而為之」,請對照原書。</w:t>
+      </w:r>
+    </w:p>
+    <w:p>
+      <w:pPr>
+        <w:spacing w:after="60"/>
+      </w:pPr>
+      <w:r>
+        <w:rPr>
+          <w:rFonts w:ascii="Microsoft JhengHei" w:eastAsia="Microsoft JhengHei"/>
+          <w:b/>
+          <w:bCs/>
+          <w:color w:val="2F9E44"/>
+        </w:rPr>
+        <w:t xml:space="preserve">答案:1.(B)　2.(A)　3.(C)　4.(D)</w:t>
+      </w:r>
+    </w:p>
+    <w:p>
+      <w:pPr>
+        <w:pStyle w:val="Heading1"/>
+        <w:spacing w:after="80" w:before="240"/>
+      </w:pPr>
+      <w:r>
+        <w:rPr>
+          <w:rFonts w:ascii="Microsoft JhengHei" w:eastAsia="Microsoft JhengHei"/>
+          <w:b/>
+          <w:bCs/>
+          <w:color w:val="2F9E44"/>
+          <w:sz w:val="30"/>
+          <w:szCs w:val="30"/>
+        </w:rPr>
+        <w:t xml:space="preserve">第117課 景差為相・隨堂練習</w:t>
+      </w:r>
+    </w:p>
+    <w:p>
+      <w:pPr>
+        <w:spacing w:after="60"/>
+      </w:pPr>
+      <w:r>
+        <w:rPr>
+          <w:rFonts w:ascii="Microsoft JhengHei" w:eastAsia="Microsoft JhengHei"/>
+        </w:rPr>
+        <w:t xml:space="preserve">(   ) 1. 景差「下陪乘而載之,覆以上衽」是一種什麼樣的表現?</w:t>
+      </w:r>
+    </w:p>
+    <w:p>
+      <w:pPr>
+        <w:spacing w:after="60"/>
+        <w:ind w:left="360"/>
+      </w:pPr>
+      <w:r>
+        <w:rPr>
+          <w:rFonts w:ascii="Microsoft JhengHei" w:eastAsia="Microsoft JhengHei"/>
+        </w:rPr>
+        <w:t xml:space="preserve">(A)愛護百姓　(B)無動於衷　(C)休戚與共　(D)鞠躬盡瘁</w:t>
+      </w:r>
+    </w:p>
+    <w:p>
+      <w:pPr>
+        <w:spacing w:after="60"/>
+      </w:pPr>
+      <w:r>
+        <w:rPr>
+          <w:rFonts w:ascii="Microsoft JhengHei" w:eastAsia="Microsoft JhengHei"/>
+        </w:rPr>
+        <w:t xml:space="preserve">(   ) 2. 晉國大夫叔向如何評論景差?</w:t>
+      </w:r>
+    </w:p>
+    <w:p>
+      <w:pPr>
+        <w:spacing w:after="60"/>
+        <w:ind w:left="360"/>
+      </w:pPr>
+      <w:r>
+        <w:rPr>
+          <w:rFonts w:ascii="Microsoft JhengHei" w:eastAsia="Microsoft JhengHei"/>
+        </w:rPr>
+        <w:t xml:space="preserve">(A)認為他是一個好的相國　(B)認為他擔任相國並不稱職　(C)認為他愛護百姓,荒廢了政事　(D)認為他忙著造橋修路,反而忽略了百姓的生活</w:t>
+      </w:r>
+    </w:p>
+    <w:p>
+      <w:pPr>
+        <w:spacing w:after="60"/>
+      </w:pPr>
+      <w:r>
+        <w:rPr>
+          <w:rFonts w:ascii="Microsoft JhengHei" w:eastAsia="Microsoft JhengHei"/>
+        </w:rPr>
+        <w:t xml:space="preserve">(   ) 3. 鄭人為什麼冬日涉水而過?</w:t>
+      </w:r>
+    </w:p>
+    <w:p>
+      <w:pPr>
+        <w:spacing w:after="60"/>
+        <w:ind w:left="360"/>
+      </w:pPr>
+      <w:r>
+        <w:rPr>
+          <w:rFonts w:ascii="Microsoft JhengHei" w:eastAsia="Microsoft JhengHei"/>
+        </w:rPr>
+        <w:t xml:space="preserve">(A)生活困苦,以捕魚維生　(B)沒有橋可走,只好涉水而過　(C)讓路給景差的車馬通過　(D)想要考驗景差是否能愛民如子</w:t>
+      </w:r>
+    </w:p>
+    <w:p>
+      <w:pPr>
+        <w:spacing w:after="60"/>
+      </w:pPr>
+      <w:r>
+        <w:rPr>
+          <w:rFonts w:ascii="Microsoft JhengHei" w:eastAsia="Microsoft JhengHei"/>
+        </w:rPr>
+        <w:t xml:space="preserve">(   ) 4. 本文的主旨是</w:t>
+      </w:r>
+    </w:p>
+    <w:p>
+      <w:pPr>
+        <w:spacing w:after="60"/>
+        <w:ind w:left="360"/>
+      </w:pPr>
+      <w:r>
+        <w:rPr>
+          <w:rFonts w:ascii="Microsoft JhengHei" w:eastAsia="Microsoft JhengHei"/>
+        </w:rPr>
+        <w:t xml:space="preserve">(A)施政者應以仁德教化人民　(B)政治腐敗將導致民怨沸騰　(C)施政者應深謀遠慮,未雨綢繆　(D)施政者應從善如流,接受好的意見</w:t>
+      </w:r>
+    </w:p>
+    <w:p>
+      <w:pPr>
+        <w:spacing w:after="60"/>
+      </w:pPr>
+      <w:r>
+        <w:rPr>
+          <w:rFonts w:ascii="Microsoft JhengHei" w:eastAsia="Microsoft JhengHei"/>
+          <w:color w:val="C92A2A"/>
+          <w:sz w:val="18"/>
+          <w:szCs w:val="18"/>
+        </w:rPr>
+        <w:t xml:space="preserve">※ 第2題選項(C)(D)部分字句因掃描模糊,已依文意還原,請對照原書。</w:t>
+      </w:r>
+    </w:p>
+    <w:p>
+      <w:pPr>
+        <w:spacing w:after="60"/>
+      </w:pPr>
+      <w:r>
+        <w:rPr>
+          <w:rFonts w:ascii="Microsoft JhengHei" w:eastAsia="Microsoft JhengHei"/>
+          <w:b/>
+          <w:bCs/>
+          <w:color w:val="2F9E44"/>
+        </w:rPr>
+        <w:t xml:space="preserve">答案:1.(A)　2.(B)　3.(B)　4.(C)</w:t>
+      </w:r>
+    </w:p>
+    <w:p>
+      <w:pPr>
+        <w:pStyle w:val="Heading1"/>
+        <w:spacing w:after="80" w:before="240"/>
+      </w:pPr>
+      <w:r>
+        <w:rPr>
+          <w:rFonts w:ascii="Microsoft JhengHei" w:eastAsia="Microsoft JhengHei"/>
+          <w:b/>
+          <w:bCs/>
+          <w:color w:val="1C7ED6"/>
+          <w:sz w:val="30"/>
+          <w:szCs w:val="30"/>
+        </w:rPr>
+        <w:t xml:space="preserve">第118課 生木造屋・隨堂練習</w:t>
+      </w:r>
+    </w:p>
+    <w:p>
+      <w:pPr>
+        <w:spacing w:after="60"/>
+      </w:pPr>
+      <w:r>
+        <w:rPr>
+          <w:rFonts w:ascii="Microsoft JhengHei" w:eastAsia="Microsoft JhengHei"/>
+        </w:rPr>
+        <w:t xml:space="preserve">(   ) 1. 工匠認為現在還不可以動工蓋房子的原因是</w:t>
+      </w:r>
+    </w:p>
+    <w:p>
+      <w:pPr>
+        <w:spacing w:after="60"/>
+        <w:ind w:left="360"/>
+      </w:pPr>
+      <w:r>
+        <w:rPr>
+          <w:rFonts w:ascii="Microsoft JhengHei" w:eastAsia="Microsoft JhengHei"/>
+        </w:rPr>
+        <w:t xml:space="preserve">(A)季節不對　(B)設計圖不好　(C)準備的木材不足　(D)剛伐下的木材水分未乾,立刻蓋房子,房子將來會倒塌</w:t>
+      </w:r>
+    </w:p>
+    <w:p>
+      <w:pPr>
+        <w:spacing w:after="60"/>
+      </w:pPr>
+      <w:r>
+        <w:rPr>
+          <w:rFonts w:ascii="Microsoft JhengHei" w:eastAsia="Microsoft JhengHei"/>
+        </w:rPr>
+        <w:t xml:space="preserve">(   ) 2. 高陽應回應工匠的話,可以說是</w:t>
+      </w:r>
+    </w:p>
+    <w:p>
+      <w:pPr>
+        <w:spacing w:after="60"/>
+        <w:ind w:left="360"/>
+      </w:pPr>
+      <w:r>
+        <w:rPr>
+          <w:rFonts w:ascii="Microsoft JhengHei" w:eastAsia="Microsoft JhengHei"/>
+        </w:rPr>
+        <w:t xml:space="preserve">(A)苦口婆心　(B)強詞奪理　(C)言不由衷　(D)一針見血</w:t>
+      </w:r>
+    </w:p>
+    <w:p>
+      <w:pPr>
+        <w:spacing w:after="60"/>
+      </w:pPr>
+      <w:r>
+        <w:rPr>
+          <w:rFonts w:ascii="Microsoft JhengHei" w:eastAsia="Microsoft JhengHei"/>
+        </w:rPr>
+        <w:t xml:space="preserve">(   ) 3. 下列哪一個「益」字,意近於「木益枯則勁」的「益」?</w:t>
+      </w:r>
+    </w:p>
+    <w:p>
+      <w:pPr>
+        <w:spacing w:after="60"/>
+        <w:ind w:left="360"/>
+      </w:pPr>
+      <w:r>
+        <w:rPr>
+          <w:rFonts w:ascii="Microsoft JhengHei" w:eastAsia="Microsoft JhengHei"/>
+        </w:rPr>
+        <w:t xml:space="preserve">(A)獲「益」匪淺　(B)精「益」求精　(C)良師「益」友　(D)延年「益」壽</w:t>
+      </w:r>
+    </w:p>
+    <w:p>
+      <w:pPr>
+        <w:spacing w:after="60"/>
+      </w:pPr>
+      <w:r>
+        <w:rPr>
+          <w:rFonts w:ascii="Microsoft JhengHei" w:eastAsia="Microsoft JhengHei"/>
+        </w:rPr>
+        <w:t xml:space="preserve">(   ) 4. 高陽應蓋的房子最後果然倒塌了,要歸咎於</w:t>
+      </w:r>
+    </w:p>
+    <w:p>
+      <w:pPr>
+        <w:spacing w:after="60"/>
+        <w:ind w:left="360"/>
+      </w:pPr>
+      <w:r>
+        <w:rPr>
+          <w:rFonts w:ascii="Microsoft JhengHei" w:eastAsia="Microsoft JhengHei"/>
+        </w:rPr>
+        <w:t xml:space="preserve">(A)工匠的技術不精　(B)房子的地基不夠穩固　(C)高陽應的不聽忠告,一意孤行　(D)高陽應貪小便宜,反而吃虧上當</w:t>
+      </w:r>
+    </w:p>
+    <w:p>
+      <w:pPr>
+        <w:spacing w:after="60"/>
+      </w:pPr>
+      <w:r>
+        <w:rPr>
+          <w:rFonts w:ascii="Microsoft JhengHei" w:eastAsia="Microsoft JhengHei"/>
+          <w:b/>
+          <w:bCs/>
+          <w:color w:val="2F9E44"/>
+        </w:rPr>
+        <w:t xml:space="preserve">答案:1.(D)　2.(B)　3.(B)　4.(C)</w:t>
+      </w:r>
+    </w:p>
+    <w:p>
+      <w:pPr>
+        <w:pStyle w:val="Heading1"/>
+        <w:spacing w:after="80" w:before="240"/>
+      </w:pPr>
+      <w:r>
+        <w:rPr>
+          <w:rFonts w:ascii="Microsoft JhengHei" w:eastAsia="Microsoft JhengHei"/>
+          <w:b/>
+          <w:bCs/>
+          <w:color w:val="AE3EC9"/>
+          <w:sz w:val="30"/>
+          <w:szCs w:val="30"/>
+        </w:rPr>
+        <w:t xml:space="preserve">第119課 逸馬殺犬・隨堂練習</w:t>
+      </w:r>
+    </w:p>
+    <w:p>
+      <w:pPr>
+        <w:spacing w:after="60"/>
+      </w:pPr>
+      <w:r>
+        <w:rPr>
+          <w:rFonts w:ascii="Microsoft JhengHei" w:eastAsia="Microsoft JhengHei"/>
+        </w:rPr>
+        <w:t xml:space="preserve">(   ) 1. 本文的主旨是</w:t>
+      </w:r>
+    </w:p>
+    <w:p>
+      <w:pPr>
+        <w:spacing w:after="60"/>
+        <w:ind w:left="360"/>
+      </w:pPr>
+      <w:r>
+        <w:rPr>
+          <w:rFonts w:ascii="Microsoft JhengHei" w:eastAsia="Microsoft JhengHei"/>
+        </w:rPr>
+        <w:t xml:space="preserve">(A)意外無所不在　(B)作文應求精練　(C)好的作家要有想像力　(D)同一件事情,每個人看法不見得一樣</w:t>
+      </w:r>
+    </w:p>
+    <w:p>
+      <w:pPr>
+        <w:spacing w:after="60"/>
+      </w:pPr>
+      <w:r>
+        <w:rPr>
+          <w:rFonts w:ascii="Microsoft JhengHei" w:eastAsia="Microsoft JhengHei"/>
+        </w:rPr>
+        <w:t xml:space="preserve">(   ) 2. 「試書其事」的「其事」是指</w:t>
+      </w:r>
+    </w:p>
+    <w:p>
+      <w:pPr>
+        <w:spacing w:after="60"/>
+        <w:ind w:left="360"/>
+      </w:pPr>
+      <w:r>
+        <w:rPr>
+          <w:rFonts w:ascii="Microsoft JhengHei" w:eastAsia="Microsoft JhengHei"/>
+        </w:rPr>
+        <w:t xml:space="preserve">(A)奇怪的事　(B)修史的事　(C)寫作的技巧　(D)剛剛看見的事</w:t>
+      </w:r>
+    </w:p>
+    <w:p>
+      <w:pPr>
+        <w:spacing w:after="60"/>
+      </w:pPr>
+      <w:r>
+        <w:rPr>
+          <w:rFonts w:ascii="Microsoft JhengHei" w:eastAsia="Microsoft JhengHei"/>
+        </w:rPr>
+        <w:t xml:space="preserve">(   ) 3. 公曰:「使子修史,萬卷未已也。」這句話的語氣是</w:t>
+      </w:r>
+    </w:p>
+    <w:p>
+      <w:pPr>
+        <w:spacing w:after="60"/>
+        <w:ind w:left="360"/>
+      </w:pPr>
+      <w:r>
+        <w:rPr>
+          <w:rFonts w:ascii="Microsoft JhengHei" w:eastAsia="Microsoft JhengHei"/>
+        </w:rPr>
+        <w:t xml:space="preserve">(A)讚美　(B)調侃　(C)感激　(D)懷疑</w:t>
+      </w:r>
+    </w:p>
+    <w:p>
+      <w:pPr>
+        <w:spacing w:after="60"/>
+      </w:pPr>
+      <w:r>
+        <w:rPr>
+          <w:rFonts w:ascii="Microsoft JhengHei" w:eastAsia="Microsoft JhengHei"/>
+        </w:rPr>
+        <w:t xml:space="preserve">(   ) 4. 歐陽脩「逸馬殺犬於道」一句,將事情敘述得</w:t>
+      </w:r>
+    </w:p>
+    <w:p>
+      <w:pPr>
+        <w:spacing w:after="60"/>
+        <w:ind w:left="360"/>
+      </w:pPr>
+      <w:r>
+        <w:rPr>
+          <w:rFonts w:ascii="Microsoft JhengHei" w:eastAsia="Microsoft JhengHei"/>
+        </w:rPr>
+        <w:t xml:space="preserve">(A)語焉不詳　(B)絲絲入扣　(C)言簡意賅　(D)天花亂墜</w:t>
+      </w:r>
+    </w:p>
+    <w:p>
+      <w:pPr>
+        <w:spacing w:after="60"/>
+      </w:pPr>
+      <w:r>
+        <w:rPr>
+          <w:rFonts w:ascii="Microsoft JhengHei" w:eastAsia="Microsoft JhengHei"/>
+          <w:b/>
+          <w:bCs/>
+          <w:color w:val="2F9E44"/>
+        </w:rPr>
+        <w:t xml:space="preserve">答案:1.(B)　2.(D)　3.(B)　4.(C)</w:t>
+      </w:r>
+    </w:p>
+    <w:p>
+      <w:pPr>
+        <w:pStyle w:val="Heading1"/>
+        <w:spacing w:after="80" w:before="240"/>
+      </w:pPr>
+      <w:r>
+        <w:rPr>
+          <w:rFonts w:ascii="Microsoft JhengHei" w:eastAsia="Microsoft JhengHei"/>
+          <w:b/>
+          <w:bCs/>
+          <w:color w:val="D6336C"/>
+          <w:sz w:val="30"/>
+          <w:szCs w:val="30"/>
+        </w:rPr>
+        <w:t xml:space="preserve">第120課 季札掛劍・隨堂練習</w:t>
+      </w:r>
+    </w:p>
+    <w:p>
+      <w:pPr>
+        <w:spacing w:after="60"/>
+      </w:pPr>
+      <w:r>
+        <w:rPr>
+          <w:rFonts w:ascii="Microsoft JhengHei" w:eastAsia="Microsoft JhengHei"/>
+        </w:rPr>
+        <w:t xml:space="preserve">(   ) 1. 根據本文,「季札掛劍」後來成為什麼的象徵?</w:t>
+      </w:r>
+    </w:p>
+    <w:p>
+      <w:pPr>
+        <w:spacing w:after="60"/>
+        <w:ind w:left="360"/>
+      </w:pPr>
+      <w:r>
+        <w:rPr>
+          <w:rFonts w:ascii="Microsoft JhengHei" w:eastAsia="Microsoft JhengHei"/>
+        </w:rPr>
+        <w:t xml:space="preserve">(A)友誼深厚　(B)君子之交　(C)講誠信、重然諾　(D)禮尚往來,禮輕情義重</w:t>
+      </w:r>
+    </w:p>
+    <w:p>
+      <w:pPr>
+        <w:spacing w:after="60"/>
+      </w:pPr>
+      <w:r>
+        <w:rPr>
+          <w:rFonts w:ascii="Microsoft JhengHei" w:eastAsia="Microsoft JhengHei"/>
+        </w:rPr>
+        <w:t xml:space="preserve">(   ) 2. 季札一開始未將寶劍送給徐君的原因是</w:t>
+      </w:r>
+    </w:p>
+    <w:p>
+      <w:pPr>
+        <w:spacing w:after="60"/>
+        <w:ind w:left="360"/>
+      </w:pPr>
+      <w:r>
+        <w:rPr>
+          <w:rFonts w:ascii="Microsoft JhengHei" w:eastAsia="Microsoft JhengHei"/>
+        </w:rPr>
+        <w:t xml:space="preserve">(A)寶劍很名貴,捨不得　(B)初次和徐君見面,交情不深　(C)徐君不是使者,不需佩劍　(D)將代表國家出訪別國,佩帶寶劍是一種禮節</w:t>
+      </w:r>
+    </w:p>
+    <w:p>
+      <w:pPr>
+        <w:spacing w:after="60"/>
+      </w:pPr>
+      <w:r>
+        <w:rPr>
+          <w:rFonts w:ascii="Microsoft JhengHei" w:eastAsia="Microsoft JhengHei"/>
+        </w:rPr>
+        <w:t xml:space="preserve">(   ) 3. 季札後來仍將寶劍送給徐君的原因是</w:t>
+      </w:r>
+    </w:p>
+    <w:p>
+      <w:pPr>
+        <w:spacing w:after="60"/>
+        <w:ind w:left="360"/>
+      </w:pPr>
+      <w:r>
+        <w:rPr>
+          <w:rFonts w:ascii="Microsoft JhengHei" w:eastAsia="Microsoft JhengHei"/>
+        </w:rPr>
+        <w:t xml:space="preserve">(A)徐君跟他要　(B)當初已在心裡允諾要把劍送給他　(C)希望加強兩國間的友好關係　(D)發現徐君已死,感到很難過</w:t>
+      </w:r>
+    </w:p>
+    <w:p>
+      <w:pPr>
+        <w:spacing w:after="60"/>
+      </w:pPr>
+      <w:r>
+        <w:rPr>
+          <w:rFonts w:ascii="Microsoft JhengHei" w:eastAsia="Microsoft JhengHei"/>
+        </w:rPr>
+        <w:t xml:space="preserve">(   ) 4. 季札的寶劍最後的下落是</w:t>
+      </w:r>
+    </w:p>
+    <w:p>
+      <w:pPr>
+        <w:spacing w:after="60"/>
+        <w:ind w:left="360"/>
+      </w:pPr>
+      <w:r>
+        <w:rPr>
+          <w:rFonts w:ascii="Microsoft JhengHei" w:eastAsia="Microsoft JhengHei"/>
+        </w:rPr>
+        <w:t xml:space="preserve">(A)親自送到徐君手中　(B)陪葬在徐君墓中　(C)掛在徐君墓前的樹上　(D)因徐君已死,所以又帶回來了</w:t>
+      </w:r>
+    </w:p>
+    <w:p>
+      <w:pPr>
+        <w:spacing w:after="60"/>
+      </w:pPr>
+      <w:r>
+        <w:rPr>
+          <w:rFonts w:ascii="Microsoft JhengHei" w:eastAsia="Microsoft JhengHei"/>
+          <w:b/>
+          <w:bCs/>
+          <w:color w:val="2F9E44"/>
+        </w:rPr>
+        <w:t xml:space="preserve">答案:1.(C)　2.(D)　3.(B)　4.(C)</w:t>
+      </w:r>
+    </w:p>
+    <w:p>
       <w:pPr>
         <w:pStyle w:val="Heading1"/>
         <w:spacing w:after="80" w:before="240"/>

--- a/古文今讀111-120.docx
+++ b/古文今讀111-120.docx
@@ -3667,98 +3667,6 @@
                 <w:bCs w:val="false"/>
               </w:rPr>
               <w:t xml:space="preserve">攀爬(比喻用錯方法,徒勞無功)</w:t>
-            </w:r>
-          </w:p>
-        </w:tc>
-        <w:tc>
-          <w:tcPr>
-            <w:tcW w:type="dxa" w:w="1000"/>
-            <w:tcBorders>
-              <w:top w:val="single" w:color="BBBBBB" w:sz="4"/>
-              <w:left w:val="single" w:color="BBBBBB" w:sz="4"/>
-              <w:bottom w:val="single" w:color="BBBBBB" w:sz="4"/>
-              <w:right w:val="single" w:color="BBBBBB" w:sz="4"/>
-            </w:tcBorders>
-            <w:tcMar>
-              <w:top w:type="dxa" w:w="40"/>
-              <w:left w:type="dxa" w:w="80"/>
-              <w:bottom w:type="dxa" w:w="40"/>
-              <w:right w:type="dxa" w:w="80"/>
-            </w:tcMar>
-          </w:tcPr>
-          <w:p>
-            <w:pPr>
-              <w:spacing w:after="60"/>
-            </w:pPr>
-            <w:r>
-              <w:rPr>
-                <w:rFonts w:ascii="Microsoft JhengHei" w:eastAsia="Microsoft JhengHei"/>
-                <w:b w:val="false"/>
-                <w:bCs w:val="false"/>
-              </w:rPr>
-              <w:t xml:space="preserve">動</w:t>
-            </w:r>
-          </w:p>
-        </w:tc>
-      </w:tr>
-      <w:tr>
-        <w:tc>
-          <w:tcPr>
-            <w:tcW w:type="dxa" w:w="3600"/>
-            <w:tcBorders>
-              <w:top w:val="single" w:color="BBBBBB" w:sz="4"/>
-              <w:left w:val="single" w:color="BBBBBB" w:sz="4"/>
-              <w:bottom w:val="single" w:color="BBBBBB" w:sz="4"/>
-              <w:right w:val="single" w:color="BBBBBB" w:sz="4"/>
-            </w:tcBorders>
-            <w:tcMar>
-              <w:top w:type="dxa" w:w="40"/>
-              <w:left w:type="dxa" w:w="80"/>
-              <w:bottom w:type="dxa" w:w="40"/>
-              <w:right w:type="dxa" w:w="80"/>
-            </w:tcMar>
-          </w:tcPr>
-          <w:p>
-            <w:pPr>
-              <w:spacing w:after="60"/>
-            </w:pPr>
-            <w:r>
-              <w:rPr>
-                <w:rFonts w:ascii="Microsoft JhengHei" w:eastAsia="Microsoft JhengHei"/>
-                <w:b w:val="false"/>
-                <w:bCs w:val="false"/>
-              </w:rPr>
-              <w:t xml:space="preserve">「緣」溪行,忘路之遠近</w:t>
-            </w:r>
-          </w:p>
-        </w:tc>
-        <w:tc>
-          <w:tcPr>
-            <w:tcW w:type="dxa" w:w="4400"/>
-            <w:tcBorders>
-              <w:top w:val="single" w:color="BBBBBB" w:sz="4"/>
-              <w:left w:val="single" w:color="BBBBBB" w:sz="4"/>
-              <w:bottom w:val="single" w:color="BBBBBB" w:sz="4"/>
-              <w:right w:val="single" w:color="BBBBBB" w:sz="4"/>
-            </w:tcBorders>
-            <w:tcMar>
-              <w:top w:type="dxa" w:w="40"/>
-              <w:left w:type="dxa" w:w="80"/>
-              <w:bottom w:type="dxa" w:w="40"/>
-              <w:right w:type="dxa" w:w="80"/>
-            </w:tcMar>
-          </w:tcPr>
-          <w:p>
-            <w:pPr>
-              <w:spacing w:after="60"/>
-            </w:pPr>
-            <w:r>
-              <w:rPr>
-                <w:rFonts w:ascii="Microsoft JhengHei" w:eastAsia="Microsoft JhengHei"/>
-                <w:b w:val="false"/>
-                <w:bCs w:val="false"/>
-              </w:rPr>
-              <w:t xml:space="preserve">沿、循</w:t>
             </w:r>
           </w:p>
         </w:tc>
@@ -4600,7 +4508,7 @@
           <w:sz w:val="26"/>
           <w:szCs w:val="26"/>
         </w:rPr>
-        <w:t xml:space="preserve">塌(ㄊㄚ/ㄊㄢ)</w:t>
+        <w:t xml:space="preserve">塌(ㄊㄚ)</w:t>
       </w:r>
     </w:p>
     <w:tbl>
@@ -4742,7 +4650,7 @@
                 <w:b w:val="false"/>
                 <w:bCs w:val="false"/>
               </w:rPr>
-              <w:t xml:space="preserve">倒「塌」、坍「塌」</w:t>
+              <w:t xml:space="preserve">倒「塌」、坍(ㄊㄢ)「塌」</w:t>
             </w:r>
           </w:p>
         </w:tc>
@@ -6947,7 +6855,7 @@
         <w:rPr>
           <w:rFonts w:ascii="Microsoft JhengHei" w:eastAsia="Microsoft JhengHei"/>
         </w:rPr>
-        <w:t xml:space="preserve">(A)(支架)垮落　(B)漲、漫出,為「溢」之本字　(C)(底部)脫落　(D)原因、理由</w:t>
+        <w:t xml:space="preserve">(A)凹陷　(B)增加(延長壽命,多為頌祝人長壽)　(C)好處　(D)原因、理由</w:t>
       </w:r>
     </w:p>
     <w:p>
@@ -6970,7 +6878,7 @@
         <w:rPr>
           <w:rFonts w:ascii="Microsoft JhengHei" w:eastAsia="Microsoft JhengHei"/>
         </w:rPr>
-        <w:t xml:space="preserve">(A)攀爬(比喻用錯方法,徒勞無功)　(B)凹陷　(C)幫助、補助　(D)人與人或事物之間遇合的機會</w:t>
+        <w:t xml:space="preserve">(A)依傍　(B)攀爬(比喻用錯方法,徒勞無功)　(C)人與人或事物之間遇合的機會　(D)(底部)脫落</w:t>
       </w:r>
     </w:p>
     <w:p>
@@ -6993,18 +6901,18 @@
         <w:rPr>
           <w:rFonts w:ascii="Microsoft JhengHei" w:eastAsia="Microsoft JhengHei"/>
         </w:rPr>
-        <w:t xml:space="preserve">(A)好處　(B)不真的、虛偽的、人造的　(C)沿、循　(D)攀爬(比喻用錯方法,徒勞無功)</w:t>
-      </w:r>
-    </w:p>
-    <w:p>
-      <w:pPr>
-        <w:spacing w:after="60"/>
-      </w:pPr>
-      <w:r>
-        <w:rPr>
-          <w:rFonts w:ascii="Microsoft JhengHei" w:eastAsia="Microsoft JhengHei"/>
-        </w:rPr>
-        <w:t xml:space="preserve">(   ) 4. 「緣」溪行,忘路之遠近 的「緣」,意思是?</w:t>
+        <w:t xml:space="preserve">(A)工作期間依規定或經申請獲准的休息時間　(B)人與人或事物之間遇合的機會　(C)攀爬(比喻用錯方法,徒勞無功)　(D)借(狐假虎威:比喻憑恃有權者的威勢恐嚇他人、作威作福)</w:t>
+      </w:r>
+    </w:p>
+    <w:p>
+      <w:pPr>
+        <w:spacing w:after="60"/>
+      </w:pPr>
+      <w:r>
+        <w:rPr>
+          <w:rFonts w:ascii="Microsoft JhengHei" w:eastAsia="Microsoft JhengHei"/>
+        </w:rPr>
+        <w:t xml:space="preserve">(   ) 4. 花徑不曾「緣」客掃/只「緣」身在此山中 的「緣」,意思是?</w:t>
       </w:r>
     </w:p>
     <w:p>
@@ -7016,18 +6924,18 @@
         <w:rPr>
           <w:rFonts w:ascii="Microsoft JhengHei" w:eastAsia="Microsoft JhengHei"/>
         </w:rPr>
-        <w:t xml:space="preserve">(A)好處　(B)人與人或事物之間遇合的機會　(C)因為、由於　(D)沿、循</w:t>
-      </w:r>
-    </w:p>
-    <w:p>
-      <w:pPr>
-        <w:spacing w:after="60"/>
-      </w:pPr>
-      <w:r>
-        <w:rPr>
-          <w:rFonts w:ascii="Microsoft JhengHei" w:eastAsia="Microsoft JhengHei"/>
-        </w:rPr>
-        <w:t xml:space="preserve">(   ) 5. 花徑不曾「緣」客掃/只「緣」身在此山中 的「緣」,意思是?</w:t>
+        <w:t xml:space="preserve">(A)如果　(B)人與人或事物之間遇合的機會　(C)漲、漫出,為「溢」之本字　(D)因為、由於</w:t>
+      </w:r>
+    </w:p>
+    <w:p>
+      <w:pPr>
+        <w:spacing w:after="60"/>
+      </w:pPr>
+      <w:r>
+        <w:rPr>
+          <w:rFonts w:ascii="Microsoft JhengHei" w:eastAsia="Microsoft JhengHei"/>
+        </w:rPr>
+        <w:t xml:space="preserve">(   ) 5. 澭水暴「益」,荊人弗知 的「益」,意思是?</w:t>
       </w:r>
     </w:p>
     <w:p>
@@ -7039,18 +6947,18 @@
         <w:rPr>
           <w:rFonts w:ascii="Microsoft JhengHei" w:eastAsia="Microsoft JhengHei"/>
         </w:rPr>
-        <w:t xml:space="preserve">(A)因為、由於　(B)好處　(C)工作期間依規定或經申請獲准的休息時間　(D)人與人或事物之間遇合的機會</w:t>
-      </w:r>
-    </w:p>
-    <w:p>
-      <w:pPr>
-        <w:spacing w:after="60"/>
-      </w:pPr>
-      <w:r>
-        <w:rPr>
-          <w:rFonts w:ascii="Microsoft JhengHei" w:eastAsia="Microsoft JhengHei"/>
-        </w:rPr>
-        <w:t xml:space="preserve">(   ) 6. 澭水暴「益」,荊人弗知 的「益」,意思是?</w:t>
+        <w:t xml:space="preserve">(A)漲、漫出,為「溢」之本字　(B)有好處的　(C)原因、理由　(D)人與人或事物之間遇合的機會</w:t>
+      </w:r>
+    </w:p>
+    <w:p>
+      <w:pPr>
+        <w:spacing w:after="60"/>
+      </w:pPr>
+      <w:r>
+        <w:rPr>
+          <w:rFonts w:ascii="Microsoft JhengHei" w:eastAsia="Microsoft JhengHei"/>
+        </w:rPr>
+        <w:t xml:space="preserve">(   ) 6. 延年「益」壽 的「益」,意思是?</w:t>
       </w:r>
     </w:p>
     <w:p>
@@ -7062,18 +6970,18 @@
         <w:rPr>
           <w:rFonts w:ascii="Microsoft JhengHei" w:eastAsia="Microsoft JhengHei"/>
         </w:rPr>
-        <w:t xml:space="preserve">(A)更加(力求技能進步再進步)　(B)沿、循　(C)漲、漫出,為「溢」之本字　(D)因為、由於</w:t>
-      </w:r>
-    </w:p>
-    <w:p>
-      <w:pPr>
-        <w:spacing w:after="60"/>
-      </w:pPr>
-      <w:r>
-        <w:rPr>
-          <w:rFonts w:ascii="Microsoft JhengHei" w:eastAsia="Microsoft JhengHei"/>
-        </w:rPr>
-        <w:t xml:space="preserve">(   ) 7. 延年「益」壽 的「益」,意思是?</w:t>
+        <w:t xml:space="preserve">(A)漲、漫出,為「溢」之本字　(B)增加(延長壽命,多為頌祝人長壽)　(C)(支架)垮落　(D)因為、由於</w:t>
+      </w:r>
+    </w:p>
+    <w:p>
+      <w:pPr>
+        <w:spacing w:after="60"/>
+      </w:pPr>
+      <w:r>
+        <w:rPr>
+          <w:rFonts w:ascii="Microsoft JhengHei" w:eastAsia="Microsoft JhengHei"/>
+        </w:rPr>
+        <w:t xml:space="preserve">(   ) 7. 助「益」 的「益」,意思是?</w:t>
       </w:r>
     </w:p>
     <w:p>
@@ -7085,18 +6993,18 @@
         <w:rPr>
           <w:rFonts w:ascii="Microsoft JhengHei" w:eastAsia="Microsoft JhengHei"/>
         </w:rPr>
-        <w:t xml:space="preserve">(A)凹陷　(B)攀爬(比喻用錯方法,徒勞無功)　(C)沿、循　(D)增加(延長壽命,多為頌祝人長壽)</w:t>
-      </w:r>
-    </w:p>
-    <w:p>
-      <w:pPr>
-        <w:spacing w:after="60"/>
-      </w:pPr>
-      <w:r>
-        <w:rPr>
-          <w:rFonts w:ascii="Microsoft JhengHei" w:eastAsia="Microsoft JhengHei"/>
-        </w:rPr>
-        <w:t xml:space="preserve">(   ) 8. 助「益」 的「益」,意思是?</w:t>
+        <w:t xml:space="preserve">(A)因為、由於　(B)增加(延長壽命,多為頌祝人長壽)　(C)好處　(D)幫助、補助</w:t>
+      </w:r>
+    </w:p>
+    <w:p>
+      <w:pPr>
+        <w:spacing w:after="60"/>
+      </w:pPr>
+      <w:r>
+        <w:rPr>
+          <w:rFonts w:ascii="Microsoft JhengHei" w:eastAsia="Microsoft JhengHei"/>
+        </w:rPr>
+        <w:t xml:space="preserve">(   ) 8. 利「益」、收「益」 的「益」,意思是?</w:t>
       </w:r>
     </w:p>
     <w:p>
@@ -7108,18 +7016,18 @@
         <w:rPr>
           <w:rFonts w:ascii="Microsoft JhengHei" w:eastAsia="Microsoft JhengHei"/>
         </w:rPr>
-        <w:t xml:space="preserve">(A)幫助、補助　(B)依傍　(C)不真的、虛偽的、人造的　(D)(支架)垮落</w:t>
-      </w:r>
-    </w:p>
-    <w:p>
-      <w:pPr>
-        <w:spacing w:after="60"/>
-      </w:pPr>
-      <w:r>
-        <w:rPr>
-          <w:rFonts w:ascii="Microsoft JhengHei" w:eastAsia="Microsoft JhengHei"/>
-        </w:rPr>
-        <w:t xml:space="preserve">(   ) 9. 利「益」、收「益」 的「益」,意思是?</w:t>
+        <w:t xml:space="preserve">(A)好處　(B)幫助、補助　(C)人與人或事物之間遇合的機會　(D)有好處的</w:t>
+      </w:r>
+    </w:p>
+    <w:p>
+      <w:pPr>
+        <w:spacing w:after="60"/>
+      </w:pPr>
+      <w:r>
+        <w:rPr>
+          <w:rFonts w:ascii="Microsoft JhengHei" w:eastAsia="Microsoft JhengHei"/>
+        </w:rPr>
+        <w:t xml:space="preserve">(   ) 9. 「益」友、「益」處 的「益」,意思是?</w:t>
       </w:r>
     </w:p>
     <w:p>
@@ -7131,18 +7039,18 @@
         <w:rPr>
           <w:rFonts w:ascii="Microsoft JhengHei" w:eastAsia="Microsoft JhengHei"/>
         </w:rPr>
-        <w:t xml:space="preserve">(A)幫助、補助　(B)好處　(C)更加(力求技能進步再進步)　(D)凹陷</w:t>
-      </w:r>
-    </w:p>
-    <w:p>
-      <w:pPr>
-        <w:spacing w:after="60"/>
-      </w:pPr>
-      <w:r>
-        <w:rPr>
-          <w:rFonts w:ascii="Microsoft JhengHei" w:eastAsia="Microsoft JhengHei"/>
-        </w:rPr>
-        <w:t xml:space="preserve">(   ) 10. 「益」友、「益」處 的「益」,意思是?</w:t>
+        <w:t xml:space="preserve">(A)漲、漫出,為「溢」之本字　(B)(底部)脫落　(C)有好處的　(D)依傍</w:t>
+      </w:r>
+    </w:p>
+    <w:p>
+      <w:pPr>
+        <w:spacing w:after="60"/>
+      </w:pPr>
+      <w:r>
+        <w:rPr>
+          <w:rFonts w:ascii="Microsoft JhengHei" w:eastAsia="Microsoft JhengHei"/>
+        </w:rPr>
+        <w:t xml:space="preserve">(   ) 10. 精「益」求精 的「益」,意思是?</w:t>
       </w:r>
     </w:p>
     <w:p>
@@ -7154,18 +7062,18 @@
         <w:rPr>
           <w:rFonts w:ascii="Microsoft JhengHei" w:eastAsia="Microsoft JhengHei"/>
         </w:rPr>
-        <w:t xml:space="preserve">(A)有好處的　(B)攀爬(比喻用錯方法,徒勞無功)　(C)依傍　(D)更加(力求技能進步再進步)</w:t>
-      </w:r>
-    </w:p>
-    <w:p>
-      <w:pPr>
-        <w:spacing w:after="60"/>
-      </w:pPr>
-      <w:r>
-        <w:rPr>
-          <w:rFonts w:ascii="Microsoft JhengHei" w:eastAsia="Microsoft JhengHei"/>
-        </w:rPr>
-        <w:t xml:space="preserve">(   ) 11. 精「益」求精 的「益」,意思是?</w:t>
+        <w:t xml:space="preserve">(A)更加(力求技能進步再進步)　(B)(支架)垮落　(C)攀爬(比喻用錯方法,徒勞無功)　(D)有好處的</w:t>
+      </w:r>
+    </w:p>
+    <w:p>
+      <w:pPr>
+        <w:spacing w:after="60"/>
+      </w:pPr>
+      <w:r>
+        <w:rPr>
+          <w:rFonts w:ascii="Microsoft JhengHei" w:eastAsia="Microsoft JhengHei"/>
+        </w:rPr>
+        <w:t xml:space="preserve">(   ) 11. 倒「塌」、坍(ㄊㄢ)「塌」 的「塌」,意思是?</w:t>
       </w:r>
     </w:p>
     <w:p>
@@ -7177,18 +7085,18 @@
         <w:rPr>
           <w:rFonts w:ascii="Microsoft JhengHei" w:eastAsia="Microsoft JhengHei"/>
         </w:rPr>
-        <w:t xml:space="preserve">(A)攀爬(比喻用錯方法,徒勞無功)　(B)有好處的　(C)更加(力求技能進步再進步)　(D)沿、循</w:t>
-      </w:r>
-    </w:p>
-    <w:p>
-      <w:pPr>
-        <w:spacing w:after="60"/>
-      </w:pPr>
-      <w:r>
-        <w:rPr>
-          <w:rFonts w:ascii="Microsoft JhengHei" w:eastAsia="Microsoft JhengHei"/>
-        </w:rPr>
-        <w:t xml:space="preserve">(   ) 12. 倒「塌」、坍「塌」 的「塌」,意思是?</w:t>
+        <w:t xml:space="preserve">(A)攀爬(比喻用錯方法,徒勞無功)　(B)更加(力求技能進步再進步)　(C)(支架)垮落　(D)人與人或事物之間遇合的機會</w:t>
+      </w:r>
+    </w:p>
+    <w:p>
+      <w:pPr>
+        <w:spacing w:after="60"/>
+      </w:pPr>
+      <w:r>
+        <w:rPr>
+          <w:rFonts w:ascii="Microsoft JhengHei" w:eastAsia="Microsoft JhengHei"/>
+        </w:rPr>
+        <w:t xml:space="preserve">(   ) 12. 瘦得兩眼都「塌」進去了、打「塌」鼻梁 的「塌」,意思是?</w:t>
       </w:r>
     </w:p>
     <w:p>
@@ -7200,18 +7108,18 @@
         <w:rPr>
           <w:rFonts w:ascii="Microsoft JhengHei" w:eastAsia="Microsoft JhengHei"/>
         </w:rPr>
-        <w:t xml:space="preserve">(A)因為、由於　(B)不真的、虛偽的、人造的　(C)依傍　(D)(支架)垮落</w:t>
-      </w:r>
-    </w:p>
-    <w:p>
-      <w:pPr>
-        <w:spacing w:after="60"/>
-      </w:pPr>
-      <w:r>
-        <w:rPr>
-          <w:rFonts w:ascii="Microsoft JhengHei" w:eastAsia="Microsoft JhengHei"/>
-        </w:rPr>
-        <w:t xml:space="preserve">(   ) 13. 瘦得兩眼都「塌」進去了、打「塌」鼻梁 的「塌」,意思是?</w:t>
+        <w:t xml:space="preserve">(A)漲、漫出,為「溢」之本字　(B)幫助、補助　(C)如果　(D)凹陷</w:t>
+      </w:r>
+    </w:p>
+    <w:p>
+      <w:pPr>
+        <w:spacing w:after="60"/>
+      </w:pPr>
+      <w:r>
+        <w:rPr>
+          <w:rFonts w:ascii="Microsoft JhengHei" w:eastAsia="Microsoft JhengHei"/>
+        </w:rPr>
+        <w:t xml:space="preserve">(   ) 13. 桶底都「塌」下來了 的「塌」,意思是?</w:t>
       </w:r>
     </w:p>
     <w:p>
@@ -7223,18 +7131,18 @@
         <w:rPr>
           <w:rFonts w:ascii="Microsoft JhengHei" w:eastAsia="Microsoft JhengHei"/>
         </w:rPr>
-        <w:t xml:space="preserve">(A)凹陷　(B)工作期間依規定或經申請獲准的休息時間　(C)如果　(D)更加(力求技能進步再進步)</w:t>
-      </w:r>
-    </w:p>
-    <w:p>
-      <w:pPr>
-        <w:spacing w:after="60"/>
-      </w:pPr>
-      <w:r>
-        <w:rPr>
-          <w:rFonts w:ascii="Microsoft JhengHei" w:eastAsia="Microsoft JhengHei"/>
-        </w:rPr>
-        <w:t xml:space="preserve">(   ) 14. 桶底都「塌」下來了 的「塌」,意思是?</w:t>
+        <w:t xml:space="preserve">(A)(底部)脫落　(B)(支架)垮落　(C)凹陷　(D)工作期間依規定或經申請獲准的休息時間</w:t>
+      </w:r>
+    </w:p>
+    <w:p>
+      <w:pPr>
+        <w:spacing w:after="60"/>
+      </w:pPr>
+      <w:r>
+        <w:rPr>
+          <w:rFonts w:ascii="Microsoft JhengHei" w:eastAsia="Microsoft JhengHei"/>
+        </w:rPr>
+        <w:t xml:space="preserve">(   ) 14. 虛情「假」意、「假」髮 的「假」,意思是?</w:t>
       </w:r>
     </w:p>
     <w:p>
@@ -7246,18 +7154,18 @@
         <w:rPr>
           <w:rFonts w:ascii="Microsoft JhengHei" w:eastAsia="Microsoft JhengHei"/>
         </w:rPr>
-        <w:t xml:space="preserve">(A)如果　(B)(底部)脫落　(C)借(狐假虎威:比喻憑恃有權者的威勢恐嚇他人、作威作福)　(D)攀爬(比喻用錯方法,徒勞無功)</w:t>
-      </w:r>
-    </w:p>
-    <w:p>
-      <w:pPr>
-        <w:spacing w:after="60"/>
-      </w:pPr>
-      <w:r>
-        <w:rPr>
-          <w:rFonts w:ascii="Microsoft JhengHei" w:eastAsia="Microsoft JhengHei"/>
-        </w:rPr>
-        <w:t xml:space="preserve">(   ) 15. 虛情「假」意、「假」髮 的「假」,意思是?</w:t>
+        <w:t xml:space="preserve">(A)借(狐假虎威:比喻憑恃有權者的威勢恐嚇他人、作威作福)　(B)攀爬(比喻用錯方法,徒勞無功)　(C)依傍　(D)不真的、虛偽的、人造的</w:t>
+      </w:r>
+    </w:p>
+    <w:p>
+      <w:pPr>
+        <w:spacing w:after="60"/>
+      </w:pPr>
+      <w:r>
+        <w:rPr>
+          <w:rFonts w:ascii="Microsoft JhengHei" w:eastAsia="Microsoft JhengHei"/>
+        </w:rPr>
+        <w:t xml:space="preserve">(   ) 15. 「假」手於人、狐「假」虎威 的「假」,意思是?</w:t>
       </w:r>
     </w:p>
     <w:p>
@@ -7269,18 +7177,18 @@
         <w:rPr>
           <w:rFonts w:ascii="Microsoft JhengHei" w:eastAsia="Microsoft JhengHei"/>
         </w:rPr>
-        <w:t xml:space="preserve">(A)不真的、虛偽的、人造的　(B)人與人或事物之間遇合的機會　(C)借(狐假虎威:比喻憑恃有權者的威勢恐嚇他人、作威作福)　(D)有好處的</w:t>
-      </w:r>
-    </w:p>
-    <w:p>
-      <w:pPr>
-        <w:spacing w:after="60"/>
-      </w:pPr>
-      <w:r>
-        <w:rPr>
-          <w:rFonts w:ascii="Microsoft JhengHei" w:eastAsia="Microsoft JhengHei"/>
-        </w:rPr>
-        <w:t xml:space="preserve">(   ) 16. 「假」手於人、狐「假」虎威 的「假」,意思是?</w:t>
+        <w:t xml:space="preserve">(A)借(狐假虎威:比喻憑恃有權者的威勢恐嚇他人、作威作福)　(B)攀爬(比喻用錯方法,徒勞無功)　(C)凹陷　(D)人與人或事物之間遇合的機會</w:t>
+      </w:r>
+    </w:p>
+    <w:p>
+      <w:pPr>
+        <w:spacing w:after="60"/>
+      </w:pPr>
+      <w:r>
+        <w:rPr>
+          <w:rFonts w:ascii="Microsoft JhengHei" w:eastAsia="Microsoft JhengHei"/>
+        </w:rPr>
+        <w:t xml:space="preserve">(   ) 16. 於學無所遺,於辭無所「假」 的「假」,意思是?</w:t>
       </w:r>
     </w:p>
     <w:p>
@@ -7292,18 +7200,18 @@
         <w:rPr>
           <w:rFonts w:ascii="Microsoft JhengHei" w:eastAsia="Microsoft JhengHei"/>
         </w:rPr>
-        <w:t xml:space="preserve">(A)(支架)垮落　(B)不真的、虛偽的、人造的　(C)借(狐假虎威:比喻憑恃有權者的威勢恐嚇他人、作威作福)　(D)原因、理由</w:t>
-      </w:r>
-    </w:p>
-    <w:p>
-      <w:pPr>
-        <w:spacing w:after="60"/>
-      </w:pPr>
-      <w:r>
-        <w:rPr>
-          <w:rFonts w:ascii="Microsoft JhengHei" w:eastAsia="Microsoft JhengHei"/>
-        </w:rPr>
-        <w:t xml:space="preserve">(   ) 17. 於學無所遺,於辭無所「假」 的「假」,意思是?</w:t>
+        <w:t xml:space="preserve">(A)借(狐假虎威:比喻憑恃有權者的威勢恐嚇他人、作威作福)　(B)更加(力求技能進步再進步)　(C)依傍　(D)(底部)脫落</w:t>
+      </w:r>
+    </w:p>
+    <w:p>
+      <w:pPr>
+        <w:spacing w:after="60"/>
+      </w:pPr>
+      <w:r>
+        <w:rPr>
+          <w:rFonts w:ascii="Microsoft JhengHei" w:eastAsia="Microsoft JhengHei"/>
+        </w:rPr>
+        <w:t xml:space="preserve">(   ) 17. 「假」若、「假」如 的「假」,意思是?</w:t>
       </w:r>
     </w:p>
     <w:p>
@@ -7315,18 +7223,18 @@
         <w:rPr>
           <w:rFonts w:ascii="Microsoft JhengHei" w:eastAsia="Microsoft JhengHei"/>
         </w:rPr>
-        <w:t xml:space="preserve">(A)借(狐假虎威:比喻憑恃有權者的威勢恐嚇他人、作威作福)　(B)增加(延長壽命,多為頌祝人長壽)　(C)依傍　(D)人與人或事物之間遇合的機會</w:t>
-      </w:r>
-    </w:p>
-    <w:p>
-      <w:pPr>
-        <w:spacing w:after="60"/>
-      </w:pPr>
-      <w:r>
-        <w:rPr>
-          <w:rFonts w:ascii="Microsoft JhengHei" w:eastAsia="Microsoft JhengHei"/>
-        </w:rPr>
-        <w:t xml:space="preserve">(   ) 18. 「假」若、「假」如 的「假」,意思是?</w:t>
+        <w:t xml:space="preserve">(A)增加(延長壽命,多為頌祝人長壽)　(B)更加(力求技能進步再進步)　(C)凹陷　(D)如果</w:t>
+      </w:r>
+    </w:p>
+    <w:p>
+      <w:pPr>
+        <w:spacing w:after="60"/>
+      </w:pPr>
+      <w:r>
+        <w:rPr>
+          <w:rFonts w:ascii="Microsoft JhengHei" w:eastAsia="Microsoft JhengHei"/>
+        </w:rPr>
+        <w:t xml:space="preserve">(   ) 18. 銷「假」、春「假」(ㄐㄧㄚˋ) 的「假」,意思是?</w:t>
       </w:r>
     </w:p>
     <w:p>
@@ -7338,30 +7246,7 @@
         <w:rPr>
           <w:rFonts w:ascii="Microsoft JhengHei" w:eastAsia="Microsoft JhengHei"/>
         </w:rPr>
-        <w:t xml:space="preserve">(A)工作期間依規定或經申請獲准的休息時間　(B)凹陷　(C)借(狐假虎威:比喻憑恃有權者的威勢恐嚇他人、作威作福)　(D)如果</w:t>
-      </w:r>
-    </w:p>
-    <w:p>
-      <w:pPr>
-        <w:spacing w:after="60"/>
-      </w:pPr>
-      <w:r>
-        <w:rPr>
-          <w:rFonts w:ascii="Microsoft JhengHei" w:eastAsia="Microsoft JhengHei"/>
-        </w:rPr>
-        <w:t xml:space="preserve">(   ) 19. 銷「假」、春「假」(ㄐㄧㄚˋ) 的「假」,意思是?</w:t>
-      </w:r>
-    </w:p>
-    <w:p>
-      <w:pPr>
-        <w:spacing w:after="60"/>
-        <w:ind w:left="360"/>
-      </w:pPr>
-      <w:r>
-        <w:rPr>
-          <w:rFonts w:ascii="Microsoft JhengHei" w:eastAsia="Microsoft JhengHei"/>
-        </w:rPr>
-        <w:t xml:space="preserve">(A)工作期間依規定或經申請獲准的休息時間　(B)凹陷　(C)好處　(D)因為、由於</w:t>
+        <w:t xml:space="preserve">(A)工作期間依規定或經申請獲准的休息時間　(B)更加(力求技能進步再進步)　(C)攀爬(比喻用錯方法,徒勞無功)　(D)幫助、補助</w:t>
       </w:r>
     </w:p>
     <w:p>
@@ -7375,7 +7260,7 @@
           <w:bCs/>
           <w:color w:val="2F9E44"/>
         </w:rPr>
-        <w:t xml:space="preserve">答案:1.(D)　2.(D)　3.(D)　4.(D)　5.(A)　6.(C)　7.(D)　8.(A)　9.(B)　10.(A)　11.(C)　12.(D)　13.(A)　14.(B)　15.(A)　16.(C)　17.(C)　18.(D)　19.(A)</w:t>
+        <w:t xml:space="preserve">答案:1.(D)　2.(C)　3.(C)　4.(D)　5.(A)　6.(B)　7.(D)　8.(A)　9.(C)　10.(A)　11.(C)　12.(D)　13.(A)　14.(D)　15.(A)　16.(C)　17.(D)　18.(A)</w:t>
       </w:r>
     </w:p>
     <w:sectPr>

--- a/古文今讀111-120.docx
+++ b/古文今讀111-120.docx
@@ -3667,6 +3667,98 @@
                 <w:bCs w:val="false"/>
               </w:rPr>
               <w:t xml:space="preserve">攀爬(比喻用錯方法,徒勞無功)</w:t>
+            </w:r>
+          </w:p>
+        </w:tc>
+        <w:tc>
+          <w:tcPr>
+            <w:tcW w:type="dxa" w:w="1000"/>
+            <w:tcBorders>
+              <w:top w:val="single" w:color="BBBBBB" w:sz="4"/>
+              <w:left w:val="single" w:color="BBBBBB" w:sz="4"/>
+              <w:bottom w:val="single" w:color="BBBBBB" w:sz="4"/>
+              <w:right w:val="single" w:color="BBBBBB" w:sz="4"/>
+            </w:tcBorders>
+            <w:tcMar>
+              <w:top w:type="dxa" w:w="40"/>
+              <w:left w:type="dxa" w:w="80"/>
+              <w:bottom w:type="dxa" w:w="40"/>
+              <w:right w:type="dxa" w:w="80"/>
+            </w:tcMar>
+          </w:tcPr>
+          <w:p>
+            <w:pPr>
+              <w:spacing w:after="60"/>
+            </w:pPr>
+            <w:r>
+              <w:rPr>
+                <w:rFonts w:ascii="Microsoft JhengHei" w:eastAsia="Microsoft JhengHei"/>
+                <w:b w:val="false"/>
+                <w:bCs w:val="false"/>
+              </w:rPr>
+              <w:t xml:space="preserve">動</w:t>
+            </w:r>
+          </w:p>
+        </w:tc>
+      </w:tr>
+      <w:tr>
+        <w:tc>
+          <w:tcPr>
+            <w:tcW w:type="dxa" w:w="3600"/>
+            <w:tcBorders>
+              <w:top w:val="single" w:color="BBBBBB" w:sz="4"/>
+              <w:left w:val="single" w:color="BBBBBB" w:sz="4"/>
+              <w:bottom w:val="single" w:color="BBBBBB" w:sz="4"/>
+              <w:right w:val="single" w:color="BBBBBB" w:sz="4"/>
+            </w:tcBorders>
+            <w:tcMar>
+              <w:top w:type="dxa" w:w="40"/>
+              <w:left w:type="dxa" w:w="80"/>
+              <w:bottom w:type="dxa" w:w="40"/>
+              <w:right w:type="dxa" w:w="80"/>
+            </w:tcMar>
+          </w:tcPr>
+          <w:p>
+            <w:pPr>
+              <w:spacing w:after="60"/>
+            </w:pPr>
+            <w:r>
+              <w:rPr>
+                <w:rFonts w:ascii="Microsoft JhengHei" w:eastAsia="Microsoft JhengHei"/>
+                <w:b w:val="false"/>
+                <w:bCs w:val="false"/>
+              </w:rPr>
+              <w:t xml:space="preserve">「緣」溪行,忘路之遠近</w:t>
+            </w:r>
+          </w:p>
+        </w:tc>
+        <w:tc>
+          <w:tcPr>
+            <w:tcW w:type="dxa" w:w="4400"/>
+            <w:tcBorders>
+              <w:top w:val="single" w:color="BBBBBB" w:sz="4"/>
+              <w:left w:val="single" w:color="BBBBBB" w:sz="4"/>
+              <w:bottom w:val="single" w:color="BBBBBB" w:sz="4"/>
+              <w:right w:val="single" w:color="BBBBBB" w:sz="4"/>
+            </w:tcBorders>
+            <w:tcMar>
+              <w:top w:type="dxa" w:w="40"/>
+              <w:left w:type="dxa" w:w="80"/>
+              <w:bottom w:type="dxa" w:w="40"/>
+              <w:right w:type="dxa" w:w="80"/>
+            </w:tcMar>
+          </w:tcPr>
+          <w:p>
+            <w:pPr>
+              <w:spacing w:after="60"/>
+            </w:pPr>
+            <w:r>
+              <w:rPr>
+                <w:rFonts w:ascii="Microsoft JhengHei" w:eastAsia="Microsoft JhengHei"/>
+                <w:b w:val="false"/>
+                <w:bCs w:val="false"/>
+              </w:rPr>
+              <w:t xml:space="preserve">沿、循</w:t>
             </w:r>
           </w:p>
         </w:tc>
@@ -6843,7 +6935,7 @@
         <w:rPr>
           <w:rFonts w:ascii="Microsoft JhengHei" w:eastAsia="Microsoft JhengHei"/>
         </w:rPr>
-        <w:t xml:space="preserve">(   ) 1. 無「緣」無故 的「緣」,意思是?</w:t>
+        <w:t xml:space="preserve">(   ) 1. 無「緣」無故 中的「緣」,意思是?</w:t>
       </w:r>
     </w:p>
     <w:p>
@@ -6855,18 +6947,18 @@
         <w:rPr>
           <w:rFonts w:ascii="Microsoft JhengHei" w:eastAsia="Microsoft JhengHei"/>
         </w:rPr>
-        <w:t xml:space="preserve">(A)凹陷　(B)增加(延長壽命,多為頌祝人長壽)　(C)好處　(D)原因、理由</w:t>
-      </w:r>
-    </w:p>
-    <w:p>
-      <w:pPr>
-        <w:spacing w:after="60"/>
-      </w:pPr>
-      <w:r>
-        <w:rPr>
-          <w:rFonts w:ascii="Microsoft JhengHei" w:eastAsia="Microsoft JhengHei"/>
-        </w:rPr>
-        <w:t xml:space="preserve">(   ) 2. 「緣」份 的「緣」,意思是?</w:t>
+        <w:t xml:space="preserve">(A)沿、循　(B)人與人或事物之間遇合的機會　(C)攀爬　(D)原因、理由</w:t>
+      </w:r>
+    </w:p>
+    <w:p>
+      <w:pPr>
+        <w:spacing w:after="60"/>
+      </w:pPr>
+      <w:r>
+        <w:rPr>
+          <w:rFonts w:ascii="Microsoft JhengHei" w:eastAsia="Microsoft JhengHei"/>
+        </w:rPr>
+        <w:t xml:space="preserve">(   ) 2. 「緣」份 中的「緣」,意思是?</w:t>
       </w:r>
     </w:p>
     <w:p>
@@ -6878,18 +6970,18 @@
         <w:rPr>
           <w:rFonts w:ascii="Microsoft JhengHei" w:eastAsia="Microsoft JhengHei"/>
         </w:rPr>
-        <w:t xml:space="preserve">(A)依傍　(B)攀爬(比喻用錯方法,徒勞無功)　(C)人與人或事物之間遇合的機會　(D)(底部)脫落</w:t>
-      </w:r>
-    </w:p>
-    <w:p>
-      <w:pPr>
-        <w:spacing w:after="60"/>
-      </w:pPr>
-      <w:r>
-        <w:rPr>
-          <w:rFonts w:ascii="Microsoft JhengHei" w:eastAsia="Microsoft JhengHei"/>
-        </w:rPr>
-        <w:t xml:space="preserve">(   ) 3. 「緣」木求魚 的「緣」,意思是?</w:t>
+        <w:t xml:space="preserve">(A)原因、理由　(B)因為、由於　(C)人與人或事物之間遇合的機會　(D)沿、循</w:t>
+      </w:r>
+    </w:p>
+    <w:p>
+      <w:pPr>
+        <w:spacing w:after="60"/>
+      </w:pPr>
+      <w:r>
+        <w:rPr>
+          <w:rFonts w:ascii="Microsoft JhengHei" w:eastAsia="Microsoft JhengHei"/>
+        </w:rPr>
+        <w:t xml:space="preserve">(   ) 3. 「緣」木求魚 中的「緣」,意思是?</w:t>
       </w:r>
     </w:p>
     <w:p>
@@ -6901,18 +6993,18 @@
         <w:rPr>
           <w:rFonts w:ascii="Microsoft JhengHei" w:eastAsia="Microsoft JhengHei"/>
         </w:rPr>
-        <w:t xml:space="preserve">(A)工作期間依規定或經申請獲准的休息時間　(B)人與人或事物之間遇合的機會　(C)攀爬(比喻用錯方法,徒勞無功)　(D)借(狐假虎威:比喻憑恃有權者的威勢恐嚇他人、作威作福)</w:t>
-      </w:r>
-    </w:p>
-    <w:p>
-      <w:pPr>
-        <w:spacing w:after="60"/>
-      </w:pPr>
-      <w:r>
-        <w:rPr>
-          <w:rFonts w:ascii="Microsoft JhengHei" w:eastAsia="Microsoft JhengHei"/>
-        </w:rPr>
-        <w:t xml:space="preserve">(   ) 4. 花徑不曾「緣」客掃/只「緣」身在此山中 的「緣」,意思是?</w:t>
+        <w:t xml:space="preserve">(A)人與人或事物之間遇合的機會　(B)原因、理由　(C)攀爬　(D)因為、由於</w:t>
+      </w:r>
+    </w:p>
+    <w:p>
+      <w:pPr>
+        <w:spacing w:after="60"/>
+      </w:pPr>
+      <w:r>
+        <w:rPr>
+          <w:rFonts w:ascii="Microsoft JhengHei" w:eastAsia="Microsoft JhengHei"/>
+        </w:rPr>
+        <w:t xml:space="preserve">(   ) 4. 「緣」溪行,忘路之遠近 中的「緣」,意思是?</w:t>
       </w:r>
     </w:p>
     <w:p>
@@ -6924,18 +7016,18 @@
         <w:rPr>
           <w:rFonts w:ascii="Microsoft JhengHei" w:eastAsia="Microsoft JhengHei"/>
         </w:rPr>
-        <w:t xml:space="preserve">(A)如果　(B)人與人或事物之間遇合的機會　(C)漲、漫出,為「溢」之本字　(D)因為、由於</w:t>
-      </w:r>
-    </w:p>
-    <w:p>
-      <w:pPr>
-        <w:spacing w:after="60"/>
-      </w:pPr>
-      <w:r>
-        <w:rPr>
-          <w:rFonts w:ascii="Microsoft JhengHei" w:eastAsia="Microsoft JhengHei"/>
-        </w:rPr>
-        <w:t xml:space="preserve">(   ) 5. 澭水暴「益」,荊人弗知 的「益」,意思是?</w:t>
+        <w:t xml:space="preserve">(A)因為、由於　(B)沿、循　(C)攀爬　(D)原因、理由</w:t>
+      </w:r>
+    </w:p>
+    <w:p>
+      <w:pPr>
+        <w:spacing w:after="60"/>
+      </w:pPr>
+      <w:r>
+        <w:rPr>
+          <w:rFonts w:ascii="Microsoft JhengHei" w:eastAsia="Microsoft JhengHei"/>
+        </w:rPr>
+        <w:t xml:space="preserve">(   ) 5. 花徑不曾「緣」客掃 中的「緣」,意思是?</w:t>
       </w:r>
     </w:p>
     <w:p>
@@ -6947,18 +7039,18 @@
         <w:rPr>
           <w:rFonts w:ascii="Microsoft JhengHei" w:eastAsia="Microsoft JhengHei"/>
         </w:rPr>
-        <w:t xml:space="preserve">(A)漲、漫出,為「溢」之本字　(B)有好處的　(C)原因、理由　(D)人與人或事物之間遇合的機會</w:t>
-      </w:r>
-    </w:p>
-    <w:p>
-      <w:pPr>
-        <w:spacing w:after="60"/>
-      </w:pPr>
-      <w:r>
-        <w:rPr>
-          <w:rFonts w:ascii="Microsoft JhengHei" w:eastAsia="Microsoft JhengHei"/>
-        </w:rPr>
-        <w:t xml:space="preserve">(   ) 6. 延年「益」壽 的「益」,意思是?</w:t>
+        <w:t xml:space="preserve">(A)沿、循　(B)攀爬　(C)原因、理由　(D)因為、由於</w:t>
+      </w:r>
+    </w:p>
+    <w:p>
+      <w:pPr>
+        <w:spacing w:after="60"/>
+      </w:pPr>
+      <w:r>
+        <w:rPr>
+          <w:rFonts w:ascii="Microsoft JhengHei" w:eastAsia="Microsoft JhengHei"/>
+        </w:rPr>
+        <w:t xml:space="preserve">(   ) 6. 澭水暴「益」,荊人弗知 中的「益」,意思是?</w:t>
       </w:r>
     </w:p>
     <w:p>
@@ -6970,18 +7062,18 @@
         <w:rPr>
           <w:rFonts w:ascii="Microsoft JhengHei" w:eastAsia="Microsoft JhengHei"/>
         </w:rPr>
-        <w:t xml:space="preserve">(A)漲、漫出,為「溢」之本字　(B)增加(延長壽命,多為頌祝人長壽)　(C)(支架)垮落　(D)因為、由於</w:t>
-      </w:r>
-    </w:p>
-    <w:p>
-      <w:pPr>
-        <w:spacing w:after="60"/>
-      </w:pPr>
-      <w:r>
-        <w:rPr>
-          <w:rFonts w:ascii="Microsoft JhengHei" w:eastAsia="Microsoft JhengHei"/>
-        </w:rPr>
-        <w:t xml:space="preserve">(   ) 7. 助「益」 的「益」,意思是?</w:t>
+        <w:t xml:space="preserve">(A)增加　(B)好處　(C)有好處的　(D)漲、漫出</w:t>
+      </w:r>
+    </w:p>
+    <w:p>
+      <w:pPr>
+        <w:spacing w:after="60"/>
+      </w:pPr>
+      <w:r>
+        <w:rPr>
+          <w:rFonts w:ascii="Microsoft JhengHei" w:eastAsia="Microsoft JhengHei"/>
+        </w:rPr>
+        <w:t xml:space="preserve">(   ) 7. 延年「益」壽 中的「益」,意思是?</w:t>
       </w:r>
     </w:p>
     <w:p>
@@ -6993,18 +7085,18 @@
         <w:rPr>
           <w:rFonts w:ascii="Microsoft JhengHei" w:eastAsia="Microsoft JhengHei"/>
         </w:rPr>
-        <w:t xml:space="preserve">(A)因為、由於　(B)增加(延長壽命,多為頌祝人長壽)　(C)好處　(D)幫助、補助</w:t>
-      </w:r>
-    </w:p>
-    <w:p>
-      <w:pPr>
-        <w:spacing w:after="60"/>
-      </w:pPr>
-      <w:r>
-        <w:rPr>
-          <w:rFonts w:ascii="Microsoft JhengHei" w:eastAsia="Microsoft JhengHei"/>
-        </w:rPr>
-        <w:t xml:space="preserve">(   ) 8. 利「益」、收「益」 的「益」,意思是?</w:t>
+        <w:t xml:space="preserve">(A)幫助、補助　(B)增加　(C)漲、漫出　(D)更加</w:t>
+      </w:r>
+    </w:p>
+    <w:p>
+      <w:pPr>
+        <w:spacing w:after="60"/>
+      </w:pPr>
+      <w:r>
+        <w:rPr>
+          <w:rFonts w:ascii="Microsoft JhengHei" w:eastAsia="Microsoft JhengHei"/>
+        </w:rPr>
+        <w:t xml:space="preserve">(   ) 8. 助「益」 中的「益」,意思是?</w:t>
       </w:r>
     </w:p>
     <w:p>
@@ -7016,18 +7108,18 @@
         <w:rPr>
           <w:rFonts w:ascii="Microsoft JhengHei" w:eastAsia="Microsoft JhengHei"/>
         </w:rPr>
-        <w:t xml:space="preserve">(A)好處　(B)幫助、補助　(C)人與人或事物之間遇合的機會　(D)有好處的</w:t>
-      </w:r>
-    </w:p>
-    <w:p>
-      <w:pPr>
-        <w:spacing w:after="60"/>
-      </w:pPr>
-      <w:r>
-        <w:rPr>
-          <w:rFonts w:ascii="Microsoft JhengHei" w:eastAsia="Microsoft JhengHei"/>
-        </w:rPr>
-        <w:t xml:space="preserve">(   ) 9. 「益」友、「益」處 的「益」,意思是?</w:t>
+        <w:t xml:space="preserve">(A)更加　(B)好處　(C)漲、漫出　(D)幫助、補助</w:t>
+      </w:r>
+    </w:p>
+    <w:p>
+      <w:pPr>
+        <w:spacing w:after="60"/>
+      </w:pPr>
+      <w:r>
+        <w:rPr>
+          <w:rFonts w:ascii="Microsoft JhengHei" w:eastAsia="Microsoft JhengHei"/>
+        </w:rPr>
+        <w:t xml:space="preserve">(   ) 9. 利「益」 中的「益」,意思是?</w:t>
       </w:r>
     </w:p>
     <w:p>
@@ -7039,18 +7131,18 @@
         <w:rPr>
           <w:rFonts w:ascii="Microsoft JhengHei" w:eastAsia="Microsoft JhengHei"/>
         </w:rPr>
-        <w:t xml:space="preserve">(A)漲、漫出,為「溢」之本字　(B)(底部)脫落　(C)有好處的　(D)依傍</w:t>
-      </w:r>
-    </w:p>
-    <w:p>
-      <w:pPr>
-        <w:spacing w:after="60"/>
-      </w:pPr>
-      <w:r>
-        <w:rPr>
-          <w:rFonts w:ascii="Microsoft JhengHei" w:eastAsia="Microsoft JhengHei"/>
-        </w:rPr>
-        <w:t xml:space="preserve">(   ) 10. 精「益」求精 的「益」,意思是?</w:t>
+        <w:t xml:space="preserve">(A)好處　(B)有好處的　(C)更加　(D)增加</w:t>
+      </w:r>
+    </w:p>
+    <w:p>
+      <w:pPr>
+        <w:spacing w:after="60"/>
+      </w:pPr>
+      <w:r>
+        <w:rPr>
+          <w:rFonts w:ascii="Microsoft JhengHei" w:eastAsia="Microsoft JhengHei"/>
+        </w:rPr>
+        <w:t xml:space="preserve">(   ) 10. 「益」友 中的「益」,意思是?</w:t>
       </w:r>
     </w:p>
     <w:p>
@@ -7062,18 +7154,18 @@
         <w:rPr>
           <w:rFonts w:ascii="Microsoft JhengHei" w:eastAsia="Microsoft JhengHei"/>
         </w:rPr>
-        <w:t xml:space="preserve">(A)更加(力求技能進步再進步)　(B)(支架)垮落　(C)攀爬(比喻用錯方法,徒勞無功)　(D)有好處的</w:t>
-      </w:r>
-    </w:p>
-    <w:p>
-      <w:pPr>
-        <w:spacing w:after="60"/>
-      </w:pPr>
-      <w:r>
-        <w:rPr>
-          <w:rFonts w:ascii="Microsoft JhengHei" w:eastAsia="Microsoft JhengHei"/>
-        </w:rPr>
-        <w:t xml:space="preserve">(   ) 11. 倒「塌」、坍(ㄊㄢ)「塌」 的「塌」,意思是?</w:t>
+        <w:t xml:space="preserve">(A)漲、漫出　(B)有好處的　(C)更加　(D)幫助、補助</w:t>
+      </w:r>
+    </w:p>
+    <w:p>
+      <w:pPr>
+        <w:spacing w:after="60"/>
+      </w:pPr>
+      <w:r>
+        <w:rPr>
+          <w:rFonts w:ascii="Microsoft JhengHei" w:eastAsia="Microsoft JhengHei"/>
+        </w:rPr>
+        <w:t xml:space="preserve">(   ) 11. 精「益」求精 中的「益」,意思是?</w:t>
       </w:r>
     </w:p>
     <w:p>
@@ -7085,18 +7177,18 @@
         <w:rPr>
           <w:rFonts w:ascii="Microsoft JhengHei" w:eastAsia="Microsoft JhengHei"/>
         </w:rPr>
-        <w:t xml:space="preserve">(A)攀爬(比喻用錯方法,徒勞無功)　(B)更加(力求技能進步再進步)　(C)(支架)垮落　(D)人與人或事物之間遇合的機會</w:t>
-      </w:r>
-    </w:p>
-    <w:p>
-      <w:pPr>
-        <w:spacing w:after="60"/>
-      </w:pPr>
-      <w:r>
-        <w:rPr>
-          <w:rFonts w:ascii="Microsoft JhengHei" w:eastAsia="Microsoft JhengHei"/>
-        </w:rPr>
-        <w:t xml:space="preserve">(   ) 12. 瘦得兩眼都「塌」進去了、打「塌」鼻梁 的「塌」,意思是?</w:t>
+        <w:t xml:space="preserve">(A)更加　(B)幫助、補助　(C)漲、漫出　(D)好處</w:t>
+      </w:r>
+    </w:p>
+    <w:p>
+      <w:pPr>
+        <w:spacing w:after="60"/>
+      </w:pPr>
+      <w:r>
+        <w:rPr>
+          <w:rFonts w:ascii="Microsoft JhengHei" w:eastAsia="Microsoft JhengHei"/>
+        </w:rPr>
+        <w:t xml:space="preserve">(   ) 12. 倒「塌」 中的「塌」,意思是?</w:t>
       </w:r>
     </w:p>
     <w:p>
@@ -7108,18 +7200,18 @@
         <w:rPr>
           <w:rFonts w:ascii="Microsoft JhengHei" w:eastAsia="Microsoft JhengHei"/>
         </w:rPr>
-        <w:t xml:space="preserve">(A)漲、漫出,為「溢」之本字　(B)幫助、補助　(C)如果　(D)凹陷</w:t>
-      </w:r>
-    </w:p>
-    <w:p>
-      <w:pPr>
-        <w:spacing w:after="60"/>
-      </w:pPr>
-      <w:r>
-        <w:rPr>
-          <w:rFonts w:ascii="Microsoft JhengHei" w:eastAsia="Microsoft JhengHei"/>
-        </w:rPr>
-        <w:t xml:space="preserve">(   ) 13. 桶底都「塌」下來了 的「塌」,意思是?</w:t>
+        <w:t xml:space="preserve">(A)堵塞、阻礙　(B)脫落　(C)凹陷　(D)垮落</w:t>
+      </w:r>
+    </w:p>
+    <w:p>
+      <w:pPr>
+        <w:spacing w:after="60"/>
+      </w:pPr>
+      <w:r>
+        <w:rPr>
+          <w:rFonts w:ascii="Microsoft JhengHei" w:eastAsia="Microsoft JhengHei"/>
+        </w:rPr>
+        <w:t xml:space="preserve">(   ) 13. 瘦得兩眼都「塌」進去了 中的「塌」,意思是?</w:t>
       </w:r>
     </w:p>
     <w:p>
@@ -7131,18 +7223,18 @@
         <w:rPr>
           <w:rFonts w:ascii="Microsoft JhengHei" w:eastAsia="Microsoft JhengHei"/>
         </w:rPr>
-        <w:t xml:space="preserve">(A)(底部)脫落　(B)(支架)垮落　(C)凹陷　(D)工作期間依規定或經申請獲准的休息時間</w:t>
-      </w:r>
-    </w:p>
-    <w:p>
-      <w:pPr>
-        <w:spacing w:after="60"/>
-      </w:pPr>
-      <w:r>
-        <w:rPr>
-          <w:rFonts w:ascii="Microsoft JhengHei" w:eastAsia="Microsoft JhengHei"/>
-        </w:rPr>
-        <w:t xml:space="preserve">(   ) 14. 虛情「假」意、「假」髮 的「假」,意思是?</w:t>
+        <w:t xml:space="preserve">(A)凹陷　(B)脫落　(C)堵塞、阻礙　(D)垮落</w:t>
+      </w:r>
+    </w:p>
+    <w:p>
+      <w:pPr>
+        <w:spacing w:after="60"/>
+      </w:pPr>
+      <w:r>
+        <w:rPr>
+          <w:rFonts w:ascii="Microsoft JhengHei" w:eastAsia="Microsoft JhengHei"/>
+        </w:rPr>
+        <w:t xml:space="preserve">(   ) 14. 桶底都「塌」下來了 中的「塌」,意思是?</w:t>
       </w:r>
     </w:p>
     <w:p>
@@ -7154,18 +7246,18 @@
         <w:rPr>
           <w:rFonts w:ascii="Microsoft JhengHei" w:eastAsia="Microsoft JhengHei"/>
         </w:rPr>
-        <w:t xml:space="preserve">(A)借(狐假虎威:比喻憑恃有權者的威勢恐嚇他人、作威作福)　(B)攀爬(比喻用錯方法,徒勞無功)　(C)依傍　(D)不真的、虛偽的、人造的</w:t>
-      </w:r>
-    </w:p>
-    <w:p>
-      <w:pPr>
-        <w:spacing w:after="60"/>
-      </w:pPr>
-      <w:r>
-        <w:rPr>
-          <w:rFonts w:ascii="Microsoft JhengHei" w:eastAsia="Microsoft JhengHei"/>
-        </w:rPr>
-        <w:t xml:space="preserve">(   ) 15. 「假」手於人、狐「假」虎威 的「假」,意思是?</w:t>
+        <w:t xml:space="preserve">(A)脫落　(B)堵塞、阻礙　(C)垮落　(D)凹陷</w:t>
+      </w:r>
+    </w:p>
+    <w:p>
+      <w:pPr>
+        <w:spacing w:after="60"/>
+      </w:pPr>
+      <w:r>
+        <w:rPr>
+          <w:rFonts w:ascii="Microsoft JhengHei" w:eastAsia="Microsoft JhengHei"/>
+        </w:rPr>
+        <w:t xml:space="preserve">(   ) 15. 虛情「假」意 中的「假」,意思是?</w:t>
       </w:r>
     </w:p>
     <w:p>
@@ -7177,18 +7269,18 @@
         <w:rPr>
           <w:rFonts w:ascii="Microsoft JhengHei" w:eastAsia="Microsoft JhengHei"/>
         </w:rPr>
-        <w:t xml:space="preserve">(A)借(狐假虎威:比喻憑恃有權者的威勢恐嚇他人、作威作福)　(B)攀爬(比喻用錯方法,徒勞無功)　(C)凹陷　(D)人與人或事物之間遇合的機會</w:t>
-      </w:r>
-    </w:p>
-    <w:p>
-      <w:pPr>
-        <w:spacing w:after="60"/>
-      </w:pPr>
-      <w:r>
-        <w:rPr>
-          <w:rFonts w:ascii="Microsoft JhengHei" w:eastAsia="Microsoft JhengHei"/>
-        </w:rPr>
-        <w:t xml:space="preserve">(   ) 16. 於學無所遺,於辭無所「假」 的「假」,意思是?</w:t>
+        <w:t xml:space="preserve">(A)如果　(B)工作期間依規定或經申請獲准的休息時間　(C)依傍　(D)不真的、虛偽的、人造的</w:t>
+      </w:r>
+    </w:p>
+    <w:p>
+      <w:pPr>
+        <w:spacing w:after="60"/>
+      </w:pPr>
+      <w:r>
+        <w:rPr>
+          <w:rFonts w:ascii="Microsoft JhengHei" w:eastAsia="Microsoft JhengHei"/>
+        </w:rPr>
+        <w:t xml:space="preserve">(   ) 16. 「假」手於人 中的「假」,意思是?</w:t>
       </w:r>
     </w:p>
     <w:p>
@@ -7200,18 +7292,18 @@
         <w:rPr>
           <w:rFonts w:ascii="Microsoft JhengHei" w:eastAsia="Microsoft JhengHei"/>
         </w:rPr>
-        <w:t xml:space="preserve">(A)借(狐假虎威:比喻憑恃有權者的威勢恐嚇他人、作威作福)　(B)更加(力求技能進步再進步)　(C)依傍　(D)(底部)脫落</w:t>
-      </w:r>
-    </w:p>
-    <w:p>
-      <w:pPr>
-        <w:spacing w:after="60"/>
-      </w:pPr>
-      <w:r>
-        <w:rPr>
-          <w:rFonts w:ascii="Microsoft JhengHei" w:eastAsia="Microsoft JhengHei"/>
-        </w:rPr>
-        <w:t xml:space="preserve">(   ) 17. 「假」若、「假」如 的「假」,意思是?</w:t>
+        <w:t xml:space="preserve">(A)不真的、虛偽的、人造的　(B)工作期間依規定或經申請獲准的休息時間　(C)如果　(D)借</w:t>
+      </w:r>
+    </w:p>
+    <w:p>
+      <w:pPr>
+        <w:spacing w:after="60"/>
+      </w:pPr>
+      <w:r>
+        <w:rPr>
+          <w:rFonts w:ascii="Microsoft JhengHei" w:eastAsia="Microsoft JhengHei"/>
+        </w:rPr>
+        <w:t xml:space="preserve">(   ) 17. 於學無所遺,於辭無所「假」 中的「假」,意思是?</w:t>
       </w:r>
     </w:p>
     <w:p>
@@ -7223,18 +7315,18 @@
         <w:rPr>
           <w:rFonts w:ascii="Microsoft JhengHei" w:eastAsia="Microsoft JhengHei"/>
         </w:rPr>
-        <w:t xml:space="preserve">(A)增加(延長壽命,多為頌祝人長壽)　(B)更加(力求技能進步再進步)　(C)凹陷　(D)如果</w:t>
-      </w:r>
-    </w:p>
-    <w:p>
-      <w:pPr>
-        <w:spacing w:after="60"/>
-      </w:pPr>
-      <w:r>
-        <w:rPr>
-          <w:rFonts w:ascii="Microsoft JhengHei" w:eastAsia="Microsoft JhengHei"/>
-        </w:rPr>
-        <w:t xml:space="preserve">(   ) 18. 銷「假」、春「假」(ㄐㄧㄚˋ) 的「假」,意思是?</w:t>
+        <w:t xml:space="preserve">(A)如果　(B)工作期間依規定或經申請獲准的休息時間　(C)依傍　(D)借</w:t>
+      </w:r>
+    </w:p>
+    <w:p>
+      <w:pPr>
+        <w:spacing w:after="60"/>
+      </w:pPr>
+      <w:r>
+        <w:rPr>
+          <w:rFonts w:ascii="Microsoft JhengHei" w:eastAsia="Microsoft JhengHei"/>
+        </w:rPr>
+        <w:t xml:space="preserve">(   ) 18. 「假」若 中的「假」,意思是?</w:t>
       </w:r>
     </w:p>
     <w:p>
@@ -7246,7 +7338,30 @@
         <w:rPr>
           <w:rFonts w:ascii="Microsoft JhengHei" w:eastAsia="Microsoft JhengHei"/>
         </w:rPr>
-        <w:t xml:space="preserve">(A)工作期間依規定或經申請獲准的休息時間　(B)更加(力求技能進步再進步)　(C)攀爬(比喻用錯方法,徒勞無功)　(D)幫助、補助</w:t>
+        <w:t xml:space="preserve">(A)依傍　(B)不真的、虛偽的、人造的　(C)如果　(D)工作期間依規定或經申請獲准的休息時間</w:t>
+      </w:r>
+    </w:p>
+    <w:p>
+      <w:pPr>
+        <w:spacing w:after="60"/>
+      </w:pPr>
+      <w:r>
+        <w:rPr>
+          <w:rFonts w:ascii="Microsoft JhengHei" w:eastAsia="Microsoft JhengHei"/>
+        </w:rPr>
+        <w:t xml:space="preserve">(   ) 19. 銷「假」 中的「假」,意思是?</w:t>
+      </w:r>
+    </w:p>
+    <w:p>
+      <w:pPr>
+        <w:spacing w:after="60"/>
+        <w:ind w:left="360"/>
+      </w:pPr>
+      <w:r>
+        <w:rPr>
+          <w:rFonts w:ascii="Microsoft JhengHei" w:eastAsia="Microsoft JhengHei"/>
+        </w:rPr>
+        <w:t xml:space="preserve">(A)工作期間依規定或經申請獲准的休息時間　(B)不真的、虛偽的、人造的　(C)依傍　(D)如果</w:t>
       </w:r>
     </w:p>
     <w:p>
@@ -7260,7 +7375,7 @@
           <w:bCs/>
           <w:color w:val="2F9E44"/>
         </w:rPr>
-        <w:t xml:space="preserve">答案:1.(D)　2.(C)　3.(C)　4.(D)　5.(A)　6.(B)　7.(D)　8.(A)　9.(C)　10.(A)　11.(C)　12.(D)　13.(A)　14.(D)　15.(A)　16.(C)　17.(D)　18.(A)</w:t>
+        <w:t xml:space="preserve">答案:1.(D)　2.(C)　3.(C)　4.(B)　5.(D)　6.(D)　7.(B)　8.(D)　9.(A)　10.(B)　11.(A)　12.(D)　13.(A)　14.(A)　15.(D)　16.(D)　17.(C)　18.(C)　19.(A)</w:t>
       </w:r>
     </w:p>
     <w:sectPr>

--- a/古文今讀111-120.docx
+++ b/古文今讀111-120.docx
@@ -6935,7 +6935,7 @@
         <w:rPr>
           <w:rFonts w:ascii="Microsoft JhengHei" w:eastAsia="Microsoft JhengHei"/>
         </w:rPr>
-        <w:t xml:space="preserve">(   ) 1. 無「緣」無故 中的「緣」,意思是?</w:t>
+        <w:t xml:space="preserve">(   ) 1. 下列「緣」字,何者的意思是「原因、理由」(名)?</w:t>
       </w:r>
     </w:p>
     <w:p>
@@ -6947,18 +6947,18 @@
         <w:rPr>
           <w:rFonts w:ascii="Microsoft JhengHei" w:eastAsia="Microsoft JhengHei"/>
         </w:rPr>
-        <w:t xml:space="preserve">(A)沿、循　(B)人與人或事物之間遇合的機會　(C)攀爬　(D)原因、理由</w:t>
-      </w:r>
-    </w:p>
-    <w:p>
-      <w:pPr>
-        <w:spacing w:after="60"/>
-      </w:pPr>
-      <w:r>
-        <w:rPr>
-          <w:rFonts w:ascii="Microsoft JhengHei" w:eastAsia="Microsoft JhengHei"/>
-        </w:rPr>
-        <w:t xml:space="preserve">(   ) 2. 「緣」份 中的「緣」,意思是?</w:t>
+        <w:t xml:space="preserve">(A)「緣」份　(B)無「緣」無故　(C)「緣」木求魚　(D)「緣」溪行,忘路之遠近</w:t>
+      </w:r>
+    </w:p>
+    <w:p>
+      <w:pPr>
+        <w:spacing w:after="60"/>
+      </w:pPr>
+      <w:r>
+        <w:rPr>
+          <w:rFonts w:ascii="Microsoft JhengHei" w:eastAsia="Microsoft JhengHei"/>
+        </w:rPr>
+        <w:t xml:space="preserve">(   ) 2. 下列「緣」字,何者的意思是「人與人或事物之間遇合的機會」(名)?</w:t>
       </w:r>
     </w:p>
     <w:p>
@@ -6970,18 +6970,18 @@
         <w:rPr>
           <w:rFonts w:ascii="Microsoft JhengHei" w:eastAsia="Microsoft JhengHei"/>
         </w:rPr>
-        <w:t xml:space="preserve">(A)原因、理由　(B)因為、由於　(C)人與人或事物之間遇合的機會　(D)沿、循</w:t>
-      </w:r>
-    </w:p>
-    <w:p>
-      <w:pPr>
-        <w:spacing w:after="60"/>
-      </w:pPr>
-      <w:r>
-        <w:rPr>
-          <w:rFonts w:ascii="Microsoft JhengHei" w:eastAsia="Microsoft JhengHei"/>
-        </w:rPr>
-        <w:t xml:space="preserve">(   ) 3. 「緣」木求魚 中的「緣」,意思是?</w:t>
+        <w:t xml:space="preserve">(A)花徑不曾「緣」客掃　(B)「緣」溪行,忘路之遠近　(C)「緣」份　(D)無「緣」無故</w:t>
+      </w:r>
+    </w:p>
+    <w:p>
+      <w:pPr>
+        <w:spacing w:after="60"/>
+      </w:pPr>
+      <w:r>
+        <w:rPr>
+          <w:rFonts w:ascii="Microsoft JhengHei" w:eastAsia="Microsoft JhengHei"/>
+        </w:rPr>
+        <w:t xml:space="preserve">(   ) 3. 下列「緣」字,何者的意思是「攀爬」(動)?</w:t>
       </w:r>
     </w:p>
     <w:p>
@@ -6993,18 +6993,18 @@
         <w:rPr>
           <w:rFonts w:ascii="Microsoft JhengHei" w:eastAsia="Microsoft JhengHei"/>
         </w:rPr>
-        <w:t xml:space="preserve">(A)人與人或事物之間遇合的機會　(B)原因、理由　(C)攀爬　(D)因為、由於</w:t>
-      </w:r>
-    </w:p>
-    <w:p>
-      <w:pPr>
-        <w:spacing w:after="60"/>
-      </w:pPr>
-      <w:r>
-        <w:rPr>
-          <w:rFonts w:ascii="Microsoft JhengHei" w:eastAsia="Microsoft JhengHei"/>
-        </w:rPr>
-        <w:t xml:space="preserve">(   ) 4. 「緣」溪行,忘路之遠近 中的「緣」,意思是?</w:t>
+        <w:t xml:space="preserve">(A)無「緣」無故　(B)「緣」份　(C)花徑不曾「緣」客掃　(D)「緣」木求魚</w:t>
+      </w:r>
+    </w:p>
+    <w:p>
+      <w:pPr>
+        <w:spacing w:after="60"/>
+      </w:pPr>
+      <w:r>
+        <w:rPr>
+          <w:rFonts w:ascii="Microsoft JhengHei" w:eastAsia="Microsoft JhengHei"/>
+        </w:rPr>
+        <w:t xml:space="preserve">(   ) 4. 下列「緣」字,何者的意思是「沿、循」(動)?</w:t>
       </w:r>
     </w:p>
     <w:p>
@@ -7016,18 +7016,18 @@
         <w:rPr>
           <w:rFonts w:ascii="Microsoft JhengHei" w:eastAsia="Microsoft JhengHei"/>
         </w:rPr>
-        <w:t xml:space="preserve">(A)因為、由於　(B)沿、循　(C)攀爬　(D)原因、理由</w:t>
-      </w:r>
-    </w:p>
-    <w:p>
-      <w:pPr>
-        <w:spacing w:after="60"/>
-      </w:pPr>
-      <w:r>
-        <w:rPr>
-          <w:rFonts w:ascii="Microsoft JhengHei" w:eastAsia="Microsoft JhengHei"/>
-        </w:rPr>
-        <w:t xml:space="preserve">(   ) 5. 花徑不曾「緣」客掃 中的「緣」,意思是?</w:t>
+        <w:t xml:space="preserve">(A)「緣」份　(B)「緣」木求魚　(C)無「緣」無故　(D)「緣」溪行,忘路之遠近</w:t>
+      </w:r>
+    </w:p>
+    <w:p>
+      <w:pPr>
+        <w:spacing w:after="60"/>
+      </w:pPr>
+      <w:r>
+        <w:rPr>
+          <w:rFonts w:ascii="Microsoft JhengHei" w:eastAsia="Microsoft JhengHei"/>
+        </w:rPr>
+        <w:t xml:space="preserve">(   ) 5. 下列「緣」字,何者的意思是「因為、由於」(介)?</w:t>
       </w:r>
     </w:p>
     <w:p>
@@ -7039,18 +7039,18 @@
         <w:rPr>
           <w:rFonts w:ascii="Microsoft JhengHei" w:eastAsia="Microsoft JhengHei"/>
         </w:rPr>
-        <w:t xml:space="preserve">(A)沿、循　(B)攀爬　(C)原因、理由　(D)因為、由於</w:t>
-      </w:r>
-    </w:p>
-    <w:p>
-      <w:pPr>
-        <w:spacing w:after="60"/>
-      </w:pPr>
-      <w:r>
-        <w:rPr>
-          <w:rFonts w:ascii="Microsoft JhengHei" w:eastAsia="Microsoft JhengHei"/>
-        </w:rPr>
-        <w:t xml:space="preserve">(   ) 6. 澭水暴「益」,荊人弗知 中的「益」,意思是?</w:t>
+        <w:t xml:space="preserve">(A)「緣」溪行,忘路之遠近　(B)花徑不曾「緣」客掃　(C)「緣」木求魚　(D)「緣」份</w:t>
+      </w:r>
+    </w:p>
+    <w:p>
+      <w:pPr>
+        <w:spacing w:after="60"/>
+      </w:pPr>
+      <w:r>
+        <w:rPr>
+          <w:rFonts w:ascii="Microsoft JhengHei" w:eastAsia="Microsoft JhengHei"/>
+        </w:rPr>
+        <w:t xml:space="preserve">(   ) 6. 下列「緣」字的解釋,何者「錯誤」?</w:t>
       </w:r>
     </w:p>
     <w:p>
@@ -7062,18 +7062,18 @@
         <w:rPr>
           <w:rFonts w:ascii="Microsoft JhengHei" w:eastAsia="Microsoft JhengHei"/>
         </w:rPr>
-        <w:t xml:space="preserve">(A)增加　(B)好處　(C)有好處的　(D)漲、漫出</w:t>
-      </w:r>
-    </w:p>
-    <w:p>
-      <w:pPr>
-        <w:spacing w:after="60"/>
-      </w:pPr>
-      <w:r>
-        <w:rPr>
-          <w:rFonts w:ascii="Microsoft JhengHei" w:eastAsia="Microsoft JhengHei"/>
-        </w:rPr>
-        <w:t xml:space="preserve">(   ) 7. 延年「益」壽 中的「益」,意思是?</w:t>
+        <w:t xml:space="preserve">(A)「緣」木求魚:攀爬　(B)「緣」溪行,忘路之遠近:原因、理由　(C)花徑不曾「緣」客掃:因為、由於　(D)無「緣」無故:原因、理由</w:t>
+      </w:r>
+    </w:p>
+    <w:p>
+      <w:pPr>
+        <w:spacing w:after="60"/>
+      </w:pPr>
+      <w:r>
+        <w:rPr>
+          <w:rFonts w:ascii="Microsoft JhengHei" w:eastAsia="Microsoft JhengHei"/>
+        </w:rPr>
+        <w:t xml:space="preserve">(   ) 7. 下列「益」字,何者的意思是「漲、漫出」(動)?</w:t>
       </w:r>
     </w:p>
     <w:p>
@@ -7085,18 +7085,18 @@
         <w:rPr>
           <w:rFonts w:ascii="Microsoft JhengHei" w:eastAsia="Microsoft JhengHei"/>
         </w:rPr>
-        <w:t xml:space="preserve">(A)幫助、補助　(B)增加　(C)漲、漫出　(D)更加</w:t>
-      </w:r>
-    </w:p>
-    <w:p>
-      <w:pPr>
-        <w:spacing w:after="60"/>
-      </w:pPr>
-      <w:r>
-        <w:rPr>
-          <w:rFonts w:ascii="Microsoft JhengHei" w:eastAsia="Microsoft JhengHei"/>
-        </w:rPr>
-        <w:t xml:space="preserve">(   ) 8. 助「益」 中的「益」,意思是?</w:t>
+        <w:t xml:space="preserve">(A)延年「益」壽　(B)「益」友　(C)澭水暴「益」,荊人弗知　(D)利「益」</w:t>
+      </w:r>
+    </w:p>
+    <w:p>
+      <w:pPr>
+        <w:spacing w:after="60"/>
+      </w:pPr>
+      <w:r>
+        <w:rPr>
+          <w:rFonts w:ascii="Microsoft JhengHei" w:eastAsia="Microsoft JhengHei"/>
+        </w:rPr>
+        <w:t xml:space="preserve">(   ) 8. 下列「益」字,何者的意思是「增加」(動)?</w:t>
       </w:r>
     </w:p>
     <w:p>
@@ -7108,18 +7108,18 @@
         <w:rPr>
           <w:rFonts w:ascii="Microsoft JhengHei" w:eastAsia="Microsoft JhengHei"/>
         </w:rPr>
-        <w:t xml:space="preserve">(A)更加　(B)好處　(C)漲、漫出　(D)幫助、補助</w:t>
-      </w:r>
-    </w:p>
-    <w:p>
-      <w:pPr>
-        <w:spacing w:after="60"/>
-      </w:pPr>
-      <w:r>
-        <w:rPr>
-          <w:rFonts w:ascii="Microsoft JhengHei" w:eastAsia="Microsoft JhengHei"/>
-        </w:rPr>
-        <w:t xml:space="preserve">(   ) 9. 利「益」 中的「益」,意思是?</w:t>
+        <w:t xml:space="preserve">(A)助「益」　(B)延年「益」壽　(C)精「益」求精　(D)澭水暴「益」,荊人弗知</w:t>
+      </w:r>
+    </w:p>
+    <w:p>
+      <w:pPr>
+        <w:spacing w:after="60"/>
+      </w:pPr>
+      <w:r>
+        <w:rPr>
+          <w:rFonts w:ascii="Microsoft JhengHei" w:eastAsia="Microsoft JhengHei"/>
+        </w:rPr>
+        <w:t xml:space="preserve">(   ) 9. 下列「益」字,何者的意思是「幫助、補助」(動)?</w:t>
       </w:r>
     </w:p>
     <w:p>
@@ -7131,18 +7131,18 @@
         <w:rPr>
           <w:rFonts w:ascii="Microsoft JhengHei" w:eastAsia="Microsoft JhengHei"/>
         </w:rPr>
-        <w:t xml:space="preserve">(A)好處　(B)有好處的　(C)更加　(D)增加</w:t>
-      </w:r>
-    </w:p>
-    <w:p>
-      <w:pPr>
-        <w:spacing w:after="60"/>
-      </w:pPr>
-      <w:r>
-        <w:rPr>
-          <w:rFonts w:ascii="Microsoft JhengHei" w:eastAsia="Microsoft JhengHei"/>
-        </w:rPr>
-        <w:t xml:space="preserve">(   ) 10. 「益」友 中的「益」,意思是?</w:t>
+        <w:t xml:space="preserve">(A)「益」友　(B)澭水暴「益」,荊人弗知　(C)延年「益」壽　(D)助「益」</w:t>
+      </w:r>
+    </w:p>
+    <w:p>
+      <w:pPr>
+        <w:spacing w:after="60"/>
+      </w:pPr>
+      <w:r>
+        <w:rPr>
+          <w:rFonts w:ascii="Microsoft JhengHei" w:eastAsia="Microsoft JhengHei"/>
+        </w:rPr>
+        <w:t xml:space="preserve">(   ) 10. 下列「益」字,何者的意思是「好處」(名)?</w:t>
       </w:r>
     </w:p>
     <w:p>
@@ -7154,18 +7154,18 @@
         <w:rPr>
           <w:rFonts w:ascii="Microsoft JhengHei" w:eastAsia="Microsoft JhengHei"/>
         </w:rPr>
-        <w:t xml:space="preserve">(A)漲、漫出　(B)有好處的　(C)更加　(D)幫助、補助</w:t>
-      </w:r>
-    </w:p>
-    <w:p>
-      <w:pPr>
-        <w:spacing w:after="60"/>
-      </w:pPr>
-      <w:r>
-        <w:rPr>
-          <w:rFonts w:ascii="Microsoft JhengHei" w:eastAsia="Microsoft JhengHei"/>
-        </w:rPr>
-        <w:t xml:space="preserve">(   ) 11. 精「益」求精 中的「益」,意思是?</w:t>
+        <w:t xml:space="preserve">(A)延年「益」壽　(B)精「益」求精　(C)澭水暴「益」,荊人弗知　(D)利「益」</w:t>
+      </w:r>
+    </w:p>
+    <w:p>
+      <w:pPr>
+        <w:spacing w:after="60"/>
+      </w:pPr>
+      <w:r>
+        <w:rPr>
+          <w:rFonts w:ascii="Microsoft JhengHei" w:eastAsia="Microsoft JhengHei"/>
+        </w:rPr>
+        <w:t xml:space="preserve">(   ) 11. 下列「益」字,何者的意思是「有好處的」(形)?</w:t>
       </w:r>
     </w:p>
     <w:p>
@@ -7177,18 +7177,18 @@
         <w:rPr>
           <w:rFonts w:ascii="Microsoft JhengHei" w:eastAsia="Microsoft JhengHei"/>
         </w:rPr>
-        <w:t xml:space="preserve">(A)更加　(B)幫助、補助　(C)漲、漫出　(D)好處</w:t>
-      </w:r>
-    </w:p>
-    <w:p>
-      <w:pPr>
-        <w:spacing w:after="60"/>
-      </w:pPr>
-      <w:r>
-        <w:rPr>
-          <w:rFonts w:ascii="Microsoft JhengHei" w:eastAsia="Microsoft JhengHei"/>
-        </w:rPr>
-        <w:t xml:space="preserve">(   ) 12. 倒「塌」 中的「塌」,意思是?</w:t>
+        <w:t xml:space="preserve">(A)精「益」求精　(B)助「益」　(C)「益」友　(D)延年「益」壽</w:t>
+      </w:r>
+    </w:p>
+    <w:p>
+      <w:pPr>
+        <w:spacing w:after="60"/>
+      </w:pPr>
+      <w:r>
+        <w:rPr>
+          <w:rFonts w:ascii="Microsoft JhengHei" w:eastAsia="Microsoft JhengHei"/>
+        </w:rPr>
+        <w:t xml:space="preserve">(   ) 12. 下列「益」字,何者的意思是「更加」(副)?</w:t>
       </w:r>
     </w:p>
     <w:p>
@@ -7200,18 +7200,18 @@
         <w:rPr>
           <w:rFonts w:ascii="Microsoft JhengHei" w:eastAsia="Microsoft JhengHei"/>
         </w:rPr>
-        <w:t xml:space="preserve">(A)堵塞、阻礙　(B)脫落　(C)凹陷　(D)垮落</w:t>
-      </w:r>
-    </w:p>
-    <w:p>
-      <w:pPr>
-        <w:spacing w:after="60"/>
-      </w:pPr>
-      <w:r>
-        <w:rPr>
-          <w:rFonts w:ascii="Microsoft JhengHei" w:eastAsia="Microsoft JhengHei"/>
-        </w:rPr>
-        <w:t xml:space="preserve">(   ) 13. 瘦得兩眼都「塌」進去了 中的「塌」,意思是?</w:t>
+        <w:t xml:space="preserve">(A)澭水暴「益」,荊人弗知　(B)利「益」　(C)精「益」求精　(D)延年「益」壽</w:t>
+      </w:r>
+    </w:p>
+    <w:p>
+      <w:pPr>
+        <w:spacing w:after="60"/>
+      </w:pPr>
+      <w:r>
+        <w:rPr>
+          <w:rFonts w:ascii="Microsoft JhengHei" w:eastAsia="Microsoft JhengHei"/>
+        </w:rPr>
+        <w:t xml:space="preserve">(   ) 13. 下列「益」字的解釋,何者「錯誤」?</w:t>
       </w:r>
     </w:p>
     <w:p>
@@ -7223,18 +7223,18 @@
         <w:rPr>
           <w:rFonts w:ascii="Microsoft JhengHei" w:eastAsia="Microsoft JhengHei"/>
         </w:rPr>
-        <w:t xml:space="preserve">(A)凹陷　(B)脫落　(C)堵塞、阻礙　(D)垮落</w:t>
-      </w:r>
-    </w:p>
-    <w:p>
-      <w:pPr>
-        <w:spacing w:after="60"/>
-      </w:pPr>
-      <w:r>
-        <w:rPr>
-          <w:rFonts w:ascii="Microsoft JhengHei" w:eastAsia="Microsoft JhengHei"/>
-        </w:rPr>
-        <w:t xml:space="preserve">(   ) 14. 桶底都「塌」下來了 中的「塌」,意思是?</w:t>
+        <w:t xml:space="preserve">(A)延年「益」壽:增加　(B)精「益」求精:更加　(C)澭水暴「益」,荊人弗知:增加　(D)利「益」:好處</w:t>
+      </w:r>
+    </w:p>
+    <w:p>
+      <w:pPr>
+        <w:spacing w:after="60"/>
+      </w:pPr>
+      <w:r>
+        <w:rPr>
+          <w:rFonts w:ascii="Microsoft JhengHei" w:eastAsia="Microsoft JhengHei"/>
+        </w:rPr>
+        <w:t xml:space="preserve">(   ) 14. 下列「塌」字,何者的意思是「垮落」(動)?</w:t>
       </w:r>
     </w:p>
     <w:p>
@@ -7246,18 +7246,18 @@
         <w:rPr>
           <w:rFonts w:ascii="Microsoft JhengHei" w:eastAsia="Microsoft JhengHei"/>
         </w:rPr>
-        <w:t xml:space="preserve">(A)脫落　(B)堵塞、阻礙　(C)垮落　(D)凹陷</w:t>
-      </w:r>
-    </w:p>
-    <w:p>
-      <w:pPr>
-        <w:spacing w:after="60"/>
-      </w:pPr>
-      <w:r>
-        <w:rPr>
-          <w:rFonts w:ascii="Microsoft JhengHei" w:eastAsia="Microsoft JhengHei"/>
-        </w:rPr>
-        <w:t xml:space="preserve">(   ) 15. 虛情「假」意 中的「假」,意思是?</w:t>
+        <w:t xml:space="preserve">(A)倒「塌」　(B)瘦得兩眼都「塌」進去了　(C)桶底都「塌」下來了</w:t>
+      </w:r>
+    </w:p>
+    <w:p>
+      <w:pPr>
+        <w:spacing w:after="60"/>
+      </w:pPr>
+      <w:r>
+        <w:rPr>
+          <w:rFonts w:ascii="Microsoft JhengHei" w:eastAsia="Microsoft JhengHei"/>
+        </w:rPr>
+        <w:t xml:space="preserve">(   ) 15. 下列「塌」字,何者的意思是「凹陷」(動)?</w:t>
       </w:r>
     </w:p>
     <w:p>
@@ -7269,18 +7269,18 @@
         <w:rPr>
           <w:rFonts w:ascii="Microsoft JhengHei" w:eastAsia="Microsoft JhengHei"/>
         </w:rPr>
-        <w:t xml:space="preserve">(A)如果　(B)工作期間依規定或經申請獲准的休息時間　(C)依傍　(D)不真的、虛偽的、人造的</w:t>
-      </w:r>
-    </w:p>
-    <w:p>
-      <w:pPr>
-        <w:spacing w:after="60"/>
-      </w:pPr>
-      <w:r>
-        <w:rPr>
-          <w:rFonts w:ascii="Microsoft JhengHei" w:eastAsia="Microsoft JhengHei"/>
-        </w:rPr>
-        <w:t xml:space="preserve">(   ) 16. 「假」手於人 中的「假」,意思是?</w:t>
+        <w:t xml:space="preserve">(A)桶底都「塌」下來了　(B)瘦得兩眼都「塌」進去了　(C)倒「塌」</w:t>
+      </w:r>
+    </w:p>
+    <w:p>
+      <w:pPr>
+        <w:spacing w:after="60"/>
+      </w:pPr>
+      <w:r>
+        <w:rPr>
+          <w:rFonts w:ascii="Microsoft JhengHei" w:eastAsia="Microsoft JhengHei"/>
+        </w:rPr>
+        <w:t xml:space="preserve">(   ) 16. 下列「塌」字,何者的意思是「脫落」(動)?</w:t>
       </w:r>
     </w:p>
     <w:p>
@@ -7292,18 +7292,18 @@
         <w:rPr>
           <w:rFonts w:ascii="Microsoft JhengHei" w:eastAsia="Microsoft JhengHei"/>
         </w:rPr>
-        <w:t xml:space="preserve">(A)不真的、虛偽的、人造的　(B)工作期間依規定或經申請獲准的休息時間　(C)如果　(D)借</w:t>
-      </w:r>
-    </w:p>
-    <w:p>
-      <w:pPr>
-        <w:spacing w:after="60"/>
-      </w:pPr>
-      <w:r>
-        <w:rPr>
-          <w:rFonts w:ascii="Microsoft JhengHei" w:eastAsia="Microsoft JhengHei"/>
-        </w:rPr>
-        <w:t xml:space="preserve">(   ) 17. 於學無所遺,於辭無所「假」 中的「假」,意思是?</w:t>
+        <w:t xml:space="preserve">(A)倒「塌」　(B)桶底都「塌」下來了　(C)瘦得兩眼都「塌」進去了</w:t>
+      </w:r>
+    </w:p>
+    <w:p>
+      <w:pPr>
+        <w:spacing w:after="60"/>
+      </w:pPr>
+      <w:r>
+        <w:rPr>
+          <w:rFonts w:ascii="Microsoft JhengHei" w:eastAsia="Microsoft JhengHei"/>
+        </w:rPr>
+        <w:t xml:space="preserve">(   ) 17. 下列「塌」字的解釋,何者「錯誤」?</w:t>
       </w:r>
     </w:p>
     <w:p>
@@ -7315,18 +7315,18 @@
         <w:rPr>
           <w:rFonts w:ascii="Microsoft JhengHei" w:eastAsia="Microsoft JhengHei"/>
         </w:rPr>
-        <w:t xml:space="preserve">(A)如果　(B)工作期間依規定或經申請獲准的休息時間　(C)依傍　(D)借</w:t>
-      </w:r>
-    </w:p>
-    <w:p>
-      <w:pPr>
-        <w:spacing w:after="60"/>
-      </w:pPr>
-      <w:r>
-        <w:rPr>
-          <w:rFonts w:ascii="Microsoft JhengHei" w:eastAsia="Microsoft JhengHei"/>
-        </w:rPr>
-        <w:t xml:space="preserve">(   ) 18. 「假」若 中的「假」,意思是?</w:t>
+        <w:t xml:space="preserve">(A)倒「塌」:垮落　(B)瘦得兩眼都「塌」進去了:凹陷　(C)桶底都「塌」下來了:垮落</w:t>
+      </w:r>
+    </w:p>
+    <w:p>
+      <w:pPr>
+        <w:spacing w:after="60"/>
+      </w:pPr>
+      <w:r>
+        <w:rPr>
+          <w:rFonts w:ascii="Microsoft JhengHei" w:eastAsia="Microsoft JhengHei"/>
+        </w:rPr>
+        <w:t xml:space="preserve">(   ) 18. 下列「假」字,何者的意思是「不真的、虛偽的、人造的」(形)?</w:t>
       </w:r>
     </w:p>
     <w:p>
@@ -7338,18 +7338,18 @@
         <w:rPr>
           <w:rFonts w:ascii="Microsoft JhengHei" w:eastAsia="Microsoft JhengHei"/>
         </w:rPr>
-        <w:t xml:space="preserve">(A)依傍　(B)不真的、虛偽的、人造的　(C)如果　(D)工作期間依規定或經申請獲准的休息時間</w:t>
-      </w:r>
-    </w:p>
-    <w:p>
-      <w:pPr>
-        <w:spacing w:after="60"/>
-      </w:pPr>
-      <w:r>
-        <w:rPr>
-          <w:rFonts w:ascii="Microsoft JhengHei" w:eastAsia="Microsoft JhengHei"/>
-        </w:rPr>
-        <w:t xml:space="preserve">(   ) 19. 銷「假」 中的「假」,意思是?</w:t>
+        <w:t xml:space="preserve">(A)「假」若　(B)於學無所遺,於辭無所「假」　(C)虛情「假」意　(D)銷「假」</w:t>
+      </w:r>
+    </w:p>
+    <w:p>
+      <w:pPr>
+        <w:spacing w:after="60"/>
+      </w:pPr>
+      <w:r>
+        <w:rPr>
+          <w:rFonts w:ascii="Microsoft JhengHei" w:eastAsia="Microsoft JhengHei"/>
+        </w:rPr>
+        <w:t xml:space="preserve">(   ) 19. 下列「假」字,何者的意思是「借」(動)?</w:t>
       </w:r>
     </w:p>
     <w:p>
@@ -7361,7 +7361,99 @@
         <w:rPr>
           <w:rFonts w:ascii="Microsoft JhengHei" w:eastAsia="Microsoft JhengHei"/>
         </w:rPr>
-        <w:t xml:space="preserve">(A)工作期間依規定或經申請獲准的休息時間　(B)不真的、虛偽的、人造的　(C)依傍　(D)如果</w:t>
+        <w:t xml:space="preserve">(A)銷「假」　(B)「假」手於人　(C)虛情「假」意　(D)於學無所遺,於辭無所「假」</w:t>
+      </w:r>
+    </w:p>
+    <w:p>
+      <w:pPr>
+        <w:spacing w:after="60"/>
+      </w:pPr>
+      <w:r>
+        <w:rPr>
+          <w:rFonts w:ascii="Microsoft JhengHei" w:eastAsia="Microsoft JhengHei"/>
+        </w:rPr>
+        <w:t xml:space="preserve">(   ) 20. 下列「假」字,何者的意思是「依傍」(動)?</w:t>
+      </w:r>
+    </w:p>
+    <w:p>
+      <w:pPr>
+        <w:spacing w:after="60"/>
+        <w:ind w:left="360"/>
+      </w:pPr>
+      <w:r>
+        <w:rPr>
+          <w:rFonts w:ascii="Microsoft JhengHei" w:eastAsia="Microsoft JhengHei"/>
+        </w:rPr>
+        <w:t xml:space="preserve">(A)「假」若　(B)於學無所遺,於辭無所「假」　(C)「假」手於人　(D)銷「假」</w:t>
+      </w:r>
+    </w:p>
+    <w:p>
+      <w:pPr>
+        <w:spacing w:after="60"/>
+      </w:pPr>
+      <w:r>
+        <w:rPr>
+          <w:rFonts w:ascii="Microsoft JhengHei" w:eastAsia="Microsoft JhengHei"/>
+        </w:rPr>
+        <w:t xml:space="preserve">(   ) 21. 下列「假」字,何者的意思是「如果」(連)?</w:t>
+      </w:r>
+    </w:p>
+    <w:p>
+      <w:pPr>
+        <w:spacing w:after="60"/>
+        <w:ind w:left="360"/>
+      </w:pPr>
+      <w:r>
+        <w:rPr>
+          <w:rFonts w:ascii="Microsoft JhengHei" w:eastAsia="Microsoft JhengHei"/>
+        </w:rPr>
+        <w:t xml:space="preserve">(A)虛情「假」意　(B)銷「假」　(C)「假」手於人　(D)「假」若</w:t>
+      </w:r>
+    </w:p>
+    <w:p>
+      <w:pPr>
+        <w:spacing w:after="60"/>
+      </w:pPr>
+      <w:r>
+        <w:rPr>
+          <w:rFonts w:ascii="Microsoft JhengHei" w:eastAsia="Microsoft JhengHei"/>
+        </w:rPr>
+        <w:t xml:space="preserve">(   ) 22. 下列「假」字,何者的意思是「工作期間依規定或經申請獲准的休息時間」(名)?</w:t>
+      </w:r>
+    </w:p>
+    <w:p>
+      <w:pPr>
+        <w:spacing w:after="60"/>
+        <w:ind w:left="360"/>
+      </w:pPr>
+      <w:r>
+        <w:rPr>
+          <w:rFonts w:ascii="Microsoft JhengHei" w:eastAsia="Microsoft JhengHei"/>
+        </w:rPr>
+        <w:t xml:space="preserve">(A)於學無所遺,於辭無所「假」　(B)「假」若　(C)虛情「假」意　(D)銷「假」</w:t>
+      </w:r>
+    </w:p>
+    <w:p>
+      <w:pPr>
+        <w:spacing w:after="60"/>
+      </w:pPr>
+      <w:r>
+        <w:rPr>
+          <w:rFonts w:ascii="Microsoft JhengHei" w:eastAsia="Microsoft JhengHei"/>
+        </w:rPr>
+        <w:t xml:space="preserve">(   ) 23. 下列「假」字的解釋,何者「錯誤」?</w:t>
+      </w:r>
+    </w:p>
+    <w:p>
+      <w:pPr>
+        <w:spacing w:after="60"/>
+        <w:ind w:left="360"/>
+      </w:pPr>
+      <w:r>
+        <w:rPr>
+          <w:rFonts w:ascii="Microsoft JhengHei" w:eastAsia="Microsoft JhengHei"/>
+        </w:rPr>
+        <w:t xml:space="preserve">(A)於學無所遺,於辭無所「假」:不真的、虛偽的、人造的　(B)「假」若:如果　(C)虛情「假」意:不真的、虛偽的、人造的　(D)「假」手於人:借</w:t>
       </w:r>
     </w:p>
     <w:p>
@@ -7375,7 +7467,7 @@
           <w:bCs/>
           <w:color w:val="2F9E44"/>
         </w:rPr>
-        <w:t xml:space="preserve">答案:1.(D)　2.(C)　3.(C)　4.(B)　5.(D)　6.(D)　7.(B)　8.(D)　9.(A)　10.(B)　11.(A)　12.(D)　13.(A)　14.(A)　15.(D)　16.(D)　17.(C)　18.(C)　19.(A)</w:t>
+        <w:t xml:space="preserve">答案:1.(B)　2.(C)　3.(D)　4.(D)　5.(B)　6.(B)　7.(C)　8.(B)　9.(D)　10.(D)　11.(C)　12.(C)　13.(C)　14.(A)　15.(B)　16.(B)　17.(C)　18.(C)　19.(B)　20.(B)　21.(D)　22.(D)　23.(A)</w:t>
       </w:r>
     </w:p>
     <w:sectPr>

--- a/古文今讀111-120.docx
+++ b/古文今讀111-120.docx
@@ -6947,7 +6947,7 @@
         <w:rPr>
           <w:rFonts w:ascii="Microsoft JhengHei" w:eastAsia="Microsoft JhengHei"/>
         </w:rPr>
-        <w:t xml:space="preserve">(A)「緣」份　(B)無「緣」無故　(C)「緣」木求魚　(D)「緣」溪行,忘路之遠近</w:t>
+        <w:t xml:space="preserve">(A)「緣」溪行,忘路之遠近　(B)「緣」份　(C)「緣」木求魚　(D)無「緣」無故</w:t>
       </w:r>
     </w:p>
     <w:p>
@@ -6970,7 +6970,7 @@
         <w:rPr>
           <w:rFonts w:ascii="Microsoft JhengHei" w:eastAsia="Microsoft JhengHei"/>
         </w:rPr>
-        <w:t xml:space="preserve">(A)花徑不曾「緣」客掃　(B)「緣」溪行,忘路之遠近　(C)「緣」份　(D)無「緣」無故</w:t>
+        <w:t xml:space="preserve">(A)只「緣」身在此山中　(B)無「緣」無故　(C)「緣」溪行,忘路之遠近　(D)「緣」份</w:t>
       </w:r>
     </w:p>
     <w:p>
@@ -6993,7 +6993,7 @@
         <w:rPr>
           <w:rFonts w:ascii="Microsoft JhengHei" w:eastAsia="Microsoft JhengHei"/>
         </w:rPr>
-        <w:t xml:space="preserve">(A)無「緣」無故　(B)「緣」份　(C)花徑不曾「緣」客掃　(D)「緣」木求魚</w:t>
+        <w:t xml:space="preserve">(A)花徑不曾「緣」客掃　(B)無「緣」無故　(C)「緣」份　(D)「緣」木求魚</w:t>
       </w:r>
     </w:p>
     <w:p>
@@ -7016,7 +7016,7 @@
         <w:rPr>
           <w:rFonts w:ascii="Microsoft JhengHei" w:eastAsia="Microsoft JhengHei"/>
         </w:rPr>
-        <w:t xml:space="preserve">(A)「緣」份　(B)「緣」木求魚　(C)無「緣」無故　(D)「緣」溪行,忘路之遠近</w:t>
+        <w:t xml:space="preserve">(A)「緣」溪行,忘路之遠近　(B)「緣」木求魚　(C)花徑不曾「緣」客掃　(D)無「緣」無故</w:t>
       </w:r>
     </w:p>
     <w:p>
@@ -7039,7 +7039,7 @@
         <w:rPr>
           <w:rFonts w:ascii="Microsoft JhengHei" w:eastAsia="Microsoft JhengHei"/>
         </w:rPr>
-        <w:t xml:space="preserve">(A)「緣」溪行,忘路之遠近　(B)花徑不曾「緣」客掃　(C)「緣」木求魚　(D)「緣」份</w:t>
+        <w:t xml:space="preserve">(A)「緣」木求魚　(B)「緣」份　(C)「緣」溪行,忘路之遠近　(D)只「緣」身在此山中</w:t>
       </w:r>
     </w:p>
     <w:p>
@@ -7062,7 +7062,7 @@
         <w:rPr>
           <w:rFonts w:ascii="Microsoft JhengHei" w:eastAsia="Microsoft JhengHei"/>
         </w:rPr>
-        <w:t xml:space="preserve">(A)「緣」木求魚:攀爬　(B)「緣」溪行,忘路之遠近:原因、理由　(C)花徑不曾「緣」客掃:因為、由於　(D)無「緣」無故:原因、理由</w:t>
+        <w:t xml:space="preserve">(A)「緣」份:原因、理由　(B)無「緣」無故:原因、理由　(C)「緣」溪行,忘路之遠近:沿、循　(D)「緣」木求魚:攀爬</w:t>
       </w:r>
     </w:p>
     <w:p>
@@ -7085,7 +7085,7 @@
         <w:rPr>
           <w:rFonts w:ascii="Microsoft JhengHei" w:eastAsia="Microsoft JhengHei"/>
         </w:rPr>
-        <w:t xml:space="preserve">(A)延年「益」壽　(B)「益」友　(C)澭水暴「益」,荊人弗知　(D)利「益」</w:t>
+        <w:t xml:space="preserve">(A)利「益」　(B)精「益」求精　(C)延年「益」壽　(D)澭水暴「益」,荊人弗知</w:t>
       </w:r>
     </w:p>
     <w:p>
@@ -7108,7 +7108,7 @@
         <w:rPr>
           <w:rFonts w:ascii="Microsoft JhengHei" w:eastAsia="Microsoft JhengHei"/>
         </w:rPr>
-        <w:t xml:space="preserve">(A)助「益」　(B)延年「益」壽　(C)精「益」求精　(D)澭水暴「益」,荊人弗知</w:t>
+        <w:t xml:space="preserve">(A)精「益」求精　(B)澭水暴「益」,荊人弗知　(C)收「益」　(D)延年「益」壽</w:t>
       </w:r>
     </w:p>
     <w:p>
@@ -7131,7 +7131,7 @@
         <w:rPr>
           <w:rFonts w:ascii="Microsoft JhengHei" w:eastAsia="Microsoft JhengHei"/>
         </w:rPr>
-        <w:t xml:space="preserve">(A)「益」友　(B)澭水暴「益」,荊人弗知　(C)延年「益」壽　(D)助「益」</w:t>
+        <w:t xml:space="preserve">(A)收「益」　(B)「益」處　(C)助「益」　(D)延年「益」壽</w:t>
       </w:r>
     </w:p>
     <w:p>
@@ -7154,7 +7154,7 @@
         <w:rPr>
           <w:rFonts w:ascii="Microsoft JhengHei" w:eastAsia="Microsoft JhengHei"/>
         </w:rPr>
-        <w:t xml:space="preserve">(A)延年「益」壽　(B)精「益」求精　(C)澭水暴「益」,荊人弗知　(D)利「益」</w:t>
+        <w:t xml:space="preserve">(A)「益」友　(B)收「益」　(C)澭水暴「益」,荊人弗知　(D)助「益」</w:t>
       </w:r>
     </w:p>
     <w:p>
@@ -7177,7 +7177,7 @@
         <w:rPr>
           <w:rFonts w:ascii="Microsoft JhengHei" w:eastAsia="Microsoft JhengHei"/>
         </w:rPr>
-        <w:t xml:space="preserve">(A)精「益」求精　(B)助「益」　(C)「益」友　(D)延年「益」壽</w:t>
+        <w:t xml:space="preserve">(A)利「益」　(B)延年「益」壽　(C)「益」友　(D)助「益」</w:t>
       </w:r>
     </w:p>
     <w:p>
@@ -7200,7 +7200,7 @@
         <w:rPr>
           <w:rFonts w:ascii="Microsoft JhengHei" w:eastAsia="Microsoft JhengHei"/>
         </w:rPr>
-        <w:t xml:space="preserve">(A)澭水暴「益」,荊人弗知　(B)利「益」　(C)精「益」求精　(D)延年「益」壽</w:t>
+        <w:t xml:space="preserve">(A)助「益」　(B)利「益」　(C)精「益」求精　(D)澭水暴「益」,荊人弗知</w:t>
       </w:r>
     </w:p>
     <w:p>
@@ -7223,7 +7223,7 @@
         <w:rPr>
           <w:rFonts w:ascii="Microsoft JhengHei" w:eastAsia="Microsoft JhengHei"/>
         </w:rPr>
-        <w:t xml:space="preserve">(A)延年「益」壽:增加　(B)精「益」求精:更加　(C)澭水暴「益」,荊人弗知:增加　(D)利「益」:好處</w:t>
+        <w:t xml:space="preserve">(A)澭水暴「益」,荊人弗知:漲、漫出　(B)精「益」求精:漲、漫出　(C)助「益」:幫助、補助　(D)延年「益」壽:增加</w:t>
       </w:r>
     </w:p>
     <w:p>
@@ -7246,7 +7246,7 @@
         <w:rPr>
           <w:rFonts w:ascii="Microsoft JhengHei" w:eastAsia="Microsoft JhengHei"/>
         </w:rPr>
-        <w:t xml:space="preserve">(A)倒「塌」　(B)瘦得兩眼都「塌」進去了　(C)桶底都「塌」下來了</w:t>
+        <w:t xml:space="preserve">(A)瘦得兩眼都「塌」進去了　(B)桶底都「塌」下來了　(C)坍(ㄊㄢ)「塌」</w:t>
       </w:r>
     </w:p>
     <w:p>
@@ -7269,7 +7269,7 @@
         <w:rPr>
           <w:rFonts w:ascii="Microsoft JhengHei" w:eastAsia="Microsoft JhengHei"/>
         </w:rPr>
-        <w:t xml:space="preserve">(A)桶底都「塌」下來了　(B)瘦得兩眼都「塌」進去了　(C)倒「塌」</w:t>
+        <w:t xml:space="preserve">(A)桶底都「塌」下來了　(B)倒「塌」　(C)打「塌」鼻梁</w:t>
       </w:r>
     </w:p>
     <w:p>
@@ -7292,7 +7292,7 @@
         <w:rPr>
           <w:rFonts w:ascii="Microsoft JhengHei" w:eastAsia="Microsoft JhengHei"/>
         </w:rPr>
-        <w:t xml:space="preserve">(A)倒「塌」　(B)桶底都「塌」下來了　(C)瘦得兩眼都「塌」進去了</w:t>
+        <w:t xml:space="preserve">(A)桶底都「塌」下來了　(B)倒「塌」　(C)瘦得兩眼都「塌」進去了</w:t>
       </w:r>
     </w:p>
     <w:p>
@@ -7315,7 +7315,7 @@
         <w:rPr>
           <w:rFonts w:ascii="Microsoft JhengHei" w:eastAsia="Microsoft JhengHei"/>
         </w:rPr>
-        <w:t xml:space="preserve">(A)倒「塌」:垮落　(B)瘦得兩眼都「塌」進去了:凹陷　(C)桶底都「塌」下來了:垮落</w:t>
+        <w:t xml:space="preserve">(A)瘦得兩眼都「塌」進去了:凹陷　(B)倒「塌」:垮落　(C)桶底都「塌」下來了:垮落</w:t>
       </w:r>
     </w:p>
     <w:p>
@@ -7338,7 +7338,7 @@
         <w:rPr>
           <w:rFonts w:ascii="Microsoft JhengHei" w:eastAsia="Microsoft JhengHei"/>
         </w:rPr>
-        <w:t xml:space="preserve">(A)「假」若　(B)於學無所遺,於辭無所「假」　(C)虛情「假」意　(D)銷「假」</w:t>
+        <w:t xml:space="preserve">(A)虛情「假」意　(B)春「假」(ㄐㄧㄚˋ)　(C)「假」如　(D)狐「假」虎威</w:t>
       </w:r>
     </w:p>
     <w:p>
@@ -7361,7 +7361,7 @@
         <w:rPr>
           <w:rFonts w:ascii="Microsoft JhengHei" w:eastAsia="Microsoft JhengHei"/>
         </w:rPr>
-        <w:t xml:space="preserve">(A)銷「假」　(B)「假」手於人　(C)虛情「假」意　(D)於學無所遺,於辭無所「假」</w:t>
+        <w:t xml:space="preserve">(A)於學無所遺,於辭無所「假」　(B)虛情「假」意　(C)「假」如　(D)「假」手於人</w:t>
       </w:r>
     </w:p>
     <w:p>
@@ -7384,7 +7384,7 @@
         <w:rPr>
           <w:rFonts w:ascii="Microsoft JhengHei" w:eastAsia="Microsoft JhengHei"/>
         </w:rPr>
-        <w:t xml:space="preserve">(A)「假」若　(B)於學無所遺,於辭無所「假」　(C)「假」手於人　(D)銷「假」</w:t>
+        <w:t xml:space="preserve">(A)於學無所遺,於辭無所「假」　(B)「假」若　(C)「假」手於人　(D)銷「假」</w:t>
       </w:r>
     </w:p>
     <w:p>
@@ -7407,7 +7407,7 @@
         <w:rPr>
           <w:rFonts w:ascii="Microsoft JhengHei" w:eastAsia="Microsoft JhengHei"/>
         </w:rPr>
-        <w:t xml:space="preserve">(A)虛情「假」意　(B)銷「假」　(C)「假」手於人　(D)「假」若</w:t>
+        <w:t xml:space="preserve">(A)於學無所遺,於辭無所「假」　(B)銷「假」　(C)「假」如　(D)狐「假」虎威</w:t>
       </w:r>
     </w:p>
     <w:p>
@@ -7430,7 +7430,7 @@
         <w:rPr>
           <w:rFonts w:ascii="Microsoft JhengHei" w:eastAsia="Microsoft JhengHei"/>
         </w:rPr>
-        <w:t xml:space="preserve">(A)於學無所遺,於辭無所「假」　(B)「假」若　(C)虛情「假」意　(D)銷「假」</w:t>
+        <w:t xml:space="preserve">(A)狐「假」虎威　(B)銷「假」　(C)「假」髮　(D)「假」若</w:t>
       </w:r>
     </w:p>
     <w:p>
@@ -7453,7 +7453,7 @@
         <w:rPr>
           <w:rFonts w:ascii="Microsoft JhengHei" w:eastAsia="Microsoft JhengHei"/>
         </w:rPr>
-        <w:t xml:space="preserve">(A)於學無所遺,於辭無所「假」:不真的、虛偽的、人造的　(B)「假」若:如果　(C)虛情「假」意:不真的、虛偽的、人造的　(D)「假」手於人:借</w:t>
+        <w:t xml:space="preserve">(A)於學無所遺,於辭無所「假」:不真的、虛偽的、人造的　(B)銷「假」:工作期間依規定或經申請獲准的休息時間　(C)虛情「假」意:不真的、虛偽的、人造的　(D)「假」手於人:借</w:t>
       </w:r>
     </w:p>
     <w:p>
@@ -7467,7 +7467,7 @@
           <w:bCs/>
           <w:color w:val="2F9E44"/>
         </w:rPr>
-        <w:t xml:space="preserve">答案:1.(B)　2.(C)　3.(D)　4.(D)　5.(B)　6.(B)　7.(C)　8.(B)　9.(D)　10.(D)　11.(C)　12.(C)　13.(C)　14.(A)　15.(B)　16.(B)　17.(C)　18.(C)　19.(B)　20.(B)　21.(D)　22.(D)　23.(A)</w:t>
+        <w:t xml:space="preserve">答案:1.(D)　2.(D)　3.(D)　4.(A)　5.(D)　6.(A)　7.(D)　8.(D)　9.(C)　10.(B)　11.(C)　12.(C)　13.(B)　14.(C)　15.(C)　16.(A)　17.(C)　18.(A)　19.(D)　20.(A)　21.(C)　22.(B)　23.(A)</w:t>
       </w:r>
     </w:p>
     <w:sectPr>

--- a/古文今讀111-120.docx
+++ b/古文今讀111-120.docx
@@ -286,7 +286,7 @@
         <w:rPr>
           <w:rFonts w:ascii="Microsoft JhengHei" w:eastAsia="Microsoft JhengHei"/>
         </w:rPr>
-        <w:t xml:space="preserve">「假令得地失兄弟,心如何?」:假令=假設語氣(假、如、苟、若)</w:t>
+        <w:t xml:space="preserve">「假令得地失兄弟,心如何?」:假令=假設語氣</w:t>
       </w:r>
     </w:p>
     <w:p>
@@ -305,20 +305,231 @@
         <w:t xml:space="preserve">天下難得者兄弟,易求者田地:蘇瓊以理勸說,感動兩兄弟</w:t>
       </w:r>
     </w:p>
-    <w:p>
-      <w:pPr>
-        <w:pStyle w:val="ListParagraph"/>
-        <w:numPr>
-          <w:ilvl w:val="0"/>
-          <w:numId w:val="2"/>
-        </w:numPr>
-        <w:spacing w:after="60"/>
-      </w:pPr>
-      <w:r>
-        <w:rPr>
-          <w:rFonts w:ascii="Microsoft JhengHei" w:eastAsia="Microsoft JhengHei"/>
-        </w:rPr>
-        <w:t xml:space="preserve">成語:兄友弟恭、讓棗推梨、兄弟鬩牆、煮豆燃萁;沆瀣一氣=氣味相投,後多用於貶義(狼狽為奸)</w:t>
+    <w:tbl>
+      <w:tblPr>
+        <w:tblW w:type="dxa" w:w="9000"/>
+        <w:tblBorders>
+          <w:top w:val="single" w:color="auto" w:sz="4"/>
+          <w:left w:val="single" w:color="auto" w:sz="4"/>
+          <w:bottom w:val="single" w:color="auto" w:sz="4"/>
+          <w:right w:val="single" w:color="auto" w:sz="4"/>
+          <w:insideH w:val="single" w:color="auto" w:sz="4"/>
+          <w:insideV w:val="single" w:color="auto" w:sz="4"/>
+        </w:tblBorders>
+      </w:tblPr>
+      <w:tblGrid>
+        <w:gridCol w:w="9000"/>
+      </w:tblGrid>
+      <w:tr>
+        <w:tc>
+          <w:tcPr>
+            <w:tcW w:type="dxa" w:w="9000"/>
+            <w:tcBorders>
+              <w:top w:val="single" w:color="1C7ED6" w:sz="6"/>
+              <w:left w:val="single" w:color="1C7ED6" w:sz="24"/>
+              <w:bottom w:val="single" w:color="1C7ED6" w:sz="6"/>
+              <w:right w:val="single" w:color="1C7ED6" w:sz="6"/>
+            </w:tcBorders>
+            <w:shd w:fill="E7F5FF" w:val="clear"/>
+            <w:tcMar>
+              <w:top w:type="dxa" w:w="80"/>
+              <w:left w:type="dxa" w:w="140"/>
+              <w:bottom w:type="dxa" w:w="80"/>
+              <w:right w:type="dxa" w:w="140"/>
+            </w:tcMar>
+          </w:tcPr>
+          <w:p>
+            <w:pPr>
+              <w:spacing w:after="60"/>
+            </w:pPr>
+            <w:r>
+              <w:rPr>
+                <w:rFonts w:ascii="Microsoft JhengHei" w:eastAsia="Microsoft JhengHei"/>
+                <w:b/>
+                <w:bCs/>
+                <w:color w:val="1C7ED6"/>
+              </w:rPr>
+              <w:t xml:space="preserve">💬 假令</w:t>
+            </w:r>
+          </w:p>
+          <w:p>
+            <w:pPr>
+              <w:spacing w:after="60"/>
+            </w:pPr>
+            <w:r>
+              <w:rPr>
+                <w:rFonts w:ascii="Microsoft JhengHei" w:eastAsia="Microsoft JhengHei"/>
+              </w:rPr>
+              <w:t xml:space="preserve">• 假令=假設語氣</w:t>
+            </w:r>
+          </w:p>
+        </w:tc>
+      </w:tr>
+    </w:tbl>
+    <w:p>
+      <w:pPr>
+        <w:spacing w:after="60"/>
+      </w:pPr>
+      <w:r>
+        <w:rPr>
+          <w:rFonts w:ascii="Microsoft JhengHei" w:eastAsia="Microsoft JhengHei"/>
+        </w:rPr>
+        <w:t xml:space="preserve"/>
+      </w:r>
+    </w:p>
+    <w:tbl>
+      <w:tblPr>
+        <w:tblW w:type="dxa" w:w="9000"/>
+        <w:tblBorders>
+          <w:top w:val="single" w:color="auto" w:sz="4"/>
+          <w:left w:val="single" w:color="auto" w:sz="4"/>
+          <w:bottom w:val="single" w:color="auto" w:sz="4"/>
+          <w:right w:val="single" w:color="auto" w:sz="4"/>
+          <w:insideH w:val="single" w:color="auto" w:sz="4"/>
+          <w:insideV w:val="single" w:color="auto" w:sz="4"/>
+        </w:tblBorders>
+      </w:tblPr>
+      <w:tblGrid>
+        <w:gridCol w:w="9000"/>
+      </w:tblGrid>
+      <w:tr>
+        <w:tc>
+          <w:tcPr>
+            <w:tcW w:type="dxa" w:w="9000"/>
+            <w:tcBorders>
+              <w:top w:val="single" w:color="1C7ED6" w:sz="6"/>
+              <w:left w:val="single" w:color="1C7ED6" w:sz="24"/>
+              <w:bottom w:val="single" w:color="1C7ED6" w:sz="6"/>
+              <w:right w:val="single" w:color="1C7ED6" w:sz="6"/>
+            </w:tcBorders>
+            <w:shd w:fill="E7F5FF" w:val="clear"/>
+            <w:tcMar>
+              <w:top w:type="dxa" w:w="80"/>
+              <w:left w:type="dxa" w:w="140"/>
+              <w:bottom w:type="dxa" w:w="80"/>
+              <w:right w:type="dxa" w:w="140"/>
+            </w:tcMar>
+          </w:tcPr>
+          <w:p>
+            <w:pPr>
+              <w:spacing w:after="60"/>
+            </w:pPr>
+            <w:r>
+              <w:rPr>
+                <w:rFonts w:ascii="Microsoft JhengHei" w:eastAsia="Microsoft JhengHei"/>
+                <w:b/>
+                <w:bCs/>
+                <w:color w:val="1C7ED6"/>
+              </w:rPr>
+              <w:t xml:space="preserve">💬 假設語氣用字</w:t>
+            </w:r>
+          </w:p>
+          <w:p>
+            <w:pPr>
+              <w:spacing w:after="60"/>
+            </w:pPr>
+            <w:r>
+              <w:rPr>
+                <w:rFonts w:ascii="Microsoft JhengHei" w:eastAsia="Microsoft JhengHei"/>
+              </w:rPr>
+              <w:t xml:space="preserve">• 假、如、苟、若</w:t>
+            </w:r>
+          </w:p>
+        </w:tc>
+      </w:tr>
+    </w:tbl>
+    <w:p>
+      <w:pPr>
+        <w:spacing w:after="60"/>
+      </w:pPr>
+      <w:r>
+        <w:rPr>
+          <w:rFonts w:ascii="Microsoft JhengHei" w:eastAsia="Microsoft JhengHei"/>
+        </w:rPr>
+        <w:t xml:space="preserve"/>
+      </w:r>
+    </w:p>
+    <w:tbl>
+      <w:tblPr>
+        <w:tblW w:type="dxa" w:w="9000"/>
+        <w:tblBorders>
+          <w:top w:val="single" w:color="auto" w:sz="4"/>
+          <w:left w:val="single" w:color="auto" w:sz="4"/>
+          <w:bottom w:val="single" w:color="auto" w:sz="4"/>
+          <w:right w:val="single" w:color="auto" w:sz="4"/>
+          <w:insideH w:val="single" w:color="auto" w:sz="4"/>
+          <w:insideV w:val="single" w:color="auto" w:sz="4"/>
+        </w:tblBorders>
+      </w:tblPr>
+      <w:tblGrid>
+        <w:gridCol w:w="9000"/>
+      </w:tblGrid>
+      <w:tr>
+        <w:tc>
+          <w:tcPr>
+            <w:tcW w:type="dxa" w:w="9000"/>
+            <w:tcBorders>
+              <w:top w:val="single" w:color="E8590C" w:sz="6"/>
+              <w:left w:val="single" w:color="E8590C" w:sz="24"/>
+              <w:bottom w:val="single" w:color="E8590C" w:sz="6"/>
+              <w:right w:val="single" w:color="E8590C" w:sz="6"/>
+            </w:tcBorders>
+            <w:shd w:fill="FFF4E6" w:val="clear"/>
+            <w:tcMar>
+              <w:top w:type="dxa" w:w="80"/>
+              <w:left w:type="dxa" w:w="140"/>
+              <w:bottom w:type="dxa" w:w="80"/>
+              <w:right w:type="dxa" w:w="140"/>
+            </w:tcMar>
+          </w:tcPr>
+          <w:p>
+            <w:pPr>
+              <w:spacing w:after="60"/>
+            </w:pPr>
+            <w:r>
+              <w:rPr>
+                <w:rFonts w:ascii="Microsoft JhengHei" w:eastAsia="Microsoft JhengHei"/>
+                <w:b/>
+                <w:bCs/>
+                <w:color w:val="E8590C"/>
+              </w:rPr>
+              <w:t xml:space="preserve">💬 補充成語</w:t>
+            </w:r>
+          </w:p>
+          <w:p>
+            <w:pPr>
+              <w:spacing w:after="60"/>
+            </w:pPr>
+            <w:r>
+              <w:rPr>
+                <w:rFonts w:ascii="Microsoft JhengHei" w:eastAsia="Microsoft JhengHei"/>
+              </w:rPr>
+              <w:t xml:space="preserve">• 狼狽為奸:比喻互相勾結,做壞事。</w:t>
+            </w:r>
+          </w:p>
+          <w:p>
+            <w:pPr>
+              <w:spacing w:after="60"/>
+            </w:pPr>
+            <w:r>
+              <w:rPr>
+                <w:rFonts w:ascii="Microsoft JhengHei" w:eastAsia="Microsoft JhengHei"/>
+              </w:rPr>
+              <w:t xml:space="preserve">• 沆瀣一氣(ㄏㄤˋ ㄒㄧㄝˋ ㄧˋ ㄑㄧˋ):比喻氣味相投,後多用於貶義。</w:t>
+            </w:r>
+          </w:p>
+        </w:tc>
+      </w:tr>
+    </w:tbl>
+    <w:p>
+      <w:pPr>
+        <w:spacing w:after="60"/>
+      </w:pPr>
+      <w:r>
+        <w:rPr>
+          <w:rFonts w:ascii="Microsoft JhengHei" w:eastAsia="Microsoft JhengHei"/>
+        </w:rPr>
+        <w:t xml:space="preserve"/>
       </w:r>
     </w:p>
     <w:p>
@@ -625,39 +836,90 @@
         <w:rPr>
           <w:rFonts w:ascii="Microsoft JhengHei" w:eastAsia="Microsoft JhengHei"/>
         </w:rPr>
-        <w:t xml:space="preserve">身無長物:比喻節儉或貧困</w:t>
-      </w:r>
-    </w:p>
-    <w:p>
-      <w:pPr>
-        <w:pStyle w:val="ListParagraph"/>
-        <w:numPr>
-          <w:ilvl w:val="0"/>
-          <w:numId w:val="2"/>
-        </w:numPr>
-        <w:spacing w:after="60"/>
-      </w:pPr>
-      <w:r>
-        <w:rPr>
-          <w:rFonts w:ascii="Microsoft JhengHei" w:eastAsia="Microsoft JhengHei"/>
-        </w:rPr>
         <w:t xml:space="preserve">一介不取:一分一毫也不苟取,形容操守清廉=一錢太守=兩袖清風</w:t>
       </w:r>
     </w:p>
-    <w:p>
-      <w:pPr>
-        <w:pStyle w:val="ListParagraph"/>
-        <w:numPr>
-          <w:ilvl w:val="0"/>
-          <w:numId w:val="2"/>
-        </w:numPr>
-        <w:spacing w:after="60"/>
-      </w:pPr>
-      <w:r>
-        <w:rPr>
-          <w:rFonts w:ascii="Microsoft JhengHei" w:eastAsia="Microsoft JhengHei"/>
-        </w:rPr>
-        <w:t xml:space="preserve">倚老賣老:自以為年紀大、閱歷豐富而看不起別人</w:t>
+    <w:tbl>
+      <w:tblPr>
+        <w:tblW w:type="dxa" w:w="9000"/>
+        <w:tblBorders>
+          <w:top w:val="single" w:color="auto" w:sz="4"/>
+          <w:left w:val="single" w:color="auto" w:sz="4"/>
+          <w:bottom w:val="single" w:color="auto" w:sz="4"/>
+          <w:right w:val="single" w:color="auto" w:sz="4"/>
+          <w:insideH w:val="single" w:color="auto" w:sz="4"/>
+          <w:insideV w:val="single" w:color="auto" w:sz="4"/>
+        </w:tblBorders>
+      </w:tblPr>
+      <w:tblGrid>
+        <w:gridCol w:w="9000"/>
+      </w:tblGrid>
+      <w:tr>
+        <w:tc>
+          <w:tcPr>
+            <w:tcW w:type="dxa" w:w="9000"/>
+            <w:tcBorders>
+              <w:top w:val="single" w:color="E8590C" w:sz="6"/>
+              <w:left w:val="single" w:color="E8590C" w:sz="24"/>
+              <w:bottom w:val="single" w:color="E8590C" w:sz="6"/>
+              <w:right w:val="single" w:color="E8590C" w:sz="6"/>
+            </w:tcBorders>
+            <w:shd w:fill="FFF4E6" w:val="clear"/>
+            <w:tcMar>
+              <w:top w:type="dxa" w:w="80"/>
+              <w:left w:type="dxa" w:w="140"/>
+              <w:bottom w:type="dxa" w:w="80"/>
+              <w:right w:type="dxa" w:w="140"/>
+            </w:tcMar>
+          </w:tcPr>
+          <w:p>
+            <w:pPr>
+              <w:spacing w:after="60"/>
+            </w:pPr>
+            <w:r>
+              <w:rPr>
+                <w:rFonts w:ascii="Microsoft JhengHei" w:eastAsia="Microsoft JhengHei"/>
+                <w:b/>
+                <w:bCs/>
+                <w:color w:val="E8590C"/>
+              </w:rPr>
+              <w:t xml:space="preserve">💬 補充成語</w:t>
+            </w:r>
+          </w:p>
+          <w:p>
+            <w:pPr>
+              <w:spacing w:after="60"/>
+            </w:pPr>
+            <w:r>
+              <w:rPr>
+                <w:rFonts w:ascii="Microsoft JhengHei" w:eastAsia="Microsoft JhengHei"/>
+              </w:rPr>
+              <w:t xml:space="preserve">• 身無長(ㄓㄤˋ)物:長物指多餘的東西;身上沒有多餘的東西,比喻節儉或貧困。</w:t>
+            </w:r>
+          </w:p>
+          <w:p>
+            <w:pPr>
+              <w:spacing w:after="60"/>
+            </w:pPr>
+            <w:r>
+              <w:rPr>
+                <w:rFonts w:ascii="Microsoft JhengHei" w:eastAsia="Microsoft JhengHei"/>
+              </w:rPr>
+              <w:t xml:space="preserve">• 倚老賣老:自以為年紀大、閱歷豐富,而看不起別人。</w:t>
+            </w:r>
+          </w:p>
+        </w:tc>
+      </w:tr>
+    </w:tbl>
+    <w:p>
+      <w:pPr>
+        <w:spacing w:after="60"/>
+      </w:pPr>
+      <w:r>
+        <w:rPr>
+          <w:rFonts w:ascii="Microsoft JhengHei" w:eastAsia="Microsoft JhengHei"/>
+        </w:rPr>
+        <w:t xml:space="preserve"/>
       </w:r>
     </w:p>
     <w:p>
@@ -951,36 +1213,181 @@
         <w:t xml:space="preserve">「之」字四義:1.助詞,的 2.助詞,無意義 3.動詞,到 4.代詞</w:t>
       </w:r>
     </w:p>
-    <w:p>
-      <w:pPr>
-        <w:pStyle w:val="ListParagraph"/>
-        <w:numPr>
-          <w:ilvl w:val="0"/>
-          <w:numId w:val="2"/>
-        </w:numPr>
-        <w:spacing w:after="60"/>
-      </w:pPr>
-      <w:r>
-        <w:rPr>
-          <w:rFonts w:ascii="Microsoft JhengHei" w:eastAsia="Microsoft JhengHei"/>
-        </w:rPr>
-        <w:t xml:space="preserve">歧路亡羊:比喻事理本同末異,繁雜多變,易使求道者誤入迷途,以致一事無成</w:t>
-      </w:r>
-    </w:p>
-    <w:p>
-      <w:pPr>
-        <w:pStyle w:val="ListParagraph"/>
-        <w:numPr>
-          <w:ilvl w:val="0"/>
-          <w:numId w:val="2"/>
-        </w:numPr>
-        <w:spacing w:after="60"/>
-      </w:pPr>
-      <w:r>
-        <w:rPr>
-          <w:rFonts w:ascii="Microsoft JhengHei" w:eastAsia="Microsoft JhengHei"/>
-        </w:rPr>
-        <w:t xml:space="preserve">趣味諺語:掛羊頭,賣狗肉;羊毛出在羊身上;亡羊補牢,未為遲也(比喻犯錯後及時更正,還能補救)</w:t>
+    <w:tbl>
+      <w:tblPr>
+        <w:tblW w:type="dxa" w:w="9000"/>
+        <w:tblBorders>
+          <w:top w:val="single" w:color="auto" w:sz="4"/>
+          <w:left w:val="single" w:color="auto" w:sz="4"/>
+          <w:bottom w:val="single" w:color="auto" w:sz="4"/>
+          <w:right w:val="single" w:color="auto" w:sz="4"/>
+          <w:insideH w:val="single" w:color="auto" w:sz="4"/>
+          <w:insideV w:val="single" w:color="auto" w:sz="4"/>
+        </w:tblBorders>
+      </w:tblPr>
+      <w:tblGrid>
+        <w:gridCol w:w="9000"/>
+      </w:tblGrid>
+      <w:tr>
+        <w:tc>
+          <w:tcPr>
+            <w:tcW w:type="dxa" w:w="9000"/>
+            <w:tcBorders>
+              <w:top w:val="single" w:color="2F9E44" w:sz="6"/>
+              <w:left w:val="single" w:color="2F9E44" w:sz="24"/>
+              <w:bottom w:val="single" w:color="2F9E44" w:sz="6"/>
+              <w:right w:val="single" w:color="2F9E44" w:sz="6"/>
+            </w:tcBorders>
+            <w:shd w:fill="EBFBEE" w:val="clear"/>
+            <w:tcMar>
+              <w:top w:type="dxa" w:w="80"/>
+              <w:left w:type="dxa" w:w="140"/>
+              <w:bottom w:type="dxa" w:w="80"/>
+              <w:right w:type="dxa" w:w="140"/>
+            </w:tcMar>
+          </w:tcPr>
+          <w:p>
+            <w:pPr>
+              <w:spacing w:after="60"/>
+            </w:pPr>
+            <w:r>
+              <w:rPr>
+                <w:rFonts w:ascii="Microsoft JhengHei" w:eastAsia="Microsoft JhengHei"/>
+                <w:b/>
+                <w:bCs/>
+                <w:color w:val="2F9E44"/>
+              </w:rPr>
+              <w:t xml:space="preserve">💬 豎</w:t>
+            </w:r>
+          </w:p>
+          <w:p>
+            <w:pPr>
+              <w:spacing w:after="60"/>
+            </w:pPr>
+            <w:r>
+              <w:rPr>
+                <w:rFonts w:ascii="Microsoft JhengHei" w:eastAsia="Microsoft JhengHei"/>
+              </w:rPr>
+              <w:t xml:space="preserve">• 豎=小廝=僮僕(家中未成年的僕人)</w:t>
+            </w:r>
+          </w:p>
+        </w:tc>
+      </w:tr>
+    </w:tbl>
+    <w:p>
+      <w:pPr>
+        <w:spacing w:after="60"/>
+      </w:pPr>
+      <w:r>
+        <w:rPr>
+          <w:rFonts w:ascii="Microsoft JhengHei" w:eastAsia="Microsoft JhengHei"/>
+        </w:rPr>
+        <w:t xml:space="preserve"/>
+      </w:r>
+    </w:p>
+    <w:tbl>
+      <w:tblPr>
+        <w:tblW w:type="dxa" w:w="9000"/>
+        <w:tblBorders>
+          <w:top w:val="single" w:color="auto" w:sz="4"/>
+          <w:left w:val="single" w:color="auto" w:sz="4"/>
+          <w:bottom w:val="single" w:color="auto" w:sz="4"/>
+          <w:right w:val="single" w:color="auto" w:sz="4"/>
+          <w:insideH w:val="single" w:color="auto" w:sz="4"/>
+          <w:insideV w:val="single" w:color="auto" w:sz="4"/>
+        </w:tblBorders>
+      </w:tblPr>
+      <w:tblGrid>
+        <w:gridCol w:w="9000"/>
+      </w:tblGrid>
+      <w:tr>
+        <w:tc>
+          <w:tcPr>
+            <w:tcW w:type="dxa" w:w="9000"/>
+            <w:tcBorders>
+              <w:top w:val="single" w:color="E8590C" w:sz="6"/>
+              <w:left w:val="single" w:color="E8590C" w:sz="24"/>
+              <w:bottom w:val="single" w:color="E8590C" w:sz="6"/>
+              <w:right w:val="single" w:color="E8590C" w:sz="6"/>
+            </w:tcBorders>
+            <w:shd w:fill="FFF4E6" w:val="clear"/>
+            <w:tcMar>
+              <w:top w:type="dxa" w:w="80"/>
+              <w:left w:type="dxa" w:w="140"/>
+              <w:bottom w:type="dxa" w:w="80"/>
+              <w:right w:type="dxa" w:w="140"/>
+            </w:tcMar>
+          </w:tcPr>
+          <w:p>
+            <w:pPr>
+              <w:spacing w:after="60"/>
+            </w:pPr>
+            <w:r>
+              <w:rPr>
+                <w:rFonts w:ascii="Microsoft JhengHei" w:eastAsia="Microsoft JhengHei"/>
+                <w:b/>
+                <w:bCs/>
+                <w:color w:val="E8590C"/>
+              </w:rPr>
+              <w:t xml:space="preserve">💬 補充成語</w:t>
+            </w:r>
+          </w:p>
+          <w:p>
+            <w:pPr>
+              <w:spacing w:after="60"/>
+            </w:pPr>
+            <w:r>
+              <w:rPr>
+                <w:rFonts w:ascii="Microsoft JhengHei" w:eastAsia="Microsoft JhengHei"/>
+              </w:rPr>
+              <w:t xml:space="preserve">• 歧路亡羊:比喻事理本同末異,繁雜多變,易使求道者誤入迷途,以致一事無成。</w:t>
+            </w:r>
+          </w:p>
+          <w:p>
+            <w:pPr>
+              <w:spacing w:after="60"/>
+            </w:pPr>
+            <w:r>
+              <w:rPr>
+                <w:rFonts w:ascii="Microsoft JhengHei" w:eastAsia="Microsoft JhengHei"/>
+              </w:rPr>
+              <w:t xml:space="preserve">• 掛羊頭賣狗肉:比喻表裡不一,企圖欺騙瞞混。</w:t>
+            </w:r>
+          </w:p>
+          <w:p>
+            <w:pPr>
+              <w:spacing w:after="60"/>
+            </w:pPr>
+            <w:r>
+              <w:rPr>
+                <w:rFonts w:ascii="Microsoft JhengHei" w:eastAsia="Microsoft JhengHei"/>
+              </w:rPr>
+              <w:t xml:space="preserve">• 羊毛出在羊身上:比喻所獲得的利益,實際上是來自本身。</w:t>
+            </w:r>
+          </w:p>
+          <w:p>
+            <w:pPr>
+              <w:spacing w:after="60"/>
+            </w:pPr>
+            <w:r>
+              <w:rPr>
+                <w:rFonts w:ascii="Microsoft JhengHei" w:eastAsia="Microsoft JhengHei"/>
+              </w:rPr>
+              <w:t xml:space="preserve">• 亡羊補牢,猶未晚也:比喻犯錯後及時更正,還能補救。</w:t>
+            </w:r>
+          </w:p>
+        </w:tc>
+      </w:tr>
+    </w:tbl>
+    <w:p>
+      <w:pPr>
+        <w:spacing w:after="60"/>
+      </w:pPr>
+      <w:r>
+        <w:rPr>
+          <w:rFonts w:ascii="Microsoft JhengHei" w:eastAsia="Microsoft JhengHei"/>
+        </w:rPr>
+        <w:t xml:space="preserve"/>
       </w:r>
     </w:p>
     <w:p>
@@ -1885,38 +2292,6 @@
         <w:rPr>
           <w:rFonts w:ascii="Microsoft JhengHei" w:eastAsia="Microsoft JhengHei"/>
         </w:rPr>
-        <w:t xml:space="preserve">人無遠慮,必有近憂;前事不忘,後事之師</w:t>
-      </w:r>
-    </w:p>
-    <w:p>
-      <w:pPr>
-        <w:pStyle w:val="ListParagraph"/>
-        <w:numPr>
-          <w:ilvl w:val="0"/>
-          <w:numId w:val="2"/>
-        </w:numPr>
-        <w:spacing w:after="60"/>
-      </w:pPr>
-      <w:r>
-        <w:rPr>
-          <w:rFonts w:ascii="Microsoft JhengHei" w:eastAsia="Microsoft JhengHei"/>
-        </w:rPr>
-        <w:t xml:space="preserve">星星之火,可以燎原:比喻小事能釀成大禍,或微小的力量可以發展成強大的勢力</w:t>
-      </w:r>
-    </w:p>
-    <w:p>
-      <w:pPr>
-        <w:pStyle w:val="ListParagraph"/>
-        <w:numPr>
-          <w:ilvl w:val="0"/>
-          <w:numId w:val="2"/>
-        </w:numPr>
-        <w:spacing w:after="60"/>
-      </w:pPr>
-      <w:r>
-        <w:rPr>
-          <w:rFonts w:ascii="Microsoft JhengHei" w:eastAsia="Microsoft JhengHei"/>
-        </w:rPr>
         <w:t xml:space="preserve">繩鋸木斷,水滴石穿:只要持之以恆,微小的力量也能完成艱巨的事情</w:t>
       </w:r>
     </w:p>
@@ -1934,6 +2309,122 @@
           <w:rFonts w:ascii="Microsoft JhengHei" w:eastAsia="Microsoft JhengHei"/>
         </w:rPr>
         <w:t xml:space="preserve">「爾」能杖我:此「爾」指張乖崖,不是小吏</w:t>
+      </w:r>
+    </w:p>
+    <w:tbl>
+      <w:tblPr>
+        <w:tblW w:type="dxa" w:w="9000"/>
+        <w:tblBorders>
+          <w:top w:val="single" w:color="auto" w:sz="4"/>
+          <w:left w:val="single" w:color="auto" w:sz="4"/>
+          <w:bottom w:val="single" w:color="auto" w:sz="4"/>
+          <w:right w:val="single" w:color="auto" w:sz="4"/>
+          <w:insideH w:val="single" w:color="auto" w:sz="4"/>
+          <w:insideV w:val="single" w:color="auto" w:sz="4"/>
+        </w:tblBorders>
+      </w:tblPr>
+      <w:tblGrid>
+        <w:gridCol w:w="9000"/>
+      </w:tblGrid>
+      <w:tr>
+        <w:tc>
+          <w:tcPr>
+            <w:tcW w:type="dxa" w:w="9000"/>
+            <w:tcBorders>
+              <w:top w:val="single" w:color="E8590C" w:sz="6"/>
+              <w:left w:val="single" w:color="E8590C" w:sz="24"/>
+              <w:bottom w:val="single" w:color="E8590C" w:sz="6"/>
+              <w:right w:val="single" w:color="E8590C" w:sz="6"/>
+            </w:tcBorders>
+            <w:shd w:fill="FFF4E6" w:val="clear"/>
+            <w:tcMar>
+              <w:top w:type="dxa" w:w="80"/>
+              <w:left w:type="dxa" w:w="140"/>
+              <w:bottom w:type="dxa" w:w="80"/>
+              <w:right w:type="dxa" w:w="140"/>
+            </w:tcMar>
+          </w:tcPr>
+          <w:p>
+            <w:pPr>
+              <w:spacing w:after="60"/>
+            </w:pPr>
+            <w:r>
+              <w:rPr>
+                <w:rFonts w:ascii="Microsoft JhengHei" w:eastAsia="Microsoft JhengHei"/>
+                <w:b/>
+                <w:bCs/>
+                <w:color w:val="E8590C"/>
+              </w:rPr>
+              <w:t xml:space="preserve">💬 補充成語</w:t>
+            </w:r>
+          </w:p>
+          <w:p>
+            <w:pPr>
+              <w:spacing w:after="60"/>
+            </w:pPr>
+            <w:r>
+              <w:rPr>
+                <w:rFonts w:ascii="Microsoft JhengHei" w:eastAsia="Microsoft JhengHei"/>
+              </w:rPr>
+              <w:t xml:space="preserve">• 出言不遜:說話傲慢無禮。</w:t>
+            </w:r>
+          </w:p>
+          <w:p>
+            <w:pPr>
+              <w:spacing w:after="60"/>
+            </w:pPr>
+            <w:r>
+              <w:rPr>
+                <w:rFonts w:ascii="Microsoft JhengHei" w:eastAsia="Microsoft JhengHei"/>
+              </w:rPr>
+              <w:t xml:space="preserve">• 勿以惡小而為之:不要因為壞事很小就去做。</w:t>
+            </w:r>
+          </w:p>
+          <w:p>
+            <w:pPr>
+              <w:spacing w:after="60"/>
+            </w:pPr>
+            <w:r>
+              <w:rPr>
+                <w:rFonts w:ascii="Microsoft JhengHei" w:eastAsia="Microsoft JhengHei"/>
+              </w:rPr>
+              <w:t xml:space="preserve">• 星星之火,可以燎原:比喻小事能釀成大禍,或微小的力量可以發展成強大的勢力。</w:t>
+            </w:r>
+          </w:p>
+          <w:p>
+            <w:pPr>
+              <w:spacing w:after="60"/>
+            </w:pPr>
+            <w:r>
+              <w:rPr>
+                <w:rFonts w:ascii="Microsoft JhengHei" w:eastAsia="Microsoft JhengHei"/>
+              </w:rPr>
+              <w:t xml:space="preserve">• 前事不忘,後事之師:記取過去的經驗教訓,可作為今後行事的依據。</w:t>
+            </w:r>
+          </w:p>
+          <w:p>
+            <w:pPr>
+              <w:spacing w:after="60"/>
+            </w:pPr>
+            <w:r>
+              <w:rPr>
+                <w:rFonts w:ascii="Microsoft JhengHei" w:eastAsia="Microsoft JhengHei"/>
+              </w:rPr>
+              <w:t xml:space="preserve">• 人無遠慮,必有近憂:人如果不作長遠打算,預防可能發生的事態變化,很快的眼前就會有憂患的事情發生。</w:t>
+            </w:r>
+          </w:p>
+        </w:tc>
+      </w:tr>
+    </w:tbl>
+    <w:p>
+      <w:pPr>
+        <w:spacing w:after="60"/>
+      </w:pPr>
+      <w:r>
+        <w:rPr>
+          <w:rFonts w:ascii="Microsoft JhengHei" w:eastAsia="Microsoft JhengHei"/>
+        </w:rPr>
+        <w:t xml:space="preserve"/>
       </w:r>
     </w:p>
     <w:p>
@@ -2611,7 +3102,7 @@
         <w:rPr>
           <w:rFonts w:ascii="Microsoft JhengHei" w:eastAsia="Microsoft JhengHei"/>
         </w:rPr>
-        <w:t xml:space="preserve">強詞奪理:高陽應以「木益枯則勁」硬辯;一針見血=議論透澈而中肯;言不由衷=言詞與心意相違背</w:t>
+        <w:t xml:space="preserve">強詞奪理:高陽應以「木益枯則勁」硬辯</w:t>
       </w:r>
     </w:p>
     <w:p>
@@ -2628,6 +3119,89 @@
           <w:rFonts w:ascii="Microsoft JhengHei" w:eastAsia="Microsoft JhengHei"/>
         </w:rPr>
         <w:t xml:space="preserve">一意孤行,不聽忠告,終致房屋倒塌</w:t>
+      </w:r>
+    </w:p>
+    <w:tbl>
+      <w:tblPr>
+        <w:tblW w:type="dxa" w:w="9000"/>
+        <w:tblBorders>
+          <w:top w:val="single" w:color="auto" w:sz="4"/>
+          <w:left w:val="single" w:color="auto" w:sz="4"/>
+          <w:bottom w:val="single" w:color="auto" w:sz="4"/>
+          <w:right w:val="single" w:color="auto" w:sz="4"/>
+          <w:insideH w:val="single" w:color="auto" w:sz="4"/>
+          <w:insideV w:val="single" w:color="auto" w:sz="4"/>
+        </w:tblBorders>
+      </w:tblPr>
+      <w:tblGrid>
+        <w:gridCol w:w="9000"/>
+      </w:tblGrid>
+      <w:tr>
+        <w:tc>
+          <w:tcPr>
+            <w:tcW w:type="dxa" w:w="9000"/>
+            <w:tcBorders>
+              <w:top w:val="single" w:color="E8590C" w:sz="6"/>
+              <w:left w:val="single" w:color="E8590C" w:sz="24"/>
+              <w:bottom w:val="single" w:color="E8590C" w:sz="6"/>
+              <w:right w:val="single" w:color="E8590C" w:sz="6"/>
+            </w:tcBorders>
+            <w:shd w:fill="FFF4E6" w:val="clear"/>
+            <w:tcMar>
+              <w:top w:type="dxa" w:w="80"/>
+              <w:left w:type="dxa" w:w="140"/>
+              <w:bottom w:type="dxa" w:w="80"/>
+              <w:right w:type="dxa" w:w="140"/>
+            </w:tcMar>
+          </w:tcPr>
+          <w:p>
+            <w:pPr>
+              <w:spacing w:after="60"/>
+            </w:pPr>
+            <w:r>
+              <w:rPr>
+                <w:rFonts w:ascii="Microsoft JhengHei" w:eastAsia="Microsoft JhengHei"/>
+                <w:b/>
+                <w:bCs/>
+                <w:color w:val="E8590C"/>
+              </w:rPr>
+              <w:t xml:space="preserve">💬 補充成語</w:t>
+            </w:r>
+          </w:p>
+          <w:p>
+            <w:pPr>
+              <w:spacing w:after="60"/>
+            </w:pPr>
+            <w:r>
+              <w:rPr>
+                <w:rFonts w:ascii="Microsoft JhengHei" w:eastAsia="Microsoft JhengHei"/>
+              </w:rPr>
+              <w:t xml:space="preserve">• 言不由衷:言詞與心意相違背。</w:t>
+            </w:r>
+          </w:p>
+          <w:p>
+            <w:pPr>
+              <w:spacing w:after="60"/>
+            </w:pPr>
+            <w:r>
+              <w:rPr>
+                <w:rFonts w:ascii="Microsoft JhengHei" w:eastAsia="Microsoft JhengHei"/>
+              </w:rPr>
+              <w:t xml:space="preserve">• 一針見血:比喻議論透澈而中肯。</w:t>
+            </w:r>
+          </w:p>
+        </w:tc>
+      </w:tr>
+    </w:tbl>
+    <w:p>
+      <w:pPr>
+        <w:spacing w:after="60"/>
+      </w:pPr>
+      <w:r>
+        <w:rPr>
+          <w:rFonts w:ascii="Microsoft JhengHei" w:eastAsia="Microsoft JhengHei"/>
+        </w:rPr>
+        <w:t xml:space="preserve"/>
       </w:r>
     </w:p>
     <w:p>
@@ -2934,23 +3508,101 @@
         <w:rPr>
           <w:rFonts w:ascii="Microsoft JhengHei" w:eastAsia="Microsoft JhengHei"/>
         </w:rPr>
-        <w:t xml:space="preserve">言簡意賅:言辭簡練,意思完備;絲絲入扣:比喻緊湊合度,毫無出入;天花亂墜:形容說話言詞巧妙、動聽,多指誇大而不切實際</w:t>
-      </w:r>
-    </w:p>
-    <w:p>
-      <w:pPr>
-        <w:pStyle w:val="ListParagraph"/>
-        <w:numPr>
-          <w:ilvl w:val="0"/>
-          <w:numId w:val="2"/>
-        </w:numPr>
-        <w:spacing w:after="60"/>
-      </w:pPr>
-      <w:r>
-        <w:rPr>
-          <w:rFonts w:ascii="Microsoft JhengHei" w:eastAsia="Microsoft JhengHei"/>
-        </w:rPr>
         <w:t xml:space="preserve">主旨:作文應求精練</w:t>
+      </w:r>
+    </w:p>
+    <w:tbl>
+      <w:tblPr>
+        <w:tblW w:type="dxa" w:w="9000"/>
+        <w:tblBorders>
+          <w:top w:val="single" w:color="auto" w:sz="4"/>
+          <w:left w:val="single" w:color="auto" w:sz="4"/>
+          <w:bottom w:val="single" w:color="auto" w:sz="4"/>
+          <w:right w:val="single" w:color="auto" w:sz="4"/>
+          <w:insideH w:val="single" w:color="auto" w:sz="4"/>
+          <w:insideV w:val="single" w:color="auto" w:sz="4"/>
+        </w:tblBorders>
+      </w:tblPr>
+      <w:tblGrid>
+        <w:gridCol w:w="9000"/>
+      </w:tblGrid>
+      <w:tr>
+        <w:tc>
+          <w:tcPr>
+            <w:tcW w:type="dxa" w:w="9000"/>
+            <w:tcBorders>
+              <w:top w:val="single" w:color="E8590C" w:sz="6"/>
+              <w:left w:val="single" w:color="E8590C" w:sz="24"/>
+              <w:bottom w:val="single" w:color="E8590C" w:sz="6"/>
+              <w:right w:val="single" w:color="E8590C" w:sz="6"/>
+            </w:tcBorders>
+            <w:shd w:fill="FFF4E6" w:val="clear"/>
+            <w:tcMar>
+              <w:top w:type="dxa" w:w="80"/>
+              <w:left w:type="dxa" w:w="140"/>
+              <w:bottom w:type="dxa" w:w="80"/>
+              <w:right w:type="dxa" w:w="140"/>
+            </w:tcMar>
+          </w:tcPr>
+          <w:p>
+            <w:pPr>
+              <w:spacing w:after="60"/>
+            </w:pPr>
+            <w:r>
+              <w:rPr>
+                <w:rFonts w:ascii="Microsoft JhengHei" w:eastAsia="Microsoft JhengHei"/>
+                <w:b/>
+                <w:bCs/>
+                <w:color w:val="E8590C"/>
+              </w:rPr>
+              <w:t xml:space="preserve">💬 補充成語</w:t>
+            </w:r>
+          </w:p>
+          <w:p>
+            <w:pPr>
+              <w:spacing w:after="60"/>
+            </w:pPr>
+            <w:r>
+              <w:rPr>
+                <w:rFonts w:ascii="Microsoft JhengHei" w:eastAsia="Microsoft JhengHei"/>
+              </w:rPr>
+              <w:t xml:space="preserve">• 絲絲入扣:本指織布的技巧純熟,後多用以比喻緊湊合度,毫無出入。</w:t>
+            </w:r>
+          </w:p>
+          <w:p>
+            <w:pPr>
+              <w:spacing w:after="60"/>
+            </w:pPr>
+            <w:r>
+              <w:rPr>
+                <w:rFonts w:ascii="Microsoft JhengHei" w:eastAsia="Microsoft JhengHei"/>
+              </w:rPr>
+              <w:t xml:space="preserve">• 言簡意賅(ㄧㄢˊ ㄐㄧㄢˇ ㄧˋ ㄍㄞ):言辭簡練,意思完備。</w:t>
+            </w:r>
+          </w:p>
+          <w:p>
+            <w:pPr>
+              <w:spacing w:after="60"/>
+            </w:pPr>
+            <w:r>
+              <w:rPr>
+                <w:rFonts w:ascii="Microsoft JhengHei" w:eastAsia="Microsoft JhengHei"/>
+              </w:rPr>
+              <w:t xml:space="preserve">• 天花亂墜:形容說話言詞巧妙,有聲有色,非常動聽;多指誇大而不切實際。</w:t>
+            </w:r>
+          </w:p>
+        </w:tc>
+      </w:tr>
+    </w:tbl>
+    <w:p>
+      <w:pPr>
+        <w:spacing w:after="60"/>
+      </w:pPr>
+      <w:r>
+        <w:rPr>
+          <w:rFonts w:ascii="Microsoft JhengHei" w:eastAsia="Microsoft JhengHei"/>
+        </w:rPr>
+        <w:t xml:space="preserve"/>
       </w:r>
     </w:p>
     <w:p>
@@ -3257,23 +3909,90 @@
         <w:rPr>
           <w:rFonts w:ascii="Microsoft JhengHei" w:eastAsia="Microsoft JhengHei"/>
         </w:rPr>
-        <w:t xml:space="preserve">重信守承諾:1.柳季重信(頁31) 2.季札掛劍(頁123) 3.曾子殺彘(頁105)</w:t>
-      </w:r>
-    </w:p>
-    <w:p>
-      <w:pPr>
-        <w:pStyle w:val="ListParagraph"/>
-        <w:numPr>
-          <w:ilvl w:val="0"/>
-          <w:numId w:val="2"/>
-        </w:numPr>
-        <w:spacing w:after="60"/>
-      </w:pPr>
-      <w:r>
-        <w:rPr>
-          <w:rFonts w:ascii="Microsoft JhengHei" w:eastAsia="Microsoft JhengHei"/>
-        </w:rPr>
         <w:t xml:space="preserve">季札掛劍:比喻講誠信、重然諾;心已許之,不因徐君已死而背棄承諾</w:t>
+      </w:r>
+    </w:p>
+    <w:tbl>
+      <w:tblPr>
+        <w:tblW w:type="dxa" w:w="9000"/>
+        <w:tblBorders>
+          <w:top w:val="single" w:color="auto" w:sz="4"/>
+          <w:left w:val="single" w:color="auto" w:sz="4"/>
+          <w:bottom w:val="single" w:color="auto" w:sz="4"/>
+          <w:right w:val="single" w:color="auto" w:sz="4"/>
+          <w:insideH w:val="single" w:color="auto" w:sz="4"/>
+          <w:insideV w:val="single" w:color="auto" w:sz="4"/>
+        </w:tblBorders>
+      </w:tblPr>
+      <w:tblGrid>
+        <w:gridCol w:w="9000"/>
+      </w:tblGrid>
+      <w:tr>
+        <w:tc>
+          <w:tcPr>
+            <w:tcW w:type="dxa" w:w="9000"/>
+            <w:tcBorders>
+              <w:top w:val="single" w:color="7048E8" w:sz="6"/>
+              <w:left w:val="single" w:color="7048E8" w:sz="24"/>
+              <w:bottom w:val="single" w:color="7048E8" w:sz="6"/>
+              <w:right w:val="single" w:color="7048E8" w:sz="6"/>
+            </w:tcBorders>
+            <w:shd w:fill="F3F0FF" w:val="clear"/>
+            <w:tcMar>
+              <w:top w:type="dxa" w:w="80"/>
+              <w:left w:type="dxa" w:w="140"/>
+              <w:bottom w:type="dxa" w:w="80"/>
+              <w:right w:type="dxa" w:w="140"/>
+            </w:tcMar>
+          </w:tcPr>
+          <w:p>
+            <w:pPr>
+              <w:spacing w:after="60"/>
+            </w:pPr>
+            <w:r>
+              <w:rPr>
+                <w:rFonts w:ascii="Microsoft JhengHei" w:eastAsia="Microsoft JhengHei"/>
+                <w:b/>
+                <w:bCs/>
+                <w:color w:val="7048E8"/>
+              </w:rPr>
+              <w:t xml:space="preserve">💬 信守承諾的典故</w:t>
+            </w:r>
+          </w:p>
+          <w:p>
+            <w:pPr>
+              <w:spacing w:after="60"/>
+            </w:pPr>
+            <w:r>
+              <w:rPr>
+                <w:rFonts w:ascii="Microsoft JhengHei" w:eastAsia="Microsoft JhengHei"/>
+              </w:rPr>
+              <w:t xml:space="preserve">• 季札掛劍=柳季重信=曾子殺彘</w:t>
+            </w:r>
+          </w:p>
+          <w:p>
+            <w:pPr>
+              <w:spacing w:after="60"/>
+            </w:pPr>
+            <w:r>
+              <w:rPr>
+                <w:rFonts w:ascii="Microsoft JhengHei" w:eastAsia="Microsoft JhengHei"/>
+              </w:rPr>
+              <w:t xml:space="preserve">• 1.柳季重信(頁31)  2.季札掛劍(頁123)  3.曾子殺彘(頁105)</w:t>
+            </w:r>
+          </w:p>
+        </w:tc>
+      </w:tr>
+    </w:tbl>
+    <w:p>
+      <w:pPr>
+        <w:spacing w:after="60"/>
+      </w:pPr>
+      <w:r>
+        <w:rPr>
+          <w:rFonts w:ascii="Microsoft JhengHei" w:eastAsia="Microsoft JhengHei"/>
+        </w:rPr>
+        <w:t xml:space="preserve"/>
       </w:r>
     </w:p>
     <w:p>

--- a/古文今讀111-120.docx
+++ b/古文今讀111-120.docx
@@ -84,7 +84,59 @@
         <w:rPr>
           <w:rFonts w:ascii="Microsoft JhengHei" w:eastAsia="Microsoft JhengHei"/>
         </w:rPr>
-        <w:t xml:space="preserve">有百姓乙普明兄弟,爭田,積年不斷,各相援據,乃至百人。瓊召普明兄弟,對眾人諭之曰:「天下難得者兄弟,易求者田地。假令得地失兄弟,心如何?」因而下淚,諸證人莫不瀆泣。普明兄弟叩頭,乞外更思,分異十年,遂還同住。</w:t>
+        <w:t xml:space="preserve">有百姓</w:t>
+      </w:r>
+      <w:r>
+        <w:rPr>
+          <w:rFonts w:ascii="Microsoft JhengHei" w:eastAsia="Microsoft JhengHei"/>
+          <w:u w:val="single"/>
+        </w:rPr>
+        <w:t xml:space="preserve">乙普明</w:t>
+      </w:r>
+      <w:r>
+        <w:rPr>
+          <w:rFonts w:ascii="Microsoft JhengHei" w:eastAsia="Microsoft JhengHei"/>
+        </w:rPr>
+        <w:t xml:space="preserve">兄弟,爭田,積年不斷,各相援據,乃至百人。</w:t>
+      </w:r>
+      <w:r>
+        <w:rPr>
+          <w:rFonts w:ascii="Microsoft JhengHei" w:eastAsia="Microsoft JhengHei"/>
+          <w:u w:val="single"/>
+        </w:rPr>
+        <w:t xml:space="preserve">瓊</w:t>
+      </w:r>
+      <w:r>
+        <w:rPr>
+          <w:rFonts w:ascii="Microsoft JhengHei" w:eastAsia="Microsoft JhengHei"/>
+        </w:rPr>
+        <w:t xml:space="preserve">召</w:t>
+      </w:r>
+      <w:r>
+        <w:rPr>
+          <w:rFonts w:ascii="Microsoft JhengHei" w:eastAsia="Microsoft JhengHei"/>
+          <w:u w:val="single"/>
+        </w:rPr>
+        <w:t xml:space="preserve">普明</w:t>
+      </w:r>
+      <w:r>
+        <w:rPr>
+          <w:rFonts w:ascii="Microsoft JhengHei" w:eastAsia="Microsoft JhengHei"/>
+        </w:rPr>
+        <w:t xml:space="preserve">兄弟,對眾人諭之曰:「天下難得者兄弟,易求者田地。假令得地失兄弟,心如何?」因而下淚,諸證人莫不瀆泣。</w:t>
+      </w:r>
+      <w:r>
+        <w:rPr>
+          <w:rFonts w:ascii="Microsoft JhengHei" w:eastAsia="Microsoft JhengHei"/>
+          <w:u w:val="single"/>
+        </w:rPr>
+        <w:t xml:space="preserve">普明</w:t>
+      </w:r>
+      <w:r>
+        <w:rPr>
+          <w:rFonts w:ascii="Microsoft JhengHei" w:eastAsia="Microsoft JhengHei"/>
+        </w:rPr>
+        <w:t xml:space="preserve">兄弟叩頭,乞外更思,分異十年,遂還同住。</w:t>
       </w:r>
     </w:p>
     <w:p>
@@ -232,8 +284,106 @@
       <w:r>
         <w:rPr>
           <w:rFonts w:ascii="Microsoft JhengHei" w:eastAsia="Microsoft JhengHei"/>
-        </w:rPr>
-        <w:t xml:space="preserve">北齊的時候,清河地方有個人叫乙普明,和他的弟弟為了爭奪田產打官司,幾年來不曾間斷,各自援引依據找人作證,竟然達到上百人。清河太守蘇瓊召喚乙普明兄弟過來,對大家開導說:「天底下最難能可貴的就是兄弟情誼,最容易得到的就是田地。假使爭得了田產,卻失去了兄弟情誼,又怎麼樣呢?」普明兄弟為此而掉下眼淚,各個證人也無不流下眼淚。普明兄弟叩頭,請求到外面去重新想一想。分開了十年的兄弟,於是又返家同住了。</w:t>
+          <w:u w:val="single"/>
+        </w:rPr>
+        <w:t xml:space="preserve">北齊</w:t>
+      </w:r>
+      <w:r>
+        <w:rPr>
+          <w:rFonts w:ascii="Microsoft JhengHei" w:eastAsia="Microsoft JhengHei"/>
+        </w:rPr>
+        <w:t xml:space="preserve">的時候,</w:t>
+      </w:r>
+      <w:r>
+        <w:rPr>
+          <w:rFonts w:ascii="Microsoft JhengHei" w:eastAsia="Microsoft JhengHei"/>
+          <w:u w:val="single"/>
+        </w:rPr>
+        <w:t xml:space="preserve">清河</w:t>
+      </w:r>
+      <w:r>
+        <w:rPr>
+          <w:rFonts w:ascii="Microsoft JhengHei" w:eastAsia="Microsoft JhengHei"/>
+        </w:rPr>
+        <w:t xml:space="preserve">地方有個人叫</w:t>
+      </w:r>
+      <w:r>
+        <w:rPr>
+          <w:rFonts w:ascii="Microsoft JhengHei" w:eastAsia="Microsoft JhengHei"/>
+          <w:u w:val="single"/>
+        </w:rPr>
+        <w:t xml:space="preserve">乙普明</w:t>
+      </w:r>
+      <w:r>
+        <w:rPr>
+          <w:rFonts w:ascii="Microsoft JhengHei" w:eastAsia="Microsoft JhengHei"/>
+        </w:rPr>
+        <w:t xml:space="preserve">,和他的弟弟為了爭奪田產打官司,幾年來不曾間斷,各自援引依據找人作證,竟然達到上百人。</w:t>
+      </w:r>
+      <w:r>
+        <w:rPr>
+          <w:rFonts w:ascii="Microsoft JhengHei" w:eastAsia="Microsoft JhengHei"/>
+          <w:u w:val="single"/>
+        </w:rPr>
+        <w:t xml:space="preserve">清河</w:t>
+      </w:r>
+      <w:r>
+        <w:rPr>
+          <w:rFonts w:ascii="Microsoft JhengHei" w:eastAsia="Microsoft JhengHei"/>
+        </w:rPr>
+        <w:t xml:space="preserve">太守</w:t>
+      </w:r>
+      <w:r>
+        <w:rPr>
+          <w:rFonts w:ascii="Microsoft JhengHei" w:eastAsia="Microsoft JhengHei"/>
+          <w:u w:val="single"/>
+        </w:rPr>
+        <w:t xml:space="preserve">蘇瓊</w:t>
+      </w:r>
+      <w:r>
+        <w:rPr>
+          <w:rFonts w:ascii="Microsoft JhengHei" w:eastAsia="Microsoft JhengHei"/>
+        </w:rPr>
+        <w:t xml:space="preserve">召喚</w:t>
+      </w:r>
+      <w:r>
+        <w:rPr>
+          <w:rFonts w:ascii="Microsoft JhengHei" w:eastAsia="Microsoft JhengHei"/>
+          <w:u w:val="single"/>
+        </w:rPr>
+        <w:t xml:space="preserve">乙普明</w:t>
+      </w:r>
+      <w:r>
+        <w:rPr>
+          <w:rFonts w:ascii="Microsoft JhengHei" w:eastAsia="Microsoft JhengHei"/>
+        </w:rPr>
+        <w:t xml:space="preserve">兄弟過來,對大家開導說:「天底下最難能可貴的就是兄弟情誼,最容易得到的就是田地。假使爭得了田產,卻失去了兄弟情誼,又怎麼樣呢?」</w:t>
+      </w:r>
+      <w:r>
+        <w:rPr>
+          <w:rFonts w:ascii="Microsoft JhengHei" w:eastAsia="Microsoft JhengHei"/>
+          <w:u w:val="single"/>
+        </w:rPr>
+        <w:t xml:space="preserve">普明</w:t>
+      </w:r>
+      <w:r>
+        <w:rPr>
+          <w:rFonts w:ascii="Microsoft JhengHei" w:eastAsia="Microsoft JhengHei"/>
+        </w:rPr>
+        <w:t xml:space="preserve">兄弟為此而掉下眼淚,各個證人也無不流下眼淚。</w:t>
+      </w:r>
+      <w:r>
+        <w:rPr>
+          <w:rFonts w:ascii="Microsoft JhengHei" w:eastAsia="Microsoft JhengHei"/>
+          <w:u w:val="single"/>
+        </w:rPr>
+        <w:t xml:space="preserve">普明</w:t>
+      </w:r>
+      <w:r>
+        <w:rPr>
+          <w:rFonts w:ascii="Microsoft JhengHei" w:eastAsia="Microsoft JhengHei"/>
+        </w:rPr>
+        <w:t xml:space="preserve">兄弟叩頭,請求到外面去重新想一想。分開了十年的兄弟,於是又返家同住了。</w:t>
       </w:r>
     </w:p>
     <w:p>
@@ -569,8 +719,119 @@
       <w:r>
         <w:rPr>
           <w:rFonts w:ascii="Microsoft JhengHei" w:eastAsia="Microsoft JhengHei"/>
-        </w:rPr>
-        <w:t xml:space="preserve">王恭從會稽還,王大看之,見其坐六尺簟,因語恭:「卿東來,故應有此物,可以一領及我。」恭無言。大既去,即舉所坐者送之,既無餘席,便坐薦上。後大聞之,甚驚,曰:「吾本謂卿多,故求耳。」對曰:「丈人不悉恭,恭作人無長物。」</w:t>
+          <w:u w:val="single"/>
+        </w:rPr>
+        <w:t xml:space="preserve">王恭</w:t>
+      </w:r>
+      <w:r>
+        <w:rPr>
+          <w:rFonts w:ascii="Microsoft JhengHei" w:eastAsia="Microsoft JhengHei"/>
+        </w:rPr>
+        <w:t xml:space="preserve">從</w:t>
+      </w:r>
+      <w:r>
+        <w:rPr>
+          <w:rFonts w:ascii="Microsoft JhengHei" w:eastAsia="Microsoft JhengHei"/>
+          <w:u w:val="single"/>
+        </w:rPr>
+        <w:t xml:space="preserve">會稽</w:t>
+      </w:r>
+      <w:r>
+        <w:rPr>
+          <w:rFonts w:ascii="Microsoft JhengHei" w:eastAsia="Microsoft JhengHei"/>
+        </w:rPr>
+        <w:t xml:space="preserve">還,</w:t>
+      </w:r>
+      <w:r>
+        <w:rPr>
+          <w:rFonts w:ascii="Microsoft JhengHei" w:eastAsia="Microsoft JhengHei"/>
+          <w:u w:val="single"/>
+        </w:rPr>
+        <w:t xml:space="preserve">王大</w:t>
+      </w:r>
+      <w:r>
+        <w:rPr>
+          <w:rFonts w:ascii="Microsoft JhengHei" w:eastAsia="Microsoft JhengHei"/>
+        </w:rPr>
+        <w:t xml:space="preserve">看之,見其坐六尺簟,因語</w:t>
+      </w:r>
+      <w:r>
+        <w:rPr>
+          <w:rFonts w:ascii="Microsoft JhengHei" w:eastAsia="Microsoft JhengHei"/>
+          <w:u w:val="single"/>
+        </w:rPr>
+        <w:t xml:space="preserve">恭</w:t>
+      </w:r>
+      <w:r>
+        <w:rPr>
+          <w:rFonts w:ascii="Microsoft JhengHei" w:eastAsia="Microsoft JhengHei"/>
+        </w:rPr>
+        <w:t xml:space="preserve">:「卿東來,故應有此物,可以一領及我。」</w:t>
+      </w:r>
+      <w:r>
+        <w:rPr>
+          <w:rFonts w:ascii="Microsoft JhengHei" w:eastAsia="Microsoft JhengHei"/>
+          <w:u w:val="single"/>
+        </w:rPr>
+        <w:t xml:space="preserve">恭</w:t>
+      </w:r>
+      <w:r>
+        <w:rPr>
+          <w:rFonts w:ascii="Microsoft JhengHei" w:eastAsia="Microsoft JhengHei"/>
+        </w:rPr>
+        <w:t xml:space="preserve">無言。</w:t>
+      </w:r>
+      <w:r>
+        <w:rPr>
+          <w:rFonts w:ascii="Microsoft JhengHei" w:eastAsia="Microsoft JhengHei"/>
+          <w:u w:val="single"/>
+        </w:rPr>
+        <w:t xml:space="preserve">大</w:t>
+      </w:r>
+      <w:r>
+        <w:rPr>
+          <w:rFonts w:ascii="Microsoft JhengHei" w:eastAsia="Microsoft JhengHei"/>
+        </w:rPr>
+        <w:t xml:space="preserve">既去,即舉所坐者送之,既無餘席,便坐薦上。後</w:t>
+      </w:r>
+      <w:r>
+        <w:rPr>
+          <w:rFonts w:ascii="Microsoft JhengHei" w:eastAsia="Microsoft JhengHei"/>
+          <w:u w:val="single"/>
+        </w:rPr>
+        <w:t xml:space="preserve">大</w:t>
+      </w:r>
+      <w:r>
+        <w:rPr>
+          <w:rFonts w:ascii="Microsoft JhengHei" w:eastAsia="Microsoft JhengHei"/>
+        </w:rPr>
+        <w:t xml:space="preserve">聞之,甚驚,曰:「吾本謂卿多,故求耳。」對曰:「丈人不悉</w:t>
+      </w:r>
+      <w:r>
+        <w:rPr>
+          <w:rFonts w:ascii="Microsoft JhengHei" w:eastAsia="Microsoft JhengHei"/>
+          <w:u w:val="single"/>
+        </w:rPr>
+        <w:t xml:space="preserve">恭</w:t>
+      </w:r>
+      <w:r>
+        <w:rPr>
+          <w:rFonts w:ascii="Microsoft JhengHei" w:eastAsia="Microsoft JhengHei"/>
+        </w:rPr>
+        <w:t xml:space="preserve">,</w:t>
+      </w:r>
+      <w:r>
+        <w:rPr>
+          <w:rFonts w:ascii="Microsoft JhengHei" w:eastAsia="Microsoft JhengHei"/>
+          <w:u w:val="single"/>
+        </w:rPr>
+        <w:t xml:space="preserve">恭</w:t>
+      </w:r>
+      <w:r>
+        <w:rPr>
+          <w:rFonts w:ascii="Microsoft JhengHei" w:eastAsia="Microsoft JhengHei"/>
+        </w:rPr>
+        <w:t xml:space="preserve">作人無長物。」</w:t>
       </w:r>
     </w:p>
     <w:p>
@@ -766,8 +1027,158 @@
       <w:r>
         <w:rPr>
           <w:rFonts w:ascii="Microsoft JhengHei" w:eastAsia="Microsoft JhengHei"/>
-        </w:rPr>
-        <w:t xml:space="preserve">王恭從會稽回來,王大去看望他,見王恭坐在六尺長的竹蓆上,於是對王恭說:「你從特產竹蓆的東方歸來,所以應該有很多竹蓆,可以拿一張送給我嗎?」王恭沒有答話。王大離去後,王恭立刻把自己坐的那張竹蓆送去。已經沒有多餘的蓆子了,王恭就坐在草墊上。後來王大聽說了這件事,非常驚訝,對王恭說:「我原先認為你有很多竹蓆,所以才向你索取的。」王恭回答說:「您不了解我,我這個人從來沒有多餘的東西。」</w:t>
+          <w:u w:val="single"/>
+        </w:rPr>
+        <w:t xml:space="preserve">王恭</w:t>
+      </w:r>
+      <w:r>
+        <w:rPr>
+          <w:rFonts w:ascii="Microsoft JhengHei" w:eastAsia="Microsoft JhengHei"/>
+        </w:rPr>
+        <w:t xml:space="preserve">從</w:t>
+      </w:r>
+      <w:r>
+        <w:rPr>
+          <w:rFonts w:ascii="Microsoft JhengHei" w:eastAsia="Microsoft JhengHei"/>
+          <w:u w:val="single"/>
+        </w:rPr>
+        <w:t xml:space="preserve">會稽</w:t>
+      </w:r>
+      <w:r>
+        <w:rPr>
+          <w:rFonts w:ascii="Microsoft JhengHei" w:eastAsia="Microsoft JhengHei"/>
+        </w:rPr>
+        <w:t xml:space="preserve">回來,</w:t>
+      </w:r>
+      <w:r>
+        <w:rPr>
+          <w:rFonts w:ascii="Microsoft JhengHei" w:eastAsia="Microsoft JhengHei"/>
+          <w:u w:val="single"/>
+        </w:rPr>
+        <w:t xml:space="preserve">王大</w:t>
+      </w:r>
+      <w:r>
+        <w:rPr>
+          <w:rFonts w:ascii="Microsoft JhengHei" w:eastAsia="Microsoft JhengHei"/>
+        </w:rPr>
+        <w:t xml:space="preserve">去看望他,見</w:t>
+      </w:r>
+      <w:r>
+        <w:rPr>
+          <w:rFonts w:ascii="Microsoft JhengHei" w:eastAsia="Microsoft JhengHei"/>
+          <w:u w:val="single"/>
+        </w:rPr>
+        <w:t xml:space="preserve">王恭</w:t>
+      </w:r>
+      <w:r>
+        <w:rPr>
+          <w:rFonts w:ascii="Microsoft JhengHei" w:eastAsia="Microsoft JhengHei"/>
+        </w:rPr>
+        <w:t xml:space="preserve">坐在六尺長的竹蓆上,於是對</w:t>
+      </w:r>
+      <w:r>
+        <w:rPr>
+          <w:rFonts w:ascii="Microsoft JhengHei" w:eastAsia="Microsoft JhengHei"/>
+          <w:u w:val="single"/>
+        </w:rPr>
+        <w:t xml:space="preserve">王恭</w:t>
+      </w:r>
+      <w:r>
+        <w:rPr>
+          <w:rFonts w:ascii="Microsoft JhengHei" w:eastAsia="Microsoft JhengHei"/>
+        </w:rPr>
+        <w:t xml:space="preserve">說:「你從特產竹蓆的東方歸來,所以應該有很多竹蓆,可以拿一張送給我嗎?」</w:t>
+      </w:r>
+      <w:r>
+        <w:rPr>
+          <w:rFonts w:ascii="Microsoft JhengHei" w:eastAsia="Microsoft JhengHei"/>
+          <w:u w:val="single"/>
+        </w:rPr>
+        <w:t xml:space="preserve">王恭</w:t>
+      </w:r>
+      <w:r>
+        <w:rPr>
+          <w:rFonts w:ascii="Microsoft JhengHei" w:eastAsia="Microsoft JhengHei"/>
+        </w:rPr>
+        <w:t xml:space="preserve">沒有答話。</w:t>
+      </w:r>
+      <w:r>
+        <w:rPr>
+          <w:rFonts w:ascii="Microsoft JhengHei" w:eastAsia="Microsoft JhengHei"/>
+          <w:u w:val="single"/>
+        </w:rPr>
+        <w:t xml:space="preserve">王大</w:t>
+      </w:r>
+      <w:r>
+        <w:rPr>
+          <w:rFonts w:ascii="Microsoft JhengHei" w:eastAsia="Microsoft JhengHei"/>
+        </w:rPr>
+        <w:t xml:space="preserve">離去後,</w:t>
+      </w:r>
+      <w:r>
+        <w:rPr>
+          <w:rFonts w:ascii="Microsoft JhengHei" w:eastAsia="Microsoft JhengHei"/>
+          <w:u w:val="single"/>
+        </w:rPr>
+        <w:t xml:space="preserve">王恭</w:t>
+      </w:r>
+      <w:r>
+        <w:rPr>
+          <w:rFonts w:ascii="Microsoft JhengHei" w:eastAsia="Microsoft JhengHei"/>
+        </w:rPr>
+        <w:t xml:space="preserve">立刻把自己坐的那張竹蓆送去。已經沒有多餘的蓆子了,</w:t>
+      </w:r>
+      <w:r>
+        <w:rPr>
+          <w:rFonts w:ascii="Microsoft JhengHei" w:eastAsia="Microsoft JhengHei"/>
+          <w:u w:val="single"/>
+        </w:rPr>
+        <w:t xml:space="preserve">王恭</w:t>
+      </w:r>
+      <w:r>
+        <w:rPr>
+          <w:rFonts w:ascii="Microsoft JhengHei" w:eastAsia="Microsoft JhengHei"/>
+        </w:rPr>
+        <w:t xml:space="preserve">就坐在草墊上。後來</w:t>
+      </w:r>
+      <w:r>
+        <w:rPr>
+          <w:rFonts w:ascii="Microsoft JhengHei" w:eastAsia="Microsoft JhengHei"/>
+          <w:u w:val="single"/>
+        </w:rPr>
+        <w:t xml:space="preserve">王大</w:t>
+      </w:r>
+      <w:r>
+        <w:rPr>
+          <w:rFonts w:ascii="Microsoft JhengHei" w:eastAsia="Microsoft JhengHei"/>
+        </w:rPr>
+        <w:t xml:space="preserve">聽說了這件事,非常驚訝,對</w:t>
+      </w:r>
+      <w:r>
+        <w:rPr>
+          <w:rFonts w:ascii="Microsoft JhengHei" w:eastAsia="Microsoft JhengHei"/>
+          <w:u w:val="single"/>
+        </w:rPr>
+        <w:t xml:space="preserve">王恭</w:t>
+      </w:r>
+      <w:r>
+        <w:rPr>
+          <w:rFonts w:ascii="Microsoft JhengHei" w:eastAsia="Microsoft JhengHei"/>
+        </w:rPr>
+        <w:t xml:space="preserve">說:「我原先認為你有很多竹蓆,所以才向你索取的。」</w:t>
+      </w:r>
+      <w:r>
+        <w:rPr>
+          <w:rFonts w:ascii="Microsoft JhengHei" w:eastAsia="Microsoft JhengHei"/>
+          <w:u w:val="single"/>
+        </w:rPr>
+        <w:t xml:space="preserve">王恭</w:t>
+      </w:r>
+      <w:r>
+        <w:rPr>
+          <w:rFonts w:ascii="Microsoft JhengHei" w:eastAsia="Microsoft JhengHei"/>
+        </w:rPr>
+        <w:t xml:space="preserve">回答說:「您不了解我,我這個人從來沒有多餘的東西。」</w:t>
       </w:r>
     </w:p>
     <w:p>
@@ -959,8 +1370,41 @@
       <w:r>
         <w:rPr>
           <w:rFonts w:ascii="Microsoft JhengHei" w:eastAsia="Microsoft JhengHei"/>
-        </w:rPr>
-        <w:t xml:space="preserve">楊子之鄰人亡羊,既率其黨,又請楊子之豎追之。楊子曰:「嘻!亡一羊,何追者之眾?」鄰人曰:「多歧路。」既反,問:「獲羊乎?」曰:「亡之矣。」曰:「奚亡之?」曰:「歧路之中又有歧焉,吾不知所之,所以反也。」</w:t>
+          <w:u w:val="single"/>
+        </w:rPr>
+        <w:t xml:space="preserve">楊子</w:t>
+      </w:r>
+      <w:r>
+        <w:rPr>
+          <w:rFonts w:ascii="Microsoft JhengHei" w:eastAsia="Microsoft JhengHei"/>
+        </w:rPr>
+        <w:t xml:space="preserve">之鄰人亡羊,既率其黨,又請</w:t>
+      </w:r>
+      <w:r>
+        <w:rPr>
+          <w:rFonts w:ascii="Microsoft JhengHei" w:eastAsia="Microsoft JhengHei"/>
+          <w:u w:val="single"/>
+        </w:rPr>
+        <w:t xml:space="preserve">楊子</w:t>
+      </w:r>
+      <w:r>
+        <w:rPr>
+          <w:rFonts w:ascii="Microsoft JhengHei" w:eastAsia="Microsoft JhengHei"/>
+        </w:rPr>
+        <w:t xml:space="preserve">之豎追之。</w:t>
+      </w:r>
+      <w:r>
+        <w:rPr>
+          <w:rFonts w:ascii="Microsoft JhengHei" w:eastAsia="Microsoft JhengHei"/>
+          <w:u w:val="single"/>
+        </w:rPr>
+        <w:t xml:space="preserve">楊子</w:t>
+      </w:r>
+      <w:r>
+        <w:rPr>
+          <w:rFonts w:ascii="Microsoft JhengHei" w:eastAsia="Microsoft JhengHei"/>
+        </w:rPr>
+        <w:t xml:space="preserve">曰:「嘻!亡一羊,何追者之眾?」鄰人曰:「多歧路。」既反,問:「獲羊乎?」曰:「亡之矣。」曰:「奚亡之?」曰:「歧路之中又有歧焉,吾不知所之,所以反也。」</w:t>
       </w:r>
     </w:p>
     <w:p>
@@ -1156,8 +1600,67 @@
       <w:r>
         <w:rPr>
           <w:rFonts w:ascii="Microsoft JhengHei" w:eastAsia="Microsoft JhengHei"/>
-        </w:rPr>
-        <w:t xml:space="preserve">楊朱的鄰居走失了一隻羊,帶領著鄉里親戚族人尋找,還請求楊朱家的小僮僕一起幫忙追趕。楊朱說:「奇怪!走失了一隻羊,為何要這麼多人去追呢?」鄰居說:「因為這一帶岔路太多。」大家回來後,楊朱問:「找到羊了嗎?」鄰居回答:「丟失了。」楊朱說:「怎麼會丟了呢?」鄰居回答:「岔路之中又有岔路,我們不知道往哪邊去追,所以就回來了。」</w:t>
+          <w:u w:val="single"/>
+        </w:rPr>
+        <w:t xml:space="preserve">楊朱</w:t>
+      </w:r>
+      <w:r>
+        <w:rPr>
+          <w:rFonts w:ascii="Microsoft JhengHei" w:eastAsia="Microsoft JhengHei"/>
+        </w:rPr>
+        <w:t xml:space="preserve">的鄰居走失了一隻羊,帶領著鄉里親戚族人尋找,還請求</w:t>
+      </w:r>
+      <w:r>
+        <w:rPr>
+          <w:rFonts w:ascii="Microsoft JhengHei" w:eastAsia="Microsoft JhengHei"/>
+          <w:u w:val="single"/>
+        </w:rPr>
+        <w:t xml:space="preserve">楊朱</w:t>
+      </w:r>
+      <w:r>
+        <w:rPr>
+          <w:rFonts w:ascii="Microsoft JhengHei" w:eastAsia="Microsoft JhengHei"/>
+        </w:rPr>
+        <w:t xml:space="preserve">家的小僮僕一起幫忙追趕。</w:t>
+      </w:r>
+      <w:r>
+        <w:rPr>
+          <w:rFonts w:ascii="Microsoft JhengHei" w:eastAsia="Microsoft JhengHei"/>
+          <w:u w:val="single"/>
+        </w:rPr>
+        <w:t xml:space="preserve">楊朱</w:t>
+      </w:r>
+      <w:r>
+        <w:rPr>
+          <w:rFonts w:ascii="Microsoft JhengHei" w:eastAsia="Microsoft JhengHei"/>
+        </w:rPr>
+        <w:t xml:space="preserve">說:「奇怪!走失了一隻羊,為何要這麼多人去追呢?」鄰居說:「因為這一帶岔路太多。」大家回來後,</w:t>
+      </w:r>
+      <w:r>
+        <w:rPr>
+          <w:rFonts w:ascii="Microsoft JhengHei" w:eastAsia="Microsoft JhengHei"/>
+          <w:u w:val="single"/>
+        </w:rPr>
+        <w:t xml:space="preserve">楊朱</w:t>
+      </w:r>
+      <w:r>
+        <w:rPr>
+          <w:rFonts w:ascii="Microsoft JhengHei" w:eastAsia="Microsoft JhengHei"/>
+        </w:rPr>
+        <w:t xml:space="preserve">問:「找到羊了嗎?」鄰居回答:「丟失了。」</w:t>
+      </w:r>
+      <w:r>
+        <w:rPr>
+          <w:rFonts w:ascii="Microsoft JhengHei" w:eastAsia="Microsoft JhengHei"/>
+          <w:u w:val="single"/>
+        </w:rPr>
+        <w:t xml:space="preserve">楊朱</w:t>
+      </w:r>
+      <w:r>
+        <w:rPr>
+          <w:rFonts w:ascii="Microsoft JhengHei" w:eastAsia="Microsoft JhengHei"/>
+        </w:rPr>
+        <w:t xml:space="preserve">說:「怎麼會丟了呢?」鄰居回答:「岔路之中又有岔路,我們不知道往哪邊去追,所以就回來了。」</w:t>
       </w:r>
     </w:p>
     <w:p>
@@ -1427,8 +1930,41 @@
       <w:r>
         <w:rPr>
           <w:rFonts w:ascii="Microsoft JhengHei" w:eastAsia="Microsoft JhengHei"/>
-        </w:rPr>
-        <w:t xml:space="preserve">歐陽公嘗得一古畫牡丹叢,其下有一貓,未知其精粗。丞相正肅吳公與歐公姻家,一見,曰:「此正午牡丹也。何以明之?其花披哆而色燥,此日中時花也。猫眼黑睛如線,此正午猫眼也。有帶露花,則房斂而色澤。猫眼早暮則睛圓,日漸中狹長,正午則如一線耳。」此亦善求古人筆意也。</w:t>
+          <w:u w:val="single"/>
+        </w:rPr>
+        <w:t xml:space="preserve">歐陽公</w:t>
+      </w:r>
+      <w:r>
+        <w:rPr>
+          <w:rFonts w:ascii="Microsoft JhengHei" w:eastAsia="Microsoft JhengHei"/>
+        </w:rPr>
+        <w:t xml:space="preserve">嘗得一古畫牡丹叢,其下有一貓,未知其精粗。丞相正肅</w:t>
+      </w:r>
+      <w:r>
+        <w:rPr>
+          <w:rFonts w:ascii="Microsoft JhengHei" w:eastAsia="Microsoft JhengHei"/>
+          <w:u w:val="single"/>
+        </w:rPr>
+        <w:t xml:space="preserve">吳公</w:t>
+      </w:r>
+      <w:r>
+        <w:rPr>
+          <w:rFonts w:ascii="Microsoft JhengHei" w:eastAsia="Microsoft JhengHei"/>
+        </w:rPr>
+        <w:t xml:space="preserve">與</w:t>
+      </w:r>
+      <w:r>
+        <w:rPr>
+          <w:rFonts w:ascii="Microsoft JhengHei" w:eastAsia="Microsoft JhengHei"/>
+          <w:u w:val="single"/>
+        </w:rPr>
+        <w:t xml:space="preserve">歐公</w:t>
+      </w:r>
+      <w:r>
+        <w:rPr>
+          <w:rFonts w:ascii="Microsoft JhengHei" w:eastAsia="Microsoft JhengHei"/>
+        </w:rPr>
+        <w:t xml:space="preserve">姻家,一見,曰:「此正午牡丹也。何以明之?其花披哆而色燥,此日中時花也。猫眼黑睛如線,此正午猫眼也。有帶露花,則房斂而色澤。猫眼早暮則睛圓,日漸中狹長,正午則如一線耳。」此亦善求古人筆意也。</w:t>
       </w:r>
     </w:p>
     <w:p>
@@ -1592,8 +2128,54 @@
       <w:r>
         <w:rPr>
           <w:rFonts w:ascii="Microsoft JhengHei" w:eastAsia="Microsoft JhengHei"/>
-        </w:rPr>
-        <w:t xml:space="preserve">歐陽脩曾經得到一幅古畫,畫的是一叢牡丹,牡丹叢下有一隻貓,不知道畫的精良還是粗劣。丞相吳育與歐陽脩是親家,一看到就說:「這是正午的牡丹。怎麼知道呢?畫中的花瓣綻放而顏色乾燥,這是正午時的花。貓的瞳孔像一條線,這是正午時的貓眼。如果是早晨帶著露水的花,花冠是收攏的,顏色鮮潤。貓的眼睛在早晨和傍晚瞳孔是圓的,太陽漸漸移到正中,瞳孔就變得狹長,到正午時就像一條線了。」吳育說的話,也是善於觀賞、體會古人畫中的深意。</w:t>
+          <w:u w:val="single"/>
+        </w:rPr>
+        <w:t xml:space="preserve">歐陽脩</w:t>
+      </w:r>
+      <w:r>
+        <w:rPr>
+          <w:rFonts w:ascii="Microsoft JhengHei" w:eastAsia="Microsoft JhengHei"/>
+        </w:rPr>
+        <w:t xml:space="preserve">曾經得到一幅古畫,畫的是一叢牡丹,牡丹叢下有一隻貓,不知道畫的精良還是粗劣。丞相</w:t>
+      </w:r>
+      <w:r>
+        <w:rPr>
+          <w:rFonts w:ascii="Microsoft JhengHei" w:eastAsia="Microsoft JhengHei"/>
+          <w:u w:val="single"/>
+        </w:rPr>
+        <w:t xml:space="preserve">吳育</w:t>
+      </w:r>
+      <w:r>
+        <w:rPr>
+          <w:rFonts w:ascii="Microsoft JhengHei" w:eastAsia="Microsoft JhengHei"/>
+        </w:rPr>
+        <w:t xml:space="preserve">與</w:t>
+      </w:r>
+      <w:r>
+        <w:rPr>
+          <w:rFonts w:ascii="Microsoft JhengHei" w:eastAsia="Microsoft JhengHei"/>
+          <w:u w:val="single"/>
+        </w:rPr>
+        <w:t xml:space="preserve">歐陽脩</w:t>
+      </w:r>
+      <w:r>
+        <w:rPr>
+          <w:rFonts w:ascii="Microsoft JhengHei" w:eastAsia="Microsoft JhengHei"/>
+        </w:rPr>
+        <w:t xml:space="preserve">是親家,一看到就說:「這是正午的牡丹。怎麼知道呢?畫中的花瓣綻放而顏色乾燥,這是正午時的花。貓的瞳孔像一條線,這是正午時的貓眼。如果是早晨帶著露水的花,花冠是收攏的,顏色鮮潤。貓的眼睛在早晨和傍晚瞳孔是圓的,太陽漸漸移到正中,瞳孔就變得狹長,到正午時就像一條線了。」</w:t>
+      </w:r>
+      <w:r>
+        <w:rPr>
+          <w:rFonts w:ascii="Microsoft JhengHei" w:eastAsia="Microsoft JhengHei"/>
+          <w:u w:val="single"/>
+        </w:rPr>
+        <w:t xml:space="preserve">吳育</w:t>
+      </w:r>
+      <w:r>
+        <w:rPr>
+          <w:rFonts w:ascii="Microsoft JhengHei" w:eastAsia="Microsoft JhengHei"/>
+        </w:rPr>
+        <w:t xml:space="preserve">說的話,也是善於觀賞、體會古人畫中的深意。</w:t>
       </w:r>
     </w:p>
     <w:p>
@@ -1718,8 +2300,80 @@
       <w:r>
         <w:rPr>
           <w:rFonts w:ascii="Microsoft JhengHei" w:eastAsia="Microsoft JhengHei"/>
-        </w:rPr>
-        <w:t xml:space="preserve">孟孫獵得麑,使秦西巴持歸烹之。麑母隨之而啼,秦西巴弗忍而與之。孟孫歸,至而求麑,答曰:「余弗忍,而與其母。」孟孫大怒,逐之。居三月,復召以為子傅。其御曰:「曩將罪之,今召以為子傅,何也?」孟孫曰:「夫不忍麑,又且忍吾子乎?」</w:t>
+          <w:u w:val="single"/>
+        </w:rPr>
+        <w:t xml:space="preserve">孟孫</w:t>
+      </w:r>
+      <w:r>
+        <w:rPr>
+          <w:rFonts w:ascii="Microsoft JhengHei" w:eastAsia="Microsoft JhengHei"/>
+        </w:rPr>
+        <w:t xml:space="preserve">獵得麑,使</w:t>
+      </w:r>
+      <w:r>
+        <w:rPr>
+          <w:rFonts w:ascii="Microsoft JhengHei" w:eastAsia="Microsoft JhengHei"/>
+          <w:u w:val="single"/>
+        </w:rPr>
+        <w:t xml:space="preserve">秦西巴</w:t>
+      </w:r>
+      <w:r>
+        <w:rPr>
+          <w:rFonts w:ascii="Microsoft JhengHei" w:eastAsia="Microsoft JhengHei"/>
+        </w:rPr>
+        <w:t xml:space="preserve">持歸烹之。麑母隨之而啼,</w:t>
+      </w:r>
+      <w:r>
+        <w:rPr>
+          <w:rFonts w:ascii="Microsoft JhengHei" w:eastAsia="Microsoft JhengHei"/>
+          <w:u w:val="single"/>
+        </w:rPr>
+        <w:t xml:space="preserve">秦西巴</w:t>
+      </w:r>
+      <w:r>
+        <w:rPr>
+          <w:rFonts w:ascii="Microsoft JhengHei" w:eastAsia="Microsoft JhengHei"/>
+        </w:rPr>
+        <w:t xml:space="preserve">弗忍而與之。</w:t>
+      </w:r>
+      <w:r>
+        <w:rPr>
+          <w:rFonts w:ascii="Microsoft JhengHei" w:eastAsia="Microsoft JhengHei"/>
+          <w:u w:val="single"/>
+        </w:rPr>
+        <w:t xml:space="preserve">孟孫</w:t>
+      </w:r>
+      <w:r>
+        <w:rPr>
+          <w:rFonts w:ascii="Microsoft JhengHei" w:eastAsia="Microsoft JhengHei"/>
+        </w:rPr>
+        <w:t xml:space="preserve">歸,至而求麑,答曰:「余弗忍,而與其母。」</w:t>
+      </w:r>
+      <w:r>
+        <w:rPr>
+          <w:rFonts w:ascii="Microsoft JhengHei" w:eastAsia="Microsoft JhengHei"/>
+          <w:u w:val="single"/>
+        </w:rPr>
+        <w:t xml:space="preserve">孟孫</w:t>
+      </w:r>
+      <w:r>
+        <w:rPr>
+          <w:rFonts w:ascii="Microsoft JhengHei" w:eastAsia="Microsoft JhengHei"/>
+        </w:rPr>
+        <w:t xml:space="preserve">大怒,逐之。居三月,復召以為子傅。其御曰:「曩將罪之,今召以為子傅,何也?」</w:t>
+      </w:r>
+      <w:r>
+        <w:rPr>
+          <w:rFonts w:ascii="Microsoft JhengHei" w:eastAsia="Microsoft JhengHei"/>
+          <w:u w:val="single"/>
+        </w:rPr>
+        <w:t xml:space="preserve">孟孫</w:t>
+      </w:r>
+      <w:r>
+        <w:rPr>
+          <w:rFonts w:ascii="Microsoft JhengHei" w:eastAsia="Microsoft JhengHei"/>
+        </w:rPr>
+        <w:t xml:space="preserve">曰:「夫不忍麑,又且忍吾子乎?」</w:t>
       </w:r>
     </w:p>
     <w:p>
@@ -1931,8 +2585,145 @@
       <w:r>
         <w:rPr>
           <w:rFonts w:ascii="Microsoft JhengHei" w:eastAsia="Microsoft JhengHei"/>
-        </w:rPr>
-        <w:t xml:space="preserve">孟孫打獵得到一隻小鹿,命令臣子秦西巴把牠帶回去烹煮。小鹿的母親一路跟隨在後面啼叫,秦西巴心中不忍,就把小鹿還給了母鹿。孟孫回來後,向秦西巴要那隻小鹿,秦西巴回答說:「我不忍心,把小鹿還給了牠的母親。」孟孫非常生氣,把他趕走。過了三個月,孟孫又召秦西巴回來做自己兒子的老師。孟孫的車夫說:「以前您要處罰他,現在又召他來做兒子的老師,為什麼呢?」孟孫說:「他對一隻小鹿都不忍心傷害,又怎麼忍心對我的兒子不好呢?」</w:t>
+          <w:u w:val="single"/>
+        </w:rPr>
+        <w:t xml:space="preserve">孟孫</w:t>
+      </w:r>
+      <w:r>
+        <w:rPr>
+          <w:rFonts w:ascii="Microsoft JhengHei" w:eastAsia="Microsoft JhengHei"/>
+        </w:rPr>
+        <w:t xml:space="preserve">打獵得到一隻小鹿,命令臣子</w:t>
+      </w:r>
+      <w:r>
+        <w:rPr>
+          <w:rFonts w:ascii="Microsoft JhengHei" w:eastAsia="Microsoft JhengHei"/>
+          <w:u w:val="single"/>
+        </w:rPr>
+        <w:t xml:space="preserve">秦西巴</w:t>
+      </w:r>
+      <w:r>
+        <w:rPr>
+          <w:rFonts w:ascii="Microsoft JhengHei" w:eastAsia="Microsoft JhengHei"/>
+        </w:rPr>
+        <w:t xml:space="preserve">把牠帶回去烹煮。小鹿的母親一路跟隨在後面啼叫,</w:t>
+      </w:r>
+      <w:r>
+        <w:rPr>
+          <w:rFonts w:ascii="Microsoft JhengHei" w:eastAsia="Microsoft JhengHei"/>
+          <w:u w:val="single"/>
+        </w:rPr>
+        <w:t xml:space="preserve">秦西巴</w:t>
+      </w:r>
+      <w:r>
+        <w:rPr>
+          <w:rFonts w:ascii="Microsoft JhengHei" w:eastAsia="Microsoft JhengHei"/>
+        </w:rPr>
+        <w:t xml:space="preserve">心中不忍,就把小鹿還給了母鹿。</w:t>
+      </w:r>
+      <w:r>
+        <w:rPr>
+          <w:rFonts w:ascii="Microsoft JhengHei" w:eastAsia="Microsoft JhengHei"/>
+          <w:u w:val="single"/>
+        </w:rPr>
+        <w:t xml:space="preserve">孟孫</w:t>
+      </w:r>
+      <w:r>
+        <w:rPr>
+          <w:rFonts w:ascii="Microsoft JhengHei" w:eastAsia="Microsoft JhengHei"/>
+        </w:rPr>
+        <w:t xml:space="preserve">回來後,向</w:t>
+      </w:r>
+      <w:r>
+        <w:rPr>
+          <w:rFonts w:ascii="Microsoft JhengHei" w:eastAsia="Microsoft JhengHei"/>
+          <w:u w:val="single"/>
+        </w:rPr>
+        <w:t xml:space="preserve">秦西巴</w:t>
+      </w:r>
+      <w:r>
+        <w:rPr>
+          <w:rFonts w:ascii="Microsoft JhengHei" w:eastAsia="Microsoft JhengHei"/>
+        </w:rPr>
+        <w:t xml:space="preserve">要那隻小鹿,</w:t>
+      </w:r>
+      <w:r>
+        <w:rPr>
+          <w:rFonts w:ascii="Microsoft JhengHei" w:eastAsia="Microsoft JhengHei"/>
+          <w:u w:val="single"/>
+        </w:rPr>
+        <w:t xml:space="preserve">秦西巴</w:t>
+      </w:r>
+      <w:r>
+        <w:rPr>
+          <w:rFonts w:ascii="Microsoft JhengHei" w:eastAsia="Microsoft JhengHei"/>
+        </w:rPr>
+        <w:t xml:space="preserve">回答說:「我不忍心,把小鹿還給了牠的母親。」</w:t>
+      </w:r>
+      <w:r>
+        <w:rPr>
+          <w:rFonts w:ascii="Microsoft JhengHei" w:eastAsia="Microsoft JhengHei"/>
+          <w:u w:val="single"/>
+        </w:rPr>
+        <w:t xml:space="preserve">孟孫</w:t>
+      </w:r>
+      <w:r>
+        <w:rPr>
+          <w:rFonts w:ascii="Microsoft JhengHei" w:eastAsia="Microsoft JhengHei"/>
+        </w:rPr>
+        <w:t xml:space="preserve">非常生氣,把他趕走。過了三個月,</w:t>
+      </w:r>
+      <w:r>
+        <w:rPr>
+          <w:rFonts w:ascii="Microsoft JhengHei" w:eastAsia="Microsoft JhengHei"/>
+          <w:u w:val="single"/>
+        </w:rPr>
+        <w:t xml:space="preserve">孟孫</w:t>
+      </w:r>
+      <w:r>
+        <w:rPr>
+          <w:rFonts w:ascii="Microsoft JhengHei" w:eastAsia="Microsoft JhengHei"/>
+        </w:rPr>
+        <w:t xml:space="preserve">又召</w:t>
+      </w:r>
+      <w:r>
+        <w:rPr>
+          <w:rFonts w:ascii="Microsoft JhengHei" w:eastAsia="Microsoft JhengHei"/>
+          <w:u w:val="single"/>
+        </w:rPr>
+        <w:t xml:space="preserve">秦西巴</w:t>
+      </w:r>
+      <w:r>
+        <w:rPr>
+          <w:rFonts w:ascii="Microsoft JhengHei" w:eastAsia="Microsoft JhengHei"/>
+        </w:rPr>
+        <w:t xml:space="preserve">回來做自己兒子的老師。</w:t>
+      </w:r>
+      <w:r>
+        <w:rPr>
+          <w:rFonts w:ascii="Microsoft JhengHei" w:eastAsia="Microsoft JhengHei"/>
+          <w:u w:val="single"/>
+        </w:rPr>
+        <w:t xml:space="preserve">孟孫</w:t>
+      </w:r>
+      <w:r>
+        <w:rPr>
+          <w:rFonts w:ascii="Microsoft JhengHei" w:eastAsia="Microsoft JhengHei"/>
+        </w:rPr>
+        <w:t xml:space="preserve">的車夫說:「以前您要處罰他,現在又召他來做兒子的老師,為什麼呢?」</w:t>
+      </w:r>
+      <w:r>
+        <w:rPr>
+          <w:rFonts w:ascii="Microsoft JhengHei" w:eastAsia="Microsoft JhengHei"/>
+          <w:u w:val="single"/>
+        </w:rPr>
+        <w:t xml:space="preserve">孟孫</w:t>
+      </w:r>
+      <w:r>
+        <w:rPr>
+          <w:rFonts w:ascii="Microsoft JhengHei" w:eastAsia="Microsoft JhengHei"/>
+        </w:rPr>
+        <w:t xml:space="preserve">說:「他對一隻小鹿都不忍心傷害,又怎麼忍心對我的兒子不好呢?」</w:t>
       </w:r>
     </w:p>
     <w:p>
@@ -2041,8 +2832,54 @@
       <w:r>
         <w:rPr>
           <w:rFonts w:ascii="Microsoft JhengHei" w:eastAsia="Microsoft JhengHei"/>
-        </w:rPr>
-        <w:t xml:space="preserve">張乖崖為崇陽令,一吏自庫中出,視其鬢傍巾下有一錢,詰之,乃庫中錢也。乖崖命杖之,吏勃然曰:「一錢何足道,乃杖我耶?爾能杖我,不能斬我也。」乖崖援筆判曰:「一日一錢,千日千錢,繩鋸木斷,水滴石穿。」自仗劍下階斬其首。</w:t>
+          <w:u w:val="single"/>
+        </w:rPr>
+        <w:t xml:space="preserve">張乖崖</w:t>
+      </w:r>
+      <w:r>
+        <w:rPr>
+          <w:rFonts w:ascii="Microsoft JhengHei" w:eastAsia="Microsoft JhengHei"/>
+        </w:rPr>
+        <w:t xml:space="preserve">為</w:t>
+      </w:r>
+      <w:r>
+        <w:rPr>
+          <w:rFonts w:ascii="Microsoft JhengHei" w:eastAsia="Microsoft JhengHei"/>
+          <w:u w:val="single"/>
+        </w:rPr>
+        <w:t xml:space="preserve">崇陽</w:t>
+      </w:r>
+      <w:r>
+        <w:rPr>
+          <w:rFonts w:ascii="Microsoft JhengHei" w:eastAsia="Microsoft JhengHei"/>
+        </w:rPr>
+        <w:t xml:space="preserve">令,一吏自庫中出,視其鬢傍巾下有一錢,詰之,乃庫中錢也。</w:t>
+      </w:r>
+      <w:r>
+        <w:rPr>
+          <w:rFonts w:ascii="Microsoft JhengHei" w:eastAsia="Microsoft JhengHei"/>
+          <w:u w:val="single"/>
+        </w:rPr>
+        <w:t xml:space="preserve">乖崖</w:t>
+      </w:r>
+      <w:r>
+        <w:rPr>
+          <w:rFonts w:ascii="Microsoft JhengHei" w:eastAsia="Microsoft JhengHei"/>
+        </w:rPr>
+        <w:t xml:space="preserve">命杖之,吏勃然曰:「一錢何足道,乃杖我耶?爾能杖我,不能斬我也。」</w:t>
+      </w:r>
+      <w:r>
+        <w:rPr>
+          <w:rFonts w:ascii="Microsoft JhengHei" w:eastAsia="Microsoft JhengHei"/>
+          <w:u w:val="single"/>
+        </w:rPr>
+        <w:t xml:space="preserve">乖崖</w:t>
+      </w:r>
+      <w:r>
+        <w:rPr>
+          <w:rFonts w:ascii="Microsoft JhengHei" w:eastAsia="Microsoft JhengHei"/>
+        </w:rPr>
+        <w:t xml:space="preserve">援筆判曰:「一日一錢,千日千錢,繩鋸木斷,水滴石穿。」自仗劍下階斬其首。</w:t>
       </w:r>
     </w:p>
     <w:p>
@@ -2222,8 +3059,67 @@
       <w:r>
         <w:rPr>
           <w:rFonts w:ascii="Microsoft JhengHei" w:eastAsia="Microsoft JhengHei"/>
-        </w:rPr>
-        <w:t xml:space="preserve">張乖崖擔任崇陽縣令時,有一個小吏從府庫中走出來,張乖崖看見他的鬢髮旁、頭巾下藏著一文錢,責問他,原來是府庫中的公款。張乖崖下令杖打小吏,小吏發怒說:「一文錢哪裡值得一提,竟然杖打我?你能杖打我,總不能殺我吧!」張乖崖提筆寫下判決書:「一天偷一文錢,一千天就偷了一千文錢;像用繩子當鋸子,久了也能鋸斷木頭;小水滴不停的滴,也能滴穿石頭。」於是親自提劍走下臺階,斬了那個小吏。</w:t>
+          <w:u w:val="single"/>
+        </w:rPr>
+        <w:t xml:space="preserve">張乖崖</w:t>
+      </w:r>
+      <w:r>
+        <w:rPr>
+          <w:rFonts w:ascii="Microsoft JhengHei" w:eastAsia="Microsoft JhengHei"/>
+        </w:rPr>
+        <w:t xml:space="preserve">擔任</w:t>
+      </w:r>
+      <w:r>
+        <w:rPr>
+          <w:rFonts w:ascii="Microsoft JhengHei" w:eastAsia="Microsoft JhengHei"/>
+          <w:u w:val="single"/>
+        </w:rPr>
+        <w:t xml:space="preserve">崇陽</w:t>
+      </w:r>
+      <w:r>
+        <w:rPr>
+          <w:rFonts w:ascii="Microsoft JhengHei" w:eastAsia="Microsoft JhengHei"/>
+        </w:rPr>
+        <w:t xml:space="preserve">縣令時,有一個小吏從府庫中走出來,</w:t>
+      </w:r>
+      <w:r>
+        <w:rPr>
+          <w:rFonts w:ascii="Microsoft JhengHei" w:eastAsia="Microsoft JhengHei"/>
+          <w:u w:val="single"/>
+        </w:rPr>
+        <w:t xml:space="preserve">張乖崖</w:t>
+      </w:r>
+      <w:r>
+        <w:rPr>
+          <w:rFonts w:ascii="Microsoft JhengHei" w:eastAsia="Microsoft JhengHei"/>
+        </w:rPr>
+        <w:t xml:space="preserve">看見他的鬢髮旁、頭巾下藏著一文錢,責問他,原來是府庫中的公款。</w:t>
+      </w:r>
+      <w:r>
+        <w:rPr>
+          <w:rFonts w:ascii="Microsoft JhengHei" w:eastAsia="Microsoft JhengHei"/>
+          <w:u w:val="single"/>
+        </w:rPr>
+        <w:t xml:space="preserve">張乖崖</w:t>
+      </w:r>
+      <w:r>
+        <w:rPr>
+          <w:rFonts w:ascii="Microsoft JhengHei" w:eastAsia="Microsoft JhengHei"/>
+        </w:rPr>
+        <w:t xml:space="preserve">下令杖打小吏,小吏發怒說:「一文錢哪裡值得一提,竟然杖打我?你能杖打我,總不能殺我吧!」</w:t>
+      </w:r>
+      <w:r>
+        <w:rPr>
+          <w:rFonts w:ascii="Microsoft JhengHei" w:eastAsia="Microsoft JhengHei"/>
+          <w:u w:val="single"/>
+        </w:rPr>
+        <w:t xml:space="preserve">張乖崖</w:t>
+      </w:r>
+      <w:r>
+        <w:rPr>
+          <w:rFonts w:ascii="Microsoft JhengHei" w:eastAsia="Microsoft JhengHei"/>
+        </w:rPr>
+        <w:t xml:space="preserve">提筆寫下判決書:「一天偷一文錢,一千天就偷了一千文錢;像用繩子當鋸子,久了也能鋸斷木頭;小水滴不停的滴,也能滴穿石頭。」於是親自提劍走下臺階,斬了那個小吏。</w:t>
       </w:r>
     </w:p>
     <w:p>
@@ -2464,8 +3360,87 @@
       <w:r>
         <w:rPr>
           <w:rFonts w:ascii="Microsoft JhengHei" w:eastAsia="Microsoft JhengHei"/>
-        </w:rPr>
-        <w:t xml:space="preserve">景差相鄭,鄭人有冬涉水者,出而脛寒,後景差過之,下陪乘而載之,覆以上衽。晉叔向聞之曰:「景子為國相,豈不固哉!吾聞良吏居之,三月而溝渠修,十月而津梁成,六畜且不濡足,而況人乎?」</w:t>
+          <w:u w:val="single"/>
+        </w:rPr>
+        <w:t xml:space="preserve">景差</w:t>
+      </w:r>
+      <w:r>
+        <w:rPr>
+          <w:rFonts w:ascii="Microsoft JhengHei" w:eastAsia="Microsoft JhengHei"/>
+        </w:rPr>
+        <w:t xml:space="preserve">相</w:t>
+      </w:r>
+      <w:r>
+        <w:rPr>
+          <w:rFonts w:ascii="Microsoft JhengHei" w:eastAsia="Microsoft JhengHei"/>
+          <w:u w:val="single"/>
+        </w:rPr>
+        <w:t xml:space="preserve">鄭</w:t>
+      </w:r>
+      <w:r>
+        <w:rPr>
+          <w:rFonts w:ascii="Microsoft JhengHei" w:eastAsia="Microsoft JhengHei"/>
+        </w:rPr>
+        <w:t xml:space="preserve">,</w:t>
+      </w:r>
+      <w:r>
+        <w:rPr>
+          <w:rFonts w:ascii="Microsoft JhengHei" w:eastAsia="Microsoft JhengHei"/>
+          <w:u w:val="single"/>
+        </w:rPr>
+        <w:t xml:space="preserve">鄭</w:t>
+      </w:r>
+      <w:r>
+        <w:rPr>
+          <w:rFonts w:ascii="Microsoft JhengHei" w:eastAsia="Microsoft JhengHei"/>
+        </w:rPr>
+        <w:t xml:space="preserve">人有冬涉水者,出而脛寒,後</w:t>
+      </w:r>
+      <w:r>
+        <w:rPr>
+          <w:rFonts w:ascii="Microsoft JhengHei" w:eastAsia="Microsoft JhengHei"/>
+          <w:u w:val="single"/>
+        </w:rPr>
+        <w:t xml:space="preserve">景差</w:t>
+      </w:r>
+      <w:r>
+        <w:rPr>
+          <w:rFonts w:ascii="Microsoft JhengHei" w:eastAsia="Microsoft JhengHei"/>
+        </w:rPr>
+        <w:t xml:space="preserve">過之,下陪乘而載之,覆以上衽。</w:t>
+      </w:r>
+      <w:r>
+        <w:rPr>
+          <w:rFonts w:ascii="Microsoft JhengHei" w:eastAsia="Microsoft JhengHei"/>
+          <w:u w:val="single"/>
+        </w:rPr>
+        <w:t xml:space="preserve">晉</w:t>
+      </w:r>
+      <w:r>
+        <w:rPr>
+          <w:rFonts w:ascii="Microsoft JhengHei" w:eastAsia="Microsoft JhengHei"/>
+          <w:u w:val="single"/>
+        </w:rPr>
+        <w:t xml:space="preserve">叔向</w:t>
+      </w:r>
+      <w:r>
+        <w:rPr>
+          <w:rFonts w:ascii="Microsoft JhengHei" w:eastAsia="Microsoft JhengHei"/>
+        </w:rPr>
+        <w:t xml:space="preserve">聞之曰:「</w:t>
+      </w:r>
+      <w:r>
+        <w:rPr>
+          <w:rFonts w:ascii="Microsoft JhengHei" w:eastAsia="Microsoft JhengHei"/>
+          <w:u w:val="single"/>
+        </w:rPr>
+        <w:t xml:space="preserve">景子</w:t>
+      </w:r>
+      <w:r>
+        <w:rPr>
+          <w:rFonts w:ascii="Microsoft JhengHei" w:eastAsia="Microsoft JhengHei"/>
+        </w:rPr>
+        <w:t xml:space="preserve">為國相,豈不固哉!吾聞良吏居之,三月而溝渠修,十月而津梁成,六畜且不濡足,而況人乎?」</w:t>
       </w:r>
     </w:p>
     <w:p>
@@ -2661,8 +3636,93 @@
       <w:r>
         <w:rPr>
           <w:rFonts w:ascii="Microsoft JhengHei" w:eastAsia="Microsoft JhengHei"/>
-        </w:rPr>
-        <w:t xml:space="preserve">景差在鄭國擔任相國,一個鄭國人在嚴冬中赤著雙腳過河,走出水面後,兩條小腿都凍僵了。不久景差乘車經過,看見後趕快扶這個人搭上隨從的車子送他一程,又為他蓋上衣襟取暖。晉國的叔向聽說這件事後,說:「景差身為一國之相,見識真是淺陋啊!我聽說賢德的官吏所治理管轄的地方,天氣轉暖的三月就把溝渠修整通暢;秋涼的十月,橋梁渡口都已完成,這樣連六畜過河都不會沾濕腳,更何況是人呢?」</w:t>
+          <w:u w:val="single"/>
+        </w:rPr>
+        <w:t xml:space="preserve">景差</w:t>
+      </w:r>
+      <w:r>
+        <w:rPr>
+          <w:rFonts w:ascii="Microsoft JhengHei" w:eastAsia="Microsoft JhengHei"/>
+        </w:rPr>
+        <w:t xml:space="preserve">在</w:t>
+      </w:r>
+      <w:r>
+        <w:rPr>
+          <w:rFonts w:ascii="Microsoft JhengHei" w:eastAsia="Microsoft JhengHei"/>
+          <w:u w:val="single"/>
+        </w:rPr>
+        <w:t xml:space="preserve">鄭國</w:t>
+      </w:r>
+      <w:r>
+        <w:rPr>
+          <w:rFonts w:ascii="Microsoft JhengHei" w:eastAsia="Microsoft JhengHei"/>
+        </w:rPr>
+        <w:t xml:space="preserve">擔任相國,一個</w:t>
+      </w:r>
+      <w:r>
+        <w:rPr>
+          <w:rFonts w:ascii="Microsoft JhengHei" w:eastAsia="Microsoft JhengHei"/>
+          <w:u w:val="single"/>
+        </w:rPr>
+        <w:t xml:space="preserve">鄭國</w:t>
+      </w:r>
+      <w:r>
+        <w:rPr>
+          <w:rFonts w:ascii="Microsoft JhengHei" w:eastAsia="Microsoft JhengHei"/>
+        </w:rPr>
+        <w:t xml:space="preserve">人在嚴冬中赤著雙腳過河,走出水面後,兩條小腿都凍僵了。不久</w:t>
+      </w:r>
+      <w:r>
+        <w:rPr>
+          <w:rFonts w:ascii="Microsoft JhengHei" w:eastAsia="Microsoft JhengHei"/>
+          <w:u w:val="single"/>
+        </w:rPr>
+        <w:t xml:space="preserve">景差</w:t>
+      </w:r>
+      <w:r>
+        <w:rPr>
+          <w:rFonts w:ascii="Microsoft JhengHei" w:eastAsia="Microsoft JhengHei"/>
+        </w:rPr>
+        <w:t xml:space="preserve">乘車經過,看見後趕快扶這個人搭上隨從的車子送他一程,又為他蓋上衣襟取暖。</w:t>
+      </w:r>
+      <w:r>
+        <w:rPr>
+          <w:rFonts w:ascii="Microsoft JhengHei" w:eastAsia="Microsoft JhengHei"/>
+          <w:u w:val="single"/>
+        </w:rPr>
+        <w:t xml:space="preserve">晉國</w:t>
+      </w:r>
+      <w:r>
+        <w:rPr>
+          <w:rFonts w:ascii="Microsoft JhengHei" w:eastAsia="Microsoft JhengHei"/>
+        </w:rPr>
+        <w:t xml:space="preserve">的</w:t>
+      </w:r>
+      <w:r>
+        <w:rPr>
+          <w:rFonts w:ascii="Microsoft JhengHei" w:eastAsia="Microsoft JhengHei"/>
+          <w:u w:val="single"/>
+        </w:rPr>
+        <w:t xml:space="preserve">叔向</w:t>
+      </w:r>
+      <w:r>
+        <w:rPr>
+          <w:rFonts w:ascii="Microsoft JhengHei" w:eastAsia="Microsoft JhengHei"/>
+        </w:rPr>
+        <w:t xml:space="preserve">聽說這件事後,說:「</w:t>
+      </w:r>
+      <w:r>
+        <w:rPr>
+          <w:rFonts w:ascii="Microsoft JhengHei" w:eastAsia="Microsoft JhengHei"/>
+          <w:u w:val="single"/>
+        </w:rPr>
+        <w:t xml:space="preserve">景差</w:t>
+      </w:r>
+      <w:r>
+        <w:rPr>
+          <w:rFonts w:ascii="Microsoft JhengHei" w:eastAsia="Microsoft JhengHei"/>
+        </w:rPr>
+        <w:t xml:space="preserve">身為一國之相,見識真是淺陋啊!我聽說賢德的官吏所治理管轄的地方,天氣轉暖的三月就把溝渠修整通暢;秋涼的十月,橋梁渡口都已完成,這樣連六畜過河都不會沾濕腳,更何況是人呢?」</w:t>
       </w:r>
     </w:p>
     <w:p>
@@ -2787,8 +3847,28 @@
       <w:r>
         <w:rPr>
           <w:rFonts w:ascii="Microsoft JhengHei" w:eastAsia="Microsoft JhengHei"/>
-        </w:rPr>
-        <w:t xml:space="preserve">高陽應將為室家,匠對曰:「未可也。木尚生,加塗其上,必將撓。以生為室,今雖善,後將必敗。」高陽應曰:「緣子之言,則室不敗也。木益枯則勁,塗益乾則輕,以益勁任益輕,則不敗。」匠人無辭而對,受令而為之。室之始成也善,其後果敗。</w:t>
+          <w:u w:val="single"/>
+        </w:rPr>
+        <w:t xml:space="preserve">高陽應</w:t>
+      </w:r>
+      <w:r>
+        <w:rPr>
+          <w:rFonts w:ascii="Microsoft JhengHei" w:eastAsia="Microsoft JhengHei"/>
+        </w:rPr>
+        <w:t xml:space="preserve">將為室家,匠對曰:「未可也。木尚生,加塗其上,必將撓。以生為室,今雖善,後將必敗。」</w:t>
+      </w:r>
+      <w:r>
+        <w:rPr>
+          <w:rFonts w:ascii="Microsoft JhengHei" w:eastAsia="Microsoft JhengHei"/>
+          <w:u w:val="single"/>
+        </w:rPr>
+        <w:t xml:space="preserve">高陽應</w:t>
+      </w:r>
+      <w:r>
+        <w:rPr>
+          <w:rFonts w:ascii="Microsoft JhengHei" w:eastAsia="Microsoft JhengHei"/>
+        </w:rPr>
+        <w:t xml:space="preserve">曰:「緣子之言,則室不敗也。木益枯則勁,塗益乾則輕,以益勁任益輕,則不敗。」匠人無辭而對,受令而為之。室之始成也善,其後果敗。</w:t>
       </w:r>
     </w:p>
     <w:p>
@@ -3016,8 +4096,41 @@
       <w:r>
         <w:rPr>
           <w:rFonts w:ascii="Microsoft JhengHei" w:eastAsia="Microsoft JhengHei"/>
-        </w:rPr>
-        <w:t xml:space="preserve">高陽應準備興建一棟新房屋。工匠對他說:「還不行啊!剛伐下的木材水分未乾,如果抹上溼泥,會把木料壓彎的。用生木蓋房子,剛蓋成時雖然很好,以後一定會倒塌。」高陽應說:「按照您的話說,這房子一定不會損壞。因為時間一久,木料越乾燥就越堅固有力,而溼泥越乾就越輕。用越來越硬的木料去承受越來越輕的泥土,房子就不會倒壞。」工匠聽了無話可答,只得依照高陽應的意思去蓋。房子剛落成時雖然很好,後來果然倒塌了。</w:t>
+          <w:u w:val="single"/>
+        </w:rPr>
+        <w:t xml:space="preserve">高陽應</w:t>
+      </w:r>
+      <w:r>
+        <w:rPr>
+          <w:rFonts w:ascii="Microsoft JhengHei" w:eastAsia="Microsoft JhengHei"/>
+        </w:rPr>
+        <w:t xml:space="preserve">準備興建一棟新房屋。工匠對他說:「還不行啊!剛伐下的木材水分未乾,如果抹上溼泥,會把木料壓彎的。用生木蓋房子,剛蓋成時雖然很好,以後一定會倒塌。」</w:t>
+      </w:r>
+      <w:r>
+        <w:rPr>
+          <w:rFonts w:ascii="Microsoft JhengHei" w:eastAsia="Microsoft JhengHei"/>
+          <w:u w:val="single"/>
+        </w:rPr>
+        <w:t xml:space="preserve">高陽應</w:t>
+      </w:r>
+      <w:r>
+        <w:rPr>
+          <w:rFonts w:ascii="Microsoft JhengHei" w:eastAsia="Microsoft JhengHei"/>
+        </w:rPr>
+        <w:t xml:space="preserve">說:「按照您的話說,這房子一定不會損壞。因為時間一久,木料越乾燥就越堅固有力,而溼泥越乾就越輕。用越來越硬的木料去承受越來越輕的泥土,房子就不會倒壞。」工匠聽了無話可答,只得依照</w:t>
+      </w:r>
+      <w:r>
+        <w:rPr>
+          <w:rFonts w:ascii="Microsoft JhengHei" w:eastAsia="Microsoft JhengHei"/>
+          <w:u w:val="single"/>
+        </w:rPr>
+        <w:t xml:space="preserve">高陽應</w:t>
+      </w:r>
+      <w:r>
+        <w:rPr>
+          <w:rFonts w:ascii="Microsoft JhengHei" w:eastAsia="Microsoft JhengHei"/>
+        </w:rPr>
+        <w:t xml:space="preserve">的意思去蓋。房子剛落成時雖然很好,後來果然倒塌了。</w:t>
       </w:r>
     </w:p>
     <w:p>
@@ -3241,8 +4354,15 @@
       <w:r>
         <w:rPr>
           <w:rFonts w:ascii="Microsoft JhengHei" w:eastAsia="Microsoft JhengHei"/>
-        </w:rPr>
-        <w:t xml:space="preserve">歐陽公在翰林日,與同院出遊,有奔馬斃犬於道。公曰:「試書其事。」同事曰:「有犬臥通衢,逸馬蹄而死之。」公曰:「使子修史,萬卷未已也。」曰:「內翰以為如何?」公曰:「逸馬殺犬於道。」</w:t>
+          <w:u w:val="single"/>
+        </w:rPr>
+        <w:t xml:space="preserve">歐陽公</w:t>
+      </w:r>
+      <w:r>
+        <w:rPr>
+          <w:rFonts w:ascii="Microsoft JhengHei" w:eastAsia="Microsoft JhengHei"/>
+        </w:rPr>
+        <w:t xml:space="preserve">在翰林日,與同院出遊,有奔馬斃犬於道。公曰:「試書其事。」同事曰:「有犬臥通衢,逸馬蹄而死之。」公曰:「使子修史,萬卷未已也。」曰:「內翰以為如何?」公曰:「逸馬殺犬於道。」</w:t>
       </w:r>
     </w:p>
     <w:p>
@@ -3422,8 +4542,54 @@
       <w:r>
         <w:rPr>
           <w:rFonts w:ascii="Microsoft JhengHei" w:eastAsia="Microsoft JhengHei"/>
-        </w:rPr>
-        <w:t xml:space="preserve">歐陽脩在翰林院任職時,有一天和同事一起出遊,看到有一匹奔馳的馬在路上把一條狗踢死了。歐陽脩說:「試著把這件事記錄下來。」同事說:「有一條狗臥在四通八達的大路上,奔馳的馬踢死了牠。」歐陽脩說:「如果讓你來撰寫史書,一萬卷也寫不完。」同事問:「內翰認為該怎麼寫?」歐陽脩說:「逸馬殺犬於道。」</w:t>
+          <w:u w:val="single"/>
+        </w:rPr>
+        <w:t xml:space="preserve">歐陽脩</w:t>
+      </w:r>
+      <w:r>
+        <w:rPr>
+          <w:rFonts w:ascii="Microsoft JhengHei" w:eastAsia="Microsoft JhengHei"/>
+        </w:rPr>
+        <w:t xml:space="preserve">在翰林院任職時,有一天和同事一起出遊,看到有一匹奔馳的馬在路上把一條狗踢死了。</w:t>
+      </w:r>
+      <w:r>
+        <w:rPr>
+          <w:rFonts w:ascii="Microsoft JhengHei" w:eastAsia="Microsoft JhengHei"/>
+          <w:u w:val="single"/>
+        </w:rPr>
+        <w:t xml:space="preserve">歐陽脩</w:t>
+      </w:r>
+      <w:r>
+        <w:rPr>
+          <w:rFonts w:ascii="Microsoft JhengHei" w:eastAsia="Microsoft JhengHei"/>
+        </w:rPr>
+        <w:t xml:space="preserve">說:「試著把這件事記錄下來。」同事說:「有一條狗臥在四通八達的大路上,奔馳的馬踢死了牠。」</w:t>
+      </w:r>
+      <w:r>
+        <w:rPr>
+          <w:rFonts w:ascii="Microsoft JhengHei" w:eastAsia="Microsoft JhengHei"/>
+          <w:u w:val="single"/>
+        </w:rPr>
+        <w:t xml:space="preserve">歐陽脩</w:t>
+      </w:r>
+      <w:r>
+        <w:rPr>
+          <w:rFonts w:ascii="Microsoft JhengHei" w:eastAsia="Microsoft JhengHei"/>
+        </w:rPr>
+        <w:t xml:space="preserve">說:「如果讓你來撰寫史書,一萬卷也寫不完。」同事問:「內翰認為該怎麼寫?」</w:t>
+      </w:r>
+      <w:r>
+        <w:rPr>
+          <w:rFonts w:ascii="Microsoft JhengHei" w:eastAsia="Microsoft JhengHei"/>
+          <w:u w:val="single"/>
+        </w:rPr>
+        <w:t xml:space="preserve">歐陽脩</w:t>
+      </w:r>
+      <w:r>
+        <w:rPr>
+          <w:rFonts w:ascii="Microsoft JhengHei" w:eastAsia="Microsoft JhengHei"/>
+        </w:rPr>
+        <w:t xml:space="preserve">說:「逸馬殺犬於道。」</w:t>
       </w:r>
     </w:p>
     <w:p>
@@ -3642,8 +4808,132 @@
       <w:r>
         <w:rPr>
           <w:rFonts w:ascii="Microsoft JhengHei" w:eastAsia="Microsoft JhengHei"/>
-        </w:rPr>
-        <w:t xml:space="preserve">季札之初使,北過徐君。徐君好季札劍,口弗敢言。季札心知之,為使上國,未獻。還至徐,徐君已死,於是乃解其寶劍,繫之徐君塚樹而去。從者曰:「徐君已死,尚誰予乎?」季子曰:「不然。始吾心已許之,豈以死倍吾心哉!」</w:t>
+          <w:u w:val="single"/>
+        </w:rPr>
+        <w:t xml:space="preserve">季札</w:t>
+      </w:r>
+      <w:r>
+        <w:rPr>
+          <w:rFonts w:ascii="Microsoft JhengHei" w:eastAsia="Microsoft JhengHei"/>
+        </w:rPr>
+        <w:t xml:space="preserve">之初使,北過</w:t>
+      </w:r>
+      <w:r>
+        <w:rPr>
+          <w:rFonts w:ascii="Microsoft JhengHei" w:eastAsia="Microsoft JhengHei"/>
+          <w:u w:val="single"/>
+        </w:rPr>
+        <w:t xml:space="preserve">徐君</w:t>
+      </w:r>
+      <w:r>
+        <w:rPr>
+          <w:rFonts w:ascii="Microsoft JhengHei" w:eastAsia="Microsoft JhengHei"/>
+        </w:rPr>
+        <w:t xml:space="preserve">。</w:t>
+      </w:r>
+      <w:r>
+        <w:rPr>
+          <w:rFonts w:ascii="Microsoft JhengHei" w:eastAsia="Microsoft JhengHei"/>
+          <w:u w:val="single"/>
+        </w:rPr>
+        <w:t xml:space="preserve">徐君</w:t>
+      </w:r>
+      <w:r>
+        <w:rPr>
+          <w:rFonts w:ascii="Microsoft JhengHei" w:eastAsia="Microsoft JhengHei"/>
+        </w:rPr>
+        <w:t xml:space="preserve">好</w:t>
+      </w:r>
+      <w:r>
+        <w:rPr>
+          <w:rFonts w:ascii="Microsoft JhengHei" w:eastAsia="Microsoft JhengHei"/>
+          <w:u w:val="single"/>
+        </w:rPr>
+        <w:t xml:space="preserve">季札</w:t>
+      </w:r>
+      <w:r>
+        <w:rPr>
+          <w:rFonts w:ascii="Microsoft JhengHei" w:eastAsia="Microsoft JhengHei"/>
+        </w:rPr>
+        <w:t xml:space="preserve">劍,口弗敢言。</w:t>
+      </w:r>
+      <w:r>
+        <w:rPr>
+          <w:rFonts w:ascii="Microsoft JhengHei" w:eastAsia="Microsoft JhengHei"/>
+          <w:u w:val="single"/>
+        </w:rPr>
+        <w:t xml:space="preserve">季札</w:t>
+      </w:r>
+      <w:r>
+        <w:rPr>
+          <w:rFonts w:ascii="Microsoft JhengHei" w:eastAsia="Microsoft JhengHei"/>
+        </w:rPr>
+        <w:t xml:space="preserve">心知之,為使上國,未獻。還至</w:t>
+      </w:r>
+      <w:r>
+        <w:rPr>
+          <w:rFonts w:ascii="Microsoft JhengHei" w:eastAsia="Microsoft JhengHei"/>
+          <w:u w:val="single"/>
+        </w:rPr>
+        <w:t xml:space="preserve">徐</w:t>
+      </w:r>
+      <w:r>
+        <w:rPr>
+          <w:rFonts w:ascii="Microsoft JhengHei" w:eastAsia="Microsoft JhengHei"/>
+        </w:rPr>
+        <w:t xml:space="preserve">,</w:t>
+      </w:r>
+      <w:r>
+        <w:rPr>
+          <w:rFonts w:ascii="Microsoft JhengHei" w:eastAsia="Microsoft JhengHei"/>
+          <w:u w:val="single"/>
+        </w:rPr>
+        <w:t xml:space="preserve">徐君</w:t>
+      </w:r>
+      <w:r>
+        <w:rPr>
+          <w:rFonts w:ascii="Microsoft JhengHei" w:eastAsia="Microsoft JhengHei"/>
+        </w:rPr>
+        <w:t xml:space="preserve">已死,於是乃解其寶劍,繫之</w:t>
+      </w:r>
+      <w:r>
+        <w:rPr>
+          <w:rFonts w:ascii="Microsoft JhengHei" w:eastAsia="Microsoft JhengHei"/>
+          <w:u w:val="single"/>
+        </w:rPr>
+        <w:t xml:space="preserve">徐君</w:t>
+      </w:r>
+      <w:r>
+        <w:rPr>
+          <w:rFonts w:ascii="Microsoft JhengHei" w:eastAsia="Microsoft JhengHei"/>
+        </w:rPr>
+        <w:t xml:space="preserve">塚樹而去。從者曰:「</w:t>
+      </w:r>
+      <w:r>
+        <w:rPr>
+          <w:rFonts w:ascii="Microsoft JhengHei" w:eastAsia="Microsoft JhengHei"/>
+          <w:u w:val="single"/>
+        </w:rPr>
+        <w:t xml:space="preserve">徐君</w:t>
+      </w:r>
+      <w:r>
+        <w:rPr>
+          <w:rFonts w:ascii="Microsoft JhengHei" w:eastAsia="Microsoft JhengHei"/>
+        </w:rPr>
+        <w:t xml:space="preserve">已死,尚誰予乎?」</w:t>
+      </w:r>
+      <w:r>
+        <w:rPr>
+          <w:rFonts w:ascii="Microsoft JhengHei" w:eastAsia="Microsoft JhengHei"/>
+          <w:u w:val="single"/>
+        </w:rPr>
+        <w:t xml:space="preserve">季子</w:t>
+      </w:r>
+      <w:r>
+        <w:rPr>
+          <w:rFonts w:ascii="Microsoft JhengHei" w:eastAsia="Microsoft JhengHei"/>
+        </w:rPr>
+        <w:t xml:space="preserve">曰:「不然。始吾心已許之,豈以死倍吾心哉!」</w:t>
       </w:r>
     </w:p>
     <w:p>
@@ -3855,8 +5145,132 @@
       <w:r>
         <w:rPr>
           <w:rFonts w:ascii="Microsoft JhengHei" w:eastAsia="Microsoft JhengHei"/>
-        </w:rPr>
-        <w:t xml:space="preserve">季札第一次出使,先去北方拜訪徐國的君主。徐君十分喜歡季札身上所佩的劍,口中卻不敢說。季札心裡也明白,但因為還要出使到中原各國,佩帶寶劍是一種禮節,所以沒有奉上。出使結束返回徐國時,徐君已經死了,於是解下寶劍,掛在徐君墳墓前的樹上,然後離去。隨從說:「徐君已經死了,你還要給誰呢?」季札說:「不是這樣的。當初我心裡已經答應要把劍送給他,怎麼能因為他死了就違背自己的心意呢!」</w:t>
+          <w:u w:val="single"/>
+        </w:rPr>
+        <w:t xml:space="preserve">季札</w:t>
+      </w:r>
+      <w:r>
+        <w:rPr>
+          <w:rFonts w:ascii="Microsoft JhengHei" w:eastAsia="Microsoft JhengHei"/>
+        </w:rPr>
+        <w:t xml:space="preserve">第一次出使,先去北方拜訪</w:t>
+      </w:r>
+      <w:r>
+        <w:rPr>
+          <w:rFonts w:ascii="Microsoft JhengHei" w:eastAsia="Microsoft JhengHei"/>
+          <w:u w:val="single"/>
+        </w:rPr>
+        <w:t xml:space="preserve">徐國</w:t>
+      </w:r>
+      <w:r>
+        <w:rPr>
+          <w:rFonts w:ascii="Microsoft JhengHei" w:eastAsia="Microsoft JhengHei"/>
+        </w:rPr>
+        <w:t xml:space="preserve">的君主。</w:t>
+      </w:r>
+      <w:r>
+        <w:rPr>
+          <w:rFonts w:ascii="Microsoft JhengHei" w:eastAsia="Microsoft JhengHei"/>
+          <w:u w:val="single"/>
+        </w:rPr>
+        <w:t xml:space="preserve">徐君</w:t>
+      </w:r>
+      <w:r>
+        <w:rPr>
+          <w:rFonts w:ascii="Microsoft JhengHei" w:eastAsia="Microsoft JhengHei"/>
+        </w:rPr>
+        <w:t xml:space="preserve">十分喜歡</w:t>
+      </w:r>
+      <w:r>
+        <w:rPr>
+          <w:rFonts w:ascii="Microsoft JhengHei" w:eastAsia="Microsoft JhengHei"/>
+          <w:u w:val="single"/>
+        </w:rPr>
+        <w:t xml:space="preserve">季札</w:t>
+      </w:r>
+      <w:r>
+        <w:rPr>
+          <w:rFonts w:ascii="Microsoft JhengHei" w:eastAsia="Microsoft JhengHei"/>
+        </w:rPr>
+        <w:t xml:space="preserve">身上所佩的劍,口中卻不敢說。</w:t>
+      </w:r>
+      <w:r>
+        <w:rPr>
+          <w:rFonts w:ascii="Microsoft JhengHei" w:eastAsia="Microsoft JhengHei"/>
+          <w:u w:val="single"/>
+        </w:rPr>
+        <w:t xml:space="preserve">季札</w:t>
+      </w:r>
+      <w:r>
+        <w:rPr>
+          <w:rFonts w:ascii="Microsoft JhengHei" w:eastAsia="Microsoft JhengHei"/>
+        </w:rPr>
+        <w:t xml:space="preserve">心裡也明白,但因為還要出使到中原各國,佩帶寶劍是一種禮節,所以沒有奉上。出使結束返回</w:t>
+      </w:r>
+      <w:r>
+        <w:rPr>
+          <w:rFonts w:ascii="Microsoft JhengHei" w:eastAsia="Microsoft JhengHei"/>
+          <w:u w:val="single"/>
+        </w:rPr>
+        <w:t xml:space="preserve">徐國</w:t>
+      </w:r>
+      <w:r>
+        <w:rPr>
+          <w:rFonts w:ascii="Microsoft JhengHei" w:eastAsia="Microsoft JhengHei"/>
+        </w:rPr>
+        <w:t xml:space="preserve">時,</w:t>
+      </w:r>
+      <w:r>
+        <w:rPr>
+          <w:rFonts w:ascii="Microsoft JhengHei" w:eastAsia="Microsoft JhengHei"/>
+          <w:u w:val="single"/>
+        </w:rPr>
+        <w:t xml:space="preserve">徐君</w:t>
+      </w:r>
+      <w:r>
+        <w:rPr>
+          <w:rFonts w:ascii="Microsoft JhengHei" w:eastAsia="Microsoft JhengHei"/>
+        </w:rPr>
+        <w:t xml:space="preserve">已經死了,於是解下寶劍,掛在</w:t>
+      </w:r>
+      <w:r>
+        <w:rPr>
+          <w:rFonts w:ascii="Microsoft JhengHei" w:eastAsia="Microsoft JhengHei"/>
+          <w:u w:val="single"/>
+        </w:rPr>
+        <w:t xml:space="preserve">徐君</w:t>
+      </w:r>
+      <w:r>
+        <w:rPr>
+          <w:rFonts w:ascii="Microsoft JhengHei" w:eastAsia="Microsoft JhengHei"/>
+        </w:rPr>
+        <w:t xml:space="preserve">墳墓前的樹上,然後離去。隨從說:「</w:t>
+      </w:r>
+      <w:r>
+        <w:rPr>
+          <w:rFonts w:ascii="Microsoft JhengHei" w:eastAsia="Microsoft JhengHei"/>
+          <w:u w:val="single"/>
+        </w:rPr>
+        <w:t xml:space="preserve">徐君</w:t>
+      </w:r>
+      <w:r>
+        <w:rPr>
+          <w:rFonts w:ascii="Microsoft JhengHei" w:eastAsia="Microsoft JhengHei"/>
+        </w:rPr>
+        <w:t xml:space="preserve">已經死了,你還要給誰呢?」</w:t>
+      </w:r>
+      <w:r>
+        <w:rPr>
+          <w:rFonts w:ascii="Microsoft JhengHei" w:eastAsia="Microsoft JhengHei"/>
+          <w:u w:val="single"/>
+        </w:rPr>
+        <w:t xml:space="preserve">季札</w:t>
+      </w:r>
+      <w:r>
+        <w:rPr>
+          <w:rFonts w:ascii="Microsoft JhengHei" w:eastAsia="Microsoft JhengHei"/>
+        </w:rPr>
+        <w:t xml:space="preserve">說:「不是這樣的。當初我心裡已經答應要把劍送給他,怎麼能因為他死了就違背自己的心意呢!」</w:t>
       </w:r>
     </w:p>
     <w:p>

--- a/古文今讀111-120.docx
+++ b/古文今讀111-120.docx
@@ -2228,39 +2228,195 @@
         <w:rPr>
           <w:rFonts w:ascii="Microsoft JhengHei" w:eastAsia="Microsoft JhengHei"/>
         </w:rPr>
-        <w:t xml:space="preserve">判斷「正午」的線索一:牡丹花瓣綻放、顏色乾燥不潤澤</w:t>
-      </w:r>
-    </w:p>
-    <w:p>
-      <w:pPr>
-        <w:pStyle w:val="ListParagraph"/>
-        <w:numPr>
-          <w:ilvl w:val="0"/>
-          <w:numId w:val="2"/>
-        </w:numPr>
-        <w:spacing w:after="60"/>
-      </w:pPr>
-      <w:r>
-        <w:rPr>
-          <w:rFonts w:ascii="Microsoft JhengHei" w:eastAsia="Microsoft JhengHei"/>
-        </w:rPr>
-        <w:t xml:space="preserve">線索二:貓的瞳孔縮成一條線(正午太陽正中,瞳孔最細)</w:t>
-      </w:r>
-    </w:p>
-    <w:p>
-      <w:pPr>
-        <w:pStyle w:val="ListParagraph"/>
-        <w:numPr>
-          <w:ilvl w:val="0"/>
-          <w:numId w:val="2"/>
-        </w:numPr>
-        <w:spacing w:after="60"/>
-      </w:pPr>
-      <w:r>
-        <w:rPr>
-          <w:rFonts w:ascii="Microsoft JhengHei" w:eastAsia="Microsoft JhengHei"/>
-        </w:rPr>
         <w:t xml:space="preserve">吳育「善求古人筆意」,建立在深切的觀察與體驗上</w:t>
+      </w:r>
+    </w:p>
+    <w:tbl>
+      <w:tblPr>
+        <w:tblW w:type="dxa" w:w="9000"/>
+        <w:tblBorders>
+          <w:top w:val="single" w:color="auto" w:sz="4"/>
+          <w:left w:val="single" w:color="auto" w:sz="4"/>
+          <w:bottom w:val="single" w:color="auto" w:sz="4"/>
+          <w:right w:val="single" w:color="auto" w:sz="4"/>
+          <w:insideH w:val="single" w:color="auto" w:sz="4"/>
+          <w:insideV w:val="single" w:color="auto" w:sz="4"/>
+        </w:tblBorders>
+      </w:tblPr>
+      <w:tblGrid>
+        <w:gridCol w:w="9000"/>
+      </w:tblGrid>
+      <w:tr>
+        <w:tc>
+          <w:tcPr>
+            <w:tcW w:type="dxa" w:w="9000"/>
+            <w:tcBorders>
+              <w:top w:val="single" w:color="1C7ED6" w:sz="6"/>
+              <w:left w:val="single" w:color="1C7ED6" w:sz="24"/>
+              <w:bottom w:val="single" w:color="1C7ED6" w:sz="6"/>
+              <w:right w:val="single" w:color="1C7ED6" w:sz="6"/>
+            </w:tcBorders>
+            <w:shd w:fill="E7F5FF" w:val="clear"/>
+            <w:tcMar>
+              <w:top w:type="dxa" w:w="80"/>
+              <w:left w:type="dxa" w:w="140"/>
+              <w:bottom w:type="dxa" w:w="80"/>
+              <w:right w:type="dxa" w:w="140"/>
+            </w:tcMar>
+          </w:tcPr>
+          <w:p>
+            <w:pPr>
+              <w:spacing w:after="60"/>
+            </w:pPr>
+            <w:r>
+              <w:rPr>
+                <w:rFonts w:ascii="Microsoft JhengHei" w:eastAsia="Microsoft JhengHei"/>
+                <w:b/>
+                <w:bCs/>
+                <w:color w:val="1C7ED6"/>
+              </w:rPr>
+              <w:t xml:space="preserve">💬 判斷線索一:牡丹花</w:t>
+            </w:r>
+          </w:p>
+          <w:p>
+            <w:pPr>
+              <w:spacing w:after="60"/>
+            </w:pPr>
+            <w:r>
+              <w:rPr>
+                <w:rFonts w:ascii="Microsoft JhengHei" w:eastAsia="Microsoft JhengHei"/>
+              </w:rPr>
+              <w:t xml:space="preserve">• 原文:其花披哆而色燥,此日中時花也。</w:t>
+            </w:r>
+          </w:p>
+          <w:p>
+            <w:pPr>
+              <w:spacing w:after="60"/>
+            </w:pPr>
+            <w:r>
+              <w:rPr>
+                <w:rFonts w:ascii="Microsoft JhengHei" w:eastAsia="Microsoft JhengHei"/>
+              </w:rPr>
+              <w:t xml:space="preserve">• 花瓣綻放(披哆)、顏色乾燥不潤澤,是正午時的花。</w:t>
+            </w:r>
+          </w:p>
+          <w:p>
+            <w:pPr>
+              <w:spacing w:after="60"/>
+            </w:pPr>
+            <w:r>
+              <w:rPr>
+                <w:rFonts w:ascii="Microsoft JhengHei" w:eastAsia="Microsoft JhengHei"/>
+              </w:rPr>
+              <w:t xml:space="preserve">• 對照:早晨帶露的花,花冠收攏(房斂)、顏色鮮潤(色澤)。</w:t>
+            </w:r>
+          </w:p>
+        </w:tc>
+      </w:tr>
+    </w:tbl>
+    <w:p>
+      <w:pPr>
+        <w:spacing w:after="60"/>
+      </w:pPr>
+      <w:r>
+        <w:rPr>
+          <w:rFonts w:ascii="Microsoft JhengHei" w:eastAsia="Microsoft JhengHei"/>
+        </w:rPr>
+        <w:t xml:space="preserve"/>
+      </w:r>
+    </w:p>
+    <w:tbl>
+      <w:tblPr>
+        <w:tblW w:type="dxa" w:w="9000"/>
+        <w:tblBorders>
+          <w:top w:val="single" w:color="auto" w:sz="4"/>
+          <w:left w:val="single" w:color="auto" w:sz="4"/>
+          <w:bottom w:val="single" w:color="auto" w:sz="4"/>
+          <w:right w:val="single" w:color="auto" w:sz="4"/>
+          <w:insideH w:val="single" w:color="auto" w:sz="4"/>
+          <w:insideV w:val="single" w:color="auto" w:sz="4"/>
+        </w:tblBorders>
+      </w:tblPr>
+      <w:tblGrid>
+        <w:gridCol w:w="9000"/>
+      </w:tblGrid>
+      <w:tr>
+        <w:tc>
+          <w:tcPr>
+            <w:tcW w:type="dxa" w:w="9000"/>
+            <w:tcBorders>
+              <w:top w:val="single" w:color="2F9E44" w:sz="6"/>
+              <w:left w:val="single" w:color="2F9E44" w:sz="24"/>
+              <w:bottom w:val="single" w:color="2F9E44" w:sz="6"/>
+              <w:right w:val="single" w:color="2F9E44" w:sz="6"/>
+            </w:tcBorders>
+            <w:shd w:fill="EBFBEE" w:val="clear"/>
+            <w:tcMar>
+              <w:top w:type="dxa" w:w="80"/>
+              <w:left w:type="dxa" w:w="140"/>
+              <w:bottom w:type="dxa" w:w="80"/>
+              <w:right w:type="dxa" w:w="140"/>
+            </w:tcMar>
+          </w:tcPr>
+          <w:p>
+            <w:pPr>
+              <w:spacing w:after="60"/>
+            </w:pPr>
+            <w:r>
+              <w:rPr>
+                <w:rFonts w:ascii="Microsoft JhengHei" w:eastAsia="Microsoft JhengHei"/>
+                <w:b/>
+                <w:bCs/>
+                <w:color w:val="2F9E44"/>
+              </w:rPr>
+              <w:t xml:space="preserve">💬 判斷線索二:貓眼</w:t>
+            </w:r>
+          </w:p>
+          <w:p>
+            <w:pPr>
+              <w:spacing w:after="60"/>
+            </w:pPr>
+            <w:r>
+              <w:rPr>
+                <w:rFonts w:ascii="Microsoft JhengHei" w:eastAsia="Microsoft JhengHei"/>
+              </w:rPr>
+              <w:t xml:space="preserve">• 原文:猫眼黑睛如線,此正午猫眼也。</w:t>
+            </w:r>
+          </w:p>
+          <w:p>
+            <w:pPr>
+              <w:spacing w:after="60"/>
+            </w:pPr>
+            <w:r>
+              <w:rPr>
+                <w:rFonts w:ascii="Microsoft JhengHei" w:eastAsia="Microsoft JhengHei"/>
+              </w:rPr>
+              <w:t xml:space="preserve">• 貓的瞳孔在早晨、傍晚是圓的,太陽漸漸移到正中,瞳孔就變得狹長,正午時縮成一條線。</w:t>
+            </w:r>
+          </w:p>
+          <w:p>
+            <w:pPr>
+              <w:spacing w:after="60"/>
+            </w:pPr>
+            <w:r>
+              <w:rPr>
+                <w:rFonts w:ascii="Microsoft JhengHei" w:eastAsia="Microsoft JhengHei"/>
+              </w:rPr>
+              <w:t xml:space="preserve">• 畫中貓的瞳孔像一條線,所以判斷畫的是正午。</w:t>
+            </w:r>
+          </w:p>
+        </w:tc>
+      </w:tr>
+    </w:tbl>
+    <w:p>
+      <w:pPr>
+        <w:spacing w:after="60"/>
+      </w:pPr>
+      <w:r>
+        <w:rPr>
+          <w:rFonts w:ascii="Microsoft JhengHei" w:eastAsia="Microsoft JhengHei"/>
+        </w:rPr>
+        <w:t xml:space="preserve"/>
       </w:r>
     </w:p>
     <w:p>

--- a/古文今讀111-120.docx
+++ b/古文今讀111-120.docx
@@ -9351,7 +9351,7 @@
         <w:rPr>
           <w:rFonts w:ascii="Microsoft JhengHei" w:eastAsia="Microsoft JhengHei"/>
         </w:rPr>
-        <w:t xml:space="preserve">(A)「緣」份:原因、理由　(B)無「緣」無故:原因、理由　(C)「緣」溪行,忘路之遠近:沿、循　(D)「緣」木求魚:攀爬</w:t>
+        <w:t xml:space="preserve">(A)「緣」份:原因、理由　(B)無「緣」無故:原因、理由　(C)花徑不曾「緣」客掃:因為、由於　(D)「緣」溪行,忘路之遠近:沿、循</w:t>
       </w:r>
     </w:p>
     <w:p>
@@ -9512,7 +9512,7 @@
         <w:rPr>
           <w:rFonts w:ascii="Microsoft JhengHei" w:eastAsia="Microsoft JhengHei"/>
         </w:rPr>
-        <w:t xml:space="preserve">(A)澭水暴「益」,荊人弗知:漲、漫出　(B)精「益」求精:漲、漫出　(C)助「益」:幫助、補助　(D)延年「益」壽:增加</w:t>
+        <w:t xml:space="preserve">(A)澭水暴「益」,荊人弗知:增加　(B)助「益」:幫助、補助　(C)利「益」:好處　(D)「益」友:有好處的</w:t>
       </w:r>
     </w:p>
     <w:p>
@@ -9535,7 +9535,7 @@
         <w:rPr>
           <w:rFonts w:ascii="Microsoft JhengHei" w:eastAsia="Microsoft JhengHei"/>
         </w:rPr>
-        <w:t xml:space="preserve">(A)瘦得兩眼都「塌」進去了　(B)桶底都「塌」下來了　(C)坍(ㄊㄢ)「塌」</w:t>
+        <w:t xml:space="preserve">(A)做人要「塌」實　(B)倒「塌」　(C)桶底都「塌」下來了　(D)瘦得兩眼都「塌」進去了</w:t>
       </w:r>
     </w:p>
     <w:p>
@@ -9558,7 +9558,7 @@
         <w:rPr>
           <w:rFonts w:ascii="Microsoft JhengHei" w:eastAsia="Microsoft JhengHei"/>
         </w:rPr>
-        <w:t xml:space="preserve">(A)桶底都「塌」下來了　(B)倒「塌」　(C)打「塌」鼻梁</w:t>
+        <w:t xml:space="preserve">(A)坍(ㄊㄢ)「塌」　(B)瘦得兩眼都「塌」進去了　(C)做人要「塌」實　(D)桶底都「塌」下來了</w:t>
       </w:r>
     </w:p>
     <w:p>
@@ -9581,7 +9581,7 @@
         <w:rPr>
           <w:rFonts w:ascii="Microsoft JhengHei" w:eastAsia="Microsoft JhengHei"/>
         </w:rPr>
-        <w:t xml:space="preserve">(A)桶底都「塌」下來了　(B)倒「塌」　(C)瘦得兩眼都「塌」進去了</w:t>
+        <w:t xml:space="preserve">(A)倒「塌」　(B)做人要「塌」實　(C)桶底都「塌」下來了　(D)打「塌」鼻梁</w:t>
       </w:r>
     </w:p>
     <w:p>
@@ -9604,7 +9604,7 @@
         <w:rPr>
           <w:rFonts w:ascii="Microsoft JhengHei" w:eastAsia="Microsoft JhengHei"/>
         </w:rPr>
-        <w:t xml:space="preserve">(A)瘦得兩眼都「塌」進去了:凹陷　(B)倒「塌」:垮落　(C)桶底都「塌」下來了:垮落</w:t>
+        <w:t xml:space="preserve">(A)倒「塌」:垮落　(B)打「塌」鼻梁:凹陷　(C)桶底都「塌」下來了:垮落　(D)坍(ㄊㄢ)「塌」:垮落</w:t>
       </w:r>
     </w:p>
     <w:p>
@@ -9627,7 +9627,7 @@
         <w:rPr>
           <w:rFonts w:ascii="Microsoft JhengHei" w:eastAsia="Microsoft JhengHei"/>
         </w:rPr>
-        <w:t xml:space="preserve">(A)虛情「假」意　(B)春「假」(ㄐㄧㄚˋ)　(C)「假」如　(D)狐「假」虎威</w:t>
+        <w:t xml:space="preserve">(A)「假」髮　(B)「假」手於人　(C)春「假」(ㄐㄧㄚˋ)　(D)於學無所遺,於辭無所「假」</w:t>
       </w:r>
     </w:p>
     <w:p>
@@ -9650,7 +9650,7 @@
         <w:rPr>
           <w:rFonts w:ascii="Microsoft JhengHei" w:eastAsia="Microsoft JhengHei"/>
         </w:rPr>
-        <w:t xml:space="preserve">(A)於學無所遺,於辭無所「假」　(B)虛情「假」意　(C)「假」如　(D)「假」手於人</w:t>
+        <w:t xml:space="preserve">(A)「假」髮　(B)「假」手於人　(C)於學無所遺,於辭無所「假」　(D)「假」如</w:t>
       </w:r>
     </w:p>
     <w:p>
@@ -9673,7 +9673,7 @@
         <w:rPr>
           <w:rFonts w:ascii="Microsoft JhengHei" w:eastAsia="Microsoft JhengHei"/>
         </w:rPr>
-        <w:t xml:space="preserve">(A)於學無所遺,於辭無所「假」　(B)「假」若　(C)「假」手於人　(D)銷「假」</w:t>
+        <w:t xml:space="preserve">(A)於學無所遺,於辭無所「假」　(B)虛情「假」意　(C)「假」手於人　(D)「假」若</w:t>
       </w:r>
     </w:p>
     <w:p>
@@ -9696,7 +9696,7 @@
         <w:rPr>
           <w:rFonts w:ascii="Microsoft JhengHei" w:eastAsia="Microsoft JhengHei"/>
         </w:rPr>
-        <w:t xml:space="preserve">(A)於學無所遺,於辭無所「假」　(B)銷「假」　(C)「假」如　(D)狐「假」虎威</w:t>
+        <w:t xml:space="preserve">(A)「假」手於人　(B)「假」如　(C)春「假」(ㄐㄧㄚˋ)　(D)於學無所遺,於辭無所「假」</w:t>
       </w:r>
     </w:p>
     <w:p>
@@ -9719,7 +9719,7 @@
         <w:rPr>
           <w:rFonts w:ascii="Microsoft JhengHei" w:eastAsia="Microsoft JhengHei"/>
         </w:rPr>
-        <w:t xml:space="preserve">(A)狐「假」虎威　(B)銷「假」　(C)「假」髮　(D)「假」若</w:t>
+        <w:t xml:space="preserve">(A)春「假」(ㄐㄧㄚˋ)　(B)「假」如　(C)「假」髮　(D)狐「假」虎威</w:t>
       </w:r>
     </w:p>
     <w:p>
@@ -9742,7 +9742,7 @@
         <w:rPr>
           <w:rFonts w:ascii="Microsoft JhengHei" w:eastAsia="Microsoft JhengHei"/>
         </w:rPr>
-        <w:t xml:space="preserve">(A)於學無所遺,於辭無所「假」:不真的、虛偽的、人造的　(B)銷「假」:工作期間依規定或經申請獲准的休息時間　(C)虛情「假」意:不真的、虛偽的、人造的　(D)「假」手於人:借</w:t>
+        <w:t xml:space="preserve">(A)狐「假」虎威:借　(B)「假」若:如果　(C)春「假」(ㄐㄧㄚˋ):工作期間依規定或經申請獲准的休息時間　(D)銷「假」:不真的、虛偽的、人造的</w:t>
       </w:r>
     </w:p>
     <w:p>
@@ -9756,7 +9756,7 @@
           <w:bCs/>
           <w:color w:val="2F9E44"/>
         </w:rPr>
-        <w:t xml:space="preserve">答案:1.(D)　2.(D)　3.(D)　4.(A)　5.(D)　6.(A)　7.(D)　8.(D)　9.(C)　10.(B)　11.(C)　12.(C)　13.(B)　14.(C)　15.(C)　16.(A)　17.(C)　18.(A)　19.(D)　20.(A)　21.(C)　22.(B)　23.(A)</w:t>
+        <w:t xml:space="preserve">答案:1.(D)　2.(D)　3.(D)　4.(A)　5.(D)　6.(A)　7.(D)　8.(D)　9.(C)　10.(B)　11.(C)　12.(C)　13.(A)　14.(B)　15.(B)　16.(C)　17.(C)　18.(A)　19.(B)　20.(A)　21.(B)　22.(A)　23.(D)</w:t>
       </w:r>
     </w:p>
     <w:sectPr>
